--- a/Stephen_King_CV.docx
+++ b/Stephen_King_CV.docx
@@ -6,7 +6,7 @@
       <w:pPr>
         <w:jc w:val="left"/>
         <w:rPr>
-          <w:rFonts w:ascii="Arial" w:eastAsia="Times New Roman" w:hAnsi="Arial" w:cs="Arial"/>
+          <w:rFonts w:eastAsia="Times New Roman" w:cs="Arial"/>
           <w:color w:val="808080" w:themeColor="background1" w:themeShade="80"/>
           <w:sz w:val="32"/>
           <w:szCs w:val="32"/>
@@ -15,7 +15,7 @@
       </w:pPr>
       <w:r>
         <w:rPr>
-          <w:rFonts w:ascii="Arial" w:eastAsia="Times New Roman" w:hAnsi="Arial" w:cs="Arial"/>
+          <w:rFonts w:eastAsia="Times New Roman" w:cs="Arial"/>
           <w:noProof/>
           <w:color w:val="808080" w:themeColor="background1" w:themeShade="80"/>
           <w:sz w:val="32"/>
@@ -27,20 +27,20 @@
             <v:stroke joinstyle="miter"/>
             <v:path gradientshapeok="t" o:connecttype="rect"/>
           </v:shapetype>
-          <v:shape id="_x0000_s1031" type="#_x0000_t202" style="position:absolute;margin-left:89.95pt;margin-top:-3.4pt;width:326.15pt;height:76.95pt;z-index:251660288;mso-width-relative:margin;mso-height-relative:margin" stroked="f" strokecolor="white [3212]">
+          <v:shape id="_x0000_s1031" type="#_x0000_t202" style="position:absolute;margin-left:89.95pt;margin-top:-3.4pt;width:326.15pt;height:67.6pt;z-index:251660288;mso-width-relative:margin;mso-height-relative:margin" stroked="f" strokecolor="white [3212]">
             <v:textbox style="mso-next-textbox:#_x0000_s1031">
               <w:txbxContent>
                 <w:p>
                   <w:pPr>
                     <w:rPr>
-                      <w:rFonts w:ascii="Arial" w:hAnsi="Arial" w:cs="Arial"/>
+                      <w:rFonts w:cs="Arial"/>
                       <w:sz w:val="96"/>
                       <w:szCs w:val="96"/>
                     </w:rPr>
                   </w:pPr>
                   <w:r>
                     <w:rPr>
-                      <w:rFonts w:ascii="Arial" w:hAnsi="Arial" w:cs="Arial"/>
+                      <w:rFonts w:cs="Arial"/>
                       <w:b/>
                       <w:sz w:val="96"/>
                       <w:szCs w:val="96"/>
@@ -49,7 +49,7 @@
                   </w:r>
                   <w:r>
                     <w:rPr>
-                      <w:rFonts w:ascii="Arial" w:hAnsi="Arial" w:cs="Arial"/>
+                      <w:rFonts w:cs="Arial"/>
                       <w:sz w:val="96"/>
                       <w:szCs w:val="96"/>
                     </w:rPr>
@@ -57,7 +57,7 @@
                   </w:r>
                   <w:r>
                     <w:rPr>
-                      <w:rFonts w:ascii="Arial" w:hAnsi="Arial" w:cs="Arial"/>
+                      <w:rFonts w:cs="Arial"/>
                       <w:color w:val="0070C0"/>
                       <w:sz w:val="96"/>
                       <w:szCs w:val="96"/>
@@ -72,7 +72,7 @@
       </w:r>
       <w:r>
         <w:rPr>
-          <w:rFonts w:ascii="Arial" w:eastAsia="Times New Roman" w:hAnsi="Arial" w:cs="Arial"/>
+          <w:rFonts w:eastAsia="Times New Roman" w:cs="Arial"/>
           <w:noProof/>
           <w:color w:val="808080" w:themeColor="background1" w:themeShade="80"/>
           <w:sz w:val="32"/>
@@ -80,14 +80,14 @@
           <w:lang w:eastAsia="en-GB"/>
         </w:rPr>
         <w:pict>
-          <v:shape id="_x0000_s1042" type="#_x0000_t202" style="position:absolute;margin-left:472.2pt;margin-top:73.55pt;width:71.05pt;height:15.55pt;z-index:251663360;mso-width-relative:margin;mso-height-relative:margin" stroked="f">
+          <v:shape id="_x0000_s1042" type="#_x0000_t202" style="position:absolute;margin-left:461.45pt;margin-top:58pt;width:81.8pt;height:15.55pt;z-index:251663360;mso-width-relative:margin;mso-height-relative:margin" stroked="f">
             <v:textbox style="mso-next-textbox:#_x0000_s1042">
               <w:txbxContent>
                 <w:p>
                   <w:pPr>
                     <w:jc w:val="left"/>
                     <w:rPr>
-                      <w:rFonts w:ascii="Arial" w:hAnsi="Arial" w:cs="Arial"/>
+                      <w:rFonts w:cs="Arial"/>
                       <w:color w:val="808080" w:themeColor="background1" w:themeShade="80"/>
                       <w:sz w:val="16"/>
                       <w:szCs w:val="16"/>
@@ -97,22 +97,22 @@
                     <w:r>
                       <w:rPr>
                         <w:rStyle w:val="Hyperlink"/>
-                        <w:rFonts w:ascii="Arial" w:hAnsi="Arial" w:cs="Arial"/>
-                        <w:color w:val="D9D9D9" w:themeColor="background1" w:themeShade="D9"/>
+                        <w:rFonts w:cs="Arial"/>
+                        <w:color w:val="808080" w:themeColor="background1" w:themeShade="80"/>
                         <w:sz w:val="16"/>
                         <w:szCs w:val="16"/>
                       </w:rPr>
-                      <w:t xml:space="preserve"> </w:t>
+                      <w:t>Get W</w:t>
                     </w:r>
                     <w:r>
                       <w:rPr>
                         <w:rStyle w:val="Hyperlink"/>
-                        <w:rFonts w:ascii="Arial" w:hAnsi="Arial" w:cs="Arial"/>
+                        <w:rFonts w:cs="Arial"/>
                         <w:color w:val="808080" w:themeColor="background1" w:themeShade="80"/>
                         <w:sz w:val="16"/>
                         <w:szCs w:val="16"/>
                       </w:rPr>
-                      <w:t>Word Version</w:t>
+                      <w:t>ord Version</w:t>
                     </w:r>
                   </w:hyperlink>
                 </w:p>
@@ -123,15 +123,15 @@
       </w:r>
       <w:r>
         <w:rPr>
-          <w:rFonts w:ascii="Arial" w:eastAsia="Times New Roman" w:hAnsi="Arial" w:cs="Arial"/>
+          <w:rFonts w:eastAsia="Times New Roman" w:cs="Arial"/>
           <w:noProof/>
           <w:sz w:val="72"/>
           <w:szCs w:val="72"/>
-          <w:lang w:eastAsia="en-GB"/>
+          <w:lang w:val="en-US"/>
         </w:rPr>
         <w:drawing>
           <wp:inline distT="0" distB="0" distL="0" distR="0">
-            <wp:extent cx="1070915" cy="1004809"/>
+            <wp:extent cx="898619" cy="843148"/>
             <wp:effectExtent l="19050" t="0" r="0" b="0"/>
             <wp:docPr id="10" name="Picture 9" descr="Untitled.png"/>
             <wp:cNvGraphicFramePr>
@@ -153,7 +153,7 @@
                   <pic:spPr>
                     <a:xfrm>
                       <a:off x="0" y="0"/>
-                      <a:ext cx="1071829" cy="1005667"/>
+                      <a:ext cx="903266" cy="847509"/>
                     </a:xfrm>
                     <a:prstGeom prst="rect">
                       <a:avLst/>
@@ -170,7 +170,7 @@
       <w:pPr>
         <w:jc w:val="left"/>
         <w:rPr>
-          <w:rFonts w:ascii="Arial" w:eastAsia="Times New Roman" w:hAnsi="Arial" w:cs="Arial"/>
+          <w:rFonts w:eastAsia="Times New Roman" w:cs="Arial"/>
           <w:lang w:eastAsia="en-GB"/>
         </w:rPr>
       </w:pPr>
@@ -208,7 +208,7 @@
           <w:p>
             <w:pPr>
               <w:rPr>
-                <w:rFonts w:ascii="Arial" w:eastAsia="Times New Roman" w:hAnsi="Arial" w:cs="Arial"/>
+                <w:rFonts w:eastAsia="Times New Roman" w:cs="Arial"/>
                 <w:sz w:val="24"/>
                 <w:szCs w:val="24"/>
                 <w:lang w:eastAsia="en-GB"/>
@@ -216,11 +216,11 @@
             </w:pPr>
             <w:r>
               <w:rPr>
-                <w:rFonts w:ascii="Arial" w:hAnsi="Arial" w:cs="Arial"/>
+                <w:rFonts w:cs="Arial"/>
                 <w:noProof/>
                 <w:sz w:val="24"/>
                 <w:szCs w:val="24"/>
-                <w:lang w:eastAsia="en-GB"/>
+                <w:lang w:val="en-US"/>
               </w:rPr>
               <w:drawing>
                 <wp:inline distT="0" distB="0" distL="0" distR="0">
@@ -262,7 +262,7 @@
             </w:r>
             <w:r>
               <w:rPr>
-                <w:rFonts w:ascii="Arial" w:hAnsi="Arial" w:cs="Arial"/>
+                <w:rFonts w:cs="Arial"/>
                 <w:sz w:val="24"/>
                 <w:szCs w:val="24"/>
               </w:rPr>
@@ -272,7 +272,7 @@
               <w:r>
                 <w:rPr>
                   <w:rStyle w:val="Hyperlink"/>
-                  <w:rFonts w:ascii="Arial" w:eastAsia="Times New Roman" w:hAnsi="Arial" w:cs="Arial"/>
+                  <w:rFonts w:eastAsia="Times New Roman" w:cs="Arial"/>
                   <w:color w:val="000000" w:themeColor="text1"/>
                   <w:sz w:val="24"/>
                   <w:szCs w:val="24"/>
@@ -284,7 +284,7 @@
             </w:hyperlink>
             <w:r>
               <w:rPr>
-                <w:rFonts w:ascii="Arial" w:hAnsi="Arial" w:cs="Arial"/>
+                <w:rFonts w:cs="Arial"/>
                 <w:color w:val="000000" w:themeColor="text1"/>
                 <w:sz w:val="24"/>
                 <w:szCs w:val="24"/>
@@ -293,11 +293,11 @@
             </w:r>
             <w:r>
               <w:rPr>
-                <w:rFonts w:ascii="Arial" w:hAnsi="Arial" w:cs="Arial"/>
+                <w:rFonts w:cs="Arial"/>
                 <w:noProof/>
                 <w:sz w:val="24"/>
                 <w:szCs w:val="24"/>
-                <w:lang w:eastAsia="en-GB"/>
+                <w:lang w:val="en-US"/>
               </w:rPr>
               <w:drawing>
                 <wp:inline distT="0" distB="0" distL="0" distR="0">
@@ -337,7 +337,7 @@
             </w:r>
             <w:r>
               <w:rPr>
-                <w:rFonts w:ascii="Arial" w:hAnsi="Arial" w:cs="Arial"/>
+                <w:rFonts w:cs="Arial"/>
                 <w:sz w:val="24"/>
                 <w:szCs w:val="24"/>
               </w:rPr>
@@ -345,15 +345,15 @@
             </w:r>
             <w:r>
               <w:rPr>
-                <w:rFonts w:ascii="Arial" w:hAnsi="Arial" w:cs="Arial"/>
+                <w:rFonts w:asciiTheme="minorHAnsi" w:hAnsiTheme="minorHAnsi" w:cstheme="minorHAnsi"/>
                 <w:sz w:val="24"/>
                 <w:szCs w:val="24"/>
               </w:rPr>
-              <w:t>07516703223</w:t>
+              <w:t>07356080682</w:t>
             </w:r>
             <w:r>
               <w:rPr>
-                <w:rFonts w:ascii="Arial" w:eastAsia="Times New Roman" w:hAnsi="Arial" w:cs="Arial"/>
+                <w:rFonts w:eastAsia="Times New Roman" w:cs="Arial"/>
                 <w:color w:val="auto"/>
                 <w:sz w:val="24"/>
                 <w:szCs w:val="24"/>
@@ -363,7 +363,7 @@
             </w:r>
             <w:r>
               <w:rPr>
-                <w:rFonts w:ascii="Arial" w:hAnsi="Arial" w:cs="Arial"/>
+                <w:rFonts w:cs="Arial"/>
                 <w:sz w:val="24"/>
                 <w:szCs w:val="24"/>
               </w:rPr>
@@ -371,11 +371,11 @@
             </w:r>
             <w:r>
               <w:rPr>
-                <w:rFonts w:ascii="Arial" w:eastAsia="Times New Roman" w:hAnsi="Arial" w:cs="Arial"/>
+                <w:rFonts w:eastAsia="Times New Roman" w:cs="Arial"/>
                 <w:noProof/>
                 <w:sz w:val="24"/>
                 <w:szCs w:val="24"/>
-                <w:lang w:eastAsia="en-GB"/>
+                <w:lang w:val="en-US"/>
               </w:rPr>
               <w:drawing>
                 <wp:inline distT="0" distB="0" distL="0" distR="0">
@@ -417,7 +417,7 @@
             </w:r>
             <w:r>
               <w:rPr>
-                <w:rFonts w:ascii="Arial" w:hAnsi="Arial" w:cs="Arial"/>
+                <w:rFonts w:cs="Arial"/>
                 <w:sz w:val="24"/>
                 <w:szCs w:val="24"/>
               </w:rPr>
@@ -427,7 +427,7 @@
               <w:r>
                 <w:rPr>
                   <w:rStyle w:val="Hyperlink"/>
-                  <w:rFonts w:ascii="Arial" w:hAnsi="Arial" w:cs="Arial"/>
+                  <w:rFonts w:cs="Arial"/>
                   <w:color w:val="auto"/>
                   <w:sz w:val="24"/>
                   <w:szCs w:val="24"/>
@@ -467,7 +467,7 @@
           <w:p>
             <w:pPr>
               <w:rPr>
-                <w:rFonts w:ascii="Arial" w:eastAsia="Times New Roman" w:hAnsi="Arial" w:cs="Arial"/>
+                <w:rFonts w:eastAsia="Times New Roman" w:cs="Arial"/>
                 <w:sz w:val="24"/>
                 <w:szCs w:val="24"/>
                 <w:lang w:eastAsia="en-GB"/>
@@ -475,11 +475,11 @@
             </w:pPr>
             <w:r>
               <w:rPr>
-                <w:rFonts w:ascii="Arial" w:eastAsia="Times New Roman" w:hAnsi="Arial" w:cs="Arial"/>
+                <w:rFonts w:eastAsia="Times New Roman" w:cs="Arial"/>
                 <w:noProof/>
                 <w:sz w:val="24"/>
                 <w:szCs w:val="24"/>
-                <w:lang w:eastAsia="en-GB"/>
+                <w:lang w:val="en-US"/>
               </w:rPr>
               <w:drawing>
                 <wp:inline distT="0" distB="0" distL="0" distR="0">
@@ -521,7 +521,7 @@
             </w:r>
             <w:r>
               <w:rPr>
-                <w:rFonts w:ascii="Arial" w:eastAsia="Times New Roman" w:hAnsi="Arial" w:cs="Arial"/>
+                <w:rFonts w:eastAsia="Times New Roman" w:cs="Arial"/>
                 <w:color w:val="auto"/>
                 <w:sz w:val="24"/>
                 <w:szCs w:val="24"/>
@@ -533,7 +533,7 @@
               <w:r>
                 <w:rPr>
                   <w:rStyle w:val="Hyperlink"/>
-                  <w:rFonts w:ascii="Arial" w:hAnsi="Arial" w:cs="Arial"/>
+                  <w:rFonts w:cs="Arial"/>
                   <w:color w:val="auto"/>
                   <w:sz w:val="24"/>
                   <w:szCs w:val="24"/>
@@ -545,7 +545,7 @@
             </w:hyperlink>
             <w:r>
               <w:rPr>
-                <w:rFonts w:ascii="Arial" w:hAnsi="Arial" w:cs="Arial"/>
+                <w:rFonts w:cs="Arial"/>
                 <w:sz w:val="24"/>
                 <w:szCs w:val="24"/>
               </w:rPr>
@@ -575,12 +575,12 @@
       <w:pPr>
         <w:jc w:val="left"/>
         <w:rPr>
-          <w:rFonts w:ascii="Arial" w:hAnsi="Arial" w:cs="Arial"/>
-        </w:rPr>
-      </w:pPr>
-      <w:r>
-        <w:rPr>
-          <w:rFonts w:ascii="Arial" w:hAnsi="Arial" w:cs="Arial"/>
+          <w:rFonts w:cs="Arial"/>
+        </w:rPr>
+      </w:pPr>
+      <w:r>
+        <w:rPr>
+          <w:rFonts w:cs="Arial"/>
           <w:color w:val="C00000"/>
         </w:rPr>
         <w:pict>
@@ -588,76 +588,19 @@
         </w:pict>
       </w:r>
       <w:r>
-        <w:rPr>
-          <w:rFonts w:cs="Noto Sans"/>
-          <w:sz w:val="20"/>
-          <w:szCs w:val="20"/>
-        </w:rPr>
-        <w:t xml:space="preserve">I'm an experienced </w:t>
-      </w:r>
-      <w:r>
-        <w:rPr>
-          <w:rFonts w:cs="Noto Sans"/>
-          <w:sz w:val="20"/>
-          <w:szCs w:val="20"/>
-        </w:rPr>
-        <w:t>software engineer</w:t>
-      </w:r>
-      <w:r>
-        <w:rPr>
-          <w:rFonts w:cs="Noto Sans"/>
-          <w:sz w:val="20"/>
-          <w:szCs w:val="20"/>
-        </w:rPr>
-        <w:t xml:space="preserve"> </w:t>
-      </w:r>
-      <w:r>
-        <w:rPr>
-          <w:rFonts w:cs="Noto Sans"/>
-          <w:sz w:val="20"/>
-          <w:szCs w:val="20"/>
-        </w:rPr>
-        <w:t xml:space="preserve">focusing on </w:t>
-      </w:r>
-      <w:r>
-        <w:rPr>
-          <w:rFonts w:cs="Noto Sans"/>
-          <w:sz w:val="20"/>
-          <w:szCs w:val="20"/>
-        </w:rPr>
-        <w:t>optimizing processes through inventive ideas, automation, and efficient tool</w:t>
-      </w:r>
-      <w:r>
-        <w:rPr>
-          <w:rFonts w:cs="Noto Sans"/>
-          <w:sz w:val="20"/>
-          <w:szCs w:val="20"/>
-        </w:rPr>
-        <w:t>ing</w:t>
-      </w:r>
-      <w:r>
-        <w:rPr>
-          <w:rFonts w:cs="Noto Sans"/>
-          <w:sz w:val="20"/>
-          <w:szCs w:val="20"/>
-        </w:rPr>
-        <w:t xml:space="preserve">. I specialize in crafting scalable, maintainable software solutions, emphasizing clean, readable, and reusable code. Whether working independently or in a team, I'm proactive, self-motivated and </w:t>
-      </w:r>
-      <w:r>
-        <w:rPr>
-          <w:rFonts w:cs="Noto Sans"/>
-          <w:sz w:val="20"/>
-          <w:szCs w:val="20"/>
-        </w:rPr>
-        <w:t>conscientious</w:t>
-      </w:r>
-      <w:r>
-        <w:rPr>
-          <w:rFonts w:cs="Noto Sans"/>
-          <w:sz w:val="20"/>
-          <w:szCs w:val="20"/>
-        </w:rPr>
-        <w:t>.</w:t>
+        <w:t>Experienced Python Developer and Software Engineer with 1</w:t>
+      </w:r>
+      <w:r>
+        <w:t>6</w:t>
+      </w:r>
+      <w:r>
+        <w:t>+ years of expertise in automation, embedded systems, and scalable software design. Skilled at moderni</w:t>
+      </w:r>
+      <w:r>
+        <w:t>s</w:t>
+      </w:r>
+      <w:r>
+        <w:t>ing legacy systems, streamlining workflows, and building efficient, maintainable codebases. Equally effective as an independent problem-solver or collaborative team member, with a proactive, results-focused approach that consistently delivers measurable improvements in performance and reliability.</w:t>
       </w:r>
     </w:p>
     <w:p>
@@ -679,513 +622,225 @@
     <w:p>
       <w:pPr>
         <w:rPr>
-          <w:rFonts w:ascii="Arial" w:hAnsi="Arial" w:cs="Arial"/>
-        </w:rPr>
-      </w:pPr>
-      <w:r>
-        <w:rPr>
-          <w:rFonts w:ascii="Arial" w:hAnsi="Arial" w:cs="Arial"/>
+          <w:rFonts w:cs="Arial"/>
+        </w:rPr>
+      </w:pPr>
+      <w:r>
+        <w:rPr>
+          <w:rFonts w:cs="Arial"/>
           <w:color w:val="0070C0"/>
         </w:rPr>
         <w:pict>
-          <v:rect id="_x0000_i1026" style="width:481.9pt;height:4pt;mso-position-vertical:absolute" o:hralign="center" o:hrstd="t" o:hrnoshade="t" o:hr="t" fillcolor="#0070c0" stroked="f"/>
+          <v:rect id="_x0000_i1026" style="width:481.9pt;height:4pt" o:hralign="center" o:hrstd="t" o:hrnoshade="t" o:hr="t" fillcolor="#0070c0" stroked="f"/>
         </w:pict>
       </w:r>
     </w:p>
-    <w:tbl>
-      <w:tblPr>
-        <w:tblStyle w:val="TableGrid"/>
-        <w:tblW w:w="0" w:type="auto"/>
-        <w:tblBorders>
-          <w:top w:val="none" w:sz="0" w:space="0" w:color="auto"/>
-          <w:left w:val="none" w:sz="0" w:space="0" w:color="auto"/>
-          <w:bottom w:val="none" w:sz="0" w:space="0" w:color="auto"/>
-          <w:right w:val="none" w:sz="0" w:space="0" w:color="auto"/>
-          <w:insideH w:val="none" w:sz="0" w:space="0" w:color="auto"/>
-          <w:insideV w:val="none" w:sz="0" w:space="0" w:color="auto"/>
-        </w:tblBorders>
-        <w:tblLook w:val="04A0"/>
-      </w:tblPr>
-      <w:tblGrid>
-        <w:gridCol w:w="4927"/>
-        <w:gridCol w:w="4927"/>
-      </w:tblGrid>
-      <w:tr>
-        <w:tc>
-          <w:tcPr>
-            <w:tcW w:w="4927" w:type="dxa"/>
-          </w:tcPr>
-          <w:p>
-            <w:pPr>
-              <w:pStyle w:val="liste"/>
-              <w:numPr>
-                <w:ilvl w:val="0"/>
-                <w:numId w:val="13"/>
-              </w:numPr>
-              <w:rPr>
-                <w:rFonts w:cs="Noto Sans"/>
-                <w:b/>
-                <w:lang w:eastAsia="en-GB"/>
-              </w:rPr>
-            </w:pPr>
-            <w:r>
-              <w:rPr>
-                <w:rFonts w:cs="Noto Sans"/>
-                <w:b/>
-                <w:lang w:eastAsia="en-GB"/>
-              </w:rPr>
-              <w:t>Python</w:t>
-            </w:r>
-          </w:p>
-        </w:tc>
-        <w:tc>
-          <w:tcPr>
-            <w:tcW w:w="4927" w:type="dxa"/>
-          </w:tcPr>
-          <w:p>
-            <w:pPr>
-              <w:pStyle w:val="liste"/>
-              <w:numPr>
-                <w:ilvl w:val="0"/>
-                <w:numId w:val="13"/>
-              </w:numPr>
-              <w:rPr>
-                <w:rFonts w:cs="Noto Sans"/>
-                <w:lang w:eastAsia="en-GB"/>
-              </w:rPr>
-            </w:pPr>
-            <w:r>
-              <w:rPr>
-                <w:rFonts w:cs="Noto Sans"/>
-                <w:lang w:eastAsia="en-GB"/>
-              </w:rPr>
-              <w:t>Automation (</w:t>
-            </w:r>
-            <w:r>
-              <w:rPr>
-                <w:rFonts w:cs="Noto Sans"/>
-                <w:lang w:eastAsia="en-GB"/>
-              </w:rPr>
-              <w:t xml:space="preserve">QA, AWS, </w:t>
-            </w:r>
-            <w:r>
-              <w:rPr>
-                <w:rFonts w:cs="Noto Sans"/>
-                <w:lang w:eastAsia="en-GB"/>
-              </w:rPr>
-              <w:t>Network</w:t>
-            </w:r>
-            <w:r>
-              <w:rPr>
-                <w:rFonts w:cs="Noto Sans"/>
-                <w:lang w:eastAsia="en-GB"/>
-              </w:rPr>
-              <w:t>s</w:t>
-            </w:r>
-            <w:r>
-              <w:rPr>
-                <w:rFonts w:cs="Noto Sans"/>
-                <w:lang w:eastAsia="en-GB"/>
-              </w:rPr>
-              <w:t>, CI/CD</w:t>
-            </w:r>
-            <w:r>
-              <w:rPr>
-                <w:rFonts w:cs="Noto Sans"/>
-                <w:lang w:eastAsia="en-GB"/>
-              </w:rPr>
-              <w:t>)</w:t>
-            </w:r>
-          </w:p>
-        </w:tc>
-      </w:tr>
-      <w:tr>
-        <w:tc>
-          <w:tcPr>
-            <w:tcW w:w="4927" w:type="dxa"/>
-          </w:tcPr>
-          <w:p>
-            <w:pPr>
-              <w:pStyle w:val="liste"/>
-              <w:numPr>
-                <w:ilvl w:val="0"/>
-                <w:numId w:val="13"/>
-              </w:numPr>
-              <w:rPr>
-                <w:rFonts w:cs="Noto Sans"/>
-                <w:lang w:eastAsia="en-GB"/>
-              </w:rPr>
-            </w:pPr>
-            <w:r>
-              <w:rPr>
-                <w:rFonts w:cs="Noto Sans"/>
-                <w:lang w:eastAsia="en-GB"/>
-              </w:rPr>
-              <w:t>Git</w:t>
-            </w:r>
-            <w:r>
-              <w:rPr>
-                <w:rFonts w:cs="Noto Sans"/>
-                <w:lang w:eastAsia="en-GB"/>
-              </w:rPr>
-              <w:t xml:space="preserve">, </w:t>
-            </w:r>
-            <w:r>
-              <w:rPr>
-                <w:rFonts w:cs="Noto Sans"/>
-                <w:lang w:eastAsia="en-GB"/>
-              </w:rPr>
-              <w:t>GitHub</w:t>
-            </w:r>
-          </w:p>
-        </w:tc>
-        <w:tc>
-          <w:tcPr>
-            <w:tcW w:w="4927" w:type="dxa"/>
-          </w:tcPr>
-          <w:p>
-            <w:pPr>
-              <w:pStyle w:val="liste"/>
-              <w:numPr>
-                <w:ilvl w:val="0"/>
-                <w:numId w:val="13"/>
-              </w:numPr>
-              <w:rPr>
-                <w:rFonts w:cs="Noto Sans"/>
-                <w:lang w:eastAsia="en-GB"/>
-              </w:rPr>
-            </w:pPr>
-            <w:r>
-              <w:rPr>
-                <w:rFonts w:cs="Noto Sans"/>
-                <w:lang w:eastAsia="en-GB"/>
-              </w:rPr>
-              <w:t>Networking</w:t>
-            </w:r>
-          </w:p>
-        </w:tc>
-      </w:tr>
-      <w:tr>
-        <w:tc>
-          <w:tcPr>
-            <w:tcW w:w="4927" w:type="dxa"/>
-          </w:tcPr>
-          <w:p>
-            <w:pPr>
-              <w:pStyle w:val="liste"/>
-              <w:numPr>
-                <w:ilvl w:val="0"/>
-                <w:numId w:val="13"/>
-              </w:numPr>
-              <w:rPr>
-                <w:rFonts w:cs="Noto Sans"/>
-                <w:lang w:eastAsia="en-GB"/>
-              </w:rPr>
-            </w:pPr>
-            <w:r>
-              <w:rPr>
-                <w:rFonts w:cs="Noto Sans"/>
-                <w:lang w:eastAsia="en-GB"/>
-              </w:rPr>
-              <w:t>FastAPI</w:t>
-            </w:r>
-          </w:p>
-          <w:p>
-            <w:pPr>
-              <w:pStyle w:val="liste"/>
-              <w:numPr>
-                <w:ilvl w:val="0"/>
-                <w:numId w:val="13"/>
-              </w:numPr>
-              <w:rPr>
-                <w:rFonts w:cs="Noto Sans"/>
-                <w:lang w:eastAsia="en-GB"/>
-              </w:rPr>
-            </w:pPr>
-            <w:r>
-              <w:rPr>
-                <w:rFonts w:cs="Noto Sans"/>
-                <w:lang w:eastAsia="en-GB"/>
-              </w:rPr>
-              <w:t>AWS</w:t>
-            </w:r>
-          </w:p>
-        </w:tc>
-        <w:tc>
-          <w:tcPr>
-            <w:tcW w:w="4927" w:type="dxa"/>
-          </w:tcPr>
-          <w:p>
-            <w:pPr>
-              <w:pStyle w:val="liste"/>
-              <w:numPr>
-                <w:ilvl w:val="0"/>
-                <w:numId w:val="13"/>
-              </w:numPr>
-              <w:rPr>
-                <w:rFonts w:cs="Noto Sans"/>
-                <w:lang w:eastAsia="en-GB"/>
-              </w:rPr>
-            </w:pPr>
-            <w:r>
-              <w:rPr>
-                <w:rFonts w:cs="Noto Sans"/>
-                <w:lang w:eastAsia="en-GB"/>
-              </w:rPr>
-              <w:t>Linux</w:t>
-            </w:r>
-            <w:r>
-              <w:rPr>
-                <w:rFonts w:cs="Noto Sans"/>
-                <w:lang w:eastAsia="en-GB"/>
-              </w:rPr>
-              <w:t xml:space="preserve">, </w:t>
-            </w:r>
-            <w:r>
-              <w:rPr>
-                <w:rFonts w:cs="Noto Sans"/>
-                <w:lang w:eastAsia="en-GB"/>
-              </w:rPr>
-              <w:t>Bash scripting</w:t>
-            </w:r>
-          </w:p>
-          <w:p>
-            <w:pPr>
-              <w:pStyle w:val="liste"/>
-              <w:numPr>
-                <w:ilvl w:val="0"/>
-                <w:numId w:val="13"/>
-              </w:numPr>
-              <w:rPr>
-                <w:rFonts w:cs="Noto Sans"/>
-                <w:lang w:eastAsia="en-GB"/>
-              </w:rPr>
-            </w:pPr>
-            <w:r>
-              <w:rPr>
-                <w:rFonts w:cs="Noto Sans"/>
-                <w:lang w:eastAsia="en-GB"/>
-              </w:rPr>
-              <w:t>Docker</w:t>
-            </w:r>
-          </w:p>
-        </w:tc>
-      </w:tr>
-      <w:tr>
-        <w:tc>
-          <w:tcPr>
-            <w:tcW w:w="4927" w:type="dxa"/>
-          </w:tcPr>
-          <w:p>
-            <w:pPr>
-              <w:pStyle w:val="liste"/>
-              <w:numPr>
-                <w:ilvl w:val="0"/>
-                <w:numId w:val="14"/>
-              </w:numPr>
-              <w:rPr>
-                <w:rFonts w:cs="Noto Sans"/>
-                <w:lang w:eastAsia="en-GB"/>
-              </w:rPr>
-            </w:pPr>
-            <w:r>
-              <w:rPr>
-                <w:rFonts w:cs="Noto Sans"/>
-                <w:lang w:eastAsia="en-GB"/>
-              </w:rPr>
-              <w:t xml:space="preserve">IaC, </w:t>
-            </w:r>
-            <w:r>
-              <w:rPr>
-                <w:rFonts w:cs="Noto Sans"/>
-                <w:lang w:eastAsia="en-GB"/>
-              </w:rPr>
-              <w:t>Ansible</w:t>
-            </w:r>
-          </w:p>
-          <w:p>
-            <w:pPr>
-              <w:pStyle w:val="liste"/>
-              <w:numPr>
-                <w:ilvl w:val="0"/>
-                <w:numId w:val="14"/>
-              </w:numPr>
-              <w:rPr>
-                <w:rFonts w:cs="Noto Sans"/>
-                <w:lang w:eastAsia="en-GB"/>
-              </w:rPr>
-            </w:pPr>
-            <w:r>
-              <w:rPr>
-                <w:rFonts w:cs="Noto Sans"/>
-                <w:lang w:eastAsia="en-GB"/>
-              </w:rPr>
-              <w:t>Technical documentation</w:t>
-            </w:r>
-          </w:p>
-          <w:p>
-            <w:pPr>
-              <w:pStyle w:val="liste"/>
-              <w:numPr>
-                <w:ilvl w:val="0"/>
-                <w:numId w:val="14"/>
-              </w:numPr>
-              <w:rPr>
-                <w:rFonts w:cs="Noto Sans"/>
-                <w:lang w:eastAsia="en-GB"/>
-              </w:rPr>
-            </w:pPr>
-            <w:r>
-              <w:rPr>
-                <w:rFonts w:cs="Noto Sans"/>
-                <w:lang w:eastAsia="en-GB"/>
-              </w:rPr>
-              <w:t xml:space="preserve">BDD, </w:t>
-            </w:r>
-            <w:r>
-              <w:rPr>
-                <w:rFonts w:cs="Noto Sans"/>
-                <w:lang w:eastAsia="en-GB"/>
-              </w:rPr>
-              <w:t>Robot Framework</w:t>
-            </w:r>
-            <w:r>
-              <w:rPr>
-                <w:rFonts w:cs="Noto Sans"/>
-                <w:lang w:eastAsia="en-GB"/>
-              </w:rPr>
-              <w:t>, Behave</w:t>
-            </w:r>
-          </w:p>
-          <w:p>
-            <w:pPr>
-              <w:pStyle w:val="liste"/>
-              <w:numPr>
-                <w:ilvl w:val="0"/>
-                <w:numId w:val="14"/>
-              </w:numPr>
-              <w:rPr>
-                <w:rFonts w:cs="Noto Sans"/>
-                <w:lang w:eastAsia="en-GB"/>
-              </w:rPr>
-            </w:pPr>
-            <w:r>
-              <w:rPr>
-                <w:rFonts w:cs="Noto Sans"/>
-                <w:lang w:eastAsia="en-GB"/>
-              </w:rPr>
-              <w:t>IoT</w:t>
-            </w:r>
-            <w:r>
-              <w:rPr>
-                <w:rFonts w:cs="Noto Sans"/>
-                <w:lang w:eastAsia="en-GB"/>
-              </w:rPr>
-              <w:t>, Single Board Computers</w:t>
-            </w:r>
-          </w:p>
-        </w:tc>
-        <w:tc>
-          <w:tcPr>
-            <w:tcW w:w="4927" w:type="dxa"/>
-          </w:tcPr>
-          <w:p>
-            <w:pPr>
-              <w:pStyle w:val="liste"/>
-              <w:numPr>
-                <w:ilvl w:val="0"/>
-                <w:numId w:val="14"/>
-              </w:numPr>
-              <w:rPr>
-                <w:rFonts w:cs="Noto Sans"/>
-                <w:lang w:eastAsia="en-GB"/>
-              </w:rPr>
-            </w:pPr>
-            <w:r>
-              <w:rPr>
-                <w:rFonts w:cs="Noto Sans"/>
-                <w:lang w:eastAsia="en-GB"/>
-              </w:rPr>
-              <w:t>ETL</w:t>
-            </w:r>
-          </w:p>
-          <w:p>
-            <w:pPr>
-              <w:pStyle w:val="liste"/>
-              <w:numPr>
-                <w:ilvl w:val="0"/>
-                <w:numId w:val="14"/>
-              </w:numPr>
-              <w:rPr>
-                <w:rFonts w:cs="Noto Sans"/>
-                <w:lang w:eastAsia="en-GB"/>
-              </w:rPr>
-            </w:pPr>
-            <w:r>
-              <w:rPr>
-                <w:rFonts w:cs="Noto Sans"/>
-                <w:lang w:eastAsia="en-GB"/>
-              </w:rPr>
-              <w:t>OpenAPI, REST API's, GraphQL</w:t>
-            </w:r>
-          </w:p>
-          <w:p>
-            <w:pPr>
-              <w:pStyle w:val="liste"/>
-              <w:numPr>
-                <w:ilvl w:val="0"/>
-                <w:numId w:val="14"/>
-              </w:numPr>
-              <w:rPr>
-                <w:rFonts w:cs="Noto Sans"/>
-                <w:lang w:eastAsia="en-GB"/>
-              </w:rPr>
-            </w:pPr>
-            <w:r>
-              <w:rPr>
-                <w:rFonts w:cs="Noto Sans"/>
-                <w:lang w:eastAsia="en-GB"/>
-              </w:rPr>
-              <w:t>Microservice Architecture</w:t>
-            </w:r>
-          </w:p>
-          <w:p>
-            <w:pPr>
-              <w:pStyle w:val="liste"/>
-              <w:numPr>
-                <w:ilvl w:val="0"/>
-                <w:numId w:val="14"/>
-              </w:numPr>
-              <w:rPr>
-                <w:rFonts w:cs="Noto Sans"/>
-                <w:lang w:eastAsia="en-GB"/>
-              </w:rPr>
-            </w:pPr>
-            <w:r>
-              <w:rPr>
-                <w:rFonts w:cs="Noto Sans"/>
-                <w:lang w:eastAsia="en-GB"/>
-              </w:rPr>
-              <w:t xml:space="preserve">NoSQL, CouchDB, </w:t>
-            </w:r>
-            <w:r>
-              <w:rPr>
-                <w:rFonts w:cs="Noto Sans"/>
-                <w:lang w:eastAsia="en-GB"/>
-              </w:rPr>
-              <w:t>Elasticsearch</w:t>
-            </w:r>
-            <w:r>
-              <w:rPr>
-                <w:rFonts w:cs="Noto Sans"/>
-                <w:lang w:eastAsia="en-GB"/>
-              </w:rPr>
-              <w:t>, Redis</w:t>
-            </w:r>
-          </w:p>
-        </w:tc>
-      </w:tr>
-    </w:tbl>
+    <w:p>
+      <w:pPr>
+        <w:pStyle w:val="liste"/>
+        <w:numPr>
+          <w:ilvl w:val="0"/>
+          <w:numId w:val="0"/>
+        </w:numPr>
+        <w:ind w:left="360" w:hanging="360"/>
+      </w:pPr>
+      <w:r>
+        <w:rPr>
+          <w:rFonts w:hAnsi="Symbol"/>
+        </w:rPr>
+        <w:t></w:t>
+      </w:r>
+      <w:r>
+        <w:t xml:space="preserve">  </w:t>
+      </w:r>
+      <w:r>
+        <w:rPr>
+          <w:rStyle w:val="Strong"/>
+        </w:rPr>
+        <w:t>Python Development:</w:t>
+      </w:r>
+      <w:r>
+        <w:t xml:space="preserve"> 16+ years building scalable, maintainable applications with advanced use of Python, </w:t>
+      </w:r>
+    </w:p>
+    <w:p>
+      <w:pPr>
+        <w:pStyle w:val="liste"/>
+        <w:numPr>
+          <w:ilvl w:val="0"/>
+          <w:numId w:val="0"/>
+        </w:numPr>
+        <w:ind w:left="360" w:hanging="360"/>
+      </w:pPr>
+      <w:r>
+        <w:rPr>
+          <w:rFonts w:hAnsi="Symbol"/>
+        </w:rPr>
+        <w:t></w:t>
+      </w:r>
+      <w:r>
+        <w:t xml:space="preserve">  </w:t>
+      </w:r>
+      <w:r>
+        <w:rPr>
+          <w:rStyle w:val="Strong"/>
+        </w:rPr>
+        <w:t>Automation &amp; QA:</w:t>
+      </w:r>
+      <w:r>
+        <w:t xml:space="preserve"> Expertise in test automation (PyTest, Robot Framework, Behave, Playwright, Selenium) and CI/CD integration for QA, networking, and DevOps workflows.</w:t>
+      </w:r>
+    </w:p>
+    <w:p>
+      <w:pPr>
+        <w:pStyle w:val="liste"/>
+        <w:numPr>
+          <w:ilvl w:val="0"/>
+          <w:numId w:val="0"/>
+        </w:numPr>
+        <w:ind w:left="360" w:hanging="360"/>
+      </w:pPr>
+      <w:r>
+        <w:rPr>
+          <w:rFonts w:hAnsi="Symbol"/>
+        </w:rPr>
+        <w:t></w:t>
+      </w:r>
+      <w:r>
+        <w:t xml:space="preserve">  </w:t>
+      </w:r>
+      <w:r>
+        <w:rPr>
+          <w:rStyle w:val="Strong"/>
+        </w:rPr>
+        <w:t>DevOps &amp; Cloud:</w:t>
+      </w:r>
+      <w:r>
+        <w:t xml:space="preserve"> CI/CD pipelines with GitHub Actions, GitLab CI, Jenkins; Infrastructure as Code (Ansible); containerization with Docker; cloud-native development.</w:t>
+      </w:r>
+    </w:p>
+    <w:p>
+      <w:pPr>
+        <w:pStyle w:val="liste"/>
+        <w:numPr>
+          <w:ilvl w:val="0"/>
+          <w:numId w:val="0"/>
+        </w:numPr>
+        <w:ind w:left="360" w:hanging="360"/>
+      </w:pPr>
+      <w:r>
+        <w:rPr>
+          <w:rFonts w:hAnsi="Symbol"/>
+        </w:rPr>
+        <w:t></w:t>
+      </w:r>
+      <w:r>
+        <w:t xml:space="preserve">  </w:t>
+      </w:r>
+      <w:r>
+        <w:rPr>
+          <w:rStyle w:val="Strong"/>
+        </w:rPr>
+        <w:t>Data &amp; Systems:</w:t>
+      </w:r>
+      <w:r>
+        <w:t xml:space="preserve"> ETL and data processing with Pandas/NumPy; NoSQL databases (CouchDB, Elasticsearch, Redis); microservice architecture design.</w:t>
+      </w:r>
+    </w:p>
+    <w:p>
+      <w:pPr>
+        <w:pStyle w:val="liste"/>
+        <w:numPr>
+          <w:ilvl w:val="0"/>
+          <w:numId w:val="0"/>
+        </w:numPr>
+        <w:ind w:left="360" w:hanging="360"/>
+      </w:pPr>
+      <w:r>
+        <w:rPr>
+          <w:rFonts w:hAnsi="Symbol"/>
+        </w:rPr>
+        <w:t></w:t>
+      </w:r>
+      <w:r>
+        <w:t xml:space="preserve">  </w:t>
+      </w:r>
+      <w:r>
+        <w:rPr>
+          <w:rStyle w:val="Strong"/>
+        </w:rPr>
+        <w:t>Networking &amp; Linux:</w:t>
+      </w:r>
+      <w:r>
+        <w:t xml:space="preserve"> Strong grounding in networking protocols/tools (Wireshark, tcpdump, IXIA, Spirent); Linux system administration and Bash scripting.</w:t>
+      </w:r>
+    </w:p>
+    <w:p>
+      <w:pPr>
+        <w:pStyle w:val="liste"/>
+        <w:numPr>
+          <w:ilvl w:val="0"/>
+          <w:numId w:val="0"/>
+        </w:numPr>
+        <w:ind w:left="360" w:hanging="360"/>
+      </w:pPr>
+      <w:r>
+        <w:rPr>
+          <w:rFonts w:hAnsi="Symbol"/>
+        </w:rPr>
+        <w:t></w:t>
+      </w:r>
+      <w:r>
+        <w:t xml:space="preserve">  </w:t>
+      </w:r>
+      <w:r>
+        <w:rPr>
+          <w:rStyle w:val="Strong"/>
+        </w:rPr>
+        <w:t>Collaboration &amp; Documentation:</w:t>
+      </w:r>
+      <w:r>
+        <w:t xml:space="preserve"> Experienced in open-source contributions, technical documentation, and mentoring.</w:t>
+      </w:r>
+    </w:p>
+    <w:p>
+      <w:pPr>
+        <w:pStyle w:val="liste"/>
+        <w:numPr>
+          <w:ilvl w:val="0"/>
+          <w:numId w:val="0"/>
+        </w:numPr>
+        <w:ind w:left="360" w:hanging="360"/>
+        <w:rPr>
+          <w:rFonts w:eastAsia="Times New Roman" w:cs="Arial"/>
+          <w:color w:val="auto"/>
+        </w:rPr>
+      </w:pPr>
+      <w:r>
+        <w:rPr>
+          <w:rFonts w:hAnsi="Symbol"/>
+        </w:rPr>
+        <w:t></w:t>
+      </w:r>
+      <w:r>
+        <w:t xml:space="preserve">  </w:t>
+      </w:r>
+      <w:r>
+        <w:rPr>
+          <w:rStyle w:val="Strong"/>
+        </w:rPr>
+        <w:t>IoT &amp; Hardware:</w:t>
+      </w:r>
+      <w:r>
+        <w:t xml:space="preserve"> Hands-on work with single</w:t>
+      </w:r>
+      <w:r>
+        <w:t>-</w:t>
+      </w:r>
+      <w:r>
+        <w:t>board computers and IoT device prototyping.</w:t>
+      </w:r>
+    </w:p>
     <w:p>
       <w:pPr>
         <w:pStyle w:val="titleparagraph"/>
@@ -1205,12 +860,12 @@
     <w:p>
       <w:pPr>
         <w:rPr>
-          <w:rFonts w:ascii="Arial" w:hAnsi="Arial" w:cs="Arial"/>
-        </w:rPr>
-      </w:pPr>
-      <w:r>
-        <w:rPr>
-          <w:rFonts w:ascii="Arial" w:hAnsi="Arial" w:cs="Arial"/>
+          <w:rFonts w:cs="Arial"/>
+        </w:rPr>
+      </w:pPr>
+      <w:r>
+        <w:rPr>
+          <w:rFonts w:cs="Arial"/>
         </w:rPr>
         <w:pict>
           <v:rect id="_x0000_i1027" style="width:481.9pt;height:4pt" o:hralign="center" o:hrstd="t" o:hrnoshade="t" o:hr="t" fillcolor="#0070c0" stroked="f"/>
@@ -1228,6 +883,233 @@
         <w:rPr>
           <w:rFonts w:ascii="Arial" w:hAnsi="Arial" w:cs="Arial"/>
         </w:rPr>
+        <w:t>Senior Scientific Software Engineer</w:t>
+      </w:r>
+      <w:r>
+        <w:rPr>
+          <w:rFonts w:ascii="Arial" w:hAnsi="Arial" w:cs="Arial"/>
+        </w:rPr>
+        <w:t xml:space="preserve">, </w:t>
+      </w:r>
+      <w:r>
+        <w:rPr>
+          <w:rFonts w:ascii="Arial" w:hAnsi="Arial" w:cs="Arial"/>
+        </w:rPr>
+        <w:t xml:space="preserve">MetOffice </w:t>
+      </w:r>
+      <w:r>
+        <w:rPr>
+          <w:rStyle w:val="date1Char"/>
+        </w:rPr>
+        <w:t>(</w:t>
+      </w:r>
+      <w:r>
+        <w:rPr>
+          <w:rStyle w:val="date1Char"/>
+        </w:rPr>
+        <w:t>Dec</w:t>
+      </w:r>
+      <w:r>
+        <w:rPr>
+          <w:rStyle w:val="date1Char"/>
+        </w:rPr>
+        <w:t xml:space="preserve">. </w:t>
+      </w:r>
+      <w:r>
+        <w:rPr>
+          <w:rStyle w:val="date1Char"/>
+        </w:rPr>
+        <w:t>2024</w:t>
+      </w:r>
+      <w:r>
+        <w:rPr>
+          <w:rStyle w:val="date1Char"/>
+        </w:rPr>
+        <w:t xml:space="preserve"> </w:t>
+      </w:r>
+      <w:r>
+        <w:rPr>
+          <w:rStyle w:val="date1Char"/>
+        </w:rPr>
+        <w:t>–</w:t>
+      </w:r>
+      <w:r>
+        <w:rPr>
+          <w:rStyle w:val="date1Char"/>
+        </w:rPr>
+        <w:t xml:space="preserve"> </w:t>
+      </w:r>
+      <w:r>
+        <w:rPr>
+          <w:rStyle w:val="date1Char"/>
+        </w:rPr>
+        <w:t xml:space="preserve">Jul. </w:t>
+      </w:r>
+      <w:r>
+        <w:rPr>
+          <w:rStyle w:val="date1Char"/>
+        </w:rPr>
+        <w:t>2025</w:t>
+      </w:r>
+      <w:r>
+        <w:rPr>
+          <w:rStyle w:val="date1Char"/>
+        </w:rPr>
+        <w:t>)</w:t>
+      </w:r>
+    </w:p>
+    <w:p>
+      <w:pPr>
+        <w:pStyle w:val="liste"/>
+      </w:pPr>
+      <w:r>
+        <w:t xml:space="preserve">Designed and implemented automated workflows using Cylc to replace legacy data feeds, streamlining the extraction and processing of meteorological data from </w:t>
+      </w:r>
+      <w:r>
+        <w:t>MOGREPS-UK</w:t>
+      </w:r>
+      <w:r>
+        <w:t xml:space="preserve">, </w:t>
+      </w:r>
+      <w:r>
+        <w:t>UKV</w:t>
+      </w:r>
+      <w:r>
+        <w:t xml:space="preserve">, and </w:t>
+      </w:r>
+      <w:r>
+        <w:t>G</w:t>
+      </w:r>
+      <w:r>
+        <w:t>lobal weather models.</w:t>
+      </w:r>
+    </w:p>
+    <w:p>
+      <w:pPr>
+        <w:pStyle w:val="liste"/>
+      </w:pPr>
+      <w:r>
+        <w:t>Developed data pipelines in Microsoft Azure, leveraging cloud resources for rapid prototyping and scalability, before deploying the final production workflows to the MetOffice supercomputer environment for operational use.</w:t>
+      </w:r>
+    </w:p>
+    <w:p>
+      <w:pPr>
+        <w:pStyle w:val="liste"/>
+      </w:pPr>
+      <w:r>
+        <w:t xml:space="preserve">Worked extensively with NetCDF formats and used </w:t>
+      </w:r>
+      <w:r>
+        <w:t>Python libraries</w:t>
+      </w:r>
+      <w:r>
+        <w:t xml:space="preserve"> like xarray, numpy, pandas</w:t>
+      </w:r>
+      <w:r>
+        <w:t xml:space="preserve"> and scipy</w:t>
+      </w:r>
+      <w:r>
+        <w:t xml:space="preserve"> </w:t>
+      </w:r>
+      <w:r>
+        <w:t>for efficient handling and analysis of high-resolution, multidimensional datasets.</w:t>
+      </w:r>
+    </w:p>
+    <w:p>
+      <w:pPr>
+        <w:pStyle w:val="liste"/>
+      </w:pPr>
+      <w:r>
+        <w:t>Utili</w:t>
+      </w:r>
+      <w:r>
+        <w:t>s</w:t>
+      </w:r>
+      <w:r>
+        <w:t>ed Dask to paralleli</w:t>
+      </w:r>
+      <w:r>
+        <w:t>s</w:t>
+      </w:r>
+      <w:r>
+        <w:t>e and optimi</w:t>
+      </w:r>
+      <w:r>
+        <w:t>s</w:t>
+      </w:r>
+      <w:r>
+        <w:t>e performance for large-scale data processing tasks.</w:t>
+      </w:r>
+    </w:p>
+    <w:p>
+      <w:pPr>
+        <w:pStyle w:val="liste"/>
+      </w:pPr>
+      <w:r>
+        <w:t>Managed environments with Conda/Mamba and integrated JFrog Artifactory for secur</w:t>
+      </w:r>
+      <w:r>
+        <w:t xml:space="preserve">e, versioned package management; and implemented CI/CD pipelines using </w:t>
+      </w:r>
+      <w:r>
+        <w:t>GitHub Actions</w:t>
+      </w:r>
+      <w:r>
+        <w:t>.</w:t>
+      </w:r>
+    </w:p>
+    <w:p>
+      <w:pPr>
+        <w:pStyle w:val="liste"/>
+      </w:pPr>
+      <w:r>
+        <w:t>Followed Python best practices</w:t>
+      </w:r>
+      <w:r>
+        <w:t>,</w:t>
+      </w:r>
+      <w:r>
+        <w:t xml:space="preserve"> including modular architecture, unit testing, version control (Git), documentation, and PEP 8 compliance to deliver robust and maintainable code.</w:t>
+      </w:r>
+    </w:p>
+    <w:p>
+      <w:pPr>
+        <w:pStyle w:val="liste"/>
+      </w:pPr>
+      <w:r>
+        <w:t>Liaised with stakeholders to gather requirements, ensuring new data services were aligned with operational needs and delivered measurable improvements in reliability and performance.</w:t>
+      </w:r>
+    </w:p>
+    <w:p>
+      <w:pPr>
+        <w:pStyle w:val="liste"/>
+        <w:rPr>
+          <w:b/>
+        </w:rPr>
+      </w:pPr>
+      <w:r>
+        <w:t>Promoted high standards of scientific software development within the team, including mentoring colleagues and contributing to long-term technical strategy.</w:t>
+      </w:r>
+    </w:p>
+    <w:p>
+      <w:pPr>
+        <w:pStyle w:val="schoolname1"/>
+        <w:rPr>
+          <w:rFonts w:ascii="Arial" w:hAnsi="Arial" w:cs="Arial"/>
+        </w:rPr>
+      </w:pPr>
+    </w:p>
+    <w:p>
+      <w:pPr>
+        <w:pStyle w:val="schoolname1"/>
+        <w:rPr>
+          <w:rStyle w:val="date1Char"/>
+        </w:rPr>
+      </w:pPr>
+      <w:r>
+        <w:rPr>
+          <w:rFonts w:ascii="Arial" w:hAnsi="Arial" w:cs="Arial"/>
+        </w:rPr>
         <w:t>Python Developer</w:t>
       </w:r>
       <w:r>
@@ -1252,31 +1134,199 @@
         <w:rPr>
           <w:rStyle w:val="date1Char"/>
         </w:rPr>
-        <w:t>Oct</w:t>
+        <w:t>Sep</w:t>
       </w:r>
       <w:r>
         <w:rPr>
           <w:rStyle w:val="date1Char"/>
         </w:rPr>
+        <w:t xml:space="preserve">. </w:t>
+      </w:r>
+      <w:r>
+        <w:rPr>
+          <w:rStyle w:val="date1Char"/>
+        </w:rPr>
+        <w:t xml:space="preserve">2023 </w:t>
+      </w:r>
+      <w:r>
+        <w:rPr>
+          <w:rStyle w:val="date1Char"/>
+        </w:rPr>
+        <w:t>–</w:t>
+      </w:r>
+      <w:r>
+        <w:rPr>
+          <w:rStyle w:val="date1Char"/>
+        </w:rPr>
+        <w:t xml:space="preserve"> </w:t>
+      </w:r>
+      <w:r>
+        <w:rPr>
+          <w:rStyle w:val="date1Char"/>
+        </w:rPr>
+        <w:t>Nov</w:t>
+      </w:r>
+      <w:r>
+        <w:rPr>
+          <w:rStyle w:val="date1Char"/>
+        </w:rPr>
+        <w:t xml:space="preserve">. </w:t>
+      </w:r>
+      <w:r>
+        <w:rPr>
+          <w:rStyle w:val="date1Char"/>
+        </w:rPr>
+        <w:t>2024</w:t>
+      </w:r>
+      <w:r>
+        <w:rPr>
+          <w:rStyle w:val="date1Char"/>
+        </w:rPr>
+        <w:t>)</w:t>
+      </w:r>
+    </w:p>
+    <w:p>
+      <w:pPr>
+        <w:pStyle w:val="liste"/>
+        <w:rPr>
+          <w:rFonts w:cs="Arial"/>
+        </w:rPr>
+      </w:pPr>
+      <w:r>
+        <w:rPr>
+          <w:rFonts w:cs="Arial"/>
+        </w:rPr>
+        <w:t>Provided</w:t>
+      </w:r>
+      <w:r>
+        <w:rPr>
+          <w:rFonts w:cs="Arial"/>
+        </w:rPr>
+        <w:t xml:space="preserve"> </w:t>
+      </w:r>
+      <w:r>
+        <w:rPr>
+          <w:rFonts w:cs="Arial"/>
+        </w:rPr>
+        <w:t xml:space="preserve">direct </w:t>
+      </w:r>
+      <w:r>
+        <w:rPr>
+          <w:rFonts w:cs="Arial"/>
+        </w:rPr>
+        <w:t xml:space="preserve">independent </w:t>
+      </w:r>
+      <w:r>
+        <w:rPr>
+          <w:rFonts w:cs="Arial"/>
+        </w:rPr>
+        <w:t xml:space="preserve">software development services to several clients, </w:t>
+      </w:r>
+      <w:r>
+        <w:rPr>
+          <w:rFonts w:cs="Arial"/>
+        </w:rPr>
+        <w:t>with recent focus on</w:t>
+      </w:r>
+      <w:r>
+        <w:rPr>
+          <w:rFonts w:cs="Arial"/>
+        </w:rPr>
+        <w:t xml:space="preserve"> start-up IoT projects</w:t>
+      </w:r>
+      <w:r>
+        <w:rPr>
+          <w:rFonts w:cs="Arial"/>
+        </w:rPr>
+        <w:t>, medical diagnostic devices</w:t>
+      </w:r>
+      <w:r>
+        <w:rPr>
+          <w:rFonts w:cs="Arial"/>
+        </w:rPr>
+        <w:t xml:space="preserve"> and </w:t>
+      </w:r>
+      <w:r>
+        <w:rPr>
+          <w:rFonts w:cs="Arial"/>
+        </w:rPr>
+        <w:t>robotic</w:t>
+      </w:r>
+      <w:r>
+        <w:rPr>
+          <w:rFonts w:cs="Arial"/>
+        </w:rPr>
+        <w:t xml:space="preserve"> SDK</w:t>
+      </w:r>
+      <w:r>
+        <w:rPr>
+          <w:rFonts w:cs="Arial"/>
+        </w:rPr>
         <w:t>.</w:t>
       </w:r>
-      <w:r>
+    </w:p>
+    <w:p>
+      <w:pPr>
+        <w:pStyle w:val="schoolname1"/>
+        <w:rPr>
+          <w:rFonts w:ascii="Arial" w:hAnsi="Arial" w:cs="Arial"/>
+        </w:rPr>
+      </w:pPr>
+    </w:p>
+    <w:p>
+      <w:pPr>
+        <w:pStyle w:val="schoolname1"/>
         <w:rPr>
           <w:rStyle w:val="date1Char"/>
         </w:rPr>
-        <w:t xml:space="preserve"> 2023 </w:t>
+      </w:pPr>
+      <w:r>
+        <w:rPr>
+          <w:rFonts w:ascii="Arial" w:hAnsi="Arial" w:cs="Arial"/>
+        </w:rPr>
+        <w:t xml:space="preserve">AMD, </w:t>
+      </w:r>
+      <w:r>
+        <w:rPr>
+          <w:rFonts w:ascii="Arial" w:hAnsi="Arial" w:cs="Arial"/>
+        </w:rPr>
+        <w:t xml:space="preserve">Senior Python Developer </w:t>
       </w:r>
       <w:r>
         <w:rPr>
           <w:rStyle w:val="date1Char"/>
         </w:rPr>
+        <w:t>(</w:t>
+      </w:r>
+      <w:r>
+        <w:rPr>
+          <w:rStyle w:val="date1Char"/>
+        </w:rPr>
+        <w:t>Jan</w:t>
+      </w:r>
+      <w:r>
+        <w:rPr>
+          <w:rStyle w:val="date1Char"/>
+        </w:rPr>
+        <w:t>.</w:t>
+      </w:r>
+      <w:r>
+        <w:rPr>
+          <w:rStyle w:val="date1Char"/>
+        </w:rPr>
+        <w:t xml:space="preserve"> 2020 </w:t>
+      </w:r>
+      <w:r>
+        <w:rPr>
+          <w:rStyle w:val="date1Char"/>
+        </w:rPr>
         <w:t>–</w:t>
       </w:r>
       <w:r>
         <w:rPr>
           <w:rStyle w:val="date1Char"/>
         </w:rPr>
-        <w:t xml:space="preserve"> present</w:t>
+        <w:t xml:space="preserve"> Jul. 2023</w:t>
       </w:r>
       <w:r>
         <w:rPr>
@@ -1289,221 +1339,150 @@
       <w:pPr>
         <w:pStyle w:val="liste"/>
         <w:rPr>
-          <w:rFonts w:ascii="Arial" w:hAnsi="Arial" w:cs="Arial"/>
-        </w:rPr>
-      </w:pPr>
-      <w:r>
-        <w:t xml:space="preserve">Currently providing </w:t>
-      </w:r>
-      <w:r>
-        <w:t xml:space="preserve">direct </w:t>
-      </w:r>
-      <w:r>
-        <w:t xml:space="preserve">independent </w:t>
-      </w:r>
-      <w:r>
-        <w:t>software development services to several clients, recently focusing on start-up IoT projects.</w:t>
-      </w:r>
-    </w:p>
-    <w:p>
-      <w:pPr>
-        <w:pStyle w:val="schoolname1"/>
-        <w:rPr>
-          <w:rFonts w:ascii="Arial" w:hAnsi="Arial" w:cs="Arial"/>
-        </w:rPr>
-      </w:pPr>
-    </w:p>
-    <w:p>
-      <w:pPr>
-        <w:pStyle w:val="schoolname1"/>
-        <w:rPr>
-          <w:rStyle w:val="date1Char"/>
-        </w:rPr>
-      </w:pPr>
-      <w:r>
-        <w:rPr>
-          <w:rFonts w:ascii="Arial" w:hAnsi="Arial" w:cs="Arial"/>
-        </w:rPr>
-        <w:t xml:space="preserve">AMD, </w:t>
-      </w:r>
-      <w:r>
-        <w:rPr>
-          <w:rFonts w:ascii="Arial" w:hAnsi="Arial" w:cs="Arial"/>
-        </w:rPr>
-        <w:t xml:space="preserve">Senior Python Developer </w:t>
-      </w:r>
-      <w:r>
-        <w:rPr>
-          <w:rStyle w:val="date1Char"/>
-        </w:rPr>
-        <w:t>(</w:t>
-      </w:r>
-      <w:r>
-        <w:rPr>
-          <w:rStyle w:val="date1Char"/>
-        </w:rPr>
-        <w:t>Jan</w:t>
-      </w:r>
-      <w:r>
-        <w:rPr>
-          <w:rStyle w:val="date1Char"/>
-        </w:rPr>
-        <w:t xml:space="preserve"> 2020 </w:t>
-      </w:r>
-      <w:r>
-        <w:rPr>
-          <w:rStyle w:val="date1Char"/>
-        </w:rPr>
-        <w:t>–</w:t>
-      </w:r>
-      <w:r>
-        <w:rPr>
-          <w:rStyle w:val="date1Char"/>
-        </w:rPr>
-        <w:t xml:space="preserve"> Jul. 2023</w:t>
-      </w:r>
-      <w:r>
-        <w:rPr>
-          <w:rStyle w:val="date1Char"/>
-        </w:rPr>
-        <w:t>)</w:t>
+          <w:rFonts w:cs="Arial"/>
+          <w:lang w:eastAsia="en-GB"/>
+        </w:rPr>
+      </w:pPr>
+      <w:r>
+        <w:t>Led a team to design and implement a fully automated CI testing framework using FastAPI on AWS (EC2, S3, SQS, SNS) and MongoDB. Leveraged Python Lambda functions and Boto3 for orchestration</w:t>
+      </w:r>
+      <w:r>
+        <w:rPr>
+          <w:rFonts w:cs="Arial"/>
+        </w:rPr>
+        <w:t>.</w:t>
       </w:r>
     </w:p>
     <w:p>
       <w:pPr>
         <w:pStyle w:val="liste"/>
         <w:rPr>
-          <w:lang w:eastAsia="en-GB"/>
-        </w:rPr>
-      </w:pPr>
-      <w:r>
-        <w:t xml:space="preserve">Led a </w:t>
-      </w:r>
-      <w:r>
-        <w:t xml:space="preserve">team of developers to design and implement a </w:t>
-      </w:r>
-      <w:r>
-        <w:t xml:space="preserve">fully automated </w:t>
-      </w:r>
-      <w:r>
-        <w:t xml:space="preserve">Continuous Integration </w:t>
-      </w:r>
-      <w:r>
-        <w:t>testing</w:t>
-      </w:r>
-      <w:r>
-        <w:t xml:space="preserve"> and development</w:t>
-      </w:r>
-      <w:r>
-        <w:t xml:space="preserve"> framework by leveraging FastAPI on AWS EC2, S3, SQS, SNS, and </w:t>
-      </w:r>
-      <w:r>
-        <w:t>Mongo</w:t>
-      </w:r>
-      <w:r>
-        <w:t>DB</w:t>
-      </w:r>
-      <w:r>
-        <w:t xml:space="preserve"> utilizing </w:t>
-      </w:r>
-      <w:r>
-        <w:t>Python Lambda functions and Boto3 scripts</w:t>
-      </w:r>
-      <w:r>
-        <w:t xml:space="preserve">. </w:t>
-      </w:r>
-      <w:r>
-        <w:t>The finished framework vastly improved the eff</w:t>
-      </w:r>
-      <w:r>
-        <w:t>iciency of teams across the company.</w:t>
+          <w:rFonts w:cs="Arial"/>
+          <w:lang w:eastAsia="en-GB"/>
+        </w:rPr>
+      </w:pPr>
+      <w:r>
+        <w:rPr>
+          <w:rFonts w:cs="Arial"/>
+          <w:lang w:eastAsia="en-GB"/>
+        </w:rPr>
+        <w:t xml:space="preserve">Automated the </w:t>
+      </w:r>
+      <w:r>
+        <w:rPr>
+          <w:rFonts w:cs="Arial"/>
+          <w:lang w:eastAsia="en-GB"/>
+        </w:rPr>
+        <w:t>extensive test</w:t>
+      </w:r>
+      <w:r>
+        <w:rPr>
+          <w:rFonts w:cs="Arial"/>
+          <w:lang w:eastAsia="en-GB"/>
+        </w:rPr>
+        <w:t xml:space="preserve"> network infrastructure operations by utili</w:t>
+      </w:r>
+      <w:r>
+        <w:rPr>
+          <w:rFonts w:cs="Arial"/>
+          <w:lang w:eastAsia="en-GB"/>
+        </w:rPr>
+        <w:t>s</w:t>
+      </w:r>
+      <w:r>
+        <w:rPr>
+          <w:rFonts w:cs="Arial"/>
+          <w:lang w:eastAsia="en-GB"/>
+        </w:rPr>
+        <w:t>ing Python libraries like nornir, netmiko, napalm, and fabric and employed Ansible YAML playbooks and Pulumi Python scripts as robust Infrastructure as Code (IaC) tools.</w:t>
       </w:r>
     </w:p>
     <w:p>
       <w:pPr>
         <w:pStyle w:val="liste"/>
         <w:rPr>
-          <w:lang w:eastAsia="en-GB"/>
-        </w:rPr>
-      </w:pPr>
-      <w:r>
-        <w:rPr>
-          <w:lang w:eastAsia="en-GB"/>
-        </w:rPr>
-        <w:t xml:space="preserve">Automated the </w:t>
-      </w:r>
-      <w:r>
-        <w:rPr>
-          <w:lang w:eastAsia="en-GB"/>
-        </w:rPr>
-        <w:t>extensive test</w:t>
-      </w:r>
-      <w:r>
-        <w:rPr>
-          <w:lang w:eastAsia="en-GB"/>
-        </w:rPr>
-        <w:t xml:space="preserve"> network infrastructure operations by utilizing Python libraries like nornir, netmiko, napalm, and fabric and employed Ansible YAML playbooks and Pulumi Python scripts as robust Infrastructure as Code (IaC) tools.</w:t>
+          <w:rFonts w:cs="Arial"/>
+          <w:lang w:eastAsia="en-GB"/>
+        </w:rPr>
+      </w:pPr>
+      <w:r>
+        <w:rPr>
+          <w:rFonts w:cs="Arial"/>
+          <w:lang w:eastAsia="en-GB"/>
+        </w:rPr>
+        <w:lastRenderedPageBreak/>
+        <w:t>Developed comprehensive functional and load tests for web interfaces using Playwright and Locust Python scripts.</w:t>
       </w:r>
     </w:p>
     <w:p>
       <w:pPr>
         <w:pStyle w:val="liste"/>
         <w:rPr>
-          <w:lang w:eastAsia="en-GB"/>
-        </w:rPr>
-      </w:pPr>
-      <w:r>
-        <w:rPr>
-          <w:lang w:eastAsia="en-GB"/>
-        </w:rPr>
-        <w:t>Developed comprehensive functional and load tests for web interfaces using Playwright and Locust Python scripts.</w:t>
+          <w:rFonts w:cs="Arial"/>
+        </w:rPr>
+      </w:pPr>
+      <w:r>
+        <w:rPr>
+          <w:rFonts w:cs="Arial"/>
+        </w:rPr>
+        <w:t>Diagnosed inefficiencies and gaps in exis</w:t>
+      </w:r>
+      <w:r>
+        <w:rPr>
+          <w:rFonts w:cs="Arial"/>
+        </w:rPr>
+        <w:t>ting ecosystems and recommended</w:t>
+      </w:r>
+      <w:r>
+        <w:rPr>
+          <w:rFonts w:cs="Arial"/>
+        </w:rPr>
+        <w:t>/implemented remediation through process improvement, automation and tooling.</w:t>
       </w:r>
     </w:p>
     <w:p>
       <w:pPr>
         <w:pStyle w:val="liste"/>
-      </w:pPr>
-      <w:r>
-        <w:t>Diagnosed inefficiencies and gaps in existing ecosystems</w:t>
-      </w:r>
-      <w:r>
-        <w:t xml:space="preserve"> and </w:t>
-      </w:r>
-      <w:r>
-        <w:t xml:space="preserve">recommended </w:t>
-      </w:r>
-      <w:r>
-        <w:t>/</w:t>
-      </w:r>
-      <w:r>
-        <w:t xml:space="preserve"> implemented remediation through process improvement, automation and tooling</w:t>
-      </w:r>
-      <w:r>
-        <w:t>.</w:t>
+        <w:rPr>
+          <w:rFonts w:cs="Arial"/>
+        </w:rPr>
+      </w:pPr>
+      <w:r>
+        <w:rPr>
+          <w:rFonts w:cs="Arial"/>
+        </w:rPr>
+        <w:t xml:space="preserve">Engaged in agile ceremonies including planning, retrospectives, backlog refinement, </w:t>
+      </w:r>
+      <w:r>
+        <w:rPr>
+          <w:rFonts w:cs="Arial"/>
+        </w:rPr>
+        <w:t xml:space="preserve">demonstrations </w:t>
+      </w:r>
+      <w:r>
+        <w:rPr>
+          <w:rFonts w:cs="Arial"/>
+        </w:rPr>
+        <w:t>and daily stand-ups.</w:t>
       </w:r>
     </w:p>
     <w:p>
       <w:pPr>
         <w:pStyle w:val="liste"/>
-      </w:pPr>
-      <w:r>
-        <w:t xml:space="preserve">Engaged in agile ceremonies including planning, retrospectives, backlog refinement, </w:t>
-      </w:r>
-      <w:r>
-        <w:t xml:space="preserve">demonstrations </w:t>
-      </w:r>
-      <w:r>
-        <w:t>and daily stand-ups.</w:t>
-      </w:r>
-    </w:p>
-    <w:p>
-      <w:pPr>
-        <w:pStyle w:val="liste"/>
-      </w:pPr>
-      <w:r>
+        <w:rPr>
+          <w:rFonts w:cs="Arial"/>
+        </w:rPr>
+      </w:pPr>
+      <w:r>
+        <w:rPr>
+          <w:rFonts w:cs="Arial"/>
+        </w:rPr>
         <w:t>Conducted code reviews, provided technical guidance, and mentored junior developers to improve code quality and development practices</w:t>
       </w:r>
       <w:r>
+        <w:rPr>
+          <w:rFonts w:cs="Arial"/>
+        </w:rPr>
         <w:t>.</w:t>
       </w:r>
     </w:p>
@@ -1542,7 +1521,31 @@
         <w:rPr>
           <w:rStyle w:val="date1Char"/>
         </w:rPr>
-        <w:t>Jan 2019-Nov. 2019</w:t>
+        <w:t>Jan</w:t>
+      </w:r>
+      <w:r>
+        <w:rPr>
+          <w:rStyle w:val="date1Char"/>
+        </w:rPr>
+        <w:t>. 2019</w:t>
+      </w:r>
+      <w:r>
+        <w:rPr>
+          <w:rStyle w:val="date1Char"/>
+        </w:rPr>
+        <w:t xml:space="preserve"> - </w:t>
+      </w:r>
+      <w:r>
+        <w:rPr>
+          <w:rStyle w:val="date1Char"/>
+        </w:rPr>
+        <w:t xml:space="preserve">Nov. </w:t>
+      </w:r>
+      <w:r>
+        <w:rPr>
+          <w:rStyle w:val="date1Char"/>
+        </w:rPr>
+        <w:t>2019</w:t>
       </w:r>
       <w:r>
         <w:rPr>
@@ -1564,13 +1567,13 @@
         </w:rPr>
       </w:pPr>
       <w:r>
-        <w:t>This period was taken to renovate the house</w:t>
-      </w:r>
-      <w:r>
-        <w:t>s</w:t>
-      </w:r>
-      <w:r>
-        <w:t xml:space="preserve"> and relocate</w:t>
+        <w:t xml:space="preserve">This period was taken to renovate </w:t>
+      </w:r>
+      <w:r>
+        <w:t xml:space="preserve">the </w:t>
+      </w:r>
+      <w:r>
+        <w:t>house and relocate</w:t>
       </w:r>
     </w:p>
     <w:p>
@@ -1705,7 +1708,68 @@
         <w:rPr>
           <w:lang w:eastAsia="en-GB"/>
         </w:rPr>
-        <w:lastRenderedPageBreak/>
+        <w:t xml:space="preserve">Developed and implemented a strategy for </w:t>
+      </w:r>
+      <w:r>
+        <w:rPr>
+          <w:lang w:eastAsia="en-GB"/>
+        </w:rPr>
+        <w:t>c</w:t>
+      </w:r>
+      <w:r>
+        <w:rPr>
+          <w:lang w:eastAsia="en-GB"/>
+        </w:rPr>
+        <w:t>onvert</w:t>
+      </w:r>
+      <w:r>
+        <w:rPr>
+          <w:lang w:eastAsia="en-GB"/>
+        </w:rPr>
+        <w:t>ing</w:t>
+      </w:r>
+      <w:r>
+        <w:rPr>
+          <w:lang w:eastAsia="en-GB"/>
+        </w:rPr>
+        <w:t xml:space="preserve"> </w:t>
+      </w:r>
+      <w:r>
+        <w:rPr>
+          <w:lang w:eastAsia="en-GB"/>
+        </w:rPr>
+        <w:t>P</w:t>
+      </w:r>
+      <w:r>
+        <w:rPr>
+          <w:lang w:eastAsia="en-GB"/>
+        </w:rPr>
+        <w:t xml:space="preserve">ython 2 scripts to </w:t>
+      </w:r>
+      <w:r>
+        <w:rPr>
+          <w:lang w:eastAsia="en-GB"/>
+        </w:rPr>
+        <w:t>P</w:t>
+      </w:r>
+      <w:r>
+        <w:rPr>
+          <w:lang w:eastAsia="en-GB"/>
+        </w:rPr>
+        <w:t>ython 3.</w:t>
+      </w:r>
+    </w:p>
+    <w:p>
+      <w:pPr>
+        <w:pStyle w:val="liste"/>
+        <w:rPr>
+          <w:lang w:eastAsia="en-GB"/>
+        </w:rPr>
+      </w:pPr>
+      <w:r>
+        <w:rPr>
+          <w:lang w:eastAsia="en-GB"/>
+        </w:rPr>
         <w:t>Innovated and crafted new features for the automation framework.</w:t>
       </w:r>
     </w:p>
@@ -1734,7 +1798,19 @@
         <w:rPr>
           <w:lang w:eastAsia="en-GB"/>
         </w:rPr>
-        <w:t>Defined and engineered novel automation tools to optimize testing and debugging efficiency.</w:t>
+        <w:t>Defined and engineered novel automation tools to optimi</w:t>
+      </w:r>
+      <w:r>
+        <w:rPr>
+          <w:lang w:eastAsia="en-GB"/>
+        </w:rPr>
+        <w:t>s</w:t>
+      </w:r>
+      <w:r>
+        <w:rPr>
+          <w:lang w:eastAsia="en-GB"/>
+        </w:rPr>
+        <w:t>e testing and debugging efficiency.</w:t>
       </w:r>
     </w:p>
     <w:p>
@@ -1774,7 +1850,19 @@
         <w:rPr>
           <w:lang w:eastAsia="en-GB"/>
         </w:rPr>
-        <w:t>Attained 100% unit test coverage leveraging Pytest.</w:t>
+        <w:t>Attained 100%</w:t>
+      </w:r>
+      <w:r>
+        <w:rPr>
+          <w:lang w:eastAsia="en-GB"/>
+        </w:rPr>
+        <w:t xml:space="preserve"> unit test coverage leveraging p</w:t>
+      </w:r>
+      <w:r>
+        <w:rPr>
+          <w:lang w:eastAsia="en-GB"/>
+        </w:rPr>
+        <w:t>ytest.</w:t>
       </w:r>
     </w:p>
     <w:p>
@@ -1943,28 +2031,40 @@
         <w:pStyle w:val="liste"/>
       </w:pPr>
       <w:r>
-        <w:t>D</w:t>
-      </w:r>
-      <w:r>
-        <w:t>esign</w:t>
+        <w:t>W</w:t>
+      </w:r>
+      <w:r>
+        <w:t>ork</w:t>
       </w:r>
       <w:r>
         <w:t>ed</w:t>
       </w:r>
       <w:r>
-        <w:t>, code</w:t>
+        <w:t xml:space="preserve"> closely with developers to understand the software architecture, design, and implementation. </w:t>
+      </w:r>
+      <w:r>
+        <w:t>P</w:t>
+      </w:r>
+      <w:r>
+        <w:t>articipate</w:t>
       </w:r>
       <w:r>
         <w:t>d</w:t>
       </w:r>
       <w:r>
-        <w:t>, and execute</w:t>
+        <w:t xml:space="preserve"> in code reviews, offer</w:t>
+      </w:r>
+      <w:r>
+        <w:t>ed</w:t>
+      </w:r>
+      <w:r>
+        <w:t xml:space="preserve"> insights into testability concerns, and advocate</w:t>
       </w:r>
       <w:r>
         <w:t>d</w:t>
       </w:r>
       <w:r>
-        <w:t xml:space="preserve"> automated tests to validate software functionality, performance, and security</w:t>
+        <w:t xml:space="preserve"> for best practices in testing.</w:t>
       </w:r>
     </w:p>
     <w:p>
@@ -1972,219 +2072,214 @@
         <w:pStyle w:val="liste"/>
       </w:pPr>
       <w:r>
+        <w:t>Collaborate</w:t>
+      </w:r>
+      <w:r>
+        <w:t>d</w:t>
+      </w:r>
+      <w:r>
+        <w:t xml:space="preserve"> with cross-functional teams to integrate automated tests into the CI/CD pipelines using Jenkins, ensuring continuous and reliable software delivery.</w:t>
+      </w:r>
+    </w:p>
+    <w:p>
+      <w:pPr>
+        <w:pStyle w:val="liste"/>
+      </w:pPr>
+      <w:r>
+        <w:t>Implement</w:t>
+      </w:r>
+      <w:r>
+        <w:t>ed</w:t>
+      </w:r>
+      <w:r>
+        <w:t xml:space="preserve"> and manage</w:t>
+      </w:r>
+      <w:r>
+        <w:t>d</w:t>
+      </w:r>
+      <w:r>
+        <w:t xml:space="preserve"> configuration management tools such as Ansible playbooks and Puppet manifests to automate deployment and maintain consistency across environments.</w:t>
+      </w:r>
+    </w:p>
+    <w:p>
+      <w:pPr>
+        <w:pStyle w:val="liste"/>
+      </w:pPr>
+      <w:r>
+        <w:t>Develop</w:t>
+      </w:r>
+      <w:r>
+        <w:t>ed</w:t>
+      </w:r>
+      <w:r>
+        <w:t xml:space="preserve"> and maintain</w:t>
+      </w:r>
+      <w:r>
+        <w:t>ed</w:t>
+      </w:r>
+      <w:r>
+        <w:t xml:space="preserve"> Linux shell scripts for various automation tasks and system configurations.</w:t>
+      </w:r>
+    </w:p>
+    <w:p>
+      <w:pPr>
+        <w:pStyle w:val="liste"/>
+      </w:pPr>
+      <w:r>
+        <w:t>Utili</w:t>
+      </w:r>
+      <w:r>
+        <w:t>s</w:t>
+      </w:r>
+      <w:r>
+        <w:t>e</w:t>
+      </w:r>
+      <w:r>
+        <w:t>d</w:t>
+      </w:r>
+      <w:r>
+        <w:t xml:space="preserve"> CouchDB, Memcached, Squid, ETL, ActiveMQ, Redis, and other relevant technologies to create comprehensive test scenarios and perform </w:t>
+      </w:r>
+      <w:r>
+        <w:t>system integration</w:t>
+      </w:r>
+      <w:r>
+        <w:t xml:space="preserve"> testing</w:t>
+      </w:r>
+      <w:r>
+        <w:t xml:space="preserve"> of microservice architecture</w:t>
+      </w:r>
+      <w:r>
+        <w:t>s</w:t>
+      </w:r>
+      <w:r>
+        <w:t>.</w:t>
+      </w:r>
+    </w:p>
+    <w:p>
+      <w:pPr>
+        <w:pStyle w:val="liste"/>
+      </w:pPr>
+      <w:r>
+        <w:t>Manage</w:t>
+      </w:r>
+      <w:r>
+        <w:t>d</w:t>
+      </w:r>
+      <w:r>
+        <w:t xml:space="preserve"> and orchestrate</w:t>
+      </w:r>
+      <w:r>
+        <w:t>d</w:t>
+      </w:r>
+      <w:r>
+        <w:t xml:space="preserve"> virtuali</w:t>
+      </w:r>
+      <w:r>
+        <w:t>s</w:t>
+      </w:r>
+      <w:r>
+        <w:t>ed environments using VMware, VirtualBox, and KVM for testing purposes.</w:t>
+      </w:r>
+    </w:p>
+    <w:p>
+      <w:pPr>
+        <w:pStyle w:val="liste"/>
+      </w:pPr>
+      <w:r>
+        <w:t>U</w:t>
+      </w:r>
+      <w:r>
+        <w:t>tilised</w:t>
+      </w:r>
+      <w:r>
+        <w:t xml:space="preserve"> containerization in the form of Docker to provide consistent development environments.  </w:t>
+      </w:r>
+    </w:p>
+    <w:p>
+      <w:pPr>
+        <w:pStyle w:val="liste"/>
+      </w:pPr>
+      <w:r>
+        <w:t>Conduct</w:t>
+      </w:r>
+      <w:r>
+        <w:t>ed</w:t>
+      </w:r>
+      <w:r>
+        <w:t xml:space="preserve"> performance testing using tools like JMeter, ensuring software scalability and efficiency.</w:t>
+      </w:r>
+    </w:p>
+    <w:p>
+      <w:pPr>
+        <w:pStyle w:val="liste"/>
+      </w:pPr>
+      <w:r>
+        <w:t>Utili</w:t>
+      </w:r>
+      <w:r>
+        <w:t>s</w:t>
+      </w:r>
+      <w:r>
+        <w:t>e</w:t>
+      </w:r>
+      <w:r>
+        <w:t>d</w:t>
+      </w:r>
+      <w:r>
+        <w:t xml:space="preserve"> </w:t>
+      </w:r>
+      <w:r>
+        <w:t>Elasticsearch Stack</w:t>
+      </w:r>
+      <w:r>
+        <w:t xml:space="preserve"> (ELK)</w:t>
+      </w:r>
+      <w:r>
+        <w:t>,</w:t>
+      </w:r>
+      <w:r>
+        <w:t xml:space="preserve"> Grafana, Graphite, and Prometheus for log management, monitoring, and analysis of system metrics.</w:t>
+      </w:r>
+    </w:p>
+    <w:p>
+      <w:pPr>
+        <w:pStyle w:val="liste"/>
+      </w:pPr>
+      <w:r>
+        <w:t xml:space="preserve">Diagnosed and remediated complex network issues with the aid of </w:t>
+      </w:r>
+      <w:r>
         <w:t>W</w:t>
       </w:r>
       <w:r>
-        <w:t>ork</w:t>
-      </w:r>
-      <w:r>
-        <w:t>ed</w:t>
-      </w:r>
-      <w:r>
-        <w:t xml:space="preserve"> closely with developers to understand the software architecture, design, and implementation. </w:t>
-      </w:r>
-      <w:r>
-        <w:t>P</w:t>
-      </w:r>
-      <w:r>
-        <w:t>articipate</w:t>
+        <w:t>ireshark, tcpdump, and nmap.</w:t>
+      </w:r>
+    </w:p>
+    <w:p>
+      <w:pPr>
+        <w:pStyle w:val="liste"/>
+      </w:pPr>
+      <w:r>
+        <w:t>Actively contribute</w:t>
       </w:r>
       <w:r>
         <w:t>d</w:t>
       </w:r>
       <w:r>
-        <w:t xml:space="preserve"> in code reviews, offer</w:t>
-      </w:r>
-      <w:r>
-        <w:t>ed</w:t>
-      </w:r>
-      <w:r>
-        <w:t xml:space="preserve"> insights into testability concerns, and advocate</w:t>
-      </w:r>
-      <w:r>
-        <w:t>d</w:t>
-      </w:r>
-      <w:r>
-        <w:t xml:space="preserve"> for best practices in testing.</w:t>
-      </w:r>
-    </w:p>
-    <w:p>
-      <w:pPr>
-        <w:pStyle w:val="liste"/>
-      </w:pPr>
-      <w:r>
-        <w:t>Collaborate</w:t>
-      </w:r>
-      <w:r>
-        <w:t>d</w:t>
-      </w:r>
-      <w:r>
-        <w:t xml:space="preserve"> with cross-functional teams to integrate automated tests into the CI/CD pipelines using Jenkins, ensuring continuous and reliable software delivery.</w:t>
-      </w:r>
-    </w:p>
-    <w:p>
-      <w:pPr>
-        <w:pStyle w:val="liste"/>
-      </w:pPr>
-      <w:r>
-        <w:t>Implement</w:t>
-      </w:r>
-      <w:r>
-        <w:t>ed</w:t>
-      </w:r>
-      <w:r>
-        <w:t xml:space="preserve"> and manage</w:t>
-      </w:r>
-      <w:r>
-        <w:t>d</w:t>
-      </w:r>
-      <w:r>
-        <w:t xml:space="preserve"> configuration management tools such as Ansible playbooks and Puppet manifests to automate deployment and maintain consistency across environments.</w:t>
-      </w:r>
-    </w:p>
-    <w:p>
-      <w:pPr>
-        <w:pStyle w:val="liste"/>
-      </w:pPr>
-      <w:r>
-        <w:t>Develop</w:t>
-      </w:r>
-      <w:r>
-        <w:t>ed</w:t>
-      </w:r>
-      <w:r>
-        <w:t xml:space="preserve"> and maintain</w:t>
-      </w:r>
-      <w:r>
-        <w:t>ed</w:t>
-      </w:r>
-      <w:r>
-        <w:t xml:space="preserve"> Linux shell scripts for various automation tasks and system configurations.</w:t>
-      </w:r>
-    </w:p>
-    <w:p>
-      <w:pPr>
-        <w:pStyle w:val="liste"/>
-      </w:pPr>
-      <w:r>
-        <w:t>Utilize</w:t>
-      </w:r>
-      <w:r>
-        <w:t>d</w:t>
-      </w:r>
-      <w:r>
-        <w:t xml:space="preserve"> CouchDB, Memcached, Squid, ETL, ActiveMQ, Redis, and other relevant technologies to create comprehensive test scenarios and perform </w:t>
-      </w:r>
-      <w:r>
-        <w:t>system integration</w:t>
-      </w:r>
-      <w:r>
-        <w:t xml:space="preserve"> testing</w:t>
-      </w:r>
-      <w:r>
-        <w:t xml:space="preserve"> of microservice architecture</w:t>
-      </w:r>
-      <w:r>
-        <w:t>s</w:t>
-      </w:r>
-      <w:r>
-        <w:t>.</w:t>
-      </w:r>
-    </w:p>
-    <w:p>
-      <w:pPr>
-        <w:pStyle w:val="liste"/>
-      </w:pPr>
-      <w:r>
-        <w:t>Manage</w:t>
-      </w:r>
-      <w:r>
-        <w:t>d</w:t>
-      </w:r>
-      <w:r>
-        <w:t xml:space="preserve"> and orchestrate</w:t>
-      </w:r>
-      <w:r>
-        <w:t>d</w:t>
-      </w:r>
-      <w:r>
-        <w:t xml:space="preserve"> virtualized environments using VMware, VirtualBox, and KVM for testing purposes.</w:t>
-      </w:r>
-    </w:p>
-    <w:p>
-      <w:pPr>
-        <w:pStyle w:val="liste"/>
-      </w:pPr>
-      <w:r>
-        <w:t xml:space="preserve">Utilized containerization in the form of Docker to provide consistent development environments.  </w:t>
-      </w:r>
-    </w:p>
-    <w:p>
-      <w:pPr>
-        <w:pStyle w:val="liste"/>
-      </w:pPr>
-      <w:r>
-        <w:t>Conduct</w:t>
-      </w:r>
-      <w:r>
-        <w:t>ed</w:t>
-      </w:r>
-      <w:r>
-        <w:t xml:space="preserve"> performance testing using tools like JMeter, ensuring software scalability and efficiency.</w:t>
-      </w:r>
-    </w:p>
-    <w:p>
-      <w:pPr>
-        <w:pStyle w:val="liste"/>
-      </w:pPr>
-      <w:r>
-        <w:t>Utilize</w:t>
-      </w:r>
-      <w:r>
-        <w:t>d</w:t>
+        <w:t xml:space="preserve"> to the identification and implementation of best practices for software testing and quality assurance.</w:t>
       </w:r>
       <w:r>
         <w:t xml:space="preserve"> </w:t>
       </w:r>
       <w:r>
-        <w:t>Elasticsearch Stack</w:t>
-      </w:r>
-      <w:r>
-        <w:t xml:space="preserve"> (ELK)</w:t>
-      </w:r>
-      <w:r>
-        <w:t>,</w:t>
-      </w:r>
-      <w:r>
-        <w:t xml:space="preserve"> Grafana, Graphite, and Prometheus for log management, monitoring, and analysis of system metrics.</w:t>
-      </w:r>
-    </w:p>
-    <w:p>
-      <w:pPr>
-        <w:pStyle w:val="liste"/>
-      </w:pPr>
-      <w:r>
-        <w:t>Diagnosed and remediated complex network issues with the aid of wireshark, tcpdump, and nmap.</w:t>
-      </w:r>
-    </w:p>
-    <w:p>
-      <w:pPr>
-        <w:pStyle w:val="liste"/>
-      </w:pPr>
-      <w:r>
-        <w:t>Actively contribute</w:t>
-      </w:r>
-      <w:r>
-        <w:t>d</w:t>
-      </w:r>
-      <w:r>
-        <w:t xml:space="preserve"> to the identification and implementation of best practices for software testing and quality assurance.</w:t>
-      </w:r>
-      <w:r>
-        <w:t xml:space="preserve"> </w:t>
-      </w:r>
-      <w:r>
-        <w:t>Project management and bug tracking was accomplished with the aid of Jira.</w:t>
+        <w:t>Projec</w:t>
+      </w:r>
+      <w:r>
+        <w:t>t management and bug tracking were</w:t>
+      </w:r>
+      <w:r>
+        <w:t xml:space="preserve"> accomplished with the aid of Jira.</w:t>
       </w:r>
     </w:p>
     <w:p>
@@ -2284,7 +2379,13 @@
         <w:pStyle w:val="liste"/>
       </w:pPr>
       <w:r>
-        <w:t>Conducted meticulous comparative performance tests against competitors' products, leveraging Matplotlib to visualize and interpret the results graphically.</w:t>
+        <w:t>Conducted meticulous comparative performance tests against competitors' products, leveraging Matplotlib to visuali</w:t>
+      </w:r>
+      <w:r>
+        <w:t>s</w:t>
+      </w:r>
+      <w:r>
+        <w:t>e and interpret the results graphically.</w:t>
       </w:r>
     </w:p>
     <w:p>
@@ -2325,6 +2426,7 @@
         <w:pStyle w:val="liste"/>
       </w:pPr>
       <w:r>
+        <w:lastRenderedPageBreak/>
         <w:t>Generated</w:t>
       </w:r>
       <w:r>
@@ -2367,7 +2469,6 @@
           <w:rFonts w:ascii="Arial" w:hAnsi="Arial" w:cs="Arial"/>
           <w:lang w:eastAsia="en-GB"/>
         </w:rPr>
-        <w:lastRenderedPageBreak/>
         <w:t xml:space="preserve">3Com, </w:t>
       </w:r>
       <w:r>
@@ -2507,7 +2608,7 @@
           <w:numId w:val="0"/>
         </w:numPr>
         <w:rPr>
-          <w:rFonts w:ascii="Arial" w:hAnsi="Arial" w:cs="Arial"/>
+          <w:rFonts w:cs="Arial"/>
         </w:rPr>
       </w:pPr>
     </w:p>
@@ -2591,7 +2692,13 @@
         <w:pStyle w:val="liste"/>
       </w:pPr>
       <w:r>
-        <w:t>Completed many diverse full life cycle testing projects including release 4.5 of Presentation Server, XenApp, XenDesktop, XenServer and Edgesight</w:t>
+        <w:t>Completed many diverse full life cycle testing projects</w:t>
+      </w:r>
+      <w:r>
+        <w:t>,</w:t>
+      </w:r>
+      <w:r>
+        <w:t xml:space="preserve"> including release 4.5 of Presentation Server, XenApp, XenDesktop, XenServer and Edgesight</w:t>
       </w:r>
       <w:r>
         <w:t xml:space="preserve"> products</w:t>
@@ -2620,338 +2727,6 @@
       </w:r>
       <w:r>
         <w:t>.</w:t>
-      </w:r>
-    </w:p>
-    <w:p>
-      <w:pPr>
-        <w:pStyle w:val="titleparagraph"/>
-        <w:rPr>
-          <w:rFonts w:ascii="Arial" w:eastAsia="Times New Roman" w:hAnsi="Arial" w:cs="Arial"/>
-          <w:color w:val="auto"/>
-        </w:rPr>
-      </w:pPr>
-      <w:r>
-        <w:rPr>
-          <w:rFonts w:ascii="Arial" w:eastAsia="Times New Roman" w:hAnsi="Arial" w:cs="Arial"/>
-          <w:color w:val="auto"/>
-        </w:rPr>
-        <w:t>Additional Experience</w:t>
-      </w:r>
-    </w:p>
-    <w:p>
-      <w:pPr>
-        <w:pStyle w:val="NoSpacing"/>
-        <w:ind w:left="0"/>
-        <w:rPr>
-          <w:rFonts w:ascii="Arial" w:hAnsi="Arial" w:cs="Arial"/>
-        </w:rPr>
-      </w:pPr>
-      <w:r>
-        <w:rPr>
-          <w:rFonts w:ascii="Arial" w:hAnsi="Arial" w:cs="Arial"/>
-          <w:color w:val="C00000"/>
-        </w:rPr>
-        <w:pict>
-          <v:rect id="_x0000_i1028" style="width:481.9pt;height:4pt" o:hralign="center" o:hrstd="t" o:hrnoshade="t" o:hr="t" fillcolor="#0070c0" stroked="f"/>
-        </w:pict>
-      </w:r>
-    </w:p>
-    <w:p>
-      <w:pPr>
-        <w:pStyle w:val="liste"/>
-      </w:pPr>
-      <w:r>
-        <w:t>Network Support Analyst at BT, responsible for 3rd line support of ISP Network infrastructure.</w:t>
-      </w:r>
-    </w:p>
-    <w:p>
-      <w:pPr>
-        <w:pStyle w:val="liste"/>
-      </w:pPr>
-      <w:r>
-        <w:t xml:space="preserve">Protocol Verification Engineer at 3Com, designing test specifications and maintaining test </w:t>
-      </w:r>
-      <w:r>
-        <w:t>automation systems for verification of networking protocols</w:t>
-      </w:r>
-      <w:r>
-        <w:t xml:space="preserve"> with switch and router products</w:t>
-      </w:r>
-      <w:r>
-        <w:t>.</w:t>
-      </w:r>
-    </w:p>
-    <w:p>
-      <w:pPr>
-        <w:pStyle w:val="titleparagraph"/>
-        <w:rPr>
-          <w:rFonts w:ascii="Arial" w:eastAsia="Times New Roman" w:hAnsi="Arial" w:cs="Arial"/>
-          <w:color w:val="auto"/>
-        </w:rPr>
-      </w:pPr>
-      <w:r>
-        <w:rPr>
-          <w:rFonts w:ascii="Arial" w:eastAsia="Times New Roman" w:hAnsi="Arial" w:cs="Arial"/>
-          <w:color w:val="auto"/>
-        </w:rPr>
-        <w:t>Education</w:t>
-      </w:r>
-    </w:p>
-    <w:p>
-      <w:pPr>
-        <w:rPr>
-          <w:rFonts w:ascii="Arial" w:hAnsi="Arial" w:cs="Arial"/>
-          <w:lang w:eastAsia="en-GB"/>
-        </w:rPr>
-      </w:pPr>
-      <w:r>
-        <w:rPr>
-          <w:rFonts w:ascii="Arial" w:hAnsi="Arial" w:cs="Arial"/>
-        </w:rPr>
-        <w:pict>
-          <v:rect id="_x0000_i1029" style="width:510.2pt;height:4pt" o:hralign="center" o:hrstd="t" o:hrnoshade="t" o:hr="t" fillcolor="#0070c0" stroked="f"/>
-        </w:pict>
-      </w:r>
-    </w:p>
-    <w:p>
-      <w:pPr>
-        <w:pStyle w:val="liste"/>
-      </w:pPr>
-      <w:r>
-        <w:t>MSc. Biochemistry, University of Reading</w:t>
-      </w:r>
-      <w:r>
-        <w:t>.</w:t>
-      </w:r>
-    </w:p>
-    <w:p>
-      <w:pPr>
-        <w:pStyle w:val="liste"/>
-      </w:pPr>
-      <w:r>
-        <w:t>BSc. Biochemistry with Chemistry, University of Reading</w:t>
-      </w:r>
-      <w:r>
-        <w:t>.</w:t>
-      </w:r>
-    </w:p>
-    <w:p>
-      <w:pPr>
-        <w:pStyle w:val="liste"/>
-        <w:rPr>
-          <w:rFonts w:ascii="Arial" w:hAnsi="Arial" w:cs="Arial"/>
-        </w:rPr>
-      </w:pPr>
-      <w:r>
-        <w:t>'A' Levels: Physics,</w:t>
-      </w:r>
-      <w:r>
-        <w:t xml:space="preserve"> </w:t>
-      </w:r>
-      <w:r>
-        <w:t>Chemistry,</w:t>
-      </w:r>
-      <w:r>
-        <w:t xml:space="preserve"> </w:t>
-      </w:r>
-      <w:r>
-        <w:t xml:space="preserve">Pure Mathematics and Biology. </w:t>
-      </w:r>
-    </w:p>
-    <w:p>
-      <w:pPr>
-        <w:pStyle w:val="titleparagraph"/>
-        <w:rPr>
-          <w:rFonts w:ascii="Arial" w:eastAsia="Times New Roman" w:hAnsi="Arial" w:cs="Arial"/>
-          <w:color w:val="auto"/>
-        </w:rPr>
-      </w:pPr>
-      <w:r>
-        <w:rPr>
-          <w:rFonts w:ascii="Arial" w:eastAsia="Times New Roman" w:hAnsi="Arial" w:cs="Arial"/>
-          <w:color w:val="auto"/>
-        </w:rPr>
-        <w:t>Professional Qualifications</w:t>
-      </w:r>
-    </w:p>
-    <w:p>
-      <w:pPr>
-        <w:pStyle w:val="NoSpacing"/>
-        <w:ind w:left="0"/>
-        <w:rPr>
-          <w:rFonts w:ascii="Arial" w:hAnsi="Arial" w:cs="Arial"/>
-        </w:rPr>
-      </w:pPr>
-      <w:r>
-        <w:rPr>
-          <w:rFonts w:ascii="Arial" w:hAnsi="Arial" w:cs="Arial"/>
-        </w:rPr>
-        <w:pict>
-          <v:rect id="_x0000_i1030" style="width:510.2pt;height:4pt" o:hralign="center" o:hrstd="t" o:hrnoshade="t" o:hr="t" fillcolor="#0070c0" stroked="f"/>
-        </w:pict>
-      </w:r>
-    </w:p>
-    <w:p>
-      <w:pPr>
-        <w:pStyle w:val="liste"/>
-      </w:pPr>
-      <w:r>
-        <w:t>Cisco: CCNA, CCNP, CCDA, CCDP</w:t>
-      </w:r>
-    </w:p>
-    <w:p>
-      <w:pPr>
-        <w:pStyle w:val="liste"/>
-      </w:pPr>
-      <w:r>
-        <w:t>Citrix: CCA, CCEA</w:t>
-      </w:r>
-    </w:p>
-    <w:p>
-      <w:pPr>
-        <w:pStyle w:val="titleparagraph"/>
-        <w:rPr>
-          <w:rFonts w:ascii="Arial" w:eastAsia="Times New Roman" w:hAnsi="Arial" w:cs="Arial"/>
-          <w:color w:val="auto"/>
-        </w:rPr>
-      </w:pPr>
-      <w:r>
-        <w:rPr>
-          <w:rFonts w:ascii="Arial" w:eastAsia="Times New Roman" w:hAnsi="Arial" w:cs="Arial"/>
-          <w:color w:val="auto"/>
-        </w:rPr>
-        <w:t>Projects</w:t>
-      </w:r>
-    </w:p>
-    <w:p>
-      <w:pPr>
-        <w:pStyle w:val="NoSpacing"/>
-        <w:ind w:left="0"/>
-        <w:rPr>
-          <w:rFonts w:ascii="Arial" w:hAnsi="Arial" w:cs="Arial"/>
-        </w:rPr>
-      </w:pPr>
-      <w:r>
-        <w:rPr>
-          <w:rFonts w:ascii="Arial" w:hAnsi="Arial" w:cs="Arial"/>
-          <w:color w:val="C00000"/>
-        </w:rPr>
-        <w:pict>
-          <v:rect id="_x0000_i1031" style="width:481.9pt;height:4pt" o:hralign="center" o:hrstd="t" o:hrnoshade="t" o:hr="t" fillcolor="#0070c0" stroked="f"/>
-        </w:pict>
-      </w:r>
-    </w:p>
-    <w:p>
-      <w:pPr>
-        <w:pStyle w:val="NoSpacing"/>
-        <w:ind w:left="0"/>
-        <w:rPr>
-          <w:rFonts w:ascii="Arial" w:hAnsi="Arial" w:cs="Arial"/>
-        </w:rPr>
-      </w:pPr>
-    </w:p>
-    <w:p>
-      <w:pPr>
-        <w:pStyle w:val="schoolname1"/>
-        <w:rPr>
-          <w:rFonts w:ascii="Arial" w:hAnsi="Arial" w:cs="Arial"/>
-        </w:rPr>
-      </w:pPr>
-      <w:r>
-        <w:rPr>
-          <w:rFonts w:ascii="Arial" w:hAnsi="Arial" w:cs="Arial"/>
-        </w:rPr>
-        <w:t>Commercially viable IoT product</w:t>
-      </w:r>
-    </w:p>
-    <w:p>
-      <w:pPr>
-        <w:pStyle w:val="liste"/>
-        <w:rPr>
-          <w:lang w:eastAsia="en-GB"/>
-        </w:rPr>
-      </w:pPr>
-      <w:r>
-        <w:rPr>
-          <w:lang w:eastAsia="en-GB"/>
-        </w:rPr>
-        <w:t>Designed from scratch the hardware requirements and software for an original IoT project.</w:t>
-      </w:r>
-    </w:p>
-    <w:p>
-      <w:pPr>
-        <w:pStyle w:val="liste"/>
-        <w:rPr>
-          <w:lang w:eastAsia="en-GB"/>
-        </w:rPr>
-      </w:pPr>
-      <w:r>
-        <w:rPr>
-          <w:lang w:eastAsia="en-GB"/>
-        </w:rPr>
-        <w:t>Investigated the many aspects of commercial IoT projects including legal/patent and manufacturing requirements. Conducted performance testing of numerous Single Board Computers to evaluate computational and power requirements.</w:t>
-      </w:r>
-    </w:p>
-    <w:p>
-      <w:pPr>
-        <w:pStyle w:val="liste"/>
-        <w:rPr>
-          <w:lang w:eastAsia="en-GB"/>
-        </w:rPr>
-      </w:pPr>
-      <w:r>
-        <w:rPr>
-          <w:lang w:eastAsia="en-GB"/>
-        </w:rPr>
-        <w:t>Fabricated a final fully operational prototype demonstrator utilising OpenCV for image recognition along with a Django management interface.  Styling being provided by Tailwind CSS.</w:t>
-      </w:r>
-    </w:p>
-    <w:p>
-      <w:pPr>
-        <w:pStyle w:val="liste"/>
-        <w:rPr>
-          <w:lang w:eastAsia="en-GB"/>
-        </w:rPr>
-      </w:pPr>
-      <w:r>
-        <w:rPr>
-          <w:lang w:eastAsia="en-GB"/>
-        </w:rPr>
-        <w:t>Implemented RabbitMQ for front-end and back-end separation</w:t>
-      </w:r>
-      <w:r>
-        <w:rPr>
-          <w:lang w:eastAsia="en-GB"/>
-        </w:rPr>
-        <w:t>.</w:t>
-      </w:r>
-    </w:p>
-    <w:p>
-      <w:pPr>
-        <w:pStyle w:val="liste"/>
-        <w:rPr>
-          <w:lang w:eastAsia="en-GB"/>
-        </w:rPr>
-      </w:pPr>
-      <w:r>
-        <w:rPr>
-          <w:lang w:eastAsia="en-GB"/>
-        </w:rPr>
-        <w:t>Telemetry was provided by MQTT with a Mosquito broker together with Twilio SMS alerting.</w:t>
-      </w:r>
-    </w:p>
-    <w:p>
-      <w:pPr>
-        <w:pStyle w:val="liste"/>
-        <w:rPr>
-          <w:rFonts w:ascii="Arial" w:hAnsi="Arial" w:cs="Arial"/>
-        </w:rPr>
-      </w:pPr>
-      <w:r>
-        <w:rPr>
-          <w:lang w:eastAsia="en-GB"/>
-        </w:rPr>
-        <w:t>Monitored and stored sensor data in InfluxDB, visualized through Grafana.</w:t>
       </w:r>
     </w:p>
     <w:p>
@@ -2961,7 +2736,532 @@
           <w:ilvl w:val="0"/>
           <w:numId w:val="0"/>
         </w:numPr>
-      </w:pPr>
+        <w:ind w:left="720" w:hanging="360"/>
+      </w:pPr>
+    </w:p>
+    <w:p>
+      <w:pPr>
+        <w:pStyle w:val="titleparagraph"/>
+        <w:rPr>
+          <w:rFonts w:ascii="Arial" w:eastAsia="Times New Roman" w:hAnsi="Arial" w:cs="Arial"/>
+          <w:color w:val="auto"/>
+        </w:rPr>
+      </w:pPr>
+      <w:r>
+        <w:rPr>
+          <w:rFonts w:ascii="Arial" w:eastAsia="Times New Roman" w:hAnsi="Arial" w:cs="Arial"/>
+          <w:color w:val="auto"/>
+        </w:rPr>
+        <w:t>Additional Experience</w:t>
+      </w:r>
+    </w:p>
+    <w:p>
+      <w:pPr>
+        <w:pStyle w:val="NoSpacing"/>
+        <w:ind w:left="0"/>
+        <w:rPr>
+          <w:rFonts w:ascii="Arial" w:hAnsi="Arial" w:cs="Arial"/>
+        </w:rPr>
+      </w:pPr>
+      <w:r>
+        <w:rPr>
+          <w:rFonts w:ascii="Arial" w:hAnsi="Arial" w:cs="Arial"/>
+          <w:color w:val="C00000"/>
+        </w:rPr>
+        <w:pict>
+          <v:rect id="_x0000_i1028" style="width:481.9pt;height:4pt" o:hralign="center" o:hrstd="t" o:hrnoshade="t" o:hr="t" fillcolor="#0070c0" stroked="f"/>
+        </w:pict>
+      </w:r>
+    </w:p>
+    <w:p>
+      <w:pPr>
+        <w:pStyle w:val="liste"/>
+      </w:pPr>
+      <w:r>
+        <w:t>Network Support Analyst at BT, responsible for 3rd line support of ISP Network infrastructure.</w:t>
+      </w:r>
+    </w:p>
+    <w:p>
+      <w:pPr>
+        <w:pStyle w:val="liste"/>
+      </w:pPr>
+      <w:r>
+        <w:t>Network p</w:t>
+      </w:r>
+      <w:r>
+        <w:t xml:space="preserve">rotocol </w:t>
+      </w:r>
+      <w:r>
+        <w:t>v</w:t>
+      </w:r>
+      <w:r>
+        <w:t xml:space="preserve">erification </w:t>
+      </w:r>
+      <w:r>
+        <w:t>e</w:t>
+      </w:r>
+      <w:r>
+        <w:t xml:space="preserve">ngineer at 3Com, designing test specifications and maintaining test </w:t>
+      </w:r>
+      <w:r>
+        <w:t xml:space="preserve">automation systems for </w:t>
+      </w:r>
+      <w:r>
+        <w:t xml:space="preserve">the </w:t>
+      </w:r>
+      <w:r>
+        <w:t>verification of networking protocols</w:t>
+      </w:r>
+      <w:r>
+        <w:t xml:space="preserve"> with switch and router products</w:t>
+      </w:r>
+      <w:r>
+        <w:t>.</w:t>
+      </w:r>
+    </w:p>
+    <w:p>
+      <w:pPr>
+        <w:pStyle w:val="titleparagraph"/>
+        <w:rPr>
+          <w:rFonts w:ascii="Arial" w:eastAsia="Times New Roman" w:hAnsi="Arial" w:cs="Arial"/>
+          <w:color w:val="auto"/>
+        </w:rPr>
+      </w:pPr>
+      <w:r>
+        <w:rPr>
+          <w:rFonts w:ascii="Arial" w:eastAsia="Times New Roman" w:hAnsi="Arial" w:cs="Arial"/>
+          <w:color w:val="auto"/>
+        </w:rPr>
+        <w:t>Security Clearance</w:t>
+      </w:r>
+    </w:p>
+    <w:p>
+      <w:pPr>
+        <w:rPr>
+          <w:rFonts w:cs="Arial"/>
+          <w:lang w:eastAsia="en-GB"/>
+        </w:rPr>
+      </w:pPr>
+      <w:r>
+        <w:rPr>
+          <w:rFonts w:cs="Arial"/>
+        </w:rPr>
+        <w:pict>
+          <v:rect id="_x0000_i1029" style="width:510.2pt;height:4pt" o:hralign="center" o:hrstd="t" o:hrnoshade="t" o:hr="t" fillcolor="#0070c0" stroked="f"/>
+        </w:pict>
+      </w:r>
+    </w:p>
+    <w:p>
+      <w:pPr>
+        <w:pStyle w:val="liste"/>
+      </w:pPr>
+      <w:r>
+        <w:t>SC (</w:t>
+      </w:r>
+      <w:r>
+        <w:t>Security Check</w:t>
+      </w:r>
+      <w:r>
+        <w:t xml:space="preserve">): </w:t>
+      </w:r>
+      <w:r>
+        <w:t>Current</w:t>
+      </w:r>
+      <w:r>
+        <w:t>.</w:t>
+      </w:r>
+    </w:p>
+    <w:p>
+      <w:pPr>
+        <w:pStyle w:val="liste"/>
+        <w:rPr>
+          <w:rFonts w:cs="Arial"/>
+        </w:rPr>
+      </w:pPr>
+      <w:r>
+        <w:t>BPSS (</w:t>
+      </w:r>
+      <w:r>
+        <w:t>Baseline Personnel Security Standard)</w:t>
+      </w:r>
+      <w:r>
+        <w:t>: Current</w:t>
+      </w:r>
+    </w:p>
+    <w:p>
+      <w:pPr>
+        <w:pStyle w:val="liste"/>
+      </w:pPr>
+      <w:r>
+        <w:t>DBS (</w:t>
+      </w:r>
+      <w:r>
+        <w:t>Disclosure and Barring check</w:t>
+      </w:r>
+      <w:r>
+        <w:t>): Current</w:t>
+      </w:r>
+    </w:p>
+    <w:p>
+      <w:pPr>
+        <w:pStyle w:val="titleparagraph"/>
+        <w:rPr>
+          <w:rFonts w:ascii="Arial" w:eastAsia="Times New Roman" w:hAnsi="Arial" w:cs="Arial"/>
+          <w:color w:val="auto"/>
+        </w:rPr>
+      </w:pPr>
+      <w:r>
+        <w:rPr>
+          <w:rFonts w:ascii="Arial" w:eastAsia="Times New Roman" w:hAnsi="Arial" w:cs="Arial"/>
+          <w:color w:val="auto"/>
+        </w:rPr>
+        <w:t>Education</w:t>
+      </w:r>
+    </w:p>
+    <w:p>
+      <w:pPr>
+        <w:rPr>
+          <w:rFonts w:cs="Arial"/>
+          <w:lang w:eastAsia="en-GB"/>
+        </w:rPr>
+      </w:pPr>
+      <w:r>
+        <w:rPr>
+          <w:rFonts w:cs="Arial"/>
+        </w:rPr>
+        <w:pict>
+          <v:rect id="_x0000_i1030" style="width:510.2pt;height:4pt" o:hralign="center" o:hrstd="t" o:hrnoshade="t" o:hr="t" fillcolor="#0070c0" stroked="f"/>
+        </w:pict>
+      </w:r>
+    </w:p>
+    <w:p>
+      <w:pPr>
+        <w:pStyle w:val="liste"/>
+      </w:pPr>
+      <w:r>
+        <w:t>MSc. Biochemistry, University of Reading</w:t>
+      </w:r>
+      <w:r>
+        <w:t>.</w:t>
+      </w:r>
+    </w:p>
+    <w:p>
+      <w:pPr>
+        <w:pStyle w:val="liste"/>
+      </w:pPr>
+      <w:r>
+        <w:t>BSc. Biochemistry with Chemistry, University of Reading</w:t>
+      </w:r>
+      <w:r>
+        <w:t>.</w:t>
+      </w:r>
+    </w:p>
+    <w:p>
+      <w:pPr>
+        <w:pStyle w:val="liste"/>
+        <w:rPr>
+          <w:rFonts w:cs="Arial"/>
+        </w:rPr>
+      </w:pPr>
+      <w:r>
+        <w:t>'A' Levels: Physics,</w:t>
+      </w:r>
+      <w:r>
+        <w:t xml:space="preserve"> </w:t>
+      </w:r>
+      <w:r>
+        <w:t>Chemistry,</w:t>
+      </w:r>
+      <w:r>
+        <w:t xml:space="preserve"> </w:t>
+      </w:r>
+      <w:r>
+        <w:t xml:space="preserve">Pure Mathematics and Biology. </w:t>
+      </w:r>
+    </w:p>
+    <w:p>
+      <w:pPr>
+        <w:pStyle w:val="titleparagraph"/>
+        <w:rPr>
+          <w:rFonts w:ascii="Arial" w:eastAsia="Times New Roman" w:hAnsi="Arial" w:cs="Arial"/>
+          <w:color w:val="auto"/>
+        </w:rPr>
+      </w:pPr>
+      <w:r>
+        <w:rPr>
+          <w:rFonts w:ascii="Arial" w:eastAsia="Times New Roman" w:hAnsi="Arial" w:cs="Arial"/>
+          <w:color w:val="auto"/>
+        </w:rPr>
+        <w:t xml:space="preserve">Professional </w:t>
+      </w:r>
+      <w:r>
+        <w:rPr>
+          <w:rFonts w:ascii="Arial" w:eastAsia="Times New Roman" w:hAnsi="Arial" w:cs="Arial"/>
+          <w:color w:val="auto"/>
+        </w:rPr>
+        <w:t>Certifications</w:t>
+      </w:r>
+    </w:p>
+    <w:p>
+      <w:pPr>
+        <w:pStyle w:val="NoSpacing"/>
+        <w:ind w:left="0"/>
+        <w:rPr>
+          <w:rFonts w:ascii="Arial" w:hAnsi="Arial" w:cs="Arial"/>
+        </w:rPr>
+      </w:pPr>
+      <w:r>
+        <w:rPr>
+          <w:rFonts w:ascii="Arial" w:hAnsi="Arial" w:cs="Arial"/>
+        </w:rPr>
+        <w:pict>
+          <v:rect id="_x0000_i1031" style="width:510.2pt;height:4pt" o:hralign="center" o:hrstd="t" o:hrnoshade="t" o:hr="t" fillcolor="#0070c0" stroked="f"/>
+        </w:pict>
+      </w:r>
+    </w:p>
+    <w:p>
+      <w:pPr>
+        <w:pStyle w:val="liste"/>
+      </w:pPr>
+      <w:r>
+        <w:t>Cisco: CCNA, CCNP, CCDA, CCDP</w:t>
+      </w:r>
+    </w:p>
+    <w:p>
+      <w:pPr>
+        <w:pStyle w:val="liste"/>
+      </w:pPr>
+      <w:r>
+        <w:t>Citrix: CCA, CCEA</w:t>
+      </w:r>
+    </w:p>
+    <w:p>
+      <w:pPr>
+        <w:pStyle w:val="titleparagraph"/>
+        <w:rPr>
+          <w:rFonts w:ascii="Arial" w:eastAsia="Times New Roman" w:hAnsi="Arial" w:cs="Arial"/>
+          <w:color w:val="auto"/>
+        </w:rPr>
+      </w:pPr>
+      <w:r>
+        <w:rPr>
+          <w:rFonts w:ascii="Arial" w:eastAsia="Times New Roman" w:hAnsi="Arial" w:cs="Arial"/>
+          <w:color w:val="auto"/>
+        </w:rPr>
+        <w:t>Projects</w:t>
+      </w:r>
+    </w:p>
+    <w:p>
+      <w:pPr>
+        <w:pStyle w:val="NoSpacing"/>
+        <w:ind w:left="0"/>
+        <w:rPr>
+          <w:rFonts w:ascii="Arial" w:hAnsi="Arial" w:cs="Arial"/>
+        </w:rPr>
+      </w:pPr>
+      <w:r>
+        <w:rPr>
+          <w:rFonts w:ascii="Arial" w:hAnsi="Arial" w:cs="Arial"/>
+          <w:color w:val="C00000"/>
+        </w:rPr>
+        <w:pict>
+          <v:rect id="_x0000_i1032" style="width:481.9pt;height:4pt" o:hralign="center" o:hrstd="t" o:hrnoshade="t" o:hr="t" fillcolor="#0070c0" stroked="f"/>
+        </w:pict>
+      </w:r>
+    </w:p>
+    <w:p>
+      <w:pPr>
+        <w:pStyle w:val="schoolname1"/>
+        <w:rPr>
+          <w:rFonts w:ascii="Arial" w:hAnsi="Arial" w:cs="Arial"/>
+        </w:rPr>
+      </w:pPr>
+      <w:r>
+        <w:rPr>
+          <w:rFonts w:ascii="Arial" w:hAnsi="Arial" w:cs="Arial"/>
+        </w:rPr>
+        <w:t>Commercially viable IoT product</w:t>
+      </w:r>
+    </w:p>
+    <w:p>
+      <w:pPr>
+        <w:pStyle w:val="liste"/>
+        <w:rPr>
+          <w:lang w:eastAsia="en-GB"/>
+        </w:rPr>
+      </w:pPr>
+      <w:r>
+        <w:rPr>
+          <w:lang w:eastAsia="en-GB"/>
+        </w:rPr>
+        <w:t>Designed from scratch the hardware requirements and software for an original IoT project.</w:t>
+      </w:r>
+    </w:p>
+    <w:p>
+      <w:pPr>
+        <w:pStyle w:val="liste"/>
+        <w:rPr>
+          <w:lang w:eastAsia="en-GB"/>
+        </w:rPr>
+      </w:pPr>
+      <w:r>
+        <w:rPr>
+          <w:lang w:eastAsia="en-GB"/>
+        </w:rPr>
+        <w:t>Investigated the many aspects of commercial IoT projects</w:t>
+      </w:r>
+      <w:r>
+        <w:rPr>
+          <w:lang w:eastAsia="en-GB"/>
+        </w:rPr>
+        <w:t>,</w:t>
+      </w:r>
+      <w:r>
+        <w:rPr>
+          <w:lang w:eastAsia="en-GB"/>
+        </w:rPr>
+        <w:t xml:space="preserve"> including legal/patent and manufacturing requirements. Conducted performance testing of numerous </w:t>
+      </w:r>
+      <w:r>
+        <w:rPr>
+          <w:lang w:eastAsia="en-GB"/>
+        </w:rPr>
+        <w:t>s</w:t>
+      </w:r>
+      <w:r>
+        <w:rPr>
+          <w:lang w:eastAsia="en-GB"/>
+        </w:rPr>
+        <w:t>ingle</w:t>
+      </w:r>
+      <w:r>
+        <w:rPr>
+          <w:lang w:eastAsia="en-GB"/>
+        </w:rPr>
+        <w:t>-b</w:t>
+      </w:r>
+      <w:r>
+        <w:rPr>
+          <w:lang w:eastAsia="en-GB"/>
+        </w:rPr>
+        <w:t xml:space="preserve">oard </w:t>
+      </w:r>
+      <w:r>
+        <w:rPr>
+          <w:lang w:eastAsia="en-GB"/>
+        </w:rPr>
+        <w:t>co</w:t>
+      </w:r>
+      <w:r>
+        <w:rPr>
+          <w:lang w:eastAsia="en-GB"/>
+        </w:rPr>
+        <w:t>mputers to evaluate computational and power requirements.</w:t>
+      </w:r>
+    </w:p>
+    <w:p>
+      <w:pPr>
+        <w:pStyle w:val="liste"/>
+        <w:rPr>
+          <w:lang w:eastAsia="en-GB"/>
+        </w:rPr>
+      </w:pPr>
+      <w:r>
+        <w:rPr>
+          <w:lang w:eastAsia="en-GB"/>
+        </w:rPr>
+        <w:t xml:space="preserve">Fabricated a final fully operational prototype demonstrator utilising OpenCV for image recognition along with a Django management interface.  </w:t>
+      </w:r>
+      <w:r>
+        <w:t>Styling was implemented using Tailwind CSS</w:t>
+      </w:r>
+      <w:r>
+        <w:rPr>
+          <w:lang w:eastAsia="en-GB"/>
+        </w:rPr>
+        <w:t>.</w:t>
+      </w:r>
+    </w:p>
+    <w:p>
+      <w:pPr>
+        <w:pStyle w:val="liste"/>
+        <w:rPr>
+          <w:lang w:eastAsia="en-GB"/>
+        </w:rPr>
+      </w:pPr>
+      <w:r>
+        <w:rPr>
+          <w:lang w:eastAsia="en-GB"/>
+        </w:rPr>
+        <w:t>Implemented RabbitMQ for front-end and back-end separation</w:t>
+      </w:r>
+      <w:r>
+        <w:rPr>
+          <w:lang w:eastAsia="en-GB"/>
+        </w:rPr>
+        <w:t>.</w:t>
+      </w:r>
+    </w:p>
+    <w:p>
+      <w:pPr>
+        <w:pStyle w:val="liste"/>
+        <w:rPr>
+          <w:lang w:eastAsia="en-GB"/>
+        </w:rPr>
+      </w:pPr>
+      <w:r>
+        <w:rPr>
+          <w:lang w:eastAsia="en-GB"/>
+        </w:rPr>
+        <w:t>Telemetry was provided by MQTT with a Mosqui</w:t>
+      </w:r>
+      <w:r>
+        <w:rPr>
+          <w:lang w:eastAsia="en-GB"/>
+        </w:rPr>
+        <w:t>t</w:t>
+      </w:r>
+      <w:r>
+        <w:rPr>
+          <w:lang w:eastAsia="en-GB"/>
+        </w:rPr>
+        <w:t>to broker</w:t>
+      </w:r>
+      <w:r>
+        <w:rPr>
+          <w:lang w:eastAsia="en-GB"/>
+        </w:rPr>
+        <w:t>,</w:t>
+      </w:r>
+      <w:r>
+        <w:rPr>
+          <w:lang w:eastAsia="en-GB"/>
+        </w:rPr>
+        <w:t xml:space="preserve"> together with Twilio SMS alerting.</w:t>
+      </w:r>
+    </w:p>
+    <w:p>
+      <w:pPr>
+        <w:pStyle w:val="liste"/>
+      </w:pPr>
+      <w:r>
+        <w:rPr>
+          <w:lang w:eastAsia="en-GB"/>
+        </w:rPr>
+        <w:t>Monitored and stored sensor data in InfluxDB, visuali</w:t>
+      </w:r>
+      <w:r>
+        <w:rPr>
+          <w:lang w:eastAsia="en-GB"/>
+        </w:rPr>
+        <w:t>s</w:t>
+      </w:r>
+      <w:r>
+        <w:rPr>
+          <w:lang w:eastAsia="en-GB"/>
+        </w:rPr>
+        <w:t>ed through Grafana.</w:t>
+      </w:r>
     </w:p>
     <w:p>
       <w:pPr>
@@ -2970,6 +3270,7 @@
           <w:ilvl w:val="0"/>
           <w:numId w:val="0"/>
         </w:numPr>
+        <w:ind w:left="360"/>
       </w:pPr>
     </w:p>
     <w:p>
@@ -2979,6 +3280,7 @@
           <w:ilvl w:val="0"/>
           <w:numId w:val="0"/>
         </w:numPr>
+        <w:ind w:left="360" w:hanging="360"/>
       </w:pPr>
     </w:p>
     <w:p>
@@ -2988,69 +3290,7 @@
           <w:ilvl w:val="0"/>
           <w:numId w:val="0"/>
         </w:numPr>
-      </w:pPr>
-    </w:p>
-    <w:p>
-      <w:pPr>
-        <w:pStyle w:val="liste"/>
-        <w:numPr>
-          <w:ilvl w:val="0"/>
-          <w:numId w:val="0"/>
-        </w:numPr>
-      </w:pPr>
-    </w:p>
-    <w:p>
-      <w:pPr>
-        <w:pStyle w:val="liste"/>
-        <w:numPr>
-          <w:ilvl w:val="0"/>
-          <w:numId w:val="0"/>
-        </w:numPr>
-      </w:pPr>
-    </w:p>
-    <w:p>
-      <w:pPr>
-        <w:pStyle w:val="liste"/>
-        <w:numPr>
-          <w:ilvl w:val="0"/>
-          <w:numId w:val="0"/>
-        </w:numPr>
-      </w:pPr>
-    </w:p>
-    <w:p>
-      <w:pPr>
-        <w:pStyle w:val="liste"/>
-        <w:numPr>
-          <w:ilvl w:val="0"/>
-          <w:numId w:val="0"/>
-        </w:numPr>
-      </w:pPr>
-    </w:p>
-    <w:p>
-      <w:pPr>
-        <w:pStyle w:val="liste"/>
-        <w:numPr>
-          <w:ilvl w:val="0"/>
-          <w:numId w:val="0"/>
-        </w:numPr>
-      </w:pPr>
-    </w:p>
-    <w:p>
-      <w:pPr>
-        <w:pStyle w:val="liste"/>
-        <w:numPr>
-          <w:ilvl w:val="0"/>
-          <w:numId w:val="0"/>
-        </w:numPr>
-      </w:pPr>
-    </w:p>
-    <w:p>
-      <w:pPr>
-        <w:pStyle w:val="liste"/>
-        <w:numPr>
-          <w:ilvl w:val="0"/>
-          <w:numId w:val="0"/>
-        </w:numPr>
+        <w:ind w:left="360"/>
       </w:pPr>
     </w:p>
     <w:p>
@@ -3066,7 +3306,7 @@
           <w:rFonts w:ascii="Arial" w:hAnsi="Arial" w:cs="Arial"/>
         </w:rPr>
         <w:pict>
-          <v:rect id="_x0000_i1032" style="width:481.9pt;height:4pt" o:hralign="center" o:hrstd="t" o:hrnoshade="t" o:hr="t" fillcolor="#0070c0" stroked="f"/>
+          <v:rect id="_x0000_i1033" style="width:481.9pt;height:4pt" o:hralign="center" o:hrstd="t" o:hrnoshade="t" o:hr="t" fillcolor="#0070c0" stroked="f"/>
         </w:pict>
       </w:r>
     </w:p>
@@ -3074,6 +3314,7 @@
       <w:pPr>
         <w:pStyle w:val="date1"/>
         <w:rPr>
+          <w:rFonts w:asciiTheme="minorHAnsi" w:hAnsiTheme="minorHAnsi" w:cstheme="minorHAnsi"/>
           <w:b/>
           <w:sz w:val="18"/>
           <w:szCs w:val="18"/>
@@ -3081,39 +3322,62 @@
       </w:pPr>
       <w:r>
         <w:rPr>
+          <w:rFonts w:asciiTheme="minorHAnsi" w:hAnsiTheme="minorHAnsi" w:cstheme="minorHAnsi"/>
           <w:b/>
           <w:sz w:val="18"/>
           <w:szCs w:val="18"/>
         </w:rPr>
-        <w:t>Full Career history available upon request</w:t>
-      </w:r>
-      <w:r>
-        <w:rPr>
+        <w:t>Ful</w:t>
+      </w:r>
+      <w:r>
+        <w:rPr>
+          <w:rFonts w:asciiTheme="minorHAnsi" w:hAnsiTheme="minorHAnsi" w:cstheme="minorHAnsi"/>
           <w:b/>
           <w:sz w:val="18"/>
           <w:szCs w:val="18"/>
         </w:rPr>
-        <w:t>.</w:t>
-      </w:r>
-    </w:p>
-    <w:p>
-      <w:pPr>
-        <w:pStyle w:val="date1"/>
-        <w:rPr>
-          <w:sz w:val="18"/>
-          <w:szCs w:val="18"/>
-        </w:rPr>
-      </w:pPr>
-      <w:r>
-        <w:rPr>
+        <w:t>l c</w:t>
+      </w:r>
+      <w:r>
+        <w:rPr>
+          <w:rFonts w:asciiTheme="minorHAnsi" w:hAnsiTheme="minorHAnsi" w:cstheme="minorHAnsi"/>
           <w:b/>
           <w:sz w:val="18"/>
           <w:szCs w:val="18"/>
         </w:rPr>
+        <w:t>areer history available upon request</w:t>
+      </w:r>
+      <w:r>
+        <w:rPr>
+          <w:rFonts w:asciiTheme="minorHAnsi" w:hAnsiTheme="minorHAnsi" w:cstheme="minorHAnsi"/>
+          <w:b/>
+          <w:sz w:val="18"/>
+          <w:szCs w:val="18"/>
+        </w:rPr>
+        <w:t>.</w:t>
+      </w:r>
+    </w:p>
+    <w:p>
+      <w:pPr>
+        <w:pStyle w:val="date1"/>
+        <w:rPr>
+          <w:rFonts w:asciiTheme="minorHAnsi" w:hAnsiTheme="minorHAnsi" w:cstheme="minorHAnsi"/>
+          <w:sz w:val="18"/>
+          <w:szCs w:val="18"/>
+        </w:rPr>
+      </w:pPr>
+      <w:r>
+        <w:rPr>
+          <w:rFonts w:asciiTheme="minorHAnsi" w:hAnsiTheme="minorHAnsi" w:cstheme="minorHAnsi"/>
+          <w:b/>
+          <w:sz w:val="18"/>
+          <w:szCs w:val="18"/>
+        </w:rPr>
         <w:t>Latest CV:</w:t>
       </w:r>
       <w:r>
         <w:rPr>
+          <w:rFonts w:asciiTheme="minorHAnsi" w:hAnsiTheme="minorHAnsi" w:cstheme="minorHAnsi"/>
           <w:sz w:val="18"/>
           <w:szCs w:val="18"/>
         </w:rPr>
@@ -3123,6 +3387,7 @@
         <w:r>
           <w:rPr>
             <w:rStyle w:val="Hyperlink"/>
+            <w:rFonts w:asciiTheme="minorHAnsi" w:hAnsiTheme="minorHAnsi" w:cstheme="minorHAnsi"/>
             <w:sz w:val="18"/>
             <w:szCs w:val="18"/>
             <w:u w:val="none"/>
@@ -3134,9 +3399,15 @@
     <w:p>
       <w:pPr>
         <w:pStyle w:val="date1"/>
-      </w:pPr>
-      <w:r>
-        <w:rPr>
+        <w:rPr>
+          <w:color w:val="FFFFFF" w:themeColor="background1"/>
+          <w:sz w:val="4"/>
+          <w:szCs w:val="4"/>
+        </w:rPr>
+      </w:pPr>
+      <w:r>
+        <w:rPr>
+          <w:rFonts w:asciiTheme="minorHAnsi" w:hAnsiTheme="minorHAnsi" w:cstheme="minorHAnsi"/>
           <w:b/>
           <w:sz w:val="18"/>
           <w:szCs w:val="18"/>
@@ -3145,6 +3416,7 @@
       </w:r>
       <w:r>
         <w:rPr>
+          <w:rFonts w:asciiTheme="minorHAnsi" w:hAnsiTheme="minorHAnsi" w:cstheme="minorHAnsi"/>
           <w:b/>
           <w:sz w:val="18"/>
           <w:szCs w:val="18"/>
@@ -3153,6 +3425,7 @@
       </w:r>
       <w:r>
         <w:rPr>
+          <w:rFonts w:asciiTheme="minorHAnsi" w:hAnsiTheme="minorHAnsi" w:cstheme="minorHAnsi"/>
           <w:sz w:val="18"/>
           <w:szCs w:val="18"/>
         </w:rPr>
@@ -3160,6 +3433,7 @@
       </w:r>
       <w:r>
         <w:rPr>
+          <w:rFonts w:asciiTheme="minorHAnsi" w:hAnsiTheme="minorHAnsi" w:cstheme="minorHAnsi"/>
           <w:sz w:val="18"/>
           <w:szCs w:val="18"/>
         </w:rPr>
@@ -3167,26 +3441,41 @@
       </w:r>
       <w:r>
         <w:rPr>
+          <w:rFonts w:asciiTheme="minorHAnsi" w:hAnsiTheme="minorHAnsi" w:cstheme="minorHAnsi"/>
           <w:sz w:val="18"/>
           <w:szCs w:val="18"/>
         </w:rPr>
-        <w:t>1</w:t>
-      </w:r>
-      <w:r>
-        <w:rPr>
-          <w:sz w:val="18"/>
-          <w:szCs w:val="18"/>
-        </w:rPr>
-        <w:t>2</w:t>
-      </w:r>
+        <w:t>21</w:t>
+      </w:r>
+      <w:r>
+        <w:rPr>
+          <w:rFonts w:asciiTheme="minorHAnsi" w:hAnsiTheme="minorHAnsi" w:cstheme="minorHAnsi"/>
+          <w:color w:val="FFFFFF" w:themeColor="background1"/>
+          <w:sz w:val="4"/>
+          <w:szCs w:val="4"/>
+        </w:rPr>
+        <w:t>erformance Testing, ClickUp, Bugzilla, AWS Lambda, Python Developer, Document Store, Containers, Lead Time, Sharding, Indexing in NoSQL, Acceptance Test-Driven Development (ATDD), Microsoft Power Automate, Entity-Relationship (ER) Diagrams, Chef, Cycle Time, Sanity Testing, Apache Airflow, System Administration, Schema-less Databases, Shell Scripting, CVS (Concurrent Versions System), Firebase Realtime Database, Figma, Primary Keys, Docker Hub, IAM (Identity and Access Management), phpMyAdmin, Regression Testing, Azure Kubernetes Service (AKS), HP ALM, Infrastructure as Code (IaC), MapReduce, Elasticsearch, Waterfall Model, WinDbg, SOAP Testing, Configuration Management, Fluentd, Version Control, Gerrit, Linkerd, Zapier, Microservices Testing, PyTest, Views, Apache Spark SQL, Linode, AWS CloudFormation, Docker Swarm, GKE (Google Kubernetes Engine), Message Queues, Unit Testing, AWS VPC, Data Engineering, Visual Studio, Ranorex, Notion, Functional Testing, Multi-Tenancy, Agile Unified Process (AUP), ACID Properties, Google Kubernetes Engine (GKE), Big Data, Travis CI, Data Archiving, Oracle SQL Developer, Log Analysis, Review Board, Component-Based Development, T-SQL, Schema Migration, API Testing, CircleCI, YAGNI Principle, Unix, Snapshotting, Composer, Customer Feedback Loops, Replication Factor, Test Metrics, Ant, Google Cloud Platform, CI/CD, Normalization, VSTS (Visual Studio Team Services), Backup and Recovery, Cloud Native, Smoke Testing, Wrike, Xcode, Git, Xdebug, Bash Scripting, Splunk, Process Automation, JSON Data Stores, Jenkins, Google Cloud Spanner, Integromat (Make), Google BigQuery, Dynatrace, GDB, Code Review Tools, Data Modeling, Heapster, Linux, zypper, Disciplined Agile Delivery (DAD), Azure Backup, Google Cloud Run, MySQL Workbench, Amazon RDS, Test Strategy, Denormalization, ESLint, CI/CD Pipelines, Google Cloud Operations, Azure Logic Apps, Monitoring NoSQL Databases, Smartsheet, Puppet, Compliance as Code, Sublime Text, GraphQL, Compatibility Testing, Aerospike, LXC (Linux Containers), Subversion (SVN), Vim, TestLink, Microsoft SQL Server, AWS S3, Test Data Management, Value Stream Mapping, Deployment Automation, Scrum Testing, StyleCop, Eclipse, MongoDB, Prometheus, Secrets Management, DNS Management, Zabbix, SQLite, RESTful API Testing, Monitoring, Amazon Web Services, Data Encryption, Behavior-Driven Development (BDD), Infrastructure Orchestration, Chaos Engineering, RPO (Recovery Point Objective), Continuous Improvement, FaunaDB, MariaDB, Replication, InfluxDB, Scaled Agile Framework (SAFe), Time-Series Databases, Clean Code, CQRS (Command Query Responsibility Segregation), Cross-Browser Testing, Mobile App Testing, OWASP, Modular Design, Android Studio, Data Redundancy, Gradle, Azure SQL Database, GitLab, Test Script, Test Reports, Oracle Database, Azure Key Vault, Drone, Javadoc, Checkstyle, Fiddler, Kanban Boards, Domain-Driven Design (DDD), SQL, BASE Model, Google Pub/Sub, Constraints, Geany, Terraform, Valgrind, OrientDB, HBase, Virtual Private Cloud (VPC), Cucumber, Database Monitoring, Test-Driven Development (TDD), Azure, Transactions, AWS IAM, Joins, Zeplin, Spiral Model, Manual Testing, API Documentation, TextMate, Performance Bottleneck Identification, V-Model, AWS Backup, End-to-End Automation, KISS Principle, Document-Oriented Databases, Redmine, VSTS, Firebug, NetBeans, GitHub Packages, Playwright, Black Box Testing, Daily Standups, Zephyr, Feature-Driven Development (FDD), Sensu, Eclipse Debugger, npm (Node Package Manager), Master Data Management (MDM), Auditing and Logging, Version Control Testing, MkDocs, Kafka, Alibaba Cloud, DynamoDB, Virtualization, Data Migration, Microsoft Azure, SQL Testing, Key Performance Indicators (KPIs), Data Pipelines, Confluence, TitanDB, Horizontal Scaling, Data Replication Strategies, Columnar Databases, OLAP, Vagrant, SpecFlow, Spinnaker, DevOps, Stakeholder Engagement, Mean Time to Recovery (MTTR), Amazon Web Services (AWS), Bower, Podman, CodeClimate, AWS CodeCommit, Mocking Tools, Robot Framework, PagerDuty, AWS Route 53, JIRA, Accessibility Testing, End-to-End Testing, Usability Testing, Amazon Aurora, Nomad, Failover, Incremental Development, Data Warehousing, Buddy, Appium, Velocity, Tricentis Tosca, Database Scripting, Collaborative Design, SSO (Single Sign-On), Route 53, JSFiddle, Root Cause Analysis, Cluster Management, Dependency Injection, Database Optimization, White Box Testing, Codeship, apt-get, Database Sharding, SQLite Browser, AWS, Microservices Architecture, GCP, Istio, CAP Theorem, Behavior-Driven Testing (BDD), ETL, Cloud Computing, Mantis, Charles Proxy, SourceForge, Google App Engine, Asana, HashiCorp Vault, Postman, Cloud NoSQL Databases, Bamboo, Telerik Test Studio, Heroku, JUnit, Schema Design, Test Coverage, Non-Functional Testing, Amazon Neptune, ACID vs BASE, Static Code Analysis, Datadog, Pulumi, Code Reviews, GitBook, Apache HBase, TensorFlow, Harbor, Automation Testing, DBeaver, Brackets, Event-Driven Architecture, UFT (Unified Functional Testing), Sprint Retrospectives, Google Bigtable, Iterative Development, Delve (Go), Azure DevOps, Web Testing, Blue-Green Deployment, Secure Software Development Lifecycle (SSDLC), Test Case, Cross-Functional Teams, Agile, Rackspace, User Acceptance Testing (UAT), Artifact Repositories, Azure Resource Manager (ARM), TDD Frameworks, Apache Hive, Graph Databases, Chai, Consul, scikit-learn, VMware, Distributed Databases, Performance Tuning, Relational Databases, Docker, Infrastructure Management, CQL (Cassandra Query Language), GitHub, Mobile Testing, AWS ECR (Elastic Container Registry), AWS CloudWatch, ELK Stack (Elasticsearch, Logstash, Kibana), Hazelcast, DigitalOcean, NGINX, Continuous Integration (CI), EKS (Elastic Kubernetes Service), Cypress, Greenplum, Consistency, Google Cloud Load Balancing, mkdocs, Pip, DevOps Engineering, OAuth, Gremlin Query Language, Google Cloud IAM, Backlog Grooming, Azure Active Directory, Fault Tolerance, NumPy, New Relic, Jest, Agile Testing, Mercurial, 12-Factor App Methodology, Data Replication, Acceptance Testing, Triggers, Python, VPN, Query Languages for NoSQL, AWS Fargate, Mocha, Helm, API Development, Grafana, Cassandra, Story Points, Kanban, Google Cloud Functions, dnf, Visual Studio Debugger, Zero Trust Security, Bazaar, NPM, AWS CloudTrail, Partition Tolerance, pgAdmin, Penetration Testing, Data Lakes, Snowflake, FastAPI, Data Backup Strategies, IBM Cloud, JProfiler, CodeStream, Blazegraph, Database Clustering, RabbitMQ, JSON Databases, GitLab CI, Kubernetes, AWS SNS, Service Discovery, Oracle PL/SQL, Foreign Keys, Site Reliability Engineering (SRE), Globalization Testing, Flask, Azure Monitor, Basecamp, Functional Programming, Neo4j, SQL Injection Prevention, Agile Testing Quadrants, Azure Pipelines, SaltStack, Build Tools, MFA (Multi-Factor Authentication), Immutable Infrastructure, Trello, CodePen, RavenDB, AWS EC2, Data Governance, Security Best Practices, Google Cloud SQL, User Roles and Permissions, Memcached, Object-Oriented Programming (OOP), ArangoDB, API Mocking Tools, Test Automation, Swagger, Canary Releases, JMeter, Key-Value Stores, Performance Monitoring, XML Databases, SoapUI, AWS Step Functions, Hybrid Cloud, DevSecOps, Azure App Services, SQL Server Management Studio (SSMS), Polyglot Persistence, OLTP, Dynamic Code Analysis, QTest, Sonatype, LLDB, Continuous Deployment (CD), Load Balancing, LoadRunner, ETL Processes, Shift-Left Testing, Documentation-Driven Development, Automate.io, Model-View-Controller (MVC), Graylog, Dgraph, Azure Container Registry, Visual Studio Code, Pair Programming, CloudFormation, Automation, Integration Testing, User Stories, Risk-Based Testing, Mocking, Burndown Charts, Database Administration, Continuous Integration, Cloud Networking, Windows, High Availability, Gray Box Testing, Coverity, DBA, CodeShip, SAP HANA, Graph Processing, Miro, Localization Testing, Full-Text Search, Database Security, Asciidoc, Risk Analysis, Kate, A/B Testing, SOLID Principles, Swagger UI, Selenium, Allure, Slack, Subqueries, RSpec, Test Plan Development, IntelliJ IDEA Debugger, FindBugs, Toad for Oracle, CodeSandbox, Partitioning, Microsoft Teams, ScyllaDB, Mobile-First Development, AppDynamics, SSL/TLS Encryption, Vertica, AWS ECS, yum, TeamCity, DB2, Cloud Testing, API Automation, Presto, Service Mesh, Scrumban, API Testing Tools, Strong Consistency, Automated Testing, Apache Accumulo, Eventual Consistency, Stored Procedures, PyTorch, DataGrip, Data Consistency, Serverless Architecture, Event Sourcing, Profiling, PyCharm, Stubbing, DRY Principle, Software Development Lifecycle (SDLC), Chrome DevTools, GitOps, Prototyping, Bitbucket, Technical Debt Management, Kaizen, Exploratory Testing, VirtualBox, Riak, Data Partitioning, Oracle Cloud, Multi-Cloud, AKS (Azure Kubernetes Service), Django, Adobe XD, Chocolatey, Scrum, Crystal Methods, RESTful APIs, Upsource, Identity and Access Management (IAM), Audit Logging, SVN (Apache Subversion), Code Review, Security Testing, Security by Design, NuGet, Code Refactoring, Nano, Pandas, Flyway, BDD Frameworks, GitHub Actions, Model-View-ViewModel (MVVM), Yarn, Multi-Tenant Databases, Azure Cosmos DB, Stress Testing, MySQL, Vulnerability Assessment, Homebrew, Azure Blob Storage, VoltDB, Hierarchical Data Storage, Semaphore, YourKit, Karma, Load Testing, AWS Elastic Beanstalk, Blue-Green Deployments, Notepad++, AWS Kinesis, Defect Management, Couchbase, Azure Functions, AWS CodeArtifact, Rapid Application Development (RAD), Bug Tracking, NoSQL, Query Optimization, Minimum Viable Product (MVP), Argo CD, Atom, Axure RP, Continuous Deployment, Keyword-Driven Testing, NoSQL Data Modeling, Rancher, Navicat, DeployHQ, Amazon DocumentDB, Data Streams, Sphinx, Wiki Documentation, Katalon Studio, Key-Value Pairs, Azure Virtual Machines, OpenShift, Phabricator, Monitoring and Logging, Edge Computing, Emacs, Protractor, Doxygen, System Testing, Availability, Data Integrity, Traefik, Cloud Databases, Azure Load Balancer, MarkLogic, Google Cloud Platform (GCP), Database Testing, SQL Query Tuning, Compliance Testing, AWS ELB (Elastic Load Balancing), Liquibase, MongoDB Compass, Threat Modeling, AWS RDS, AWS SQS, SonarQube, Rolling Updates, Wide-Column Stores, API Integration, Nexus, Nagios, Shift-Right Testing, OpenAPI, Sketch, Data-Driven Testing, Aspect-Oriented Programming (AOP), Network Automation, IntelliJ IDEA, Web Scraping, Service-Oriented Architecture (SOA), AWS KMS (Key Management Service), CloudWatch, Caching in NoSQL, Data Versioning, Google Container Registry, Disaster Recovery, Perforce, Test Plan, Apache Ignite, Amazon DynamoDB, Database Auditing, RTO (Recovery Time Objective), Test Execution, HyperGraphDB, Maven, TFS (Team Foundation Server), qTest, Database Design, Sprint Planning, Logging, Monday.com, Debugging, Balsamiq, Read the Docs, Jenkins Pipelines, Secure Code Review, Redis, Continuous Delivery, Responsive Design, Client-Focused Development, PostgreSQL, Database Performance Tuning, Ansible, API-First Development, CouchDB, AWS EKS, NoSQL Benchmarks, Google Compute Engine, Crucible, Teradata, Xray,</w:t>
+      </w:r>
+      <w:r>
+        <w:rPr>
+          <w:color w:val="FFFFFF" w:themeColor="background1"/>
+          <w:sz w:val="4"/>
+          <w:szCs w:val="4"/>
+        </w:rPr>
+        <w:t xml:space="preserve"> Authentication and Authorization, Azure Repos, Google Cloud Storage, Google Spanner, TestNG, Security in NoSQL, AWS Glue, Database Migration, Flake8, HAProxy, Artifactory, Lean Software Development, Google Cloud Backup, Indexes, Extreme Programming (XP), PMD, InVision</w:t>
+      </w:r>
+    </w:p>
+    <w:p>
+      <w:pPr>
+        <w:pStyle w:val="date1"/>
+        <w:rPr>
+          <w:color w:val="FFFFFF" w:themeColor="background1"/>
+          <w:sz w:val="4"/>
+          <w:szCs w:val="4"/>
+        </w:rPr>
+      </w:pPr>
     </w:p>
     <w:sectPr>
-      <w:headerReference w:type="even" r:id="rId20"/>
-      <w:headerReference w:type="default" r:id="rId21"/>
-      <w:footerReference w:type="even" r:id="rId22"/>
-      <w:footerReference w:type="default" r:id="rId23"/>
-      <w:headerReference w:type="first" r:id="rId24"/>
-      <w:footerReference w:type="first" r:id="rId25"/>
       <w:pgSz w:w="11906" w:h="16838" w:code="9"/>
       <w:pgMar w:top="680" w:right="907" w:bottom="567" w:left="907" w:header="340" w:footer="227" w:gutter="0"/>
       <w:cols w:space="708"/>
@@ -3215,36 +3504,6 @@
 </w:endnotes>
 </file>
 
-<file path=word/footer1.xml><?xml version="1.0" encoding="utf-8"?>
-<w:ftr xmlns:ve="http://schemas.openxmlformats.org/markup-compatibility/2006" xmlns:o="urn:schemas-microsoft-com:office:office" xmlns:r="http://schemas.openxmlformats.org/officeDocument/2006/relationships" xmlns:m="http://schemas.openxmlformats.org/officeDocument/2006/math" xmlns:v="urn:schemas-microsoft-com:vml" xmlns:wp="http://schemas.openxmlformats.org/drawingml/2006/wordprocessingDrawing" xmlns:w10="urn:schemas-microsoft-com:office:word" xmlns:w="http://schemas.openxmlformats.org/wordprocessingml/2006/main" xmlns:wne="http://schemas.microsoft.com/office/word/2006/wordml">
-  <w:p>
-    <w:pPr>
-      <w:pStyle w:val="Footer"/>
-    </w:pPr>
-  </w:p>
-</w:ftr>
-</file>
-
-<file path=word/footer2.xml><?xml version="1.0" encoding="utf-8"?>
-<w:ftr xmlns:ve="http://schemas.openxmlformats.org/markup-compatibility/2006" xmlns:o="urn:schemas-microsoft-com:office:office" xmlns:r="http://schemas.openxmlformats.org/officeDocument/2006/relationships" xmlns:m="http://schemas.openxmlformats.org/officeDocument/2006/math" xmlns:v="urn:schemas-microsoft-com:vml" xmlns:wp="http://schemas.openxmlformats.org/drawingml/2006/wordprocessingDrawing" xmlns:w10="urn:schemas-microsoft-com:office:word" xmlns:w="http://schemas.openxmlformats.org/wordprocessingml/2006/main" xmlns:wne="http://schemas.microsoft.com/office/word/2006/wordml">
-  <w:p>
-    <w:pPr>
-      <w:pStyle w:val="Footer"/>
-    </w:pPr>
-  </w:p>
-</w:ftr>
-</file>
-
-<file path=word/footer3.xml><?xml version="1.0" encoding="utf-8"?>
-<w:ftr xmlns:ve="http://schemas.openxmlformats.org/markup-compatibility/2006" xmlns:o="urn:schemas-microsoft-com:office:office" xmlns:r="http://schemas.openxmlformats.org/officeDocument/2006/relationships" xmlns:m="http://schemas.openxmlformats.org/officeDocument/2006/math" xmlns:v="urn:schemas-microsoft-com:vml" xmlns:wp="http://schemas.openxmlformats.org/drawingml/2006/wordprocessingDrawing" xmlns:w10="urn:schemas-microsoft-com:office:word" xmlns:w="http://schemas.openxmlformats.org/wordprocessingml/2006/main" xmlns:wne="http://schemas.microsoft.com/office/word/2006/wordml">
-  <w:p>
-    <w:pPr>
-      <w:pStyle w:val="Footer"/>
-    </w:pPr>
-  </w:p>
-</w:ftr>
-</file>
-
 <file path=word/footnotes.xml><?xml version="1.0" encoding="utf-8"?>
 <w:footnotes xmlns:ve="http://schemas.openxmlformats.org/markup-compatibility/2006" xmlns:o="urn:schemas-microsoft-com:office:office" xmlns:r="http://schemas.openxmlformats.org/officeDocument/2006/relationships" xmlns:m="http://schemas.openxmlformats.org/officeDocument/2006/math" xmlns:v="urn:schemas-microsoft-com:vml" xmlns:wp="http://schemas.openxmlformats.org/drawingml/2006/wordprocessingDrawing" xmlns:w10="urn:schemas-microsoft-com:office:word" xmlns:w="http://schemas.openxmlformats.org/wordprocessingml/2006/main" xmlns:wne="http://schemas.microsoft.com/office/word/2006/wordml">
   <w:footnote w:type="separator" w:id="0">
@@ -3262,41 +3521,206 @@
     </w:p>
   </w:footnote>
 </w:footnotes>
-</file>
-
-<file path=word/header1.xml><?xml version="1.0" encoding="utf-8"?>
-<w:hdr xmlns:ve="http://schemas.openxmlformats.org/markup-compatibility/2006" xmlns:o="urn:schemas-microsoft-com:office:office" xmlns:r="http://schemas.openxmlformats.org/officeDocument/2006/relationships" xmlns:m="http://schemas.openxmlformats.org/officeDocument/2006/math" xmlns:v="urn:schemas-microsoft-com:vml" xmlns:wp="http://schemas.openxmlformats.org/drawingml/2006/wordprocessingDrawing" xmlns:w10="urn:schemas-microsoft-com:office:word" xmlns:w="http://schemas.openxmlformats.org/wordprocessingml/2006/main" xmlns:wne="http://schemas.microsoft.com/office/word/2006/wordml">
-  <w:p>
-    <w:pPr>
-      <w:pStyle w:val="Header"/>
-    </w:pPr>
-  </w:p>
-</w:hdr>
-</file>
-
-<file path=word/header2.xml><?xml version="1.0" encoding="utf-8"?>
-<w:hdr xmlns:ve="http://schemas.openxmlformats.org/markup-compatibility/2006" xmlns:o="urn:schemas-microsoft-com:office:office" xmlns:r="http://schemas.openxmlformats.org/officeDocument/2006/relationships" xmlns:m="http://schemas.openxmlformats.org/officeDocument/2006/math" xmlns:v="urn:schemas-microsoft-com:vml" xmlns:wp="http://schemas.openxmlformats.org/drawingml/2006/wordprocessingDrawing" xmlns:w10="urn:schemas-microsoft-com:office:word" xmlns:w="http://schemas.openxmlformats.org/wordprocessingml/2006/main" xmlns:wne="http://schemas.microsoft.com/office/word/2006/wordml">
-  <w:p>
-    <w:pPr>
-      <w:pStyle w:val="Header"/>
-    </w:pPr>
-  </w:p>
-</w:hdr>
-</file>
-
-<file path=word/header3.xml><?xml version="1.0" encoding="utf-8"?>
-<w:hdr xmlns:ve="http://schemas.openxmlformats.org/markup-compatibility/2006" xmlns:o="urn:schemas-microsoft-com:office:office" xmlns:r="http://schemas.openxmlformats.org/officeDocument/2006/relationships" xmlns:m="http://schemas.openxmlformats.org/officeDocument/2006/math" xmlns:v="urn:schemas-microsoft-com:vml" xmlns:wp="http://schemas.openxmlformats.org/drawingml/2006/wordprocessingDrawing" xmlns:w10="urn:schemas-microsoft-com:office:word" xmlns:w="http://schemas.openxmlformats.org/wordprocessingml/2006/main" xmlns:wne="http://schemas.microsoft.com/office/word/2006/wordml">
-  <w:p>
-    <w:pPr>
-      <w:pStyle w:val="Header"/>
-    </w:pPr>
-  </w:p>
-</w:hdr>
 </file>
 
 <file path=word/numbering.xml><?xml version="1.0" encoding="utf-8"?>
 <w:numbering xmlns:ve="http://schemas.openxmlformats.org/markup-compatibility/2006" xmlns:o="urn:schemas-microsoft-com:office:office" xmlns:r="http://schemas.openxmlformats.org/officeDocument/2006/relationships" xmlns:m="http://schemas.openxmlformats.org/officeDocument/2006/math" xmlns:v="urn:schemas-microsoft-com:vml" xmlns:wp="http://schemas.openxmlformats.org/drawingml/2006/wordprocessingDrawing" xmlns:w10="urn:schemas-microsoft-com:office:word" xmlns:w="http://schemas.openxmlformats.org/wordprocessingml/2006/main" xmlns:wne="http://schemas.microsoft.com/office/word/2006/wordml">
   <w:abstractNum w:abstractNumId="0">
+    <w:nsid w:val="FFFFFF7C"/>
+    <w:multiLevelType w:val="singleLevel"/>
+    <w:tmpl w:val="A3D4786C"/>
+    <w:lvl w:ilvl="0">
+      <w:start w:val="1"/>
+      <w:numFmt w:val="decimal"/>
+      <w:pStyle w:val="ListNumber5"/>
+      <w:lvlText w:val="%1."/>
+      <w:lvlJc w:val="left"/>
+      <w:pPr>
+        <w:tabs>
+          <w:tab w:val="num" w:pos="1492"/>
+        </w:tabs>
+        <w:ind w:left="1492" w:hanging="360"/>
+      </w:pPr>
+    </w:lvl>
+  </w:abstractNum>
+  <w:abstractNum w:abstractNumId="1">
+    <w:nsid w:val="FFFFFF7D"/>
+    <w:multiLevelType w:val="singleLevel"/>
+    <w:tmpl w:val="28663EFA"/>
+    <w:lvl w:ilvl="0">
+      <w:start w:val="1"/>
+      <w:numFmt w:val="decimal"/>
+      <w:pStyle w:val="ListNumber4"/>
+      <w:lvlText w:val="%1."/>
+      <w:lvlJc w:val="left"/>
+      <w:pPr>
+        <w:tabs>
+          <w:tab w:val="num" w:pos="1209"/>
+        </w:tabs>
+        <w:ind w:left="1209" w:hanging="360"/>
+      </w:pPr>
+    </w:lvl>
+  </w:abstractNum>
+  <w:abstractNum w:abstractNumId="2">
+    <w:nsid w:val="FFFFFF7E"/>
+    <w:multiLevelType w:val="singleLevel"/>
+    <w:tmpl w:val="C800548C"/>
+    <w:lvl w:ilvl="0">
+      <w:start w:val="1"/>
+      <w:numFmt w:val="decimal"/>
+      <w:pStyle w:val="ListNumber3"/>
+      <w:lvlText w:val="%1."/>
+      <w:lvlJc w:val="left"/>
+      <w:pPr>
+        <w:tabs>
+          <w:tab w:val="num" w:pos="926"/>
+        </w:tabs>
+        <w:ind w:left="926" w:hanging="360"/>
+      </w:pPr>
+    </w:lvl>
+  </w:abstractNum>
+  <w:abstractNum w:abstractNumId="3">
+    <w:nsid w:val="FFFFFF7F"/>
+    <w:multiLevelType w:val="singleLevel"/>
+    <w:tmpl w:val="943E83F2"/>
+    <w:lvl w:ilvl="0">
+      <w:start w:val="1"/>
+      <w:numFmt w:val="decimal"/>
+      <w:pStyle w:val="ListNumber2"/>
+      <w:lvlText w:val="%1."/>
+      <w:lvlJc w:val="left"/>
+      <w:pPr>
+        <w:tabs>
+          <w:tab w:val="num" w:pos="643"/>
+        </w:tabs>
+        <w:ind w:left="643" w:hanging="360"/>
+      </w:pPr>
+    </w:lvl>
+  </w:abstractNum>
+  <w:abstractNum w:abstractNumId="4">
+    <w:nsid w:val="FFFFFF80"/>
+    <w:multiLevelType w:val="singleLevel"/>
+    <w:tmpl w:val="134EE378"/>
+    <w:lvl w:ilvl="0">
+      <w:start w:val="1"/>
+      <w:numFmt w:val="bullet"/>
+      <w:pStyle w:val="ListBullet5"/>
+      <w:lvlText w:val=""/>
+      <w:lvlJc w:val="left"/>
+      <w:pPr>
+        <w:tabs>
+          <w:tab w:val="num" w:pos="1492"/>
+        </w:tabs>
+        <w:ind w:left="1492" w:hanging="360"/>
+      </w:pPr>
+      <w:rPr>
+        <w:rFonts w:ascii="Symbol" w:hAnsi="Symbol" w:hint="default"/>
+      </w:rPr>
+    </w:lvl>
+  </w:abstractNum>
+  <w:abstractNum w:abstractNumId="5">
+    <w:nsid w:val="FFFFFF81"/>
+    <w:multiLevelType w:val="singleLevel"/>
+    <w:tmpl w:val="158E5916"/>
+    <w:lvl w:ilvl="0">
+      <w:start w:val="1"/>
+      <w:numFmt w:val="bullet"/>
+      <w:pStyle w:val="ListBullet4"/>
+      <w:lvlText w:val=""/>
+      <w:lvlJc w:val="left"/>
+      <w:pPr>
+        <w:tabs>
+          <w:tab w:val="num" w:pos="1209"/>
+        </w:tabs>
+        <w:ind w:left="1209" w:hanging="360"/>
+      </w:pPr>
+      <w:rPr>
+        <w:rFonts w:ascii="Symbol" w:hAnsi="Symbol" w:hint="default"/>
+      </w:rPr>
+    </w:lvl>
+  </w:abstractNum>
+  <w:abstractNum w:abstractNumId="6">
+    <w:nsid w:val="FFFFFF82"/>
+    <w:multiLevelType w:val="singleLevel"/>
+    <w:tmpl w:val="72083272"/>
+    <w:lvl w:ilvl="0">
+      <w:start w:val="1"/>
+      <w:numFmt w:val="bullet"/>
+      <w:pStyle w:val="ListBullet3"/>
+      <w:lvlText w:val=""/>
+      <w:lvlJc w:val="left"/>
+      <w:pPr>
+        <w:tabs>
+          <w:tab w:val="num" w:pos="926"/>
+        </w:tabs>
+        <w:ind w:left="926" w:hanging="360"/>
+      </w:pPr>
+      <w:rPr>
+        <w:rFonts w:ascii="Symbol" w:hAnsi="Symbol" w:hint="default"/>
+      </w:rPr>
+    </w:lvl>
+  </w:abstractNum>
+  <w:abstractNum w:abstractNumId="7">
+    <w:nsid w:val="FFFFFF83"/>
+    <w:multiLevelType w:val="singleLevel"/>
+    <w:tmpl w:val="5AAE191A"/>
+    <w:lvl w:ilvl="0">
+      <w:start w:val="1"/>
+      <w:numFmt w:val="bullet"/>
+      <w:pStyle w:val="ListBullet2"/>
+      <w:lvlText w:val=""/>
+      <w:lvlJc w:val="left"/>
+      <w:pPr>
+        <w:tabs>
+          <w:tab w:val="num" w:pos="643"/>
+        </w:tabs>
+        <w:ind w:left="643" w:hanging="360"/>
+      </w:pPr>
+      <w:rPr>
+        <w:rFonts w:ascii="Symbol" w:hAnsi="Symbol" w:hint="default"/>
+      </w:rPr>
+    </w:lvl>
+  </w:abstractNum>
+  <w:abstractNum w:abstractNumId="8">
+    <w:nsid w:val="FFFFFF88"/>
+    <w:multiLevelType w:val="singleLevel"/>
+    <w:tmpl w:val="2ACADA40"/>
+    <w:lvl w:ilvl="0">
+      <w:start w:val="1"/>
+      <w:numFmt w:val="decimal"/>
+      <w:pStyle w:val="ListNumber"/>
+      <w:lvlText w:val="%1."/>
+      <w:lvlJc w:val="left"/>
+      <w:pPr>
+        <w:tabs>
+          <w:tab w:val="num" w:pos="360"/>
+        </w:tabs>
+        <w:ind w:left="360" w:hanging="360"/>
+      </w:pPr>
+    </w:lvl>
+  </w:abstractNum>
+  <w:abstractNum w:abstractNumId="9">
+    <w:nsid w:val="FFFFFF89"/>
+    <w:multiLevelType w:val="singleLevel"/>
+    <w:tmpl w:val="4DC05516"/>
+    <w:lvl w:ilvl="0">
+      <w:start w:val="1"/>
+      <w:numFmt w:val="bullet"/>
+      <w:pStyle w:val="ListBullet"/>
+      <w:lvlText w:val=""/>
+      <w:lvlJc w:val="left"/>
+      <w:pPr>
+        <w:tabs>
+          <w:tab w:val="num" w:pos="360"/>
+        </w:tabs>
+        <w:ind w:left="360" w:hanging="360"/>
+      </w:pPr>
+      <w:rPr>
+        <w:rFonts w:ascii="Symbol" w:hAnsi="Symbol" w:hint="default"/>
+      </w:rPr>
+    </w:lvl>
+  </w:abstractNum>
+  <w:abstractNum w:abstractNumId="10">
     <w:nsid w:val="FFFFFFFE"/>
     <w:multiLevelType w:val="singleLevel"/>
     <w:tmpl w:val="06F8A6DE"/>
@@ -3306,7 +3730,7 @@
       <w:lvlJc w:val="left"/>
     </w:lvl>
   </w:abstractNum>
-  <w:abstractNum w:abstractNumId="1">
+  <w:abstractNum w:abstractNumId="11">
     <w:nsid w:val="02522AB3"/>
     <w:multiLevelType w:val="hybridMultilevel"/>
     <w:tmpl w:val="9C56F63A"/>
@@ -3419,7 +3843,7 @@
       </w:rPr>
     </w:lvl>
   </w:abstractNum>
-  <w:abstractNum w:abstractNumId="2">
+  <w:abstractNum w:abstractNumId="12">
     <w:nsid w:val="0D5A6171"/>
     <w:multiLevelType w:val="hybridMultilevel"/>
     <w:tmpl w:val="0F92A10C"/>
@@ -3505,7 +3929,7 @@
       </w:pPr>
     </w:lvl>
   </w:abstractNum>
-  <w:abstractNum w:abstractNumId="3">
+  <w:abstractNum w:abstractNumId="13">
     <w:nsid w:val="0D681082"/>
     <w:multiLevelType w:val="hybridMultilevel"/>
     <w:tmpl w:val="ECA64096"/>
@@ -3618,7 +4042,7 @@
       </w:rPr>
     </w:lvl>
   </w:abstractNum>
-  <w:abstractNum w:abstractNumId="4">
+  <w:abstractNum w:abstractNumId="14">
     <w:nsid w:val="0E713BDE"/>
     <w:multiLevelType w:val="hybridMultilevel"/>
     <w:tmpl w:val="FB6C10D8"/>
@@ -3731,7 +4155,7 @@
       </w:rPr>
     </w:lvl>
   </w:abstractNum>
-  <w:abstractNum w:abstractNumId="5">
+  <w:abstractNum w:abstractNumId="15">
     <w:nsid w:val="0EDE1189"/>
     <w:multiLevelType w:val="hybridMultilevel"/>
     <w:tmpl w:val="B02C21B0"/>
@@ -3871,7 +4295,7 @@
       </w:rPr>
     </w:lvl>
   </w:abstractNum>
-  <w:abstractNum w:abstractNumId="6">
+  <w:abstractNum w:abstractNumId="16">
     <w:nsid w:val="15FD500F"/>
     <w:multiLevelType w:val="hybridMultilevel"/>
     <w:tmpl w:val="4496794C"/>
@@ -3984,7 +4408,7 @@
       </w:rPr>
     </w:lvl>
   </w:abstractNum>
-  <w:abstractNum w:abstractNumId="7">
+  <w:abstractNum w:abstractNumId="17">
     <w:nsid w:val="1A9862D0"/>
     <w:multiLevelType w:val="hybridMultilevel"/>
     <w:tmpl w:val="1A3CB78A"/>
@@ -4097,7 +4521,7 @@
       </w:rPr>
     </w:lvl>
   </w:abstractNum>
-  <w:abstractNum w:abstractNumId="8">
+  <w:abstractNum w:abstractNumId="18">
     <w:nsid w:val="1ACB196F"/>
     <w:multiLevelType w:val="hybridMultilevel"/>
     <w:tmpl w:val="EB3AACB4"/>
@@ -4210,10 +4634,10 @@
       </w:rPr>
     </w:lvl>
   </w:abstractNum>
-  <w:abstractNum w:abstractNumId="9">
+  <w:abstractNum w:abstractNumId="19">
     <w:nsid w:val="1EB665E7"/>
     <w:multiLevelType w:val="hybridMultilevel"/>
-    <w:tmpl w:val="AB8C9734"/>
+    <w:tmpl w:val="7928543C"/>
     <w:lvl w:ilvl="0" w:tplc="A630FF0C">
       <w:start w:val="1"/>
       <w:numFmt w:val="bullet"/>
@@ -4221,7 +4645,7 @@
       <w:lvlText w:val=""/>
       <w:lvlJc w:val="left"/>
       <w:pPr>
-        <w:ind w:left="720" w:hanging="360"/>
+        <w:ind w:left="360" w:hanging="360"/>
       </w:pPr>
       <w:rPr>
         <w:rFonts w:ascii="Symbol" w:hAnsi="Symbol" w:hint="default"/>
@@ -4233,7 +4657,7 @@
       <w:lvlText w:val="o"/>
       <w:lvlJc w:val="left"/>
       <w:pPr>
-        <w:ind w:left="1440" w:hanging="360"/>
+        <w:ind w:left="1080" w:hanging="360"/>
       </w:pPr>
       <w:rPr>
         <w:rFonts w:ascii="Courier New" w:hAnsi="Courier New" w:cs="Courier New" w:hint="default"/>
@@ -4245,7 +4669,7 @@
       <w:lvlText w:val=""/>
       <w:lvlJc w:val="left"/>
       <w:pPr>
-        <w:ind w:left="2160" w:hanging="360"/>
+        <w:ind w:left="1800" w:hanging="360"/>
       </w:pPr>
       <w:rPr>
         <w:rFonts w:ascii="Wingdings" w:hAnsi="Wingdings" w:hint="default"/>
@@ -4257,7 +4681,7 @@
       <w:lvlText w:val=""/>
       <w:lvlJc w:val="left"/>
       <w:pPr>
-        <w:ind w:left="2880" w:hanging="360"/>
+        <w:ind w:left="2520" w:hanging="360"/>
       </w:pPr>
       <w:rPr>
         <w:rFonts w:ascii="Symbol" w:hAnsi="Symbol" w:hint="default"/>
@@ -4269,7 +4693,7 @@
       <w:lvlText w:val="o"/>
       <w:lvlJc w:val="left"/>
       <w:pPr>
-        <w:ind w:left="3600" w:hanging="360"/>
+        <w:ind w:left="3240" w:hanging="360"/>
       </w:pPr>
       <w:rPr>
         <w:rFonts w:ascii="Courier New" w:hAnsi="Courier New" w:cs="Courier New" w:hint="default"/>
@@ -4281,7 +4705,7 @@
       <w:lvlText w:val=""/>
       <w:lvlJc w:val="left"/>
       <w:pPr>
-        <w:ind w:left="4320" w:hanging="360"/>
+        <w:ind w:left="3960" w:hanging="360"/>
       </w:pPr>
       <w:rPr>
         <w:rFonts w:ascii="Wingdings" w:hAnsi="Wingdings" w:hint="default"/>
@@ -4293,7 +4717,7 @@
       <w:lvlText w:val=""/>
       <w:lvlJc w:val="left"/>
       <w:pPr>
-        <w:ind w:left="5040" w:hanging="360"/>
+        <w:ind w:left="4680" w:hanging="360"/>
       </w:pPr>
       <w:rPr>
         <w:rFonts w:ascii="Symbol" w:hAnsi="Symbol" w:hint="default"/>
@@ -4305,7 +4729,7 @@
       <w:lvlText w:val="o"/>
       <w:lvlJc w:val="left"/>
       <w:pPr>
-        <w:ind w:left="5760" w:hanging="360"/>
+        <w:ind w:left="5400" w:hanging="360"/>
       </w:pPr>
       <w:rPr>
         <w:rFonts w:ascii="Courier New" w:hAnsi="Courier New" w:cs="Courier New" w:hint="default"/>
@@ -4317,14 +4741,14 @@
       <w:lvlText w:val=""/>
       <w:lvlJc w:val="left"/>
       <w:pPr>
-        <w:ind w:left="6480" w:hanging="360"/>
+        <w:ind w:left="6120" w:hanging="360"/>
       </w:pPr>
       <w:rPr>
         <w:rFonts w:ascii="Wingdings" w:hAnsi="Wingdings" w:hint="default"/>
       </w:rPr>
     </w:lvl>
   </w:abstractNum>
-  <w:abstractNum w:abstractNumId="10">
+  <w:abstractNum w:abstractNumId="20">
     <w:nsid w:val="210B637B"/>
     <w:multiLevelType w:val="multilevel"/>
     <w:tmpl w:val="436E4F52"/>
@@ -4473,7 +4897,7 @@
       </w:rPr>
     </w:lvl>
   </w:abstractNum>
-  <w:abstractNum w:abstractNumId="11">
+  <w:abstractNum w:abstractNumId="21">
     <w:nsid w:val="27F069C9"/>
     <w:multiLevelType w:val="hybridMultilevel"/>
     <w:tmpl w:val="2D0EF44C"/>
@@ -4586,7 +5010,7 @@
       </w:rPr>
     </w:lvl>
   </w:abstractNum>
-  <w:abstractNum w:abstractNumId="12">
+  <w:abstractNum w:abstractNumId="22">
     <w:nsid w:val="329A0C38"/>
     <w:multiLevelType w:val="hybridMultilevel"/>
     <w:tmpl w:val="E0606844"/>
@@ -4699,7 +5123,7 @@
       </w:rPr>
     </w:lvl>
   </w:abstractNum>
-  <w:abstractNum w:abstractNumId="13">
+  <w:abstractNum w:abstractNumId="23">
     <w:nsid w:val="4D533B32"/>
     <w:multiLevelType w:val="hybridMultilevel"/>
     <w:tmpl w:val="335015A6"/>
@@ -4812,7 +5236,7 @@
       </w:rPr>
     </w:lvl>
   </w:abstractNum>
-  <w:abstractNum w:abstractNumId="14">
+  <w:abstractNum w:abstractNumId="24">
     <w:nsid w:val="5B8B2318"/>
     <w:multiLevelType w:val="hybridMultilevel"/>
     <w:tmpl w:val="1F242E58"/>
@@ -4925,7 +5349,7 @@
       </w:rPr>
     </w:lvl>
   </w:abstractNum>
-  <w:abstractNum w:abstractNumId="15">
+  <w:abstractNum w:abstractNumId="25">
     <w:nsid w:val="6F3C0E0F"/>
     <w:multiLevelType w:val="hybridMultilevel"/>
     <w:tmpl w:val="FAF65100"/>
@@ -5038,7 +5462,7 @@
       </w:rPr>
     </w:lvl>
   </w:abstractNum>
-  <w:abstractNum w:abstractNumId="16">
+  <w:abstractNum w:abstractNumId="26">
     <w:nsid w:val="77F6752F"/>
     <w:multiLevelType w:val="hybridMultilevel"/>
     <w:tmpl w:val="DA5A5FDE"/>
@@ -5128,52 +5552,52 @@
     </w:lvl>
   </w:abstractNum>
   <w:num w:numId="1">
-    <w:abstractNumId w:val="15"/>
+    <w:abstractNumId w:val="25"/>
   </w:num>
   <w:num w:numId="2">
-    <w:abstractNumId w:val="15"/>
+    <w:abstractNumId w:val="25"/>
   </w:num>
   <w:num w:numId="3">
-    <w:abstractNumId w:val="9"/>
+    <w:abstractNumId w:val="19"/>
   </w:num>
   <w:num w:numId="4">
+    <w:abstractNumId w:val="24"/>
+  </w:num>
+  <w:num w:numId="5">
+    <w:abstractNumId w:val="18"/>
+  </w:num>
+  <w:num w:numId="6">
+    <w:abstractNumId w:val="22"/>
+  </w:num>
+  <w:num w:numId="7">
+    <w:abstractNumId w:val="12"/>
+  </w:num>
+  <w:num w:numId="8">
+    <w:abstractNumId w:val="26"/>
+  </w:num>
+  <w:num w:numId="9">
+    <w:abstractNumId w:val="21"/>
+  </w:num>
+  <w:num w:numId="10">
+    <w:abstractNumId w:val="17"/>
+  </w:num>
+  <w:num w:numId="11">
     <w:abstractNumId w:val="14"/>
   </w:num>
-  <w:num w:numId="5">
-    <w:abstractNumId w:val="8"/>
+  <w:num w:numId="12">
+    <w:abstractNumId w:val="11"/>
   </w:num>
-  <w:num w:numId="6">
-    <w:abstractNumId w:val="12"/>
-  </w:num>
-  <w:num w:numId="7">
-    <w:abstractNumId w:val="2"/>
-  </w:num>
-  <w:num w:numId="8">
+  <w:num w:numId="13">
     <w:abstractNumId w:val="16"/>
   </w:num>
-  <w:num w:numId="9">
-    <w:abstractNumId w:val="11"/>
+  <w:num w:numId="14">
+    <w:abstractNumId w:val="23"/>
   </w:num>
-  <w:num w:numId="10">
-    <w:abstractNumId w:val="7"/>
-  </w:num>
-  <w:num w:numId="11">
-    <w:abstractNumId w:val="4"/>
-  </w:num>
-  <w:num w:numId="12">
-    <w:abstractNumId w:val="1"/>
-  </w:num>
-  <w:num w:numId="13">
-    <w:abstractNumId w:val="6"/>
-  </w:num>
-  <w:num w:numId="14">
+  <w:num w:numId="15">
     <w:abstractNumId w:val="13"/>
   </w:num>
-  <w:num w:numId="15">
-    <w:abstractNumId w:val="3"/>
-  </w:num>
   <w:num w:numId="16">
-    <w:abstractNumId w:val="0"/>
+    <w:abstractNumId w:val="10"/>
     <w:lvlOverride w:ilvl="0">
       <w:lvl w:ilvl="0">
         <w:start w:val="1"/>
@@ -5191,7 +5615,7 @@
     </w:lvlOverride>
   </w:num>
   <w:num w:numId="17">
-    <w:abstractNumId w:val="0"/>
+    <w:abstractNumId w:val="10"/>
     <w:lvlOverride w:ilvl="0">
       <w:lvl w:ilvl="0">
         <w:start w:val="1"/>
@@ -5209,10 +5633,10 @@
     </w:lvlOverride>
   </w:num>
   <w:num w:numId="18">
-    <w:abstractNumId w:val="10"/>
+    <w:abstractNumId w:val="20"/>
   </w:num>
   <w:num w:numId="19">
-    <w:abstractNumId w:val="0"/>
+    <w:abstractNumId w:val="10"/>
     <w:lvlOverride w:ilvl="0">
       <w:lvl w:ilvl="0">
         <w:start w:val="1"/>
@@ -5230,7 +5654,37 @@
     </w:lvlOverride>
   </w:num>
   <w:num w:numId="20">
+    <w:abstractNumId w:val="15"/>
+  </w:num>
+  <w:num w:numId="21">
+    <w:abstractNumId w:val="9"/>
+  </w:num>
+  <w:num w:numId="22">
+    <w:abstractNumId w:val="7"/>
+  </w:num>
+  <w:num w:numId="23">
+    <w:abstractNumId w:val="6"/>
+  </w:num>
+  <w:num w:numId="24">
     <w:abstractNumId w:val="5"/>
+  </w:num>
+  <w:num w:numId="25">
+    <w:abstractNumId w:val="4"/>
+  </w:num>
+  <w:num w:numId="26">
+    <w:abstractNumId w:val="8"/>
+  </w:num>
+  <w:num w:numId="27">
+    <w:abstractNumId w:val="3"/>
+  </w:num>
+  <w:num w:numId="28">
+    <w:abstractNumId w:val="2"/>
+  </w:num>
+  <w:num w:numId="29">
+    <w:abstractNumId w:val="1"/>
+  </w:num>
+  <w:num w:numId="30">
+    <w:abstractNumId w:val="0"/>
   </w:num>
 </w:numbering>
 </file>
@@ -5277,7 +5731,7 @@
     <w:lsdException w:name="Default Paragraph Font" w:uiPriority="1"/>
     <w:lsdException w:name="Subtitle" w:semiHidden="0" w:uiPriority="11" w:unhideWhenUsed="0"/>
     <w:lsdException w:name="FollowedHyperlink" w:uiPriority="0"/>
-    <w:lsdException w:name="Strong" w:semiHidden="0" w:uiPriority="22" w:unhideWhenUsed="0"/>
+    <w:lsdException w:name="Strong" w:semiHidden="0" w:uiPriority="22" w:unhideWhenUsed="0" w:qFormat="1"/>
     <w:lsdException w:name="Emphasis" w:semiHidden="0" w:uiPriority="20" w:unhideWhenUsed="0" w:qFormat="1"/>
     <w:lsdException w:name="Table Grid" w:semiHidden="0" w:uiPriority="39" w:unhideWhenUsed="0"/>
     <w:lsdException w:name="Placeholder Text" w:unhideWhenUsed="0"/>
@@ -5396,13 +5850,13 @@
     <w:name w:val="Normal"/>
     <w:aliases w:val="personal details"/>
     <w:qFormat/>
-    <w:rsid w:val="00D21AD0"/>
+    <w:rsid w:val="004D35EC"/>
     <w:pPr>
       <w:spacing w:after="0" w:line="240" w:lineRule="auto"/>
       <w:jc w:val="center"/>
     </w:pPr>
     <w:rPr>
-      <w:rFonts w:ascii="Noto Sans" w:hAnsi="Noto Sans"/>
+      <w:rFonts w:ascii="Arial" w:hAnsi="Arial"/>
       <w:color w:val="222E39"/>
     </w:rPr>
   </w:style>
@@ -5499,6 +5953,120 @@
       <w:lang w:eastAsia="en-GB"/>
     </w:rPr>
   </w:style>
+  <w:style w:type="paragraph" w:styleId="Heading5">
+    <w:name w:val="heading 5"/>
+    <w:basedOn w:val="Normal"/>
+    <w:next w:val="Normal"/>
+    <w:link w:val="Heading5Char"/>
+    <w:uiPriority w:val="9"/>
+    <w:semiHidden/>
+    <w:unhideWhenUsed/>
+    <w:rsid w:val="00F318A9"/>
+    <w:pPr>
+      <w:keepNext/>
+      <w:keepLines/>
+      <w:spacing w:before="200"/>
+      <w:outlineLvl w:val="4"/>
+    </w:pPr>
+    <w:rPr>
+      <w:rFonts w:asciiTheme="majorHAnsi" w:eastAsiaTheme="majorEastAsia" w:hAnsiTheme="majorHAnsi" w:cstheme="majorBidi"/>
+      <w:color w:val="1F4D78" w:themeColor="accent1" w:themeShade="7F"/>
+    </w:rPr>
+  </w:style>
+  <w:style w:type="paragraph" w:styleId="Heading6">
+    <w:name w:val="heading 6"/>
+    <w:basedOn w:val="Normal"/>
+    <w:next w:val="Normal"/>
+    <w:link w:val="Heading6Char"/>
+    <w:uiPriority w:val="9"/>
+    <w:semiHidden/>
+    <w:unhideWhenUsed/>
+    <w:qFormat/>
+    <w:rsid w:val="00F318A9"/>
+    <w:pPr>
+      <w:keepNext/>
+      <w:keepLines/>
+      <w:spacing w:before="200"/>
+      <w:outlineLvl w:val="5"/>
+    </w:pPr>
+    <w:rPr>
+      <w:rFonts w:asciiTheme="majorHAnsi" w:eastAsiaTheme="majorEastAsia" w:hAnsiTheme="majorHAnsi" w:cstheme="majorBidi"/>
+      <w:i/>
+      <w:iCs/>
+      <w:color w:val="1F4D78" w:themeColor="accent1" w:themeShade="7F"/>
+    </w:rPr>
+  </w:style>
+  <w:style w:type="paragraph" w:styleId="Heading7">
+    <w:name w:val="heading 7"/>
+    <w:basedOn w:val="Normal"/>
+    <w:next w:val="Normal"/>
+    <w:link w:val="Heading7Char"/>
+    <w:uiPriority w:val="9"/>
+    <w:semiHidden/>
+    <w:unhideWhenUsed/>
+    <w:qFormat/>
+    <w:rsid w:val="00F318A9"/>
+    <w:pPr>
+      <w:keepNext/>
+      <w:keepLines/>
+      <w:spacing w:before="200"/>
+      <w:outlineLvl w:val="6"/>
+    </w:pPr>
+    <w:rPr>
+      <w:rFonts w:asciiTheme="majorHAnsi" w:eastAsiaTheme="majorEastAsia" w:hAnsiTheme="majorHAnsi" w:cstheme="majorBidi"/>
+      <w:i/>
+      <w:iCs/>
+      <w:color w:val="404040" w:themeColor="text1" w:themeTint="BF"/>
+    </w:rPr>
+  </w:style>
+  <w:style w:type="paragraph" w:styleId="Heading8">
+    <w:name w:val="heading 8"/>
+    <w:basedOn w:val="Normal"/>
+    <w:next w:val="Normal"/>
+    <w:link w:val="Heading8Char"/>
+    <w:uiPriority w:val="9"/>
+    <w:semiHidden/>
+    <w:unhideWhenUsed/>
+    <w:qFormat/>
+    <w:rsid w:val="00F318A9"/>
+    <w:pPr>
+      <w:keepNext/>
+      <w:keepLines/>
+      <w:spacing w:before="200"/>
+      <w:outlineLvl w:val="7"/>
+    </w:pPr>
+    <w:rPr>
+      <w:rFonts w:asciiTheme="majorHAnsi" w:eastAsiaTheme="majorEastAsia" w:hAnsiTheme="majorHAnsi" w:cstheme="majorBidi"/>
+      <w:color w:val="404040" w:themeColor="text1" w:themeTint="BF"/>
+      <w:sz w:val="20"/>
+      <w:szCs w:val="20"/>
+    </w:rPr>
+  </w:style>
+  <w:style w:type="paragraph" w:styleId="Heading9">
+    <w:name w:val="heading 9"/>
+    <w:basedOn w:val="Normal"/>
+    <w:next w:val="Normal"/>
+    <w:link w:val="Heading9Char"/>
+    <w:uiPriority w:val="9"/>
+    <w:semiHidden/>
+    <w:unhideWhenUsed/>
+    <w:qFormat/>
+    <w:rsid w:val="00F318A9"/>
+    <w:pPr>
+      <w:keepNext/>
+      <w:keepLines/>
+      <w:spacing w:before="200"/>
+      <w:outlineLvl w:val="8"/>
+    </w:pPr>
+    <w:rPr>
+      <w:rFonts w:asciiTheme="majorHAnsi" w:eastAsiaTheme="majorEastAsia" w:hAnsiTheme="majorHAnsi" w:cstheme="majorBidi"/>
+      <w:i/>
+      <w:iCs/>
+      <w:color w:val="404040" w:themeColor="text1" w:themeTint="BF"/>
+      <w:sz w:val="20"/>
+      <w:szCs w:val="20"/>
+    </w:rPr>
+  </w:style>
   <w:style w:type="character" w:default="1" w:styleId="DefaultParagraphFont">
     <w:name w:val="Default Paragraph Font"/>
     <w:uiPriority w:val="1"/>
@@ -5670,6 +6238,7 @@
     <w:name w:val="Strong"/>
     <w:basedOn w:val="DefaultParagraphFont"/>
     <w:uiPriority w:val="22"/>
+    <w:qFormat/>
     <w:rsid w:val="00E749DB"/>
     <w:rPr>
       <w:b/>
@@ -5681,12 +6250,16 @@
     <w:basedOn w:val="NoSpacing"/>
     <w:link w:val="listeChar"/>
     <w:qFormat/>
-    <w:rsid w:val="00BF764D"/>
+    <w:rsid w:val="002F57F7"/>
     <w:pPr>
       <w:numPr>
         <w:numId w:val="3"/>
       </w:numPr>
     </w:pPr>
+    <w:rPr>
+      <w:rFonts w:ascii="Arial" w:hAnsi="Arial"/>
+      <w:color w:val="000000" w:themeColor="text1"/>
+    </w:rPr>
   </w:style>
   <w:style w:type="character" w:customStyle="1" w:styleId="Heading4Char">
     <w:name w:val="Heading 4 Char"/>
@@ -5722,7 +6295,11 @@
     <w:name w:val="liste Char"/>
     <w:basedOn w:val="NoSpacingChar"/>
     <w:link w:val="liste"/>
-    <w:rsid w:val="00BF764D"/>
+    <w:rsid w:val="002F57F7"/>
+    <w:rPr>
+      <w:rFonts w:ascii="Arial" w:hAnsi="Arial"/>
+      <w:color w:val="000000" w:themeColor="text1"/>
+    </w:rPr>
   </w:style>
   <w:style w:type="character" w:styleId="Hyperlink">
     <w:name w:val="Hyperlink"/>
@@ -6172,6 +6749,1409 @@
       <w:sz w:val="24"/>
       <w:szCs w:val="24"/>
       <w:lang w:eastAsia="en-GB"/>
+    </w:rPr>
+  </w:style>
+  <w:style w:type="paragraph" w:styleId="Bibliography">
+    <w:name w:val="Bibliography"/>
+    <w:basedOn w:val="Normal"/>
+    <w:next w:val="Normal"/>
+    <w:uiPriority w:val="37"/>
+    <w:semiHidden/>
+    <w:unhideWhenUsed/>
+    <w:rsid w:val="00F318A9"/>
+  </w:style>
+  <w:style w:type="paragraph" w:styleId="BlockText">
+    <w:name w:val="Block Text"/>
+    <w:basedOn w:val="Normal"/>
+    <w:uiPriority w:val="99"/>
+    <w:semiHidden/>
+    <w:unhideWhenUsed/>
+    <w:rsid w:val="00F318A9"/>
+    <w:pPr>
+      <w:pBdr>
+        <w:top w:val="single" w:sz="2" w:space="10" w:color="5B9BD5" w:themeColor="accent1"/>
+        <w:left w:val="single" w:sz="2" w:space="10" w:color="5B9BD5" w:themeColor="accent1"/>
+        <w:bottom w:val="single" w:sz="2" w:space="10" w:color="5B9BD5" w:themeColor="accent1"/>
+        <w:right w:val="single" w:sz="2" w:space="10" w:color="5B9BD5" w:themeColor="accent1"/>
+      </w:pBdr>
+      <w:ind w:left="1152" w:right="1152"/>
+    </w:pPr>
+    <w:rPr>
+      <w:rFonts w:asciiTheme="minorHAnsi" w:eastAsiaTheme="minorEastAsia" w:hAnsiTheme="minorHAnsi"/>
+      <w:i/>
+      <w:iCs/>
+      <w:color w:val="5B9BD5" w:themeColor="accent1"/>
+    </w:rPr>
+  </w:style>
+  <w:style w:type="paragraph" w:styleId="BodyText">
+    <w:name w:val="Body Text"/>
+    <w:basedOn w:val="Normal"/>
+    <w:link w:val="BodyTextChar"/>
+    <w:uiPriority w:val="99"/>
+    <w:semiHidden/>
+    <w:unhideWhenUsed/>
+    <w:rsid w:val="00F318A9"/>
+    <w:pPr>
+      <w:spacing w:after="120"/>
+    </w:pPr>
+  </w:style>
+  <w:style w:type="character" w:customStyle="1" w:styleId="BodyTextChar">
+    <w:name w:val="Body Text Char"/>
+    <w:basedOn w:val="DefaultParagraphFont"/>
+    <w:link w:val="BodyText"/>
+    <w:uiPriority w:val="99"/>
+    <w:semiHidden/>
+    <w:rsid w:val="00F318A9"/>
+    <w:rPr>
+      <w:rFonts w:ascii="Noto Sans" w:hAnsi="Noto Sans"/>
+      <w:color w:val="222E39"/>
+    </w:rPr>
+  </w:style>
+  <w:style w:type="paragraph" w:styleId="BodyText2">
+    <w:name w:val="Body Text 2"/>
+    <w:basedOn w:val="Normal"/>
+    <w:link w:val="BodyText2Char"/>
+    <w:uiPriority w:val="99"/>
+    <w:semiHidden/>
+    <w:unhideWhenUsed/>
+    <w:rsid w:val="00F318A9"/>
+    <w:pPr>
+      <w:spacing w:after="120" w:line="480" w:lineRule="auto"/>
+    </w:pPr>
+  </w:style>
+  <w:style w:type="character" w:customStyle="1" w:styleId="BodyText2Char">
+    <w:name w:val="Body Text 2 Char"/>
+    <w:basedOn w:val="DefaultParagraphFont"/>
+    <w:link w:val="BodyText2"/>
+    <w:uiPriority w:val="99"/>
+    <w:semiHidden/>
+    <w:rsid w:val="00F318A9"/>
+    <w:rPr>
+      <w:rFonts w:ascii="Noto Sans" w:hAnsi="Noto Sans"/>
+      <w:color w:val="222E39"/>
+    </w:rPr>
+  </w:style>
+  <w:style w:type="paragraph" w:styleId="BodyText3">
+    <w:name w:val="Body Text 3"/>
+    <w:basedOn w:val="Normal"/>
+    <w:link w:val="BodyText3Char"/>
+    <w:uiPriority w:val="99"/>
+    <w:semiHidden/>
+    <w:unhideWhenUsed/>
+    <w:rsid w:val="00F318A9"/>
+    <w:pPr>
+      <w:spacing w:after="120"/>
+    </w:pPr>
+    <w:rPr>
+      <w:sz w:val="16"/>
+      <w:szCs w:val="16"/>
+    </w:rPr>
+  </w:style>
+  <w:style w:type="character" w:customStyle="1" w:styleId="BodyText3Char">
+    <w:name w:val="Body Text 3 Char"/>
+    <w:basedOn w:val="DefaultParagraphFont"/>
+    <w:link w:val="BodyText3"/>
+    <w:uiPriority w:val="99"/>
+    <w:semiHidden/>
+    <w:rsid w:val="00F318A9"/>
+    <w:rPr>
+      <w:rFonts w:ascii="Noto Sans" w:hAnsi="Noto Sans"/>
+      <w:color w:val="222E39"/>
+      <w:sz w:val="16"/>
+      <w:szCs w:val="16"/>
+    </w:rPr>
+  </w:style>
+  <w:style w:type="paragraph" w:styleId="BodyTextFirstIndent">
+    <w:name w:val="Body Text First Indent"/>
+    <w:basedOn w:val="BodyText"/>
+    <w:link w:val="BodyTextFirstIndentChar"/>
+    <w:uiPriority w:val="99"/>
+    <w:semiHidden/>
+    <w:unhideWhenUsed/>
+    <w:rsid w:val="00F318A9"/>
+    <w:pPr>
+      <w:spacing w:after="0"/>
+      <w:ind w:firstLine="360"/>
+    </w:pPr>
+  </w:style>
+  <w:style w:type="character" w:customStyle="1" w:styleId="BodyTextFirstIndentChar">
+    <w:name w:val="Body Text First Indent Char"/>
+    <w:basedOn w:val="BodyTextChar"/>
+    <w:link w:val="BodyTextFirstIndent"/>
+    <w:uiPriority w:val="99"/>
+    <w:semiHidden/>
+    <w:rsid w:val="00F318A9"/>
+  </w:style>
+  <w:style w:type="paragraph" w:styleId="BodyTextIndent">
+    <w:name w:val="Body Text Indent"/>
+    <w:basedOn w:val="Normal"/>
+    <w:link w:val="BodyTextIndentChar"/>
+    <w:uiPriority w:val="99"/>
+    <w:semiHidden/>
+    <w:unhideWhenUsed/>
+    <w:rsid w:val="00F318A9"/>
+    <w:pPr>
+      <w:spacing w:after="120"/>
+      <w:ind w:left="283"/>
+    </w:pPr>
+  </w:style>
+  <w:style w:type="character" w:customStyle="1" w:styleId="BodyTextIndentChar">
+    <w:name w:val="Body Text Indent Char"/>
+    <w:basedOn w:val="DefaultParagraphFont"/>
+    <w:link w:val="BodyTextIndent"/>
+    <w:uiPriority w:val="99"/>
+    <w:semiHidden/>
+    <w:rsid w:val="00F318A9"/>
+    <w:rPr>
+      <w:rFonts w:ascii="Noto Sans" w:hAnsi="Noto Sans"/>
+      <w:color w:val="222E39"/>
+    </w:rPr>
+  </w:style>
+  <w:style w:type="paragraph" w:styleId="BodyTextFirstIndent2">
+    <w:name w:val="Body Text First Indent 2"/>
+    <w:basedOn w:val="BodyTextIndent"/>
+    <w:link w:val="BodyTextFirstIndent2Char"/>
+    <w:uiPriority w:val="99"/>
+    <w:semiHidden/>
+    <w:unhideWhenUsed/>
+    <w:rsid w:val="00F318A9"/>
+    <w:pPr>
+      <w:spacing w:after="0"/>
+      <w:ind w:left="360" w:firstLine="360"/>
+    </w:pPr>
+  </w:style>
+  <w:style w:type="character" w:customStyle="1" w:styleId="BodyTextFirstIndent2Char">
+    <w:name w:val="Body Text First Indent 2 Char"/>
+    <w:basedOn w:val="BodyTextIndentChar"/>
+    <w:link w:val="BodyTextFirstIndent2"/>
+    <w:uiPriority w:val="99"/>
+    <w:semiHidden/>
+    <w:rsid w:val="00F318A9"/>
+  </w:style>
+  <w:style w:type="paragraph" w:styleId="BodyTextIndent2">
+    <w:name w:val="Body Text Indent 2"/>
+    <w:basedOn w:val="Normal"/>
+    <w:link w:val="BodyTextIndent2Char"/>
+    <w:uiPriority w:val="99"/>
+    <w:semiHidden/>
+    <w:unhideWhenUsed/>
+    <w:rsid w:val="00F318A9"/>
+    <w:pPr>
+      <w:spacing w:after="120" w:line="480" w:lineRule="auto"/>
+      <w:ind w:left="283"/>
+    </w:pPr>
+  </w:style>
+  <w:style w:type="character" w:customStyle="1" w:styleId="BodyTextIndent2Char">
+    <w:name w:val="Body Text Indent 2 Char"/>
+    <w:basedOn w:val="DefaultParagraphFont"/>
+    <w:link w:val="BodyTextIndent2"/>
+    <w:uiPriority w:val="99"/>
+    <w:semiHidden/>
+    <w:rsid w:val="00F318A9"/>
+    <w:rPr>
+      <w:rFonts w:ascii="Noto Sans" w:hAnsi="Noto Sans"/>
+      <w:color w:val="222E39"/>
+    </w:rPr>
+  </w:style>
+  <w:style w:type="paragraph" w:styleId="BodyTextIndent3">
+    <w:name w:val="Body Text Indent 3"/>
+    <w:basedOn w:val="Normal"/>
+    <w:link w:val="BodyTextIndent3Char"/>
+    <w:uiPriority w:val="99"/>
+    <w:semiHidden/>
+    <w:unhideWhenUsed/>
+    <w:rsid w:val="00F318A9"/>
+    <w:pPr>
+      <w:spacing w:after="120"/>
+      <w:ind w:left="283"/>
+    </w:pPr>
+    <w:rPr>
+      <w:sz w:val="16"/>
+      <w:szCs w:val="16"/>
+    </w:rPr>
+  </w:style>
+  <w:style w:type="character" w:customStyle="1" w:styleId="BodyTextIndent3Char">
+    <w:name w:val="Body Text Indent 3 Char"/>
+    <w:basedOn w:val="DefaultParagraphFont"/>
+    <w:link w:val="BodyTextIndent3"/>
+    <w:uiPriority w:val="99"/>
+    <w:semiHidden/>
+    <w:rsid w:val="00F318A9"/>
+    <w:rPr>
+      <w:rFonts w:ascii="Noto Sans" w:hAnsi="Noto Sans"/>
+      <w:color w:val="222E39"/>
+      <w:sz w:val="16"/>
+      <w:szCs w:val="16"/>
+    </w:rPr>
+  </w:style>
+  <w:style w:type="paragraph" w:styleId="Caption">
+    <w:name w:val="caption"/>
+    <w:basedOn w:val="Normal"/>
+    <w:next w:val="Normal"/>
+    <w:uiPriority w:val="35"/>
+    <w:semiHidden/>
+    <w:unhideWhenUsed/>
+    <w:qFormat/>
+    <w:rsid w:val="00F318A9"/>
+    <w:pPr>
+      <w:spacing w:after="200"/>
+    </w:pPr>
+    <w:rPr>
+      <w:b/>
+      <w:bCs/>
+      <w:color w:val="5B9BD5" w:themeColor="accent1"/>
+      <w:sz w:val="18"/>
+      <w:szCs w:val="18"/>
+    </w:rPr>
+  </w:style>
+  <w:style w:type="paragraph" w:styleId="Closing">
+    <w:name w:val="Closing"/>
+    <w:basedOn w:val="Normal"/>
+    <w:link w:val="ClosingChar"/>
+    <w:uiPriority w:val="99"/>
+    <w:semiHidden/>
+    <w:unhideWhenUsed/>
+    <w:rsid w:val="00F318A9"/>
+    <w:pPr>
+      <w:ind w:left="4252"/>
+    </w:pPr>
+  </w:style>
+  <w:style w:type="character" w:customStyle="1" w:styleId="ClosingChar">
+    <w:name w:val="Closing Char"/>
+    <w:basedOn w:val="DefaultParagraphFont"/>
+    <w:link w:val="Closing"/>
+    <w:uiPriority w:val="99"/>
+    <w:semiHidden/>
+    <w:rsid w:val="00F318A9"/>
+    <w:rPr>
+      <w:rFonts w:ascii="Noto Sans" w:hAnsi="Noto Sans"/>
+      <w:color w:val="222E39"/>
+    </w:rPr>
+  </w:style>
+  <w:style w:type="paragraph" w:styleId="Date">
+    <w:name w:val="Date"/>
+    <w:basedOn w:val="Normal"/>
+    <w:next w:val="Normal"/>
+    <w:link w:val="DateChar"/>
+    <w:uiPriority w:val="99"/>
+    <w:semiHidden/>
+    <w:unhideWhenUsed/>
+    <w:rsid w:val="00F318A9"/>
+  </w:style>
+  <w:style w:type="character" w:customStyle="1" w:styleId="DateChar">
+    <w:name w:val="Date Char"/>
+    <w:basedOn w:val="DefaultParagraphFont"/>
+    <w:link w:val="Date"/>
+    <w:uiPriority w:val="99"/>
+    <w:semiHidden/>
+    <w:rsid w:val="00F318A9"/>
+    <w:rPr>
+      <w:rFonts w:ascii="Noto Sans" w:hAnsi="Noto Sans"/>
+      <w:color w:val="222E39"/>
+    </w:rPr>
+  </w:style>
+  <w:style w:type="paragraph" w:styleId="E-mailSignature">
+    <w:name w:val="E-mail Signature"/>
+    <w:basedOn w:val="Normal"/>
+    <w:link w:val="E-mailSignatureChar"/>
+    <w:uiPriority w:val="99"/>
+    <w:semiHidden/>
+    <w:unhideWhenUsed/>
+    <w:rsid w:val="00F318A9"/>
+  </w:style>
+  <w:style w:type="character" w:customStyle="1" w:styleId="E-mailSignatureChar">
+    <w:name w:val="E-mail Signature Char"/>
+    <w:basedOn w:val="DefaultParagraphFont"/>
+    <w:link w:val="E-mailSignature"/>
+    <w:uiPriority w:val="99"/>
+    <w:semiHidden/>
+    <w:rsid w:val="00F318A9"/>
+    <w:rPr>
+      <w:rFonts w:ascii="Noto Sans" w:hAnsi="Noto Sans"/>
+      <w:color w:val="222E39"/>
+    </w:rPr>
+  </w:style>
+  <w:style w:type="paragraph" w:styleId="EndnoteText">
+    <w:name w:val="endnote text"/>
+    <w:basedOn w:val="Normal"/>
+    <w:link w:val="EndnoteTextChar"/>
+    <w:uiPriority w:val="99"/>
+    <w:semiHidden/>
+    <w:unhideWhenUsed/>
+    <w:rsid w:val="00F318A9"/>
+    <w:rPr>
+      <w:sz w:val="20"/>
+      <w:szCs w:val="20"/>
+    </w:rPr>
+  </w:style>
+  <w:style w:type="character" w:customStyle="1" w:styleId="EndnoteTextChar">
+    <w:name w:val="Endnote Text Char"/>
+    <w:basedOn w:val="DefaultParagraphFont"/>
+    <w:link w:val="EndnoteText"/>
+    <w:uiPriority w:val="99"/>
+    <w:semiHidden/>
+    <w:rsid w:val="00F318A9"/>
+    <w:rPr>
+      <w:rFonts w:ascii="Noto Sans" w:hAnsi="Noto Sans"/>
+      <w:color w:val="222E39"/>
+      <w:sz w:val="20"/>
+      <w:szCs w:val="20"/>
+    </w:rPr>
+  </w:style>
+  <w:style w:type="paragraph" w:styleId="EnvelopeAddress">
+    <w:name w:val="envelope address"/>
+    <w:basedOn w:val="Normal"/>
+    <w:uiPriority w:val="99"/>
+    <w:semiHidden/>
+    <w:unhideWhenUsed/>
+    <w:rsid w:val="00F318A9"/>
+    <w:pPr>
+      <w:framePr w:w="7920" w:h="1980" w:hRule="exact" w:hSpace="180" w:wrap="auto" w:hAnchor="page" w:xAlign="center" w:yAlign="bottom"/>
+      <w:ind w:left="2880"/>
+    </w:pPr>
+    <w:rPr>
+      <w:rFonts w:asciiTheme="majorHAnsi" w:eastAsiaTheme="majorEastAsia" w:hAnsiTheme="majorHAnsi" w:cstheme="majorBidi"/>
+      <w:sz w:val="24"/>
+      <w:szCs w:val="24"/>
+    </w:rPr>
+  </w:style>
+  <w:style w:type="paragraph" w:styleId="EnvelopeReturn">
+    <w:name w:val="envelope return"/>
+    <w:basedOn w:val="Normal"/>
+    <w:uiPriority w:val="99"/>
+    <w:semiHidden/>
+    <w:unhideWhenUsed/>
+    <w:rsid w:val="00F318A9"/>
+    <w:rPr>
+      <w:rFonts w:asciiTheme="majorHAnsi" w:eastAsiaTheme="majorEastAsia" w:hAnsiTheme="majorHAnsi" w:cstheme="majorBidi"/>
+      <w:sz w:val="20"/>
+      <w:szCs w:val="20"/>
+    </w:rPr>
+  </w:style>
+  <w:style w:type="paragraph" w:styleId="FootnoteText">
+    <w:name w:val="footnote text"/>
+    <w:basedOn w:val="Normal"/>
+    <w:link w:val="FootnoteTextChar"/>
+    <w:uiPriority w:val="99"/>
+    <w:semiHidden/>
+    <w:unhideWhenUsed/>
+    <w:rsid w:val="00F318A9"/>
+    <w:rPr>
+      <w:sz w:val="20"/>
+      <w:szCs w:val="20"/>
+    </w:rPr>
+  </w:style>
+  <w:style w:type="character" w:customStyle="1" w:styleId="FootnoteTextChar">
+    <w:name w:val="Footnote Text Char"/>
+    <w:basedOn w:val="DefaultParagraphFont"/>
+    <w:link w:val="FootnoteText"/>
+    <w:uiPriority w:val="99"/>
+    <w:semiHidden/>
+    <w:rsid w:val="00F318A9"/>
+    <w:rPr>
+      <w:rFonts w:ascii="Noto Sans" w:hAnsi="Noto Sans"/>
+      <w:color w:val="222E39"/>
+      <w:sz w:val="20"/>
+      <w:szCs w:val="20"/>
+    </w:rPr>
+  </w:style>
+  <w:style w:type="character" w:customStyle="1" w:styleId="Heading5Char">
+    <w:name w:val="Heading 5 Char"/>
+    <w:basedOn w:val="DefaultParagraphFont"/>
+    <w:link w:val="Heading5"/>
+    <w:uiPriority w:val="9"/>
+    <w:semiHidden/>
+    <w:rsid w:val="00F318A9"/>
+    <w:rPr>
+      <w:rFonts w:asciiTheme="majorHAnsi" w:eastAsiaTheme="majorEastAsia" w:hAnsiTheme="majorHAnsi" w:cstheme="majorBidi"/>
+      <w:color w:val="1F4D78" w:themeColor="accent1" w:themeShade="7F"/>
+    </w:rPr>
+  </w:style>
+  <w:style w:type="character" w:customStyle="1" w:styleId="Heading6Char">
+    <w:name w:val="Heading 6 Char"/>
+    <w:basedOn w:val="DefaultParagraphFont"/>
+    <w:link w:val="Heading6"/>
+    <w:uiPriority w:val="9"/>
+    <w:semiHidden/>
+    <w:rsid w:val="00F318A9"/>
+    <w:rPr>
+      <w:rFonts w:asciiTheme="majorHAnsi" w:eastAsiaTheme="majorEastAsia" w:hAnsiTheme="majorHAnsi" w:cstheme="majorBidi"/>
+      <w:i/>
+      <w:iCs/>
+      <w:color w:val="1F4D78" w:themeColor="accent1" w:themeShade="7F"/>
+    </w:rPr>
+  </w:style>
+  <w:style w:type="character" w:customStyle="1" w:styleId="Heading7Char">
+    <w:name w:val="Heading 7 Char"/>
+    <w:basedOn w:val="DefaultParagraphFont"/>
+    <w:link w:val="Heading7"/>
+    <w:uiPriority w:val="9"/>
+    <w:semiHidden/>
+    <w:rsid w:val="00F318A9"/>
+    <w:rPr>
+      <w:rFonts w:asciiTheme="majorHAnsi" w:eastAsiaTheme="majorEastAsia" w:hAnsiTheme="majorHAnsi" w:cstheme="majorBidi"/>
+      <w:i/>
+      <w:iCs/>
+      <w:color w:val="404040" w:themeColor="text1" w:themeTint="BF"/>
+    </w:rPr>
+  </w:style>
+  <w:style w:type="character" w:customStyle="1" w:styleId="Heading8Char">
+    <w:name w:val="Heading 8 Char"/>
+    <w:basedOn w:val="DefaultParagraphFont"/>
+    <w:link w:val="Heading8"/>
+    <w:uiPriority w:val="9"/>
+    <w:semiHidden/>
+    <w:rsid w:val="00F318A9"/>
+    <w:rPr>
+      <w:rFonts w:asciiTheme="majorHAnsi" w:eastAsiaTheme="majorEastAsia" w:hAnsiTheme="majorHAnsi" w:cstheme="majorBidi"/>
+      <w:color w:val="404040" w:themeColor="text1" w:themeTint="BF"/>
+      <w:sz w:val="20"/>
+      <w:szCs w:val="20"/>
+    </w:rPr>
+  </w:style>
+  <w:style w:type="character" w:customStyle="1" w:styleId="Heading9Char">
+    <w:name w:val="Heading 9 Char"/>
+    <w:basedOn w:val="DefaultParagraphFont"/>
+    <w:link w:val="Heading9"/>
+    <w:uiPriority w:val="9"/>
+    <w:semiHidden/>
+    <w:rsid w:val="00F318A9"/>
+    <w:rPr>
+      <w:rFonts w:asciiTheme="majorHAnsi" w:eastAsiaTheme="majorEastAsia" w:hAnsiTheme="majorHAnsi" w:cstheme="majorBidi"/>
+      <w:i/>
+      <w:iCs/>
+      <w:color w:val="404040" w:themeColor="text1" w:themeTint="BF"/>
+      <w:sz w:val="20"/>
+      <w:szCs w:val="20"/>
+    </w:rPr>
+  </w:style>
+  <w:style w:type="paragraph" w:styleId="HTMLAddress">
+    <w:name w:val="HTML Address"/>
+    <w:basedOn w:val="Normal"/>
+    <w:link w:val="HTMLAddressChar"/>
+    <w:uiPriority w:val="99"/>
+    <w:semiHidden/>
+    <w:unhideWhenUsed/>
+    <w:rsid w:val="00F318A9"/>
+    <w:rPr>
+      <w:i/>
+      <w:iCs/>
+    </w:rPr>
+  </w:style>
+  <w:style w:type="character" w:customStyle="1" w:styleId="HTMLAddressChar">
+    <w:name w:val="HTML Address Char"/>
+    <w:basedOn w:val="DefaultParagraphFont"/>
+    <w:link w:val="HTMLAddress"/>
+    <w:uiPriority w:val="99"/>
+    <w:semiHidden/>
+    <w:rsid w:val="00F318A9"/>
+    <w:rPr>
+      <w:rFonts w:ascii="Noto Sans" w:hAnsi="Noto Sans"/>
+      <w:i/>
+      <w:iCs/>
+      <w:color w:val="222E39"/>
+    </w:rPr>
+  </w:style>
+  <w:style w:type="paragraph" w:styleId="HTMLPreformatted">
+    <w:name w:val="HTML Preformatted"/>
+    <w:basedOn w:val="Normal"/>
+    <w:link w:val="HTMLPreformattedChar"/>
+    <w:uiPriority w:val="99"/>
+    <w:semiHidden/>
+    <w:unhideWhenUsed/>
+    <w:rsid w:val="00F318A9"/>
+    <w:rPr>
+      <w:rFonts w:ascii="Consolas" w:hAnsi="Consolas"/>
+      <w:sz w:val="20"/>
+      <w:szCs w:val="20"/>
+    </w:rPr>
+  </w:style>
+  <w:style w:type="character" w:customStyle="1" w:styleId="HTMLPreformattedChar">
+    <w:name w:val="HTML Preformatted Char"/>
+    <w:basedOn w:val="DefaultParagraphFont"/>
+    <w:link w:val="HTMLPreformatted"/>
+    <w:uiPriority w:val="99"/>
+    <w:semiHidden/>
+    <w:rsid w:val="00F318A9"/>
+    <w:rPr>
+      <w:rFonts w:ascii="Consolas" w:hAnsi="Consolas"/>
+      <w:color w:val="222E39"/>
+      <w:sz w:val="20"/>
+      <w:szCs w:val="20"/>
+    </w:rPr>
+  </w:style>
+  <w:style w:type="paragraph" w:styleId="Index1">
+    <w:name w:val="index 1"/>
+    <w:basedOn w:val="Normal"/>
+    <w:next w:val="Normal"/>
+    <w:autoRedefine/>
+    <w:uiPriority w:val="99"/>
+    <w:semiHidden/>
+    <w:unhideWhenUsed/>
+    <w:rsid w:val="00F318A9"/>
+    <w:pPr>
+      <w:ind w:left="220" w:hanging="220"/>
+    </w:pPr>
+  </w:style>
+  <w:style w:type="paragraph" w:styleId="Index2">
+    <w:name w:val="index 2"/>
+    <w:basedOn w:val="Normal"/>
+    <w:next w:val="Normal"/>
+    <w:autoRedefine/>
+    <w:uiPriority w:val="99"/>
+    <w:semiHidden/>
+    <w:unhideWhenUsed/>
+    <w:rsid w:val="00F318A9"/>
+    <w:pPr>
+      <w:ind w:left="440" w:hanging="220"/>
+    </w:pPr>
+  </w:style>
+  <w:style w:type="paragraph" w:styleId="Index3">
+    <w:name w:val="index 3"/>
+    <w:basedOn w:val="Normal"/>
+    <w:next w:val="Normal"/>
+    <w:autoRedefine/>
+    <w:uiPriority w:val="99"/>
+    <w:semiHidden/>
+    <w:unhideWhenUsed/>
+    <w:rsid w:val="00F318A9"/>
+    <w:pPr>
+      <w:ind w:left="660" w:hanging="220"/>
+    </w:pPr>
+  </w:style>
+  <w:style w:type="paragraph" w:styleId="Index4">
+    <w:name w:val="index 4"/>
+    <w:basedOn w:val="Normal"/>
+    <w:next w:val="Normal"/>
+    <w:autoRedefine/>
+    <w:uiPriority w:val="99"/>
+    <w:semiHidden/>
+    <w:unhideWhenUsed/>
+    <w:rsid w:val="00F318A9"/>
+    <w:pPr>
+      <w:ind w:left="880" w:hanging="220"/>
+    </w:pPr>
+  </w:style>
+  <w:style w:type="paragraph" w:styleId="Index5">
+    <w:name w:val="index 5"/>
+    <w:basedOn w:val="Normal"/>
+    <w:next w:val="Normal"/>
+    <w:autoRedefine/>
+    <w:uiPriority w:val="99"/>
+    <w:semiHidden/>
+    <w:unhideWhenUsed/>
+    <w:rsid w:val="00F318A9"/>
+    <w:pPr>
+      <w:ind w:left="1100" w:hanging="220"/>
+    </w:pPr>
+  </w:style>
+  <w:style w:type="paragraph" w:styleId="Index6">
+    <w:name w:val="index 6"/>
+    <w:basedOn w:val="Normal"/>
+    <w:next w:val="Normal"/>
+    <w:autoRedefine/>
+    <w:uiPriority w:val="99"/>
+    <w:semiHidden/>
+    <w:unhideWhenUsed/>
+    <w:rsid w:val="00F318A9"/>
+    <w:pPr>
+      <w:ind w:left="1320" w:hanging="220"/>
+    </w:pPr>
+  </w:style>
+  <w:style w:type="paragraph" w:styleId="Index7">
+    <w:name w:val="index 7"/>
+    <w:basedOn w:val="Normal"/>
+    <w:next w:val="Normal"/>
+    <w:autoRedefine/>
+    <w:uiPriority w:val="99"/>
+    <w:semiHidden/>
+    <w:unhideWhenUsed/>
+    <w:rsid w:val="00F318A9"/>
+    <w:pPr>
+      <w:ind w:left="1540" w:hanging="220"/>
+    </w:pPr>
+  </w:style>
+  <w:style w:type="paragraph" w:styleId="Index8">
+    <w:name w:val="index 8"/>
+    <w:basedOn w:val="Normal"/>
+    <w:next w:val="Normal"/>
+    <w:autoRedefine/>
+    <w:uiPriority w:val="99"/>
+    <w:semiHidden/>
+    <w:unhideWhenUsed/>
+    <w:rsid w:val="00F318A9"/>
+    <w:pPr>
+      <w:ind w:left="1760" w:hanging="220"/>
+    </w:pPr>
+  </w:style>
+  <w:style w:type="paragraph" w:styleId="Index9">
+    <w:name w:val="index 9"/>
+    <w:basedOn w:val="Normal"/>
+    <w:next w:val="Normal"/>
+    <w:autoRedefine/>
+    <w:uiPriority w:val="99"/>
+    <w:semiHidden/>
+    <w:unhideWhenUsed/>
+    <w:rsid w:val="00F318A9"/>
+    <w:pPr>
+      <w:ind w:left="1980" w:hanging="220"/>
+    </w:pPr>
+  </w:style>
+  <w:style w:type="paragraph" w:styleId="IndexHeading">
+    <w:name w:val="index heading"/>
+    <w:basedOn w:val="Normal"/>
+    <w:next w:val="Index1"/>
+    <w:uiPriority w:val="99"/>
+    <w:semiHidden/>
+    <w:unhideWhenUsed/>
+    <w:rsid w:val="00F318A9"/>
+    <w:rPr>
+      <w:rFonts w:asciiTheme="majorHAnsi" w:eastAsiaTheme="majorEastAsia" w:hAnsiTheme="majorHAnsi" w:cstheme="majorBidi"/>
+      <w:b/>
+      <w:bCs/>
+    </w:rPr>
+  </w:style>
+  <w:style w:type="paragraph" w:styleId="List">
+    <w:name w:val="List"/>
+    <w:basedOn w:val="Normal"/>
+    <w:uiPriority w:val="99"/>
+    <w:semiHidden/>
+    <w:unhideWhenUsed/>
+    <w:rsid w:val="00F318A9"/>
+    <w:pPr>
+      <w:ind w:left="283" w:hanging="283"/>
+      <w:contextualSpacing/>
+    </w:pPr>
+  </w:style>
+  <w:style w:type="paragraph" w:styleId="List2">
+    <w:name w:val="List 2"/>
+    <w:basedOn w:val="Normal"/>
+    <w:uiPriority w:val="99"/>
+    <w:semiHidden/>
+    <w:unhideWhenUsed/>
+    <w:rsid w:val="00F318A9"/>
+    <w:pPr>
+      <w:ind w:left="566" w:hanging="283"/>
+      <w:contextualSpacing/>
+    </w:pPr>
+  </w:style>
+  <w:style w:type="paragraph" w:styleId="List3">
+    <w:name w:val="List 3"/>
+    <w:basedOn w:val="Normal"/>
+    <w:uiPriority w:val="99"/>
+    <w:semiHidden/>
+    <w:unhideWhenUsed/>
+    <w:rsid w:val="00F318A9"/>
+    <w:pPr>
+      <w:ind w:left="849" w:hanging="283"/>
+      <w:contextualSpacing/>
+    </w:pPr>
+  </w:style>
+  <w:style w:type="paragraph" w:styleId="List4">
+    <w:name w:val="List 4"/>
+    <w:basedOn w:val="Normal"/>
+    <w:uiPriority w:val="99"/>
+    <w:semiHidden/>
+    <w:unhideWhenUsed/>
+    <w:rsid w:val="00F318A9"/>
+    <w:pPr>
+      <w:ind w:left="1132" w:hanging="283"/>
+      <w:contextualSpacing/>
+    </w:pPr>
+  </w:style>
+  <w:style w:type="paragraph" w:styleId="List5">
+    <w:name w:val="List 5"/>
+    <w:basedOn w:val="Normal"/>
+    <w:uiPriority w:val="99"/>
+    <w:semiHidden/>
+    <w:unhideWhenUsed/>
+    <w:rsid w:val="00F318A9"/>
+    <w:pPr>
+      <w:ind w:left="1415" w:hanging="283"/>
+      <w:contextualSpacing/>
+    </w:pPr>
+  </w:style>
+  <w:style w:type="paragraph" w:styleId="ListBullet">
+    <w:name w:val="List Bullet"/>
+    <w:basedOn w:val="Normal"/>
+    <w:uiPriority w:val="99"/>
+    <w:semiHidden/>
+    <w:unhideWhenUsed/>
+    <w:rsid w:val="00F318A9"/>
+    <w:pPr>
+      <w:numPr>
+        <w:numId w:val="21"/>
+      </w:numPr>
+      <w:contextualSpacing/>
+    </w:pPr>
+  </w:style>
+  <w:style w:type="paragraph" w:styleId="ListBullet2">
+    <w:name w:val="List Bullet 2"/>
+    <w:basedOn w:val="Normal"/>
+    <w:uiPriority w:val="99"/>
+    <w:semiHidden/>
+    <w:unhideWhenUsed/>
+    <w:rsid w:val="00F318A9"/>
+    <w:pPr>
+      <w:numPr>
+        <w:numId w:val="22"/>
+      </w:numPr>
+      <w:contextualSpacing/>
+    </w:pPr>
+  </w:style>
+  <w:style w:type="paragraph" w:styleId="ListBullet3">
+    <w:name w:val="List Bullet 3"/>
+    <w:basedOn w:val="Normal"/>
+    <w:uiPriority w:val="99"/>
+    <w:semiHidden/>
+    <w:unhideWhenUsed/>
+    <w:rsid w:val="00F318A9"/>
+    <w:pPr>
+      <w:numPr>
+        <w:numId w:val="23"/>
+      </w:numPr>
+      <w:contextualSpacing/>
+    </w:pPr>
+  </w:style>
+  <w:style w:type="paragraph" w:styleId="ListBullet4">
+    <w:name w:val="List Bullet 4"/>
+    <w:basedOn w:val="Normal"/>
+    <w:uiPriority w:val="99"/>
+    <w:semiHidden/>
+    <w:unhideWhenUsed/>
+    <w:rsid w:val="00F318A9"/>
+    <w:pPr>
+      <w:numPr>
+        <w:numId w:val="24"/>
+      </w:numPr>
+      <w:contextualSpacing/>
+    </w:pPr>
+  </w:style>
+  <w:style w:type="paragraph" w:styleId="ListBullet5">
+    <w:name w:val="List Bullet 5"/>
+    <w:basedOn w:val="Normal"/>
+    <w:uiPriority w:val="99"/>
+    <w:semiHidden/>
+    <w:unhideWhenUsed/>
+    <w:rsid w:val="00F318A9"/>
+    <w:pPr>
+      <w:numPr>
+        <w:numId w:val="25"/>
+      </w:numPr>
+      <w:contextualSpacing/>
+    </w:pPr>
+  </w:style>
+  <w:style w:type="paragraph" w:styleId="ListContinue">
+    <w:name w:val="List Continue"/>
+    <w:basedOn w:val="Normal"/>
+    <w:uiPriority w:val="99"/>
+    <w:semiHidden/>
+    <w:unhideWhenUsed/>
+    <w:rsid w:val="00F318A9"/>
+    <w:pPr>
+      <w:spacing w:after="120"/>
+      <w:ind w:left="283"/>
+      <w:contextualSpacing/>
+    </w:pPr>
+  </w:style>
+  <w:style w:type="paragraph" w:styleId="ListContinue2">
+    <w:name w:val="List Continue 2"/>
+    <w:basedOn w:val="Normal"/>
+    <w:uiPriority w:val="99"/>
+    <w:semiHidden/>
+    <w:unhideWhenUsed/>
+    <w:rsid w:val="00F318A9"/>
+    <w:pPr>
+      <w:spacing w:after="120"/>
+      <w:ind w:left="566"/>
+      <w:contextualSpacing/>
+    </w:pPr>
+  </w:style>
+  <w:style w:type="paragraph" w:styleId="ListContinue3">
+    <w:name w:val="List Continue 3"/>
+    <w:basedOn w:val="Normal"/>
+    <w:uiPriority w:val="99"/>
+    <w:semiHidden/>
+    <w:unhideWhenUsed/>
+    <w:rsid w:val="00F318A9"/>
+    <w:pPr>
+      <w:spacing w:after="120"/>
+      <w:ind w:left="849"/>
+      <w:contextualSpacing/>
+    </w:pPr>
+  </w:style>
+  <w:style w:type="paragraph" w:styleId="ListContinue4">
+    <w:name w:val="List Continue 4"/>
+    <w:basedOn w:val="Normal"/>
+    <w:uiPriority w:val="99"/>
+    <w:semiHidden/>
+    <w:unhideWhenUsed/>
+    <w:rsid w:val="00F318A9"/>
+    <w:pPr>
+      <w:spacing w:after="120"/>
+      <w:ind w:left="1132"/>
+      <w:contextualSpacing/>
+    </w:pPr>
+  </w:style>
+  <w:style w:type="paragraph" w:styleId="ListContinue5">
+    <w:name w:val="List Continue 5"/>
+    <w:basedOn w:val="Normal"/>
+    <w:uiPriority w:val="99"/>
+    <w:semiHidden/>
+    <w:unhideWhenUsed/>
+    <w:rsid w:val="00F318A9"/>
+    <w:pPr>
+      <w:spacing w:after="120"/>
+      <w:ind w:left="1415"/>
+      <w:contextualSpacing/>
+    </w:pPr>
+  </w:style>
+  <w:style w:type="paragraph" w:styleId="ListNumber">
+    <w:name w:val="List Number"/>
+    <w:basedOn w:val="Normal"/>
+    <w:uiPriority w:val="99"/>
+    <w:semiHidden/>
+    <w:unhideWhenUsed/>
+    <w:rsid w:val="00F318A9"/>
+    <w:pPr>
+      <w:numPr>
+        <w:numId w:val="26"/>
+      </w:numPr>
+      <w:contextualSpacing/>
+    </w:pPr>
+  </w:style>
+  <w:style w:type="paragraph" w:styleId="ListNumber2">
+    <w:name w:val="List Number 2"/>
+    <w:basedOn w:val="Normal"/>
+    <w:uiPriority w:val="99"/>
+    <w:semiHidden/>
+    <w:unhideWhenUsed/>
+    <w:rsid w:val="00F318A9"/>
+    <w:pPr>
+      <w:numPr>
+        <w:numId w:val="27"/>
+      </w:numPr>
+      <w:contextualSpacing/>
+    </w:pPr>
+  </w:style>
+  <w:style w:type="paragraph" w:styleId="ListNumber3">
+    <w:name w:val="List Number 3"/>
+    <w:basedOn w:val="Normal"/>
+    <w:uiPriority w:val="99"/>
+    <w:semiHidden/>
+    <w:unhideWhenUsed/>
+    <w:rsid w:val="00F318A9"/>
+    <w:pPr>
+      <w:numPr>
+        <w:numId w:val="28"/>
+      </w:numPr>
+      <w:contextualSpacing/>
+    </w:pPr>
+  </w:style>
+  <w:style w:type="paragraph" w:styleId="ListNumber4">
+    <w:name w:val="List Number 4"/>
+    <w:basedOn w:val="Normal"/>
+    <w:uiPriority w:val="99"/>
+    <w:semiHidden/>
+    <w:unhideWhenUsed/>
+    <w:rsid w:val="00F318A9"/>
+    <w:pPr>
+      <w:numPr>
+        <w:numId w:val="29"/>
+      </w:numPr>
+      <w:contextualSpacing/>
+    </w:pPr>
+  </w:style>
+  <w:style w:type="paragraph" w:styleId="ListNumber5">
+    <w:name w:val="List Number 5"/>
+    <w:basedOn w:val="Normal"/>
+    <w:uiPriority w:val="99"/>
+    <w:semiHidden/>
+    <w:unhideWhenUsed/>
+    <w:rsid w:val="00F318A9"/>
+    <w:pPr>
+      <w:numPr>
+        <w:numId w:val="30"/>
+      </w:numPr>
+      <w:contextualSpacing/>
+    </w:pPr>
+  </w:style>
+  <w:style w:type="paragraph" w:styleId="MacroText">
+    <w:name w:val="macro"/>
+    <w:link w:val="MacroTextChar"/>
+    <w:uiPriority w:val="99"/>
+    <w:semiHidden/>
+    <w:unhideWhenUsed/>
+    <w:rsid w:val="00F318A9"/>
+    <w:pPr>
+      <w:tabs>
+        <w:tab w:val="left" w:pos="480"/>
+        <w:tab w:val="left" w:pos="960"/>
+        <w:tab w:val="left" w:pos="1440"/>
+        <w:tab w:val="left" w:pos="1920"/>
+        <w:tab w:val="left" w:pos="2400"/>
+        <w:tab w:val="left" w:pos="2880"/>
+        <w:tab w:val="left" w:pos="3360"/>
+        <w:tab w:val="left" w:pos="3840"/>
+        <w:tab w:val="left" w:pos="4320"/>
+      </w:tabs>
+      <w:spacing w:after="0" w:line="240" w:lineRule="auto"/>
+      <w:jc w:val="center"/>
+    </w:pPr>
+    <w:rPr>
+      <w:rFonts w:ascii="Consolas" w:hAnsi="Consolas"/>
+      <w:color w:val="222E39"/>
+      <w:sz w:val="20"/>
+      <w:szCs w:val="20"/>
+    </w:rPr>
+  </w:style>
+  <w:style w:type="character" w:customStyle="1" w:styleId="MacroTextChar">
+    <w:name w:val="Macro Text Char"/>
+    <w:basedOn w:val="DefaultParagraphFont"/>
+    <w:link w:val="MacroText"/>
+    <w:uiPriority w:val="99"/>
+    <w:semiHidden/>
+    <w:rsid w:val="00F318A9"/>
+    <w:rPr>
+      <w:rFonts w:ascii="Consolas" w:hAnsi="Consolas"/>
+      <w:color w:val="222E39"/>
+      <w:sz w:val="20"/>
+      <w:szCs w:val="20"/>
+    </w:rPr>
+  </w:style>
+  <w:style w:type="paragraph" w:styleId="MessageHeader">
+    <w:name w:val="Message Header"/>
+    <w:basedOn w:val="Normal"/>
+    <w:link w:val="MessageHeaderChar"/>
+    <w:uiPriority w:val="99"/>
+    <w:semiHidden/>
+    <w:unhideWhenUsed/>
+    <w:rsid w:val="00F318A9"/>
+    <w:pPr>
+      <w:pBdr>
+        <w:top w:val="single" w:sz="6" w:space="1" w:color="auto"/>
+        <w:left w:val="single" w:sz="6" w:space="1" w:color="auto"/>
+        <w:bottom w:val="single" w:sz="6" w:space="1" w:color="auto"/>
+        <w:right w:val="single" w:sz="6" w:space="1" w:color="auto"/>
+      </w:pBdr>
+      <w:shd w:val="pct20" w:color="auto" w:fill="auto"/>
+      <w:ind w:left="1134" w:hanging="1134"/>
+    </w:pPr>
+    <w:rPr>
+      <w:rFonts w:asciiTheme="majorHAnsi" w:eastAsiaTheme="majorEastAsia" w:hAnsiTheme="majorHAnsi" w:cstheme="majorBidi"/>
+      <w:sz w:val="24"/>
+      <w:szCs w:val="24"/>
+    </w:rPr>
+  </w:style>
+  <w:style w:type="character" w:customStyle="1" w:styleId="MessageHeaderChar">
+    <w:name w:val="Message Header Char"/>
+    <w:basedOn w:val="DefaultParagraphFont"/>
+    <w:link w:val="MessageHeader"/>
+    <w:uiPriority w:val="99"/>
+    <w:semiHidden/>
+    <w:rsid w:val="00F318A9"/>
+    <w:rPr>
+      <w:rFonts w:asciiTheme="majorHAnsi" w:eastAsiaTheme="majorEastAsia" w:hAnsiTheme="majorHAnsi" w:cstheme="majorBidi"/>
+      <w:color w:val="222E39"/>
+      <w:sz w:val="24"/>
+      <w:szCs w:val="24"/>
+      <w:shd w:val="pct20" w:color="auto" w:fill="auto"/>
+    </w:rPr>
+  </w:style>
+  <w:style w:type="paragraph" w:styleId="NormalIndent">
+    <w:name w:val="Normal Indent"/>
+    <w:basedOn w:val="Normal"/>
+    <w:uiPriority w:val="99"/>
+    <w:semiHidden/>
+    <w:unhideWhenUsed/>
+    <w:rsid w:val="00F318A9"/>
+    <w:pPr>
+      <w:ind w:left="720"/>
+    </w:pPr>
+  </w:style>
+  <w:style w:type="paragraph" w:styleId="NoteHeading">
+    <w:name w:val="Note Heading"/>
+    <w:basedOn w:val="Normal"/>
+    <w:next w:val="Normal"/>
+    <w:link w:val="NoteHeadingChar"/>
+    <w:uiPriority w:val="99"/>
+    <w:semiHidden/>
+    <w:unhideWhenUsed/>
+    <w:rsid w:val="00F318A9"/>
+  </w:style>
+  <w:style w:type="character" w:customStyle="1" w:styleId="NoteHeadingChar">
+    <w:name w:val="Note Heading Char"/>
+    <w:basedOn w:val="DefaultParagraphFont"/>
+    <w:link w:val="NoteHeading"/>
+    <w:uiPriority w:val="99"/>
+    <w:semiHidden/>
+    <w:rsid w:val="00F318A9"/>
+    <w:rPr>
+      <w:rFonts w:ascii="Noto Sans" w:hAnsi="Noto Sans"/>
+      <w:color w:val="222E39"/>
+    </w:rPr>
+  </w:style>
+  <w:style w:type="paragraph" w:styleId="PlainText">
+    <w:name w:val="Plain Text"/>
+    <w:basedOn w:val="Normal"/>
+    <w:link w:val="PlainTextChar"/>
+    <w:uiPriority w:val="99"/>
+    <w:semiHidden/>
+    <w:unhideWhenUsed/>
+    <w:rsid w:val="00F318A9"/>
+    <w:rPr>
+      <w:rFonts w:ascii="Consolas" w:hAnsi="Consolas"/>
+      <w:sz w:val="21"/>
+      <w:szCs w:val="21"/>
+    </w:rPr>
+  </w:style>
+  <w:style w:type="character" w:customStyle="1" w:styleId="PlainTextChar">
+    <w:name w:val="Plain Text Char"/>
+    <w:basedOn w:val="DefaultParagraphFont"/>
+    <w:link w:val="PlainText"/>
+    <w:uiPriority w:val="99"/>
+    <w:semiHidden/>
+    <w:rsid w:val="00F318A9"/>
+    <w:rPr>
+      <w:rFonts w:ascii="Consolas" w:hAnsi="Consolas"/>
+      <w:color w:val="222E39"/>
+      <w:sz w:val="21"/>
+      <w:szCs w:val="21"/>
+    </w:rPr>
+  </w:style>
+  <w:style w:type="paragraph" w:styleId="Quote">
+    <w:name w:val="Quote"/>
+    <w:basedOn w:val="Normal"/>
+    <w:next w:val="Normal"/>
+    <w:link w:val="QuoteChar"/>
+    <w:uiPriority w:val="29"/>
+    <w:rsid w:val="00F318A9"/>
+    <w:rPr>
+      <w:i/>
+      <w:iCs/>
+      <w:color w:val="000000" w:themeColor="text1"/>
+    </w:rPr>
+  </w:style>
+  <w:style w:type="character" w:customStyle="1" w:styleId="QuoteChar">
+    <w:name w:val="Quote Char"/>
+    <w:basedOn w:val="DefaultParagraphFont"/>
+    <w:link w:val="Quote"/>
+    <w:uiPriority w:val="29"/>
+    <w:rsid w:val="00F318A9"/>
+    <w:rPr>
+      <w:rFonts w:ascii="Noto Sans" w:hAnsi="Noto Sans"/>
+      <w:i/>
+      <w:iCs/>
+      <w:color w:val="000000" w:themeColor="text1"/>
+    </w:rPr>
+  </w:style>
+  <w:style w:type="paragraph" w:styleId="Salutation">
+    <w:name w:val="Salutation"/>
+    <w:basedOn w:val="Normal"/>
+    <w:next w:val="Normal"/>
+    <w:link w:val="SalutationChar"/>
+    <w:uiPriority w:val="99"/>
+    <w:semiHidden/>
+    <w:unhideWhenUsed/>
+    <w:rsid w:val="00F318A9"/>
+  </w:style>
+  <w:style w:type="character" w:customStyle="1" w:styleId="SalutationChar">
+    <w:name w:val="Salutation Char"/>
+    <w:basedOn w:val="DefaultParagraphFont"/>
+    <w:link w:val="Salutation"/>
+    <w:uiPriority w:val="99"/>
+    <w:semiHidden/>
+    <w:rsid w:val="00F318A9"/>
+    <w:rPr>
+      <w:rFonts w:ascii="Noto Sans" w:hAnsi="Noto Sans"/>
+      <w:color w:val="222E39"/>
+    </w:rPr>
+  </w:style>
+  <w:style w:type="paragraph" w:styleId="Signature">
+    <w:name w:val="Signature"/>
+    <w:basedOn w:val="Normal"/>
+    <w:link w:val="SignatureChar"/>
+    <w:uiPriority w:val="99"/>
+    <w:semiHidden/>
+    <w:unhideWhenUsed/>
+    <w:rsid w:val="00F318A9"/>
+    <w:pPr>
+      <w:ind w:left="4252"/>
+    </w:pPr>
+  </w:style>
+  <w:style w:type="character" w:customStyle="1" w:styleId="SignatureChar">
+    <w:name w:val="Signature Char"/>
+    <w:basedOn w:val="DefaultParagraphFont"/>
+    <w:link w:val="Signature"/>
+    <w:uiPriority w:val="99"/>
+    <w:semiHidden/>
+    <w:rsid w:val="00F318A9"/>
+    <w:rPr>
+      <w:rFonts w:ascii="Noto Sans" w:hAnsi="Noto Sans"/>
+      <w:color w:val="222E39"/>
+    </w:rPr>
+  </w:style>
+  <w:style w:type="paragraph" w:styleId="Subtitle">
+    <w:name w:val="Subtitle"/>
+    <w:basedOn w:val="Normal"/>
+    <w:next w:val="Normal"/>
+    <w:link w:val="SubtitleChar"/>
+    <w:uiPriority w:val="11"/>
+    <w:rsid w:val="00F318A9"/>
+    <w:pPr>
+      <w:numPr>
+        <w:ilvl w:val="1"/>
+      </w:numPr>
+    </w:pPr>
+    <w:rPr>
+      <w:rFonts w:asciiTheme="majorHAnsi" w:eastAsiaTheme="majorEastAsia" w:hAnsiTheme="majorHAnsi" w:cstheme="majorBidi"/>
+      <w:i/>
+      <w:iCs/>
+      <w:color w:val="5B9BD5" w:themeColor="accent1"/>
+      <w:spacing w:val="15"/>
+      <w:sz w:val="24"/>
+      <w:szCs w:val="24"/>
+    </w:rPr>
+  </w:style>
+  <w:style w:type="character" w:customStyle="1" w:styleId="SubtitleChar">
+    <w:name w:val="Subtitle Char"/>
+    <w:basedOn w:val="DefaultParagraphFont"/>
+    <w:link w:val="Subtitle"/>
+    <w:uiPriority w:val="11"/>
+    <w:rsid w:val="00F318A9"/>
+    <w:rPr>
+      <w:rFonts w:asciiTheme="majorHAnsi" w:eastAsiaTheme="majorEastAsia" w:hAnsiTheme="majorHAnsi" w:cstheme="majorBidi"/>
+      <w:i/>
+      <w:iCs/>
+      <w:color w:val="5B9BD5" w:themeColor="accent1"/>
+      <w:spacing w:val="15"/>
+      <w:sz w:val="24"/>
+      <w:szCs w:val="24"/>
+    </w:rPr>
+  </w:style>
+  <w:style w:type="paragraph" w:styleId="TableofAuthorities">
+    <w:name w:val="table of authorities"/>
+    <w:basedOn w:val="Normal"/>
+    <w:next w:val="Normal"/>
+    <w:uiPriority w:val="99"/>
+    <w:semiHidden/>
+    <w:unhideWhenUsed/>
+    <w:rsid w:val="00F318A9"/>
+    <w:pPr>
+      <w:ind w:left="220" w:hanging="220"/>
+    </w:pPr>
+  </w:style>
+  <w:style w:type="paragraph" w:styleId="TableofFigures">
+    <w:name w:val="table of figures"/>
+    <w:basedOn w:val="Normal"/>
+    <w:next w:val="Normal"/>
+    <w:uiPriority w:val="99"/>
+    <w:semiHidden/>
+    <w:unhideWhenUsed/>
+    <w:rsid w:val="00F318A9"/>
+  </w:style>
+  <w:style w:type="paragraph" w:styleId="Title">
+    <w:name w:val="Title"/>
+    <w:basedOn w:val="Normal"/>
+    <w:next w:val="Normal"/>
+    <w:link w:val="TitleChar"/>
+    <w:uiPriority w:val="10"/>
+    <w:rsid w:val="00F318A9"/>
+    <w:pPr>
+      <w:pBdr>
+        <w:bottom w:val="single" w:sz="8" w:space="4" w:color="5B9BD5" w:themeColor="accent1"/>
+      </w:pBdr>
+      <w:spacing w:after="300"/>
+      <w:contextualSpacing/>
+    </w:pPr>
+    <w:rPr>
+      <w:rFonts w:asciiTheme="majorHAnsi" w:eastAsiaTheme="majorEastAsia" w:hAnsiTheme="majorHAnsi" w:cstheme="majorBidi"/>
+      <w:color w:val="323E4F" w:themeColor="text2" w:themeShade="BF"/>
+      <w:spacing w:val="5"/>
+      <w:kern w:val="28"/>
+      <w:sz w:val="52"/>
+      <w:szCs w:val="52"/>
+    </w:rPr>
+  </w:style>
+  <w:style w:type="character" w:customStyle="1" w:styleId="TitleChar">
+    <w:name w:val="Title Char"/>
+    <w:basedOn w:val="DefaultParagraphFont"/>
+    <w:link w:val="Title"/>
+    <w:uiPriority w:val="10"/>
+    <w:rsid w:val="00F318A9"/>
+    <w:rPr>
+      <w:rFonts w:asciiTheme="majorHAnsi" w:eastAsiaTheme="majorEastAsia" w:hAnsiTheme="majorHAnsi" w:cstheme="majorBidi"/>
+      <w:color w:val="323E4F" w:themeColor="text2" w:themeShade="BF"/>
+      <w:spacing w:val="5"/>
+      <w:kern w:val="28"/>
+      <w:sz w:val="52"/>
+      <w:szCs w:val="52"/>
+    </w:rPr>
+  </w:style>
+  <w:style w:type="paragraph" w:styleId="TOAHeading">
+    <w:name w:val="toa heading"/>
+    <w:basedOn w:val="Normal"/>
+    <w:next w:val="Normal"/>
+    <w:uiPriority w:val="99"/>
+    <w:semiHidden/>
+    <w:unhideWhenUsed/>
+    <w:rsid w:val="00F318A9"/>
+    <w:pPr>
+      <w:spacing w:before="120"/>
+    </w:pPr>
+    <w:rPr>
+      <w:rFonts w:asciiTheme="majorHAnsi" w:eastAsiaTheme="majorEastAsia" w:hAnsiTheme="majorHAnsi" w:cstheme="majorBidi"/>
+      <w:b/>
+      <w:bCs/>
+      <w:sz w:val="24"/>
+      <w:szCs w:val="24"/>
+    </w:rPr>
+  </w:style>
+  <w:style w:type="paragraph" w:styleId="TOC1">
+    <w:name w:val="toc 1"/>
+    <w:basedOn w:val="Normal"/>
+    <w:next w:val="Normal"/>
+    <w:autoRedefine/>
+    <w:uiPriority w:val="39"/>
+    <w:semiHidden/>
+    <w:unhideWhenUsed/>
+    <w:rsid w:val="00F318A9"/>
+    <w:pPr>
+      <w:spacing w:after="100"/>
+    </w:pPr>
+  </w:style>
+  <w:style w:type="paragraph" w:styleId="TOC2">
+    <w:name w:val="toc 2"/>
+    <w:basedOn w:val="Normal"/>
+    <w:next w:val="Normal"/>
+    <w:autoRedefine/>
+    <w:uiPriority w:val="39"/>
+    <w:unhideWhenUsed/>
+    <w:rsid w:val="00F318A9"/>
+    <w:pPr>
+      <w:spacing w:after="100"/>
+      <w:ind w:left="220"/>
+    </w:pPr>
+  </w:style>
+  <w:style w:type="paragraph" w:styleId="TOC3">
+    <w:name w:val="toc 3"/>
+    <w:basedOn w:val="Normal"/>
+    <w:next w:val="Normal"/>
+    <w:autoRedefine/>
+    <w:uiPriority w:val="39"/>
+    <w:semiHidden/>
+    <w:unhideWhenUsed/>
+    <w:rsid w:val="00F318A9"/>
+    <w:pPr>
+      <w:spacing w:after="100"/>
+      <w:ind w:left="440"/>
+    </w:pPr>
+  </w:style>
+  <w:style w:type="paragraph" w:styleId="TOC4">
+    <w:name w:val="toc 4"/>
+    <w:basedOn w:val="Normal"/>
+    <w:next w:val="Normal"/>
+    <w:autoRedefine/>
+    <w:uiPriority w:val="39"/>
+    <w:semiHidden/>
+    <w:unhideWhenUsed/>
+    <w:rsid w:val="00F318A9"/>
+    <w:pPr>
+      <w:spacing w:after="100"/>
+      <w:ind w:left="660"/>
+    </w:pPr>
+  </w:style>
+  <w:style w:type="paragraph" w:styleId="TOC5">
+    <w:name w:val="toc 5"/>
+    <w:basedOn w:val="Normal"/>
+    <w:next w:val="Normal"/>
+    <w:autoRedefine/>
+    <w:uiPriority w:val="39"/>
+    <w:semiHidden/>
+    <w:unhideWhenUsed/>
+    <w:rsid w:val="00F318A9"/>
+    <w:pPr>
+      <w:spacing w:after="100"/>
+      <w:ind w:left="880"/>
+    </w:pPr>
+  </w:style>
+  <w:style w:type="paragraph" w:styleId="TOC6">
+    <w:name w:val="toc 6"/>
+    <w:basedOn w:val="Normal"/>
+    <w:next w:val="Normal"/>
+    <w:autoRedefine/>
+    <w:uiPriority w:val="39"/>
+    <w:semiHidden/>
+    <w:unhideWhenUsed/>
+    <w:rsid w:val="00F318A9"/>
+    <w:pPr>
+      <w:spacing w:after="100"/>
+      <w:ind w:left="1100"/>
+    </w:pPr>
+  </w:style>
+  <w:style w:type="paragraph" w:styleId="TOC7">
+    <w:name w:val="toc 7"/>
+    <w:basedOn w:val="Normal"/>
+    <w:next w:val="Normal"/>
+    <w:autoRedefine/>
+    <w:uiPriority w:val="39"/>
+    <w:semiHidden/>
+    <w:unhideWhenUsed/>
+    <w:rsid w:val="00F318A9"/>
+    <w:pPr>
+      <w:spacing w:after="100"/>
+      <w:ind w:left="1320"/>
+    </w:pPr>
+  </w:style>
+  <w:style w:type="paragraph" w:styleId="TOC8">
+    <w:name w:val="toc 8"/>
+    <w:basedOn w:val="Normal"/>
+    <w:next w:val="Normal"/>
+    <w:autoRedefine/>
+    <w:uiPriority w:val="39"/>
+    <w:semiHidden/>
+    <w:unhideWhenUsed/>
+    <w:rsid w:val="00F318A9"/>
+    <w:pPr>
+      <w:spacing w:after="100"/>
+      <w:ind w:left="1540"/>
+    </w:pPr>
+  </w:style>
+  <w:style w:type="paragraph" w:styleId="TOC9">
+    <w:name w:val="toc 9"/>
+    <w:basedOn w:val="Normal"/>
+    <w:next w:val="Normal"/>
+    <w:autoRedefine/>
+    <w:uiPriority w:val="39"/>
+    <w:semiHidden/>
+    <w:unhideWhenUsed/>
+    <w:rsid w:val="00F318A9"/>
+    <w:pPr>
+      <w:spacing w:after="100"/>
+      <w:ind w:left="1760"/>
+    </w:pPr>
+  </w:style>
+  <w:style w:type="paragraph" w:styleId="TOCHeading">
+    <w:name w:val="TOC Heading"/>
+    <w:basedOn w:val="Heading1"/>
+    <w:next w:val="Normal"/>
+    <w:uiPriority w:val="39"/>
+    <w:semiHidden/>
+    <w:unhideWhenUsed/>
+    <w:qFormat/>
+    <w:rsid w:val="00F318A9"/>
+    <w:pPr>
+      <w:spacing w:before="480" w:after="0"/>
+      <w:jc w:val="center"/>
+      <w:outlineLvl w:val="9"/>
+    </w:pPr>
+    <w:rPr>
+      <w:rFonts w:asciiTheme="majorHAnsi" w:hAnsiTheme="majorHAnsi"/>
+      <w:b/>
+      <w:bCs/>
+      <w:color w:val="2E74B5" w:themeColor="accent1" w:themeShade="BF"/>
+      <w:sz w:val="28"/>
+      <w:szCs w:val="28"/>
     </w:rPr>
   </w:style>
 </w:styles>

--- a/Stephen_King_CV.docx
+++ b/Stephen_King_CV.docx
@@ -27,31 +27,31 @@
             <v:stroke joinstyle="miter"/>
             <v:path gradientshapeok="t" o:connecttype="rect"/>
           </v:shapetype>
-          <v:shape id="_x0000_s1031" type="#_x0000_t202" style="position:absolute;margin-left:89.95pt;margin-top:-3.4pt;width:326.15pt;height:67.6pt;z-index:251660288;mso-width-relative:margin;mso-height-relative:margin" stroked="f" strokecolor="white [3212]">
+          <v:shape id="_x0000_s1031" type="#_x0000_t202" style="position:absolute;margin-left:81.95pt;margin-top:-11pt;width:342.2pt;height:46.4pt;z-index:251660288;mso-width-relative:margin;mso-height-relative:margin" stroked="f" strokecolor="white [3212]">
             <v:textbox style="mso-next-textbox:#_x0000_s1031">
               <w:txbxContent>
                 <w:p>
                   <w:pPr>
                     <w:rPr>
                       <w:rFonts w:cs="Arial"/>
-                      <w:sz w:val="96"/>
-                      <w:szCs w:val="96"/>
+                      <w:sz w:val="72"/>
+                      <w:szCs w:val="72"/>
                     </w:rPr>
                   </w:pPr>
                   <w:r>
                     <w:rPr>
                       <w:rFonts w:cs="Arial"/>
                       <w:b/>
-                      <w:sz w:val="96"/>
-                      <w:szCs w:val="96"/>
+                      <w:sz w:val="72"/>
+                      <w:szCs w:val="72"/>
                     </w:rPr>
                     <w:t>Stephen</w:t>
                   </w:r>
                   <w:r>
                     <w:rPr>
                       <w:rFonts w:cs="Arial"/>
-                      <w:sz w:val="96"/>
-                      <w:szCs w:val="96"/>
+                      <w:sz w:val="72"/>
+                      <w:szCs w:val="72"/>
                     </w:rPr>
                     <w:t xml:space="preserve"> </w:t>
                   </w:r>
@@ -59,8 +59,8 @@
                     <w:rPr>
                       <w:rFonts w:cs="Arial"/>
                       <w:color w:val="0070C0"/>
-                      <w:sz w:val="96"/>
-                      <w:szCs w:val="96"/>
+                      <w:sz w:val="72"/>
+                      <w:szCs w:val="72"/>
                     </w:rPr>
                     <w:t>King</w:t>
                   </w:r>
@@ -70,101 +70,18 @@
           </v:shape>
         </w:pict>
       </w:r>
-      <w:r>
+    </w:p>
+    <w:p>
+      <w:pPr>
+        <w:jc w:val="left"/>
         <w:rPr>
           <w:rFonts w:eastAsia="Times New Roman" w:cs="Arial"/>
-          <w:noProof/>
           <w:color w:val="808080" w:themeColor="background1" w:themeShade="80"/>
           <w:sz w:val="32"/>
           <w:szCs w:val="32"/>
           <w:lang w:eastAsia="en-GB"/>
         </w:rPr>
-        <w:pict>
-          <v:shape id="_x0000_s1042" type="#_x0000_t202" style="position:absolute;margin-left:461.45pt;margin-top:58pt;width:81.8pt;height:15.55pt;z-index:251663360;mso-width-relative:margin;mso-height-relative:margin" stroked="f">
-            <v:textbox style="mso-next-textbox:#_x0000_s1042">
-              <w:txbxContent>
-                <w:p>
-                  <w:pPr>
-                    <w:jc w:val="left"/>
-                    <w:rPr>
-                      <w:rFonts w:cs="Arial"/>
-                      <w:color w:val="808080" w:themeColor="background1" w:themeShade="80"/>
-                      <w:sz w:val="16"/>
-                      <w:szCs w:val="16"/>
-                    </w:rPr>
-                  </w:pPr>
-                  <w:hyperlink r:id="rId7" w:history="1">
-                    <w:r>
-                      <w:rPr>
-                        <w:rStyle w:val="Hyperlink"/>
-                        <w:rFonts w:cs="Arial"/>
-                        <w:color w:val="808080" w:themeColor="background1" w:themeShade="80"/>
-                        <w:sz w:val="16"/>
-                        <w:szCs w:val="16"/>
-                      </w:rPr>
-                      <w:t>Get W</w:t>
-                    </w:r>
-                    <w:r>
-                      <w:rPr>
-                        <w:rStyle w:val="Hyperlink"/>
-                        <w:rFonts w:cs="Arial"/>
-                        <w:color w:val="808080" w:themeColor="background1" w:themeShade="80"/>
-                        <w:sz w:val="16"/>
-                        <w:szCs w:val="16"/>
-                      </w:rPr>
-                      <w:t>ord Version</w:t>
-                    </w:r>
-                  </w:hyperlink>
-                </w:p>
-              </w:txbxContent>
-            </v:textbox>
-          </v:shape>
-        </w:pict>
-      </w:r>
-      <w:r>
-        <w:rPr>
-          <w:rFonts w:eastAsia="Times New Roman" w:cs="Arial"/>
-          <w:noProof/>
-          <w:sz w:val="72"/>
-          <w:szCs w:val="72"/>
-          <w:lang w:val="en-US"/>
-        </w:rPr>
-        <w:drawing>
-          <wp:inline distT="0" distB="0" distL="0" distR="0">
-            <wp:extent cx="898619" cy="843148"/>
-            <wp:effectExtent l="19050" t="0" r="0" b="0"/>
-            <wp:docPr id="10" name="Picture 9" descr="Untitled.png"/>
-            <wp:cNvGraphicFramePr>
-              <a:graphicFrameLocks xmlns:a="http://schemas.openxmlformats.org/drawingml/2006/main" noChangeAspect="1"/>
-            </wp:cNvGraphicFramePr>
-            <a:graphic xmlns:a="http://schemas.openxmlformats.org/drawingml/2006/main">
-              <a:graphicData uri="http://schemas.openxmlformats.org/drawingml/2006/picture">
-                <pic:pic xmlns:pic="http://schemas.openxmlformats.org/drawingml/2006/picture">
-                  <pic:nvPicPr>
-                    <pic:cNvPr id="0" name="Untitled.png"/>
-                    <pic:cNvPicPr/>
-                  </pic:nvPicPr>
-                  <pic:blipFill>
-                    <a:blip r:embed="rId8"/>
-                    <a:stretch>
-                      <a:fillRect/>
-                    </a:stretch>
-                  </pic:blipFill>
-                  <pic:spPr>
-                    <a:xfrm>
-                      <a:off x="0" y="0"/>
-                      <a:ext cx="903266" cy="847509"/>
-                    </a:xfrm>
-                    <a:prstGeom prst="rect">
-                      <a:avLst/>
-                    </a:prstGeom>
-                  </pic:spPr>
-                </pic:pic>
-              </a:graphicData>
-            </a:graphic>
-          </wp:inline>
-        </w:drawing>
-      </w:r>
+      </w:pPr>
     </w:p>
     <w:p>
       <w:pPr>
@@ -178,7 +95,7 @@
     <w:tbl>
       <w:tblPr>
         <w:tblStyle w:val="TableGrid"/>
-        <w:tblW w:w="5714" w:type="pct"/>
+        <w:tblW w:w="5724" w:type="pct"/>
         <w:tblInd w:w="-743" w:type="dxa"/>
         <w:tblBorders>
           <w:top w:val="none" w:sz="0" w:space="0" w:color="auto"/>
@@ -190,11 +107,11 @@
         <w:tblLook w:val="04A0"/>
       </w:tblPr>
       <w:tblGrid>
-        <w:gridCol w:w="11780"/>
+        <w:gridCol w:w="11801"/>
       </w:tblGrid>
       <w:tr>
         <w:trPr>
-          <w:trHeight w:val="340"/>
+          <w:trHeight w:val="263"/>
         </w:trPr>
         <w:tc>
           <w:tcPr>
@@ -227,7 +144,7 @@
                   <wp:extent cx="160020" cy="131019"/>
                   <wp:effectExtent l="19050" t="0" r="0" b="0"/>
                   <wp:docPr id="2" name="Picture 1" descr="email(1).png">
-                    <a:hlinkClick xmlns:a="http://schemas.openxmlformats.org/drawingml/2006/main" r:id="rId9"/>
+                    <a:hlinkClick xmlns:a="http://schemas.openxmlformats.org/drawingml/2006/main" r:id="rId7"/>
                   </wp:docPr>
                   <wp:cNvGraphicFramePr>
                     <a:graphicFrameLocks xmlns:a="http://schemas.openxmlformats.org/drawingml/2006/main" noChangeAspect="1"/>
@@ -240,7 +157,7 @@
                           <pic:cNvPicPr/>
                         </pic:nvPicPr>
                         <pic:blipFill>
-                          <a:blip r:embed="rId10" cstate="print"/>
+                          <a:blip r:embed="rId8" cstate="print"/>
                           <a:stretch>
                             <a:fillRect/>
                           </a:stretch>
@@ -261,14 +178,9 @@
               </w:drawing>
             </w:r>
             <w:r>
-              <w:rPr>
-                <w:rFonts w:cs="Arial"/>
-                <w:sz w:val="24"/>
-                <w:szCs w:val="24"/>
-              </w:rPr>
               <w:t xml:space="preserve">  </w:t>
             </w:r>
-            <w:hyperlink r:id="rId11" w:history="1">
+            <w:hyperlink r:id="rId9" w:history="1">
               <w:r>
                 <w:rPr>
                   <w:rStyle w:val="Hyperlink"/>
@@ -315,7 +227,7 @@
                           <pic:cNvPicPr/>
                         </pic:nvPicPr>
                         <pic:blipFill>
-                          <a:blip r:embed="rId12" cstate="print"/>
+                          <a:blip r:embed="rId10" cstate="print"/>
                           <a:stretch>
                             <a:fillRect/>
                           </a:stretch>
@@ -338,6 +250,7 @@
             <w:r>
               <w:rPr>
                 <w:rFonts w:cs="Arial"/>
+                <w:color w:val="000000" w:themeColor="text1"/>
                 <w:sz w:val="24"/>
                 <w:szCs w:val="24"/>
               </w:rPr>
@@ -382,7 +295,7 @@
                   <wp:extent cx="111578" cy="111578"/>
                   <wp:effectExtent l="19050" t="0" r="2722" b="0"/>
                   <wp:docPr id="8" name="Picture 3" descr="linkedin.png">
-                    <a:hlinkClick xmlns:a="http://schemas.openxmlformats.org/drawingml/2006/main" r:id="rId13"/>
+                    <a:hlinkClick xmlns:a="http://schemas.openxmlformats.org/drawingml/2006/main" r:id="rId11"/>
                   </wp:docPr>
                   <wp:cNvGraphicFramePr>
                     <a:graphicFrameLocks xmlns:a="http://schemas.openxmlformats.org/drawingml/2006/main" noChangeAspect="1"/>
@@ -395,7 +308,7 @@
                           <pic:cNvPicPr/>
                         </pic:nvPicPr>
                         <pic:blipFill>
-                          <a:blip r:embed="rId14" cstate="print"/>
+                          <a:blip r:embed="rId12" cstate="print"/>
                           <a:stretch>
                             <a:fillRect/>
                           </a:stretch>
@@ -423,7 +336,7 @@
               </w:rPr>
               <w:t xml:space="preserve"> </w:t>
             </w:r>
-            <w:hyperlink r:id="rId15" w:history="1">
+            <w:hyperlink r:id="rId13" w:history="1">
               <w:r>
                 <w:rPr>
                   <w:rStyle w:val="Hyperlink"/>
@@ -436,43 +349,9 @@
                 <w:t>linkedin.com/in/sr-king</w:t>
               </w:r>
             </w:hyperlink>
-          </w:p>
-        </w:tc>
-      </w:tr>
-      <w:tr>
-        <w:tblPrEx>
-          <w:tblBorders>
-            <w:top w:val="single" w:sz="4" w:space="0" w:color="000000" w:themeColor="text1"/>
-            <w:left w:val="single" w:sz="4" w:space="0" w:color="000000" w:themeColor="text1"/>
-            <w:bottom w:val="single" w:sz="4" w:space="0" w:color="000000" w:themeColor="text1"/>
-            <w:right w:val="single" w:sz="4" w:space="0" w:color="000000" w:themeColor="text1"/>
-          </w:tblBorders>
-          <w:shd w:val="clear" w:color="auto" w:fill="auto"/>
-        </w:tblPrEx>
-        <w:trPr>
-          <w:trHeight w:val="340"/>
-        </w:trPr>
-        <w:tc>
-          <w:tcPr>
-            <w:tcW w:w="5000" w:type="pct"/>
-            <w:tcBorders>
-              <w:top w:val="nil"/>
-              <w:left w:val="nil"/>
-              <w:bottom w:val="nil"/>
-              <w:right w:val="nil"/>
-            </w:tcBorders>
-            <w:shd w:val="clear" w:color="auto" w:fill="D9D9D9" w:themeFill="background1" w:themeFillShade="D9"/>
-            <w:vAlign w:val="center"/>
-          </w:tcPr>
-          <w:p>
-            <w:pPr>
-              <w:rPr>
-                <w:rFonts w:eastAsia="Times New Roman" w:cs="Arial"/>
-                <w:sz w:val="24"/>
-                <w:szCs w:val="24"/>
-                <w:lang w:eastAsia="en-GB"/>
-              </w:rPr>
-            </w:pPr>
+            <w:r>
+              <w:t xml:space="preserve">  </w:t>
+            </w:r>
             <w:r>
               <w:rPr>
                 <w:rFonts w:eastAsia="Times New Roman" w:cs="Arial"/>
@@ -485,8 +364,8 @@
                 <wp:inline distT="0" distB="0" distL="0" distR="0">
                   <wp:extent cx="109413" cy="109413"/>
                   <wp:effectExtent l="19050" t="0" r="4887" b="0"/>
-                  <wp:docPr id="1" name="Picture 2" descr="github.png">
-                    <a:hlinkClick xmlns:a="http://schemas.openxmlformats.org/drawingml/2006/main" r:id="rId16"/>
+                  <wp:docPr id="4" name="Picture 2" descr="github.png">
+                    <a:hlinkClick xmlns:a="http://schemas.openxmlformats.org/drawingml/2006/main" r:id="rId14"/>
                   </wp:docPr>
                   <wp:cNvGraphicFramePr>
                     <a:graphicFrameLocks xmlns:a="http://schemas.openxmlformats.org/drawingml/2006/main" noChangeAspect="1"/>
@@ -499,7 +378,7 @@
                           <pic:cNvPicPr/>
                         </pic:nvPicPr>
                         <pic:blipFill>
-                          <a:blip r:embed="rId17" cstate="print"/>
+                          <a:blip r:embed="rId15" cstate="print"/>
                           <a:stretch>
                             <a:fillRect/>
                           </a:stretch>
@@ -529,7 +408,7 @@
               </w:rPr>
               <w:t xml:space="preserve"> </w:t>
             </w:r>
-            <w:hyperlink r:id="rId18" w:history="1">
+            <w:hyperlink r:id="rId16" w:history="1">
               <w:r>
                 <w:rPr>
                   <w:rStyle w:val="Hyperlink"/>
@@ -543,14 +422,6 @@
                 <w:t>github.com/stephen-ra-king</w:t>
               </w:r>
             </w:hyperlink>
-            <w:r>
-              <w:rPr>
-                <w:rFonts w:cs="Arial"/>
-                <w:sz w:val="24"/>
-                <w:szCs w:val="24"/>
-              </w:rPr>
-              <w:t xml:space="preserve"> </w:t>
-            </w:r>
           </w:p>
         </w:tc>
       </w:tr>
@@ -588,16 +459,43 @@
         </w:pict>
       </w:r>
       <w:r>
-        <w:t>Experienced Python Developer and Software Engineer with 1</w:t>
-      </w:r>
-      <w:r>
-        <w:t>6</w:t>
-      </w:r>
-      <w:r>
-        <w:t>+ years of expertise in automation, embedded systems, and scalable software design. Skilled at moderni</w:t>
-      </w:r>
-      <w:r>
-        <w:t>s</w:t>
+        <w:rPr>
+          <w:b/>
+        </w:rPr>
+        <w:t xml:space="preserve">Security Check (SC) Cleared </w:t>
+      </w:r>
+      <w:r>
+        <w:rPr>
+          <w:b/>
+        </w:rPr>
+        <w:t xml:space="preserve">Senior </w:t>
+      </w:r>
+      <w:r>
+        <w:rPr>
+          <w:b/>
+        </w:rPr>
+        <w:t>Python Developer and Software Engineer</w:t>
+      </w:r>
+      <w:r>
+        <w:t xml:space="preserve"> </w:t>
+      </w:r>
+      <w:r>
+        <w:t xml:space="preserve">with </w:t>
+      </w:r>
+      <w:r>
+        <w:t>18+</w:t>
+      </w:r>
+      <w:r>
+        <w:t xml:space="preserve"> years</w:t>
+      </w:r>
+      <w:r>
+        <w:t xml:space="preserve"> </w:t>
+      </w:r>
+      <w:r>
+        <w:t>of expertise in automation, embedded systems, and scalable software design. Skilled at moderni</w:t>
+      </w:r>
+      <w:r>
+        <w:t>z</w:t>
       </w:r>
       <w:r>
         <w:t>ing legacy systems, streamlining workflows, and building efficient, maintainable codebases. Equally effective as an independent problem-solver or collaborative team member, with a proactive, results-focused approach that consistently delivers measurable improvements in performance and reliability.</w:t>
@@ -660,7 +558,10 @@
         <w:t>Python Development:</w:t>
       </w:r>
       <w:r>
-        <w:t xml:space="preserve"> 16+ years building scalable, maintainable applications with advanced use of Python, </w:t>
+        <w:t xml:space="preserve"> </w:t>
+      </w:r>
+      <w:r>
+        <w:t>18+ years architecting scalable, maintainable applications with advanced Python expertise across enterprise and open-source environments.</w:t>
       </w:r>
     </w:p>
     <w:p>
@@ -685,10 +586,25 @@
         <w:rPr>
           <w:rStyle w:val="Strong"/>
         </w:rPr>
-        <w:t>Automation &amp; QA:</w:t>
-      </w:r>
-      <w:r>
-        <w:t xml:space="preserve"> Expertise in test automation (PyTest, Robot Framework, Behave, Playwright, Selenium) and CI/CD integration for QA, networking, and DevOps workflows.</w:t>
+        <w:t>DevOps &amp; Cloud</w:t>
+      </w:r>
+      <w:r>
+        <w:rPr>
+          <w:rStyle w:val="Strong"/>
+        </w:rPr>
+        <w:t xml:space="preserve"> infrastructure</w:t>
+      </w:r>
+      <w:r>
+        <w:rPr>
+          <w:rStyle w:val="Strong"/>
+        </w:rPr>
+        <w:t>:</w:t>
+      </w:r>
+      <w:r>
+        <w:t xml:space="preserve"> </w:t>
+      </w:r>
+      <w:r>
+        <w:t>CI/CD pipeline design and implementation (GitHub Actions, GitLab CI, Jenkins); Infrastructure as Code with Ansible; containerization and orchestration using Docker.</w:t>
       </w:r>
     </w:p>
     <w:p>
@@ -713,10 +629,10 @@
         <w:rPr>
           <w:rStyle w:val="Strong"/>
         </w:rPr>
-        <w:t>DevOps &amp; Cloud:</w:t>
-      </w:r>
-      <w:r>
-        <w:t xml:space="preserve"> CI/CD pipelines with GitHub Actions, GitLab CI, Jenkins; Infrastructure as Code (Ansible); containerization with Docker; cloud-native development.</w:t>
+        <w:t xml:space="preserve">Data Engineering &amp; Architecture: </w:t>
+      </w:r>
+      <w:r>
+        <w:t>ETL pipeline development with Pandas/NumPy; NoSQL database expertise (CouchDB, Elasticsearch, Redis); microservice architecture design and implementation.</w:t>
       </w:r>
     </w:p>
     <w:p>
@@ -741,10 +657,10 @@
         <w:rPr>
           <w:rStyle w:val="Strong"/>
         </w:rPr>
-        <w:t>Data &amp; Systems:</w:t>
-      </w:r>
-      <w:r>
-        <w:t xml:space="preserve"> ETL and data processing with Pandas/NumPy; NoSQL databases (CouchDB, Elasticsearch, Redis); microservice architecture design.</w:t>
+        <w:t>Automation:</w:t>
+      </w:r>
+      <w:r>
+        <w:t xml:space="preserve"> Expertise in automation including test automation (PyTest, Robot Framework, Behave, Playwright, Selenium) and CI/CD integration for QA, networking, and DevOps workflows.</w:t>
       </w:r>
     </w:p>
     <w:p>
@@ -769,10 +685,10 @@
         <w:rPr>
           <w:rStyle w:val="Strong"/>
         </w:rPr>
-        <w:t>Networking &amp; Linux:</w:t>
-      </w:r>
-      <w:r>
-        <w:t xml:space="preserve"> Strong grounding in networking protocols/tools (Wireshark, tcpdump, IXIA, Spirent); Linux system administration and Bash scripting.</w:t>
+        <w:t xml:space="preserve">Networking &amp; System Administration: </w:t>
+      </w:r>
+      <w:r>
+        <w:t>Deep knowledge of networking protocols and diagnostic tools (Wireshark, tcpdump, IXIA, Spirent); Linux system administration and Bash scripting automation.</w:t>
       </w:r>
     </w:p>
     <w:p>
@@ -797,10 +713,10 @@
         <w:rPr>
           <w:rStyle w:val="Strong"/>
         </w:rPr>
-        <w:t>Collaboration &amp; Documentation:</w:t>
-      </w:r>
-      <w:r>
-        <w:t xml:space="preserve"> Experienced in open-source contributions, technical documentation, and mentoring.</w:t>
+        <w:t xml:space="preserve">Leadership &amp; Collaboration: </w:t>
+      </w:r>
+      <w:r>
+        <w:t>Active open-source contributor with proven ability to produce technical documentation, mentor development teams, and drive cross-functional initiatives.</w:t>
       </w:r>
     </w:p>
     <w:p>
@@ -811,35 +727,45 @@
           <w:numId w:val="0"/>
         </w:numPr>
         <w:ind w:left="360" w:hanging="360"/>
+      </w:pPr>
+      <w:r>
+        <w:rPr>
+          <w:rFonts w:hAnsi="Symbol"/>
+        </w:rPr>
+        <w:t></w:t>
+      </w:r>
+      <w:r>
+        <w:t xml:space="preserve">  </w:t>
+      </w:r>
+      <w:r>
+        <w:rPr>
+          <w:rStyle w:val="Strong"/>
+        </w:rPr>
+        <w:t xml:space="preserve">IoT &amp; Embedded Systems: </w:t>
+      </w:r>
+      <w:r>
+        <w:t xml:space="preserve">Commercial experience prototyping and deploying IoT solutions using single-board computers and embedded </w:t>
+      </w:r>
+      <w:r>
+        <w:t>software</w:t>
+      </w:r>
+      <w:r>
+        <w:t>; expertise with embedded operating systems including Zephyr RTOS, FreeRTOS, and embedded Linux.</w:t>
+      </w:r>
+    </w:p>
+    <w:p>
+      <w:pPr>
+        <w:pStyle w:val="liste"/>
+        <w:numPr>
+          <w:ilvl w:val="0"/>
+          <w:numId w:val="0"/>
+        </w:numPr>
+        <w:ind w:left="360" w:hanging="360"/>
         <w:rPr>
           <w:rFonts w:eastAsia="Times New Roman" w:cs="Arial"/>
           <w:color w:val="auto"/>
         </w:rPr>
       </w:pPr>
-      <w:r>
-        <w:rPr>
-          <w:rFonts w:hAnsi="Symbol"/>
-        </w:rPr>
-        <w:t></w:t>
-      </w:r>
-      <w:r>
-        <w:t xml:space="preserve">  </w:t>
-      </w:r>
-      <w:r>
-        <w:rPr>
-          <w:rStyle w:val="Strong"/>
-        </w:rPr>
-        <w:t>IoT &amp; Hardware:</w:t>
-      </w:r>
-      <w:r>
-        <w:t xml:space="preserve"> Hands-on work with single</w:t>
-      </w:r>
-      <w:r>
-        <w:t>-</w:t>
-      </w:r>
-      <w:r>
-        <w:t>board computers and IoT device prototyping.</w:t>
-      </w:r>
     </w:p>
     <w:p>
       <w:pPr>
@@ -876,38 +802,435 @@
       <w:pPr>
         <w:pStyle w:val="schoolname1"/>
         <w:rPr>
+          <w:rFonts w:ascii="Arial" w:hAnsi="Arial" w:cs="Arial"/>
+        </w:rPr>
+      </w:pPr>
+      <w:r>
+        <w:rPr>
+          <w:rFonts w:ascii="Arial" w:hAnsi="Arial" w:cs="Arial"/>
+        </w:rPr>
+        <w:t xml:space="preserve">ToFollow, </w:t>
+      </w:r>
+      <w:r>
+        <w:rPr>
+          <w:rFonts w:ascii="Arial" w:hAnsi="Arial" w:cs="Arial"/>
+        </w:rPr>
+        <w:t xml:space="preserve">Senior </w:t>
+      </w:r>
+      <w:r>
+        <w:rPr>
+          <w:rFonts w:ascii="Arial" w:hAnsi="Arial" w:cs="Arial"/>
+        </w:rPr>
+        <w:t xml:space="preserve">AI </w:t>
+      </w:r>
+      <w:r>
+        <w:rPr>
+          <w:rFonts w:ascii="Arial" w:hAnsi="Arial" w:cs="Arial"/>
+        </w:rPr>
+        <w:t>Python Developer</w:t>
+      </w:r>
+      <w:r>
+        <w:rPr>
+          <w:rFonts w:ascii="Arial" w:hAnsi="Arial" w:cs="Arial"/>
+        </w:rPr>
+        <w:t xml:space="preserve"> </w:t>
+      </w:r>
+      <w:r>
+        <w:rPr>
           <w:rStyle w:val="date1Char"/>
         </w:rPr>
-      </w:pPr>
-      <w:r>
+        <w:t>(</w:t>
+      </w:r>
+      <w:r>
+        <w:rPr>
+          <w:rStyle w:val="date1Char"/>
+        </w:rPr>
+        <w:t>Oct. 202</w:t>
+      </w:r>
+      <w:r>
+        <w:rPr>
+          <w:rStyle w:val="date1Char"/>
+        </w:rPr>
+        <w:t>5</w:t>
+      </w:r>
+      <w:r>
+        <w:rPr>
+          <w:rStyle w:val="date1Char"/>
+        </w:rPr>
+        <w:t xml:space="preserve"> </w:t>
+      </w:r>
+      <w:r>
+        <w:rPr>
+          <w:rStyle w:val="date1Char"/>
+        </w:rPr>
+        <w:t>–)</w:t>
+      </w:r>
+    </w:p>
+    <w:p>
+      <w:pPr>
+        <w:pStyle w:val="liste"/>
+      </w:pPr>
+      <w:r>
+        <w:t>Implemented Python-based LLM services including prompt templating, context window management, and response parsing</w:t>
+      </w:r>
+      <w:r>
+        <w:t>.</w:t>
+      </w:r>
+    </w:p>
+    <w:p>
+      <w:pPr>
+        <w:pStyle w:val="liste"/>
+      </w:pPr>
+      <w:r>
+        <w:t xml:space="preserve">Built agent-style workflows using </w:t>
+      </w:r>
+      <w:r>
+        <w:t>Fast</w:t>
+      </w:r>
+      <w:r>
+        <w:t>MCP</w:t>
+      </w:r>
+      <w:r>
+        <w:t xml:space="preserve"> </w:t>
+      </w:r>
+      <w:r>
+        <w:t>for structured function calling and task execution</w:t>
+      </w:r>
+      <w:r>
+        <w:t>.</w:t>
+      </w:r>
+    </w:p>
+    <w:p>
+      <w:pPr>
+        <w:pStyle w:val="liste"/>
+      </w:pPr>
+      <w:r>
+        <w:t>Integrated Hugging Face models for inference, embeddings, and local experimentation within backend services</w:t>
+      </w:r>
+      <w:r>
+        <w:t>.</w:t>
+      </w:r>
+    </w:p>
+    <w:p>
+      <w:pPr>
+        <w:pStyle w:val="liste"/>
+      </w:pPr>
+      <w:r>
+        <w:t>Developed model orchestration, routing, and fallback logic to support multiple LLM backends</w:t>
+      </w:r>
+      <w:r>
+        <w:t>.</w:t>
+      </w:r>
+    </w:p>
+    <w:p>
+      <w:pPr>
+        <w:pStyle w:val="liste"/>
+      </w:pPr>
+      <w:r>
+        <w:t>Used Cursor IDE for AI-assisted development, rapid prototyping, refactoring, and debugging of LLM-driven systems</w:t>
+      </w:r>
+      <w:r>
+        <w:t>.</w:t>
+      </w:r>
+    </w:p>
+    <w:p>
+      <w:pPr>
+        <w:pStyle w:val="liste"/>
+        <w:rPr>
+          <w:rFonts w:cs="Arial"/>
+        </w:rPr>
+      </w:pPr>
+      <w:r>
+        <w:t>Wrote tests and debugging utilities for LLM behavior, tool invocation, and edge-case handling</w:t>
+      </w:r>
+      <w:r>
+        <w:t>.</w:t>
+      </w:r>
+    </w:p>
+    <w:p>
+      <w:pPr>
+        <w:pStyle w:val="schoolname1"/>
         <w:rPr>
           <w:rFonts w:ascii="Arial" w:hAnsi="Arial" w:cs="Arial"/>
         </w:rPr>
+      </w:pPr>
+    </w:p>
+    <w:p>
+      <w:pPr>
+        <w:pStyle w:val="schoolname1"/>
+        <w:rPr>
+          <w:rStyle w:val="date1Char"/>
+        </w:rPr>
+      </w:pPr>
+      <w:r>
+        <w:rPr>
+          <w:rFonts w:ascii="Arial" w:hAnsi="Arial" w:cs="Arial"/>
+        </w:rPr>
+        <w:t xml:space="preserve">Met Office, </w:t>
+      </w:r>
+      <w:r>
+        <w:rPr>
+          <w:rFonts w:ascii="Arial" w:hAnsi="Arial" w:cs="Arial"/>
+        </w:rPr>
         <w:t>Senior Scientific Software Engineer</w:t>
       </w:r>
       <w:r>
         <w:rPr>
           <w:rFonts w:ascii="Arial" w:hAnsi="Arial" w:cs="Arial"/>
         </w:rPr>
+        <w:t xml:space="preserve"> </w:t>
+      </w:r>
+      <w:r>
+        <w:rPr>
+          <w:rStyle w:val="date1Char"/>
+        </w:rPr>
+        <w:t>(</w:t>
+      </w:r>
+      <w:r>
+        <w:rPr>
+          <w:rStyle w:val="date1Char"/>
+        </w:rPr>
+        <w:t>Dec</w:t>
+      </w:r>
+      <w:r>
+        <w:rPr>
+          <w:rStyle w:val="date1Char"/>
+        </w:rPr>
+        <w:t xml:space="preserve">. </w:t>
+      </w:r>
+      <w:r>
+        <w:rPr>
+          <w:rStyle w:val="date1Char"/>
+        </w:rPr>
+        <w:t>2024</w:t>
+      </w:r>
+      <w:r>
+        <w:rPr>
+          <w:rStyle w:val="date1Char"/>
+        </w:rPr>
+        <w:t xml:space="preserve"> </w:t>
+      </w:r>
+      <w:r>
+        <w:rPr>
+          <w:rStyle w:val="date1Char"/>
+        </w:rPr>
+        <w:t>–</w:t>
+      </w:r>
+      <w:r>
+        <w:rPr>
+          <w:rStyle w:val="date1Char"/>
+        </w:rPr>
+        <w:t xml:space="preserve"> </w:t>
+      </w:r>
+      <w:r>
+        <w:rPr>
+          <w:rStyle w:val="date1Char"/>
+        </w:rPr>
+        <w:t xml:space="preserve">Jul. </w:t>
+      </w:r>
+      <w:r>
+        <w:rPr>
+          <w:rStyle w:val="date1Char"/>
+        </w:rPr>
+        <w:t>2025</w:t>
+      </w:r>
+      <w:r>
+        <w:rPr>
+          <w:rStyle w:val="date1Char"/>
+        </w:rPr>
+        <w:t>)</w:t>
+      </w:r>
+    </w:p>
+    <w:p>
+      <w:pPr>
+        <w:pStyle w:val="liste"/>
+      </w:pPr>
+      <w:r>
+        <w:t xml:space="preserve">Designed and implemented automated workflows using Cylc to replace legacy data feeds, streamlining the extraction and processing of meteorological data from </w:t>
+      </w:r>
+      <w:r>
+        <w:t>MOGREPS-UK</w:t>
+      </w:r>
+      <w:r>
         <w:t xml:space="preserve">, </w:t>
       </w:r>
       <w:r>
+        <w:t>UKV</w:t>
+      </w:r>
+      <w:r>
+        <w:t xml:space="preserve">, and </w:t>
+      </w:r>
+      <w:r>
+        <w:t>G</w:t>
+      </w:r>
+      <w:r>
+        <w:t>lobal weather models.</w:t>
+      </w:r>
+    </w:p>
+    <w:p>
+      <w:pPr>
+        <w:pStyle w:val="liste"/>
+      </w:pPr>
+      <w:r>
+        <w:t>Developed data pipelines in Microsoft Azure, leveraging cloud resources for rapid prototyping and scalability, before deploying the final production workflows to the Met</w:t>
+      </w:r>
+      <w:r>
+        <w:t xml:space="preserve"> </w:t>
+      </w:r>
+      <w:r>
+        <w:t>Office supercomputer environment for operational use.</w:t>
+      </w:r>
+    </w:p>
+    <w:p>
+      <w:pPr>
+        <w:pStyle w:val="liste"/>
+      </w:pPr>
+      <w:r>
+        <w:t xml:space="preserve">Worked extensively with NetCDF formats and used </w:t>
+      </w:r>
+      <w:r>
+        <w:t>Python libraries</w:t>
+      </w:r>
+      <w:r>
+        <w:t xml:space="preserve"> like </w:t>
+      </w:r>
+      <w:r>
+        <w:t xml:space="preserve">polars, jupyter, </w:t>
+      </w:r>
+      <w:r>
+        <w:t>xarray, numpy, pandas</w:t>
+      </w:r>
+      <w:r>
+        <w:t xml:space="preserve"> and scipy</w:t>
+      </w:r>
+      <w:r>
+        <w:t xml:space="preserve"> </w:t>
+      </w:r>
+      <w:r>
+        <w:t>for efficient handling and analysis of high-resolution, multidimensional datasets.</w:t>
+      </w:r>
+    </w:p>
+    <w:p>
+      <w:pPr>
+        <w:pStyle w:val="liste"/>
+      </w:pPr>
+      <w:r>
+        <w:t>Utili</w:t>
+      </w:r>
+      <w:r>
+        <w:t>s</w:t>
+      </w:r>
+      <w:r>
+        <w:t>ed Dask to paralleli</w:t>
+      </w:r>
+      <w:r>
+        <w:t>s</w:t>
+      </w:r>
+      <w:r>
+        <w:t>e and optimi</w:t>
+      </w:r>
+      <w:r>
+        <w:t>s</w:t>
+      </w:r>
+      <w:r>
+        <w:t>e performance for large-scale data processing tasks.</w:t>
+      </w:r>
+    </w:p>
+    <w:p>
+      <w:pPr>
+        <w:pStyle w:val="liste"/>
+      </w:pPr>
+      <w:r>
+        <w:t>Managed environments with Conda/Mamba and integrated JFrog Artifactory for secur</w:t>
+      </w:r>
+      <w:r>
+        <w:t xml:space="preserve">e, versioned package management; and implemented CI/CD pipelines using </w:t>
+      </w:r>
+      <w:r>
+        <w:t>GitHub Actions</w:t>
+      </w:r>
+      <w:r>
+        <w:t>.</w:t>
+      </w:r>
+    </w:p>
+    <w:p>
+      <w:pPr>
+        <w:pStyle w:val="liste"/>
+      </w:pPr>
+      <w:r>
+        <w:t>Followed Python best practices</w:t>
+      </w:r>
+      <w:r>
+        <w:t>,</w:t>
+      </w:r>
+      <w:r>
+        <w:t xml:space="preserve"> including modular architecture, unit testing, version control (Git), documentation, and PEP 8 compliance to deliver robust and maintainable code.</w:t>
+      </w:r>
+    </w:p>
+    <w:p>
+      <w:pPr>
+        <w:pStyle w:val="liste"/>
+        <w:rPr>
+          <w:b/>
+        </w:rPr>
+      </w:pPr>
+      <w:r>
+        <w:t>Promoted high standards of scientific software development within the team, including mentoring colleagues and contributing to long-term technical strategy.</w:t>
+      </w:r>
+    </w:p>
+    <w:p>
+      <w:pPr>
+        <w:pStyle w:val="schoolname1"/>
         <w:rPr>
           <w:rFonts w:ascii="Arial" w:hAnsi="Arial" w:cs="Arial"/>
         </w:rPr>
-        <w:t xml:space="preserve">MetOffice </w:t>
-      </w:r>
-      <w:r>
+      </w:pPr>
+    </w:p>
+    <w:p>
+      <w:pPr>
+        <w:pStyle w:val="schoolname1"/>
+        <w:rPr>
+          <w:rFonts w:ascii="Arial" w:hAnsi="Arial" w:cs="Arial"/>
+        </w:rPr>
+      </w:pPr>
+    </w:p>
+    <w:p>
+      <w:pPr>
+        <w:pStyle w:val="schoolname1"/>
         <w:rPr>
           <w:rStyle w:val="date1Char"/>
         </w:rPr>
+      </w:pPr>
+      <w:r>
+        <w:rPr>
+          <w:rFonts w:ascii="Arial" w:hAnsi="Arial" w:cs="Arial"/>
+        </w:rPr>
+        <w:lastRenderedPageBreak/>
+        <w:t>Python Developer</w:t>
+      </w:r>
+      <w:r>
+        <w:rPr>
+          <w:rFonts w:ascii="Arial" w:hAnsi="Arial" w:cs="Arial"/>
+        </w:rPr>
+        <w:t xml:space="preserve">, </w:t>
+      </w:r>
+      <w:r>
+        <w:rPr>
+          <w:rFonts w:ascii="Arial" w:hAnsi="Arial" w:cs="Arial"/>
+        </w:rPr>
+        <w:t xml:space="preserve">Freelance </w:t>
+      </w:r>
+      <w:r>
+        <w:rPr>
+          <w:rStyle w:val="date1Char"/>
+        </w:rPr>
         <w:t>(</w:t>
       </w:r>
       <w:r>
         <w:rPr>
           <w:rStyle w:val="date1Char"/>
         </w:rPr>
-        <w:t>Dec</w:t>
+        <w:t>Sep</w:t>
       </w:r>
       <w:r>
         <w:rPr>
@@ -919,498 +1242,270 @@
         <w:rPr>
           <w:rStyle w:val="date1Char"/>
         </w:rPr>
+        <w:t xml:space="preserve">2023 </w:t>
+      </w:r>
+      <w:r>
+        <w:rPr>
+          <w:rStyle w:val="date1Char"/>
+        </w:rPr>
+        <w:t>–</w:t>
+      </w:r>
+      <w:r>
+        <w:rPr>
+          <w:rStyle w:val="date1Char"/>
+        </w:rPr>
+        <w:t xml:space="preserve"> </w:t>
+      </w:r>
+      <w:r>
+        <w:rPr>
+          <w:rStyle w:val="date1Char"/>
+        </w:rPr>
+        <w:t>Nov</w:t>
+      </w:r>
+      <w:r>
+        <w:rPr>
+          <w:rStyle w:val="date1Char"/>
+        </w:rPr>
+        <w:t xml:space="preserve">. </w:t>
+      </w:r>
+      <w:r>
+        <w:rPr>
+          <w:rStyle w:val="date1Char"/>
+        </w:rPr>
         <w:t>2024</w:t>
       </w:r>
       <w:r>
         <w:rPr>
           <w:rStyle w:val="date1Char"/>
         </w:rPr>
+        <w:t>)</w:t>
+      </w:r>
+    </w:p>
+    <w:p>
+      <w:pPr>
+        <w:pStyle w:val="liste"/>
+        <w:rPr>
+          <w:rFonts w:cs="Arial"/>
+        </w:rPr>
+      </w:pPr>
+      <w:r>
+        <w:rPr>
+          <w:rFonts w:cs="Arial"/>
+        </w:rPr>
+        <w:t>Provided</w:t>
+      </w:r>
+      <w:r>
+        <w:rPr>
+          <w:rFonts w:cs="Arial"/>
+        </w:rPr>
         <w:t xml:space="preserve"> </w:t>
       </w:r>
       <w:r>
         <w:rPr>
+          <w:rFonts w:cs="Arial"/>
+        </w:rPr>
+        <w:t xml:space="preserve">direct </w:t>
+      </w:r>
+      <w:r>
+        <w:rPr>
+          <w:rFonts w:cs="Arial"/>
+        </w:rPr>
+        <w:t xml:space="preserve">independent </w:t>
+      </w:r>
+      <w:r>
+        <w:rPr>
+          <w:rFonts w:cs="Arial"/>
+        </w:rPr>
+        <w:t xml:space="preserve">software development services to several clients, </w:t>
+      </w:r>
+      <w:r>
+        <w:rPr>
+          <w:rFonts w:cs="Arial"/>
+        </w:rPr>
+        <w:t>with recent focus on</w:t>
+      </w:r>
+      <w:r>
+        <w:rPr>
+          <w:rFonts w:cs="Arial"/>
+        </w:rPr>
+        <w:t xml:space="preserve"> start-up IoT projects</w:t>
+      </w:r>
+      <w:r>
+        <w:rPr>
+          <w:rFonts w:cs="Arial"/>
+        </w:rPr>
+        <w:t>, medical diagnostic devices</w:t>
+      </w:r>
+      <w:r>
+        <w:rPr>
+          <w:rFonts w:cs="Arial"/>
+        </w:rPr>
+        <w:t xml:space="preserve"> and </w:t>
+      </w:r>
+      <w:r>
+        <w:rPr>
+          <w:rFonts w:cs="Arial"/>
+        </w:rPr>
+        <w:t>robotic</w:t>
+      </w:r>
+      <w:r>
+        <w:rPr>
+          <w:rFonts w:cs="Arial"/>
+        </w:rPr>
+        <w:t xml:space="preserve"> SDK</w:t>
+      </w:r>
+      <w:r>
+        <w:rPr>
+          <w:rFonts w:cs="Arial"/>
+        </w:rPr>
+        <w:t>.</w:t>
+      </w:r>
+    </w:p>
+    <w:p>
+      <w:pPr>
+        <w:pStyle w:val="schoolname1"/>
+        <w:rPr>
+          <w:rFonts w:ascii="Arial" w:hAnsi="Arial" w:cs="Arial"/>
+        </w:rPr>
+      </w:pPr>
+    </w:p>
+    <w:p>
+      <w:pPr>
+        <w:pStyle w:val="schoolname1"/>
+        <w:rPr>
           <w:rStyle w:val="date1Char"/>
         </w:rPr>
+      </w:pPr>
+      <w:r>
+        <w:rPr>
+          <w:rFonts w:ascii="Arial" w:hAnsi="Arial" w:cs="Arial"/>
+        </w:rPr>
+        <w:t xml:space="preserve">AMD, </w:t>
+      </w:r>
+      <w:r>
+        <w:rPr>
+          <w:rFonts w:ascii="Arial" w:hAnsi="Arial" w:cs="Arial"/>
+        </w:rPr>
+        <w:t xml:space="preserve">Senior Python Developer </w:t>
+      </w:r>
+      <w:r>
+        <w:rPr>
+          <w:rStyle w:val="date1Char"/>
+        </w:rPr>
+        <w:t>(</w:t>
+      </w:r>
+      <w:r>
+        <w:rPr>
+          <w:rStyle w:val="date1Char"/>
+        </w:rPr>
+        <w:t>Jan</w:t>
+      </w:r>
+      <w:r>
+        <w:rPr>
+          <w:rStyle w:val="date1Char"/>
+        </w:rPr>
+        <w:t>.</w:t>
+      </w:r>
+      <w:r>
+        <w:rPr>
+          <w:rStyle w:val="date1Char"/>
+        </w:rPr>
+        <w:t xml:space="preserve"> 2020 </w:t>
+      </w:r>
+      <w:r>
+        <w:rPr>
+          <w:rStyle w:val="date1Char"/>
+        </w:rPr>
         <w:t>–</w:t>
       </w:r>
       <w:r>
         <w:rPr>
           <w:rStyle w:val="date1Char"/>
         </w:rPr>
-        <w:t xml:space="preserve"> </w:t>
+        <w:t xml:space="preserve"> Jul. 2023</w:t>
       </w:r>
       <w:r>
         <w:rPr>
           <w:rStyle w:val="date1Char"/>
         </w:rPr>
-        <w:t xml:space="preserve">Jul. </w:t>
-      </w:r>
-      <w:r>
-        <w:rPr>
-          <w:rStyle w:val="date1Char"/>
-        </w:rPr>
-        <w:t>2025</w:t>
-      </w:r>
-      <w:r>
-        <w:rPr>
-          <w:rStyle w:val="date1Char"/>
-        </w:rPr>
         <w:t>)</w:t>
       </w:r>
     </w:p>
     <w:p>
       <w:pPr>
         <w:pStyle w:val="liste"/>
-      </w:pPr>
-      <w:r>
-        <w:t xml:space="preserve">Designed and implemented automated workflows using Cylc to replace legacy data feeds, streamlining the extraction and processing of meteorological data from </w:t>
-      </w:r>
-      <w:r>
-        <w:t>MOGREPS-UK</w:t>
-      </w:r>
-      <w:r>
-        <w:t xml:space="preserve">, </w:t>
-      </w:r>
-      <w:r>
-        <w:t>UKV</w:t>
-      </w:r>
-      <w:r>
-        <w:t xml:space="preserve">, and </w:t>
-      </w:r>
-      <w:r>
-        <w:t>G</w:t>
-      </w:r>
-      <w:r>
-        <w:t>lobal weather models.</w:t>
+        <w:rPr>
+          <w:rFonts w:cs="Arial"/>
+          <w:lang w:eastAsia="en-GB"/>
+        </w:rPr>
+      </w:pPr>
+      <w:r>
+        <w:t>Led a team to design and implement a fully automated CI testing framework using FastAPI on AWS (EC2, S3, SQS, SNS) and MongoDB. Leveraged Python Lambda functions and Boto3 for orchestration</w:t>
+      </w:r>
+      <w:r>
+        <w:rPr>
+          <w:rFonts w:cs="Arial"/>
+        </w:rPr>
+        <w:t>.</w:t>
       </w:r>
     </w:p>
     <w:p>
       <w:pPr>
         <w:pStyle w:val="liste"/>
-      </w:pPr>
-      <w:r>
-        <w:t>Developed data pipelines in Microsoft Azure, leveraging cloud resources for rapid prototyping and scalability, before deploying the final production workflows to the MetOffice supercomputer environment for operational use.</w:t>
+        <w:rPr>
+          <w:rFonts w:cs="Arial"/>
+          <w:lang w:eastAsia="en-GB"/>
+        </w:rPr>
+      </w:pPr>
+      <w:r>
+        <w:rPr>
+          <w:rFonts w:cs="Arial"/>
+          <w:lang w:eastAsia="en-GB"/>
+        </w:rPr>
+        <w:t xml:space="preserve">Automated the </w:t>
+      </w:r>
+      <w:r>
+        <w:rPr>
+          <w:rFonts w:cs="Arial"/>
+          <w:lang w:eastAsia="en-GB"/>
+        </w:rPr>
+        <w:t>extensive test</w:t>
+      </w:r>
+      <w:r>
+        <w:rPr>
+          <w:rFonts w:cs="Arial"/>
+          <w:lang w:eastAsia="en-GB"/>
+        </w:rPr>
+        <w:t xml:space="preserve"> network infrastructure operations by utili</w:t>
+      </w:r>
+      <w:r>
+        <w:rPr>
+          <w:rFonts w:cs="Arial"/>
+          <w:lang w:eastAsia="en-GB"/>
+        </w:rPr>
+        <w:t>s</w:t>
+      </w:r>
+      <w:r>
+        <w:rPr>
+          <w:rFonts w:cs="Arial"/>
+          <w:lang w:eastAsia="en-GB"/>
+        </w:rPr>
+        <w:t>ing Python libraries like nornir, netmiko, napalm, and fabric and employed Ansible YAML playbooks and Pulumi Python scripts as robust Infrastructure as Code (IaC) tools.</w:t>
       </w:r>
     </w:p>
     <w:p>
       <w:pPr>
         <w:pStyle w:val="liste"/>
-      </w:pPr>
-      <w:r>
-        <w:t xml:space="preserve">Worked extensively with NetCDF formats and used </w:t>
-      </w:r>
-      <w:r>
-        <w:t>Python libraries</w:t>
-      </w:r>
-      <w:r>
-        <w:t xml:space="preserve"> like xarray, numpy, pandas</w:t>
-      </w:r>
-      <w:r>
-        <w:t xml:space="preserve"> and scipy</w:t>
-      </w:r>
-      <w:r>
-        <w:t xml:space="preserve"> </w:t>
-      </w:r>
-      <w:r>
-        <w:t>for efficient handling and analysis of high-resolution, multidimensional datasets.</w:t>
-      </w:r>
-    </w:p>
-    <w:p>
-      <w:pPr>
-        <w:pStyle w:val="liste"/>
-      </w:pPr>
-      <w:r>
-        <w:t>Utili</w:t>
-      </w:r>
-      <w:r>
-        <w:t>s</w:t>
-      </w:r>
-      <w:r>
-        <w:t>ed Dask to paralleli</w:t>
-      </w:r>
-      <w:r>
-        <w:t>s</w:t>
-      </w:r>
-      <w:r>
-        <w:t>e and optimi</w:t>
-      </w:r>
-      <w:r>
-        <w:t>s</w:t>
-      </w:r>
-      <w:r>
-        <w:t>e performance for large-scale data processing tasks.</w:t>
-      </w:r>
-    </w:p>
-    <w:p>
-      <w:pPr>
-        <w:pStyle w:val="liste"/>
-      </w:pPr>
-      <w:r>
-        <w:t>Managed environments with Conda/Mamba and integrated JFrog Artifactory for secur</w:t>
-      </w:r>
-      <w:r>
-        <w:t xml:space="preserve">e, versioned package management; and implemented CI/CD pipelines using </w:t>
-      </w:r>
-      <w:r>
-        <w:t>GitHub Actions</w:t>
-      </w:r>
-      <w:r>
-        <w:t>.</w:t>
-      </w:r>
-    </w:p>
-    <w:p>
-      <w:pPr>
-        <w:pStyle w:val="liste"/>
-      </w:pPr>
-      <w:r>
-        <w:t>Followed Python best practices</w:t>
-      </w:r>
-      <w:r>
-        <w:t>,</w:t>
-      </w:r>
-      <w:r>
-        <w:t xml:space="preserve"> including modular architecture, unit testing, version control (Git), documentation, and PEP 8 compliance to deliver robust and maintainable code.</w:t>
-      </w:r>
-    </w:p>
-    <w:p>
-      <w:pPr>
-        <w:pStyle w:val="liste"/>
-      </w:pPr>
-      <w:r>
-        <w:t>Liaised with stakeholders to gather requirements, ensuring new data services were aligned with operational needs and delivered measurable improvements in reliability and performance.</w:t>
-      </w:r>
-    </w:p>
-    <w:p>
-      <w:pPr>
-        <w:pStyle w:val="liste"/>
-        <w:rPr>
-          <w:b/>
-        </w:rPr>
-      </w:pPr>
-      <w:r>
-        <w:t>Promoted high standards of scientific software development within the team, including mentoring colleagues and contributing to long-term technical strategy.</w:t>
-      </w:r>
-    </w:p>
-    <w:p>
-      <w:pPr>
-        <w:pStyle w:val="schoolname1"/>
-        <w:rPr>
-          <w:rFonts w:ascii="Arial" w:hAnsi="Arial" w:cs="Arial"/>
-        </w:rPr>
-      </w:pPr>
-    </w:p>
-    <w:p>
-      <w:pPr>
-        <w:pStyle w:val="schoolname1"/>
-        <w:rPr>
-          <w:rStyle w:val="date1Char"/>
-        </w:rPr>
-      </w:pPr>
-      <w:r>
-        <w:rPr>
-          <w:rFonts w:ascii="Arial" w:hAnsi="Arial" w:cs="Arial"/>
-        </w:rPr>
-        <w:t>Python Developer</w:t>
-      </w:r>
-      <w:r>
-        <w:rPr>
-          <w:rFonts w:ascii="Arial" w:hAnsi="Arial" w:cs="Arial"/>
-        </w:rPr>
-        <w:t xml:space="preserve">, </w:t>
-      </w:r>
-      <w:r>
-        <w:rPr>
-          <w:rFonts w:ascii="Arial" w:hAnsi="Arial" w:cs="Arial"/>
-        </w:rPr>
-        <w:t xml:space="preserve">Freelance </w:t>
-      </w:r>
-      <w:r>
-        <w:rPr>
-          <w:rStyle w:val="date1Char"/>
-        </w:rPr>
-        <w:t>(</w:t>
-      </w:r>
-      <w:r>
-        <w:rPr>
-          <w:rStyle w:val="date1Char"/>
-        </w:rPr>
-        <w:t>Sep</w:t>
-      </w:r>
-      <w:r>
-        <w:rPr>
-          <w:rStyle w:val="date1Char"/>
-        </w:rPr>
-        <w:t xml:space="preserve">. </w:t>
-      </w:r>
-      <w:r>
-        <w:rPr>
-          <w:rStyle w:val="date1Char"/>
-        </w:rPr>
-        <w:t xml:space="preserve">2023 </w:t>
-      </w:r>
-      <w:r>
-        <w:rPr>
-          <w:rStyle w:val="date1Char"/>
-        </w:rPr>
-        <w:t>–</w:t>
-      </w:r>
-      <w:r>
-        <w:rPr>
-          <w:rStyle w:val="date1Char"/>
-        </w:rPr>
-        <w:t xml:space="preserve"> </w:t>
-      </w:r>
-      <w:r>
-        <w:rPr>
-          <w:rStyle w:val="date1Char"/>
-        </w:rPr>
-        <w:t>Nov</w:t>
-      </w:r>
-      <w:r>
-        <w:rPr>
-          <w:rStyle w:val="date1Char"/>
-        </w:rPr>
-        <w:t xml:space="preserve">. </w:t>
-      </w:r>
-      <w:r>
-        <w:rPr>
-          <w:rStyle w:val="date1Char"/>
-        </w:rPr>
-        <w:t>2024</w:t>
-      </w:r>
-      <w:r>
-        <w:rPr>
-          <w:rStyle w:val="date1Char"/>
-        </w:rPr>
-        <w:t>)</w:t>
-      </w:r>
-    </w:p>
-    <w:p>
-      <w:pPr>
-        <w:pStyle w:val="liste"/>
         <w:rPr>
           <w:rFonts w:cs="Arial"/>
+          <w:lang w:eastAsia="en-GB"/>
         </w:rPr>
       </w:pPr>
       <w:r>
         <w:rPr>
           <w:rFonts w:cs="Arial"/>
-        </w:rPr>
-        <w:t>Provided</w:t>
-      </w:r>
-      <w:r>
-        <w:rPr>
-          <w:rFonts w:cs="Arial"/>
-        </w:rPr>
-        <w:t xml:space="preserve"> </w:t>
-      </w:r>
-      <w:r>
-        <w:rPr>
-          <w:rFonts w:cs="Arial"/>
-        </w:rPr>
-        <w:t xml:space="preserve">direct </w:t>
-      </w:r>
-      <w:r>
-        <w:rPr>
-          <w:rFonts w:cs="Arial"/>
-        </w:rPr>
-        <w:t xml:space="preserve">independent </w:t>
-      </w:r>
-      <w:r>
-        <w:rPr>
-          <w:rFonts w:cs="Arial"/>
-        </w:rPr>
-        <w:t xml:space="preserve">software development services to several clients, </w:t>
-      </w:r>
-      <w:r>
-        <w:rPr>
-          <w:rFonts w:cs="Arial"/>
-        </w:rPr>
-        <w:t>with recent focus on</w:t>
-      </w:r>
-      <w:r>
-        <w:rPr>
-          <w:rFonts w:cs="Arial"/>
-        </w:rPr>
-        <w:t xml:space="preserve"> start-up IoT projects</w:t>
-      </w:r>
-      <w:r>
-        <w:rPr>
-          <w:rFonts w:cs="Arial"/>
-        </w:rPr>
-        <w:t>, medical diagnostic devices</w:t>
-      </w:r>
-      <w:r>
-        <w:rPr>
-          <w:rFonts w:cs="Arial"/>
-        </w:rPr>
-        <w:t xml:space="preserve"> and </w:t>
-      </w:r>
-      <w:r>
-        <w:rPr>
-          <w:rFonts w:cs="Arial"/>
-        </w:rPr>
-        <w:t>robotic</w:t>
-      </w:r>
-      <w:r>
-        <w:rPr>
-          <w:rFonts w:cs="Arial"/>
-        </w:rPr>
-        <w:t xml:space="preserve"> SDK</w:t>
-      </w:r>
-      <w:r>
-        <w:rPr>
-          <w:rFonts w:cs="Arial"/>
-        </w:rPr>
-        <w:t>.</w:t>
-      </w:r>
-    </w:p>
-    <w:p>
-      <w:pPr>
-        <w:pStyle w:val="schoolname1"/>
-        <w:rPr>
-          <w:rFonts w:ascii="Arial" w:hAnsi="Arial" w:cs="Arial"/>
-        </w:rPr>
-      </w:pPr>
-    </w:p>
-    <w:p>
-      <w:pPr>
-        <w:pStyle w:val="schoolname1"/>
-        <w:rPr>
-          <w:rStyle w:val="date1Char"/>
-        </w:rPr>
-      </w:pPr>
-      <w:r>
-        <w:rPr>
-          <w:rFonts w:ascii="Arial" w:hAnsi="Arial" w:cs="Arial"/>
-        </w:rPr>
-        <w:t xml:space="preserve">AMD, </w:t>
-      </w:r>
-      <w:r>
-        <w:rPr>
-          <w:rFonts w:ascii="Arial" w:hAnsi="Arial" w:cs="Arial"/>
-        </w:rPr>
-        <w:t xml:space="preserve">Senior Python Developer </w:t>
-      </w:r>
-      <w:r>
-        <w:rPr>
-          <w:rStyle w:val="date1Char"/>
-        </w:rPr>
-        <w:t>(</w:t>
-      </w:r>
-      <w:r>
-        <w:rPr>
-          <w:rStyle w:val="date1Char"/>
-        </w:rPr>
-        <w:t>Jan</w:t>
-      </w:r>
-      <w:r>
-        <w:rPr>
-          <w:rStyle w:val="date1Char"/>
-        </w:rPr>
-        <w:t>.</w:t>
-      </w:r>
-      <w:r>
-        <w:rPr>
-          <w:rStyle w:val="date1Char"/>
-        </w:rPr>
-        <w:t xml:space="preserve"> 2020 </w:t>
-      </w:r>
-      <w:r>
-        <w:rPr>
-          <w:rStyle w:val="date1Char"/>
-        </w:rPr>
-        <w:t>–</w:t>
-      </w:r>
-      <w:r>
-        <w:rPr>
-          <w:rStyle w:val="date1Char"/>
-        </w:rPr>
-        <w:t xml:space="preserve"> Jul. 2023</w:t>
-      </w:r>
-      <w:r>
-        <w:rPr>
-          <w:rStyle w:val="date1Char"/>
-        </w:rPr>
-        <w:t>)</w:t>
-      </w:r>
-    </w:p>
-    <w:p>
-      <w:pPr>
-        <w:pStyle w:val="liste"/>
-        <w:rPr>
-          <w:rFonts w:cs="Arial"/>
-          <w:lang w:eastAsia="en-GB"/>
-        </w:rPr>
-      </w:pPr>
-      <w:r>
-        <w:t>Led a team to design and implement a fully automated CI testing framework using FastAPI on AWS (EC2, S3, SQS, SNS) and MongoDB. Leveraged Python Lambda functions and Boto3 for orchestration</w:t>
-      </w:r>
-      <w:r>
-        <w:rPr>
-          <w:rFonts w:cs="Arial"/>
-        </w:rPr>
-        <w:t>.</w:t>
-      </w:r>
-    </w:p>
-    <w:p>
-      <w:pPr>
-        <w:pStyle w:val="liste"/>
-        <w:rPr>
-          <w:rFonts w:cs="Arial"/>
-          <w:lang w:eastAsia="en-GB"/>
-        </w:rPr>
-      </w:pPr>
-      <w:r>
-        <w:rPr>
-          <w:rFonts w:cs="Arial"/>
-          <w:lang w:eastAsia="en-GB"/>
-        </w:rPr>
-        <w:t xml:space="preserve">Automated the </w:t>
-      </w:r>
-      <w:r>
-        <w:rPr>
-          <w:rFonts w:cs="Arial"/>
-          <w:lang w:eastAsia="en-GB"/>
-        </w:rPr>
-        <w:t>extensive test</w:t>
-      </w:r>
-      <w:r>
-        <w:rPr>
-          <w:rFonts w:cs="Arial"/>
-          <w:lang w:eastAsia="en-GB"/>
-        </w:rPr>
-        <w:t xml:space="preserve"> network infrastructure operations by utili</w:t>
-      </w:r>
-      <w:r>
-        <w:rPr>
-          <w:rFonts w:cs="Arial"/>
-          <w:lang w:eastAsia="en-GB"/>
-        </w:rPr>
-        <w:t>s</w:t>
-      </w:r>
-      <w:r>
-        <w:rPr>
-          <w:rFonts w:cs="Arial"/>
-          <w:lang w:eastAsia="en-GB"/>
-        </w:rPr>
-        <w:t>ing Python libraries like nornir, netmiko, napalm, and fabric and employed Ansible YAML playbooks and Pulumi Python scripts as robust Infrastructure as Code (IaC) tools.</w:t>
-      </w:r>
-    </w:p>
-    <w:p>
-      <w:pPr>
-        <w:pStyle w:val="liste"/>
-        <w:rPr>
-          <w:rFonts w:cs="Arial"/>
-          <w:lang w:eastAsia="en-GB"/>
-        </w:rPr>
-      </w:pPr>
-      <w:r>
-        <w:rPr>
-          <w:rFonts w:cs="Arial"/>
-          <w:lang w:eastAsia="en-GB"/>
-        </w:rPr>
-        <w:lastRenderedPageBreak/>
+          <w:lang w:eastAsia="en-GB"/>
+        </w:rPr>
         <w:t>Developed comprehensive functional and load tests for web interfaces using Playwright and Locust Python scripts.</w:t>
       </w:r>
     </w:p>
@@ -2303,6 +2398,7 @@
         <w:rPr>
           <w:rFonts w:ascii="Arial" w:hAnsi="Arial" w:cs="Arial"/>
         </w:rPr>
+        <w:lastRenderedPageBreak/>
         <w:t>Solarflare Communications</w:t>
       </w:r>
       <w:r>
@@ -2426,7 +2522,6 @@
         <w:pStyle w:val="liste"/>
       </w:pPr>
       <w:r>
-        <w:lastRenderedPageBreak/>
         <w:t>Generated</w:t>
       </w:r>
       <w:r>
@@ -2435,20 +2530,6 @@
     </w:p>
     <w:p>
       <w:pPr>
-        <w:pStyle w:val="liste"/>
-      </w:pPr>
-      <w:r>
-        <w:t>D</w:t>
-      </w:r>
-      <w:r>
-        <w:t>esigned and developed web scraping scripts to extract pertinent competitor product data</w:t>
-      </w:r>
-      <w:r>
-        <w:t>.</w:t>
-      </w:r>
-    </w:p>
-    <w:p>
-      <w:pPr>
         <w:pStyle w:val="schoolname1"/>
         <w:rPr>
           <w:rFonts w:ascii="Arial" w:hAnsi="Arial" w:cs="Arial"/>
@@ -2540,64 +2621,6 @@
           <w:rStyle w:val="date1Char"/>
         </w:rPr>
         <w:t>)</w:t>
-      </w:r>
-    </w:p>
-    <w:p>
-      <w:pPr>
-        <w:pStyle w:val="liste"/>
-      </w:pPr>
-      <w:r>
-        <w:t xml:space="preserve">Tested all functional and non-functional aspects of </w:t>
-      </w:r>
-      <w:r>
-        <w:t>C++</w:t>
-      </w:r>
-      <w:r>
-        <w:t xml:space="preserve"> </w:t>
-      </w:r>
-      <w:r>
-        <w:t>embedded software on a unified security platform, encompassing firewall, Router, web filtering, spam filtering and anti-Virus functionality.</w:t>
-      </w:r>
-    </w:p>
-    <w:p>
-      <w:pPr>
-        <w:pStyle w:val="liste"/>
-      </w:pPr>
-      <w:r>
-        <w:t>Utili</w:t>
-      </w:r>
-      <w:r>
-        <w:t>s</w:t>
-      </w:r>
-      <w:r>
-        <w:t xml:space="preserve">ed </w:t>
-      </w:r>
-      <w:r>
-        <w:t>Spirent Smartbits</w:t>
-      </w:r>
-      <w:r>
-        <w:t xml:space="preserve"> packet generators</w:t>
-      </w:r>
-      <w:r>
-        <w:t>, Avalanche</w:t>
-      </w:r>
-      <w:r>
-        <w:t xml:space="preserve"> traffic </w:t>
-      </w:r>
-      <w:r>
-        <w:t xml:space="preserve">generators </w:t>
-      </w:r>
-      <w:r>
-        <w:t>and</w:t>
-      </w:r>
-      <w:r>
-        <w:t xml:space="preserve"> automated tests with Python, Perl and T</w:t>
-      </w:r>
-      <w:r>
-        <w:t>cl</w:t>
-      </w:r>
-      <w:r>
-        <w:t>.</w:t>
       </w:r>
     </w:p>
     <w:p>
@@ -2685,48 +2708,6 @@
           <w:rStyle w:val="date1Char"/>
         </w:rPr>
         <w:t>)</w:t>
-      </w:r>
-    </w:p>
-    <w:p>
-      <w:pPr>
-        <w:pStyle w:val="liste"/>
-      </w:pPr>
-      <w:r>
-        <w:t>Completed many diverse full life cycle testing projects</w:t>
-      </w:r>
-      <w:r>
-        <w:t>,</w:t>
-      </w:r>
-      <w:r>
-        <w:t xml:space="preserve"> including release 4.5 of Presentation Server, XenApp, XenDesktop, XenServer and Edgesight</w:t>
-      </w:r>
-      <w:r>
-        <w:t xml:space="preserve"> products</w:t>
-      </w:r>
-      <w:r>
-        <w:t>.</w:t>
-      </w:r>
-    </w:p>
-    <w:p>
-      <w:pPr>
-        <w:pStyle w:val="liste"/>
-        <w:rPr>
-          <w:rFonts w:eastAsia="Calibri" w:cs="Times New Roman"/>
-        </w:rPr>
-      </w:pPr>
-      <w:r>
-        <w:t>Complex server farm environments were generated using VMware with automation scripts.</w:t>
-      </w:r>
-    </w:p>
-    <w:p>
-      <w:pPr>
-        <w:pStyle w:val="liste"/>
-      </w:pPr>
-      <w:r>
-        <w:t>Collaborated with product teams to implement and deploy test strategies, test plans, and test processes</w:t>
-      </w:r>
-      <w:r>
-        <w:t>.</w:t>
       </w:r>
     </w:p>
     <w:p>
@@ -3243,55 +3224,30 @@
     <w:p>
       <w:pPr>
         <w:pStyle w:val="liste"/>
-      </w:pPr>
-      <w:r>
-        <w:rPr>
-          <w:lang w:eastAsia="en-GB"/>
-        </w:rPr>
-        <w:t>Monitored and stored sensor data in InfluxDB, visuali</w:t>
-      </w:r>
-      <w:r>
-        <w:rPr>
-          <w:lang w:eastAsia="en-GB"/>
-        </w:rPr>
-        <w:t>s</w:t>
-      </w:r>
-      <w:r>
-        <w:rPr>
-          <w:lang w:eastAsia="en-GB"/>
-        </w:rPr>
-        <w:t>ed through Grafana.</w:t>
-      </w:r>
-    </w:p>
-    <w:p>
-      <w:pPr>
-        <w:pStyle w:val="liste"/>
         <w:numPr>
           <w:ilvl w:val="0"/>
           <w:numId w:val="0"/>
         </w:numPr>
         <w:ind w:left="360"/>
       </w:pPr>
-    </w:p>
-    <w:p>
-      <w:pPr>
-        <w:pStyle w:val="liste"/>
-        <w:numPr>
-          <w:ilvl w:val="0"/>
-          <w:numId w:val="0"/>
-        </w:numPr>
-        <w:ind w:left="360" w:hanging="360"/>
-      </w:pPr>
-    </w:p>
-    <w:p>
-      <w:pPr>
-        <w:pStyle w:val="liste"/>
-        <w:numPr>
-          <w:ilvl w:val="0"/>
-          <w:numId w:val="0"/>
-        </w:numPr>
-        <w:ind w:left="360"/>
-      </w:pPr>
+      <w:r>
+        <w:rPr>
+          <w:lang w:eastAsia="en-GB"/>
+        </w:rPr>
+        <w:t>Monitored and stored sensor data in InfluxDB, visuali</w:t>
+      </w:r>
+      <w:r>
+        <w:rPr>
+          <w:lang w:eastAsia="en-GB"/>
+        </w:rPr>
+        <w:t>s</w:t>
+      </w:r>
+      <w:r>
+        <w:rPr>
+          <w:lang w:eastAsia="en-GB"/>
+        </w:rPr>
+        <w:t>ed through Grafana.</w:t>
+      </w:r>
     </w:p>
     <w:p>
       <w:pPr>
@@ -3309,171 +3265,6 @@
           <v:rect id="_x0000_i1033" style="width:481.9pt;height:4pt" o:hralign="center" o:hrstd="t" o:hrnoshade="t" o:hr="t" fillcolor="#0070c0" stroked="f"/>
         </w:pict>
       </w:r>
-    </w:p>
-    <w:p>
-      <w:pPr>
-        <w:pStyle w:val="date1"/>
-        <w:rPr>
-          <w:rFonts w:asciiTheme="minorHAnsi" w:hAnsiTheme="minorHAnsi" w:cstheme="minorHAnsi"/>
-          <w:b/>
-          <w:sz w:val="18"/>
-          <w:szCs w:val="18"/>
-        </w:rPr>
-      </w:pPr>
-      <w:r>
-        <w:rPr>
-          <w:rFonts w:asciiTheme="minorHAnsi" w:hAnsiTheme="minorHAnsi" w:cstheme="minorHAnsi"/>
-          <w:b/>
-          <w:sz w:val="18"/>
-          <w:szCs w:val="18"/>
-        </w:rPr>
-        <w:t>Ful</w:t>
-      </w:r>
-      <w:r>
-        <w:rPr>
-          <w:rFonts w:asciiTheme="minorHAnsi" w:hAnsiTheme="minorHAnsi" w:cstheme="minorHAnsi"/>
-          <w:b/>
-          <w:sz w:val="18"/>
-          <w:szCs w:val="18"/>
-        </w:rPr>
-        <w:t>l c</w:t>
-      </w:r>
-      <w:r>
-        <w:rPr>
-          <w:rFonts w:asciiTheme="minorHAnsi" w:hAnsiTheme="minorHAnsi" w:cstheme="minorHAnsi"/>
-          <w:b/>
-          <w:sz w:val="18"/>
-          <w:szCs w:val="18"/>
-        </w:rPr>
-        <w:t>areer history available upon request</w:t>
-      </w:r>
-      <w:r>
-        <w:rPr>
-          <w:rFonts w:asciiTheme="minorHAnsi" w:hAnsiTheme="minorHAnsi" w:cstheme="minorHAnsi"/>
-          <w:b/>
-          <w:sz w:val="18"/>
-          <w:szCs w:val="18"/>
-        </w:rPr>
-        <w:t>.</w:t>
-      </w:r>
-    </w:p>
-    <w:p>
-      <w:pPr>
-        <w:pStyle w:val="date1"/>
-        <w:rPr>
-          <w:rFonts w:asciiTheme="minorHAnsi" w:hAnsiTheme="minorHAnsi" w:cstheme="minorHAnsi"/>
-          <w:sz w:val="18"/>
-          <w:szCs w:val="18"/>
-        </w:rPr>
-      </w:pPr>
-      <w:r>
-        <w:rPr>
-          <w:rFonts w:asciiTheme="minorHAnsi" w:hAnsiTheme="minorHAnsi" w:cstheme="minorHAnsi"/>
-          <w:b/>
-          <w:sz w:val="18"/>
-          <w:szCs w:val="18"/>
-        </w:rPr>
-        <w:t>Latest CV:</w:t>
-      </w:r>
-      <w:r>
-        <w:rPr>
-          <w:rFonts w:asciiTheme="minorHAnsi" w:hAnsiTheme="minorHAnsi" w:cstheme="minorHAnsi"/>
-          <w:sz w:val="18"/>
-          <w:szCs w:val="18"/>
-        </w:rPr>
-        <w:t xml:space="preserve"> </w:t>
-      </w:r>
-      <w:hyperlink r:id="rId19" w:history="1">
-        <w:r>
-          <w:rPr>
-            <w:rStyle w:val="Hyperlink"/>
-            <w:rFonts w:asciiTheme="minorHAnsi" w:hAnsiTheme="minorHAnsi" w:cstheme="minorHAnsi"/>
-            <w:sz w:val="18"/>
-            <w:szCs w:val="18"/>
-            <w:u w:val="none"/>
-          </w:rPr>
-          <w:t>https://raw.githubusercontent.com/stephen-ra-king/cv/main/Stephen_King_CV.docx</w:t>
-        </w:r>
-      </w:hyperlink>
-    </w:p>
-    <w:p>
-      <w:pPr>
-        <w:pStyle w:val="date1"/>
-        <w:rPr>
-          <w:color w:val="FFFFFF" w:themeColor="background1"/>
-          <w:sz w:val="4"/>
-          <w:szCs w:val="4"/>
-        </w:rPr>
-      </w:pPr>
-      <w:r>
-        <w:rPr>
-          <w:rFonts w:asciiTheme="minorHAnsi" w:hAnsiTheme="minorHAnsi" w:cstheme="minorHAnsi"/>
-          <w:b/>
-          <w:sz w:val="18"/>
-          <w:szCs w:val="18"/>
-        </w:rPr>
-        <w:t>V</w:t>
-      </w:r>
-      <w:r>
-        <w:rPr>
-          <w:rFonts w:asciiTheme="minorHAnsi" w:hAnsiTheme="minorHAnsi" w:cstheme="minorHAnsi"/>
-          <w:b/>
-          <w:sz w:val="18"/>
-          <w:szCs w:val="18"/>
-        </w:rPr>
-        <w:t>ersion:</w:t>
-      </w:r>
-      <w:r>
-        <w:rPr>
-          <w:rFonts w:asciiTheme="minorHAnsi" w:hAnsiTheme="minorHAnsi" w:cstheme="minorHAnsi"/>
-          <w:sz w:val="18"/>
-          <w:szCs w:val="18"/>
-        </w:rPr>
-        <w:t xml:space="preserve"> </w:t>
-      </w:r>
-      <w:r>
-        <w:rPr>
-          <w:rFonts w:asciiTheme="minorHAnsi" w:hAnsiTheme="minorHAnsi" w:cstheme="minorHAnsi"/>
-          <w:sz w:val="18"/>
-          <w:szCs w:val="18"/>
-        </w:rPr>
-        <w:t>0.1.</w:t>
-      </w:r>
-      <w:r>
-        <w:rPr>
-          <w:rFonts w:asciiTheme="minorHAnsi" w:hAnsiTheme="minorHAnsi" w:cstheme="minorHAnsi"/>
-          <w:sz w:val="18"/>
-          <w:szCs w:val="18"/>
-        </w:rPr>
-        <w:t>21</w:t>
-      </w:r>
-      <w:r>
-        <w:rPr>
-          <w:rFonts w:asciiTheme="minorHAnsi" w:hAnsiTheme="minorHAnsi" w:cstheme="minorHAnsi"/>
-          <w:color w:val="FFFFFF" w:themeColor="background1"/>
-          <w:sz w:val="4"/>
-          <w:szCs w:val="4"/>
-        </w:rPr>
-        <w:t>erformance Testing, ClickUp, Bugzilla, AWS Lambda, Python Developer, Document Store, Containers, Lead Time, Sharding, Indexing in NoSQL, Acceptance Test-Driven Development (ATDD), Microsoft Power Automate, Entity-Relationship (ER) Diagrams, Chef, Cycle Time, Sanity Testing, Apache Airflow, System Administration, Schema-less Databases, Shell Scripting, CVS (Concurrent Versions System), Firebase Realtime Database, Figma, Primary Keys, Docker Hub, IAM (Identity and Access Management), phpMyAdmin, Regression Testing, Azure Kubernetes Service (AKS), HP ALM, Infrastructure as Code (IaC), MapReduce, Elasticsearch, Waterfall Model, WinDbg, SOAP Testing, Configuration Management, Fluentd, Version Control, Gerrit, Linkerd, Zapier, Microservices Testing, PyTest, Views, Apache Spark SQL, Linode, AWS CloudFormation, Docker Swarm, GKE (Google Kubernetes Engine), Message Queues, Unit Testing, AWS VPC, Data Engineering, Visual Studio, Ranorex, Notion, Functional Testing, Multi-Tenancy, Agile Unified Process (AUP), ACID Properties, Google Kubernetes Engine (GKE), Big Data, Travis CI, Data Archiving, Oracle SQL Developer, Log Analysis, Review Board, Component-Based Development, T-SQL, Schema Migration, API Testing, CircleCI, YAGNI Principle, Unix, Snapshotting, Composer, Customer Feedback Loops, Replication Factor, Test Metrics, Ant, Google Cloud Platform, CI/CD, Normalization, VSTS (Visual Studio Team Services), Backup and Recovery, Cloud Native, Smoke Testing, Wrike, Xcode, Git, Xdebug, Bash Scripting, Splunk, Process Automation, JSON Data Stores, Jenkins, Google Cloud Spanner, Integromat (Make), Google BigQuery, Dynatrace, GDB, Code Review Tools, Data Modeling, Heapster, Linux, zypper, Disciplined Agile Delivery (DAD), Azure Backup, Google Cloud Run, MySQL Workbench, Amazon RDS, Test Strategy, Denormalization, ESLint, CI/CD Pipelines, Google Cloud Operations, Azure Logic Apps, Monitoring NoSQL Databases, Smartsheet, Puppet, Compliance as Code, Sublime Text, GraphQL, Compatibility Testing, Aerospike, LXC (Linux Containers), Subversion (SVN), Vim, TestLink, Microsoft SQL Server, AWS S3, Test Data Management, Value Stream Mapping, Deployment Automation, Scrum Testing, StyleCop, Eclipse, MongoDB, Prometheus, Secrets Management, DNS Management, Zabbix, SQLite, RESTful API Testing, Monitoring, Amazon Web Services, Data Encryption, Behavior-Driven Development (BDD), Infrastructure Orchestration, Chaos Engineering, RPO (Recovery Point Objective), Continuous Improvement, FaunaDB, MariaDB, Replication, InfluxDB, Scaled Agile Framework (SAFe), Time-Series Databases, Clean Code, CQRS (Command Query Responsibility Segregation), Cross-Browser Testing, Mobile App Testing, OWASP, Modular Design, Android Studio, Data Redundancy, Gradle, Azure SQL Database, GitLab, Test Script, Test Reports, Oracle Database, Azure Key Vault, Drone, Javadoc, Checkstyle, Fiddler, Kanban Boards, Domain-Driven Design (DDD), SQL, BASE Model, Google Pub/Sub, Constraints, Geany, Terraform, Valgrind, OrientDB, HBase, Virtual Private Cloud (VPC), Cucumber, Database Monitoring, Test-Driven Development (TDD), Azure, Transactions, AWS IAM, Joins, Zeplin, Spiral Model, Manual Testing, API Documentation, TextMate, Performance Bottleneck Identification, V-Model, AWS Backup, End-to-End Automation, KISS Principle, Document-Oriented Databases, Redmine, VSTS, Firebug, NetBeans, GitHub Packages, Playwright, Black Box Testing, Daily Standups, Zephyr, Feature-Driven Development (FDD), Sensu, Eclipse Debugger, npm (Node Package Manager), Master Data Management (MDM), Auditing and Logging, Version Control Testing, MkDocs, Kafka, Alibaba Cloud, DynamoDB, Virtualization, Data Migration, Microsoft Azure, SQL Testing, Key Performance Indicators (KPIs), Data Pipelines, Confluence, TitanDB, Horizontal Scaling, Data Replication Strategies, Columnar Databases, OLAP, Vagrant, SpecFlow, Spinnaker, DevOps, Stakeholder Engagement, Mean Time to Recovery (MTTR), Amazon Web Services (AWS), Bower, Podman, CodeClimate, AWS CodeCommit, Mocking Tools, Robot Framework, PagerDuty, AWS Route 53, JIRA, Accessibility Testing, End-to-End Testing, Usability Testing, Amazon Aurora, Nomad, Failover, Incremental Development, Data Warehousing, Buddy, Appium, Velocity, Tricentis Tosca, Database Scripting, Collaborative Design, SSO (Single Sign-On), Route 53, JSFiddle, Root Cause Analysis, Cluster Management, Dependency Injection, Database Optimization, White Box Testing, Codeship, apt-get, Database Sharding, SQLite Browser, AWS, Microservices Architecture, GCP, Istio, CAP Theorem, Behavior-Driven Testing (BDD), ETL, Cloud Computing, Mantis, Charles Proxy, SourceForge, Google App Engine, Asana, HashiCorp Vault, Postman, Cloud NoSQL Databases, Bamboo, Telerik Test Studio, Heroku, JUnit, Schema Design, Test Coverage, Non-Functional Testing, Amazon Neptune, ACID vs BASE, Static Code Analysis, Datadog, Pulumi, Code Reviews, GitBook, Apache HBase, TensorFlow, Harbor, Automation Testing, DBeaver, Brackets, Event-Driven Architecture, UFT (Unified Functional Testing), Sprint Retrospectives, Google Bigtable, Iterative Development, Delve (Go), Azure DevOps, Web Testing, Blue-Green Deployment, Secure Software Development Lifecycle (SSDLC), Test Case, Cross-Functional Teams, Agile, Rackspace, User Acceptance Testing (UAT), Artifact Repositories, Azure Resource Manager (ARM), TDD Frameworks, Apache Hive, Graph Databases, Chai, Consul, scikit-learn, VMware, Distributed Databases, Performance Tuning, Relational Databases, Docker, Infrastructure Management, CQL (Cassandra Query Language), GitHub, Mobile Testing, AWS ECR (Elastic Container Registry), AWS CloudWatch, ELK Stack (Elasticsearch, Logstash, Kibana), Hazelcast, DigitalOcean, NGINX, Continuous Integration (CI), EKS (Elastic Kubernetes Service), Cypress, Greenplum, Consistency, Google Cloud Load Balancing, mkdocs, Pip, DevOps Engineering, OAuth, Gremlin Query Language, Google Cloud IAM, Backlog Grooming, Azure Active Directory, Fault Tolerance, NumPy, New Relic, Jest, Agile Testing, Mercurial, 12-Factor App Methodology, Data Replication, Acceptance Testing, Triggers, Python, VPN, Query Languages for NoSQL, AWS Fargate, Mocha, Helm, API Development, Grafana, Cassandra, Story Points, Kanban, Google Cloud Functions, dnf, Visual Studio Debugger, Zero Trust Security, Bazaar, NPM, AWS CloudTrail, Partition Tolerance, pgAdmin, Penetration Testing, Data Lakes, Snowflake, FastAPI, Data Backup Strategies, IBM Cloud, JProfiler, CodeStream, Blazegraph, Database Clustering, RabbitMQ, JSON Databases, GitLab CI, Kubernetes, AWS SNS, Service Discovery, Oracle PL/SQL, Foreign Keys, Site Reliability Engineering (SRE), Globalization Testing, Flask, Azure Monitor, Basecamp, Functional Programming, Neo4j, SQL Injection Prevention, Agile Testing Quadrants, Azure Pipelines, SaltStack, Build Tools, MFA (Multi-Factor Authentication), Immutable Infrastructure, Trello, CodePen, RavenDB, AWS EC2, Data Governance, Security Best Practices, Google Cloud SQL, User Roles and Permissions, Memcached, Object-Oriented Programming (OOP), ArangoDB, API Mocking Tools, Test Automation, Swagger, Canary Releases, JMeter, Key-Value Stores, Performance Monitoring, XML Databases, SoapUI, AWS Step Functions, Hybrid Cloud, DevSecOps, Azure App Services, SQL Server Management Studio (SSMS), Polyglot Persistence, OLTP, Dynamic Code Analysis, QTest, Sonatype, LLDB, Continuous Deployment (CD), Load Balancing, LoadRunner, ETL Processes, Shift-Left Testing, Documentation-Driven Development, Automate.io, Model-View-Controller (MVC), Graylog, Dgraph, Azure Container Registry, Visual Studio Code, Pair Programming, CloudFormation, Automation, Integration Testing, User Stories, Risk-Based Testing, Mocking, Burndown Charts, Database Administration, Continuous Integration, Cloud Networking, Windows, High Availability, Gray Box Testing, Coverity, DBA, CodeShip, SAP HANA, Graph Processing, Miro, Localization Testing, Full-Text Search, Database Security, Asciidoc, Risk Analysis, Kate, A/B Testing, SOLID Principles, Swagger UI, Selenium, Allure, Slack, Subqueries, RSpec, Test Plan Development, IntelliJ IDEA Debugger, FindBugs, Toad for Oracle, CodeSandbox, Partitioning, Microsoft Teams, ScyllaDB, Mobile-First Development, AppDynamics, SSL/TLS Encryption, Vertica, AWS ECS, yum, TeamCity, DB2, Cloud Testing, API Automation, Presto, Service Mesh, Scrumban, API Testing Tools, Strong Consistency, Automated Testing, Apache Accumulo, Eventual Consistency, Stored Procedures, PyTorch, DataGrip, Data Consistency, Serverless Architecture, Event Sourcing, Profiling, PyCharm, Stubbing, DRY Principle, Software Development Lifecycle (SDLC), Chrome DevTools, GitOps, Prototyping, Bitbucket, Technical Debt Management, Kaizen, Exploratory Testing, VirtualBox, Riak, Data Partitioning, Oracle Cloud, Multi-Cloud, AKS (Azure Kubernetes Service), Django, Adobe XD, Chocolatey, Scrum, Crystal Methods, RESTful APIs, Upsource, Identity and Access Management (IAM), Audit Logging, SVN (Apache Subversion), Code Review, Security Testing, Security by Design, NuGet, Code Refactoring, Nano, Pandas, Flyway, BDD Frameworks, GitHub Actions, Model-View-ViewModel (MVVM), Yarn, Multi-Tenant Databases, Azure Cosmos DB, Stress Testing, MySQL, Vulnerability Assessment, Homebrew, Azure Blob Storage, VoltDB, Hierarchical Data Storage, Semaphore, YourKit, Karma, Load Testing, AWS Elastic Beanstalk, Blue-Green Deployments, Notepad++, AWS Kinesis, Defect Management, Couchbase, Azure Functions, AWS CodeArtifact, Rapid Application Development (RAD), Bug Tracking, NoSQL, Query Optimization, Minimum Viable Product (MVP), Argo CD, Atom, Axure RP, Continuous Deployment, Keyword-Driven Testing, NoSQL Data Modeling, Rancher, Navicat, DeployHQ, Amazon DocumentDB, Data Streams, Sphinx, Wiki Documentation, Katalon Studio, Key-Value Pairs, Azure Virtual Machines, OpenShift, Phabricator, Monitoring and Logging, Edge Computing, Emacs, Protractor, Doxygen, System Testing, Availability, Data Integrity, Traefik, Cloud Databases, Azure Load Balancer, MarkLogic, Google Cloud Platform (GCP), Database Testing, SQL Query Tuning, Compliance Testing, AWS ELB (Elastic Load Balancing), Liquibase, MongoDB Compass, Threat Modeling, AWS RDS, AWS SQS, SonarQube, Rolling Updates, Wide-Column Stores, API Integration, Nexus, Nagios, Shift-Right Testing, OpenAPI, Sketch, Data-Driven Testing, Aspect-Oriented Programming (AOP), Network Automation, IntelliJ IDEA, Web Scraping, Service-Oriented Architecture (SOA), AWS KMS (Key Management Service), CloudWatch, Caching in NoSQL, Data Versioning, Google Container Registry, Disaster Recovery, Perforce, Test Plan, Apache Ignite, Amazon DynamoDB, Database Auditing, RTO (Recovery Time Objective), Test Execution, HyperGraphDB, Maven, TFS (Team Foundation Server), qTest, Database Design, Sprint Planning, Logging, Monday.com, Debugging, Balsamiq, Read the Docs, Jenkins Pipelines, Secure Code Review, Redis, Continuous Delivery, Responsive Design, Client-Focused Development, PostgreSQL, Database Performance Tuning, Ansible, API-First Development, CouchDB, AWS EKS, NoSQL Benchmarks, Google Compute Engine, Crucible, Teradata, Xray,</w:t>
-      </w:r>
-      <w:r>
-        <w:rPr>
-          <w:color w:val="FFFFFF" w:themeColor="background1"/>
-          <w:sz w:val="4"/>
-          <w:szCs w:val="4"/>
-        </w:rPr>
-        <w:t xml:space="preserve"> Authentication and Authorization, Azure Repos, Google Cloud Storage, Google Spanner, TestNG, Security in NoSQL, AWS Glue, Database Migration, Flake8, HAProxy, Artifactory, Lean Software Development, Google Cloud Backup, Indexes, Extreme Programming (XP), PMD, InVision</w:t>
-      </w:r>
-    </w:p>
-    <w:p>
-      <w:pPr>
-        <w:pStyle w:val="date1"/>
-        <w:rPr>
-          <w:color w:val="FFFFFF" w:themeColor="background1"/>
-          <w:sz w:val="4"/>
-          <w:szCs w:val="4"/>
-        </w:rPr>
-      </w:pPr>
     </w:p>
     <w:sectPr>
       <w:pgSz w:w="11906" w:h="16838" w:code="9"/>

--- a/Stephen_King_CV.docx
+++ b/Stephen_King_CV.docx
@@ -13,6 +13,43 @@
           <w:lang w:eastAsia="en-GB"/>
         </w:rPr>
       </w:pPr>
+      <w:r>
+        <w:rPr>
+          <w:rFonts w:eastAsia="Times New Roman" w:cs="Arial"/>
+          <w:noProof/>
+          <w:color w:val="808080" w:themeColor="background1" w:themeShade="80"/>
+          <w:sz w:val="32"/>
+          <w:szCs w:val="32"/>
+          <w:lang w:eastAsia="zh-TW"/>
+        </w:rPr>
+        <w:pict>
+          <v:shapetype id="_x0000_t202" coordsize="21600,21600" o:spt="202" path="m,l,21600r21600,l21600,xe">
+            <v:stroke joinstyle="miter"/>
+            <v:path gradientshapeok="t" o:connecttype="rect"/>
+          </v:shapetype>
+          <v:shape id="_x0000_s1042" type="#_x0000_t202" style="position:absolute;margin-left:505.65pt;margin-top:-23.5pt;width:31.75pt;height:15pt;z-index:251662336;mso-width-relative:margin;mso-height-relative:margin" strokecolor="white [3212]">
+            <v:textbox>
+              <w:txbxContent>
+                <w:p>
+                  <w:pPr>
+                    <w:rPr>
+                      <w:sz w:val="12"/>
+                      <w:szCs w:val="12"/>
+                    </w:rPr>
+                  </w:pPr>
+                  <w:r>
+                    <w:rPr>
+                      <w:sz w:val="12"/>
+                      <w:szCs w:val="12"/>
+                    </w:rPr>
+                    <w:t>1356</w:t>
+                  </w:r>
+                </w:p>
+              </w:txbxContent>
+            </v:textbox>
+          </v:shape>
+        </w:pict>
+      </w:r>
       <w:r>
         <w:rPr>
           <w:rFonts w:eastAsia="Times New Roman" w:cs="Arial"/>
@@ -23,10 +60,6 @@
           <w:lang w:val="en-US" w:eastAsia="zh-TW"/>
         </w:rPr>
         <w:pict>
-          <v:shapetype id="_x0000_t202" coordsize="21600,21600" o:spt="202" path="m,l,21600r21600,l21600,xe">
-            <v:stroke joinstyle="miter"/>
-            <v:path gradientshapeok="t" o:connecttype="rect"/>
-          </v:shapetype>
           <v:shape id="_x0000_s1031" type="#_x0000_t202" style="position:absolute;margin-left:81.95pt;margin-top:-11pt;width:342.2pt;height:46.4pt;z-index:251660288;mso-width-relative:margin;mso-height-relative:margin" stroked="f" strokecolor="white [3212]">
             <v:textbox style="mso-next-textbox:#_x0000_s1031">
               <w:txbxContent>
@@ -498,7 +531,13 @@
         <w:t>z</w:t>
       </w:r>
       <w:r>
-        <w:t>ing legacy systems, streamlining workflows, and building efficient, maintainable codebases. Equally effective as an independent problem-solver or collaborative team member, with a proactive, results-focused approach that consistently delivers measurable improvements in performance and reliability.</w:t>
+        <w:t>ing legacy systems, streamlining workflows, and building efficient, maintainable</w:t>
+      </w:r>
+      <w:r>
+        <w:t xml:space="preserve"> </w:t>
+      </w:r>
+      <w:r>
+        <w:t>codebases. Equally effective as an independent problem-solver or collaborative team member, with a proactive, results-focused approach that consistently delivers measurable improvements in performance and reliability.</w:t>
       </w:r>
     </w:p>
     <w:p>
@@ -531,6 +570,294 @@
         <w:pict>
           <v:rect id="_x0000_i1026" style="width:481.9pt;height:4pt" o:hralign="center" o:hrstd="t" o:hrnoshade="t" o:hr="t" fillcolor="#0070c0" stroked="f"/>
         </w:pict>
+      </w:r>
+    </w:p>
+    <w:p>
+      <w:pPr>
+        <w:pStyle w:val="liste"/>
+      </w:pPr>
+      <w:r>
+        <w:rPr>
+          <w:b/>
+        </w:rPr>
+        <w:t>Python Development</w:t>
+      </w:r>
+      <w:r>
+        <w:t xml:space="preserve"> - 18+ years architecting scalable, maintainable applications; clean, efficient, testable, and well-documented code.</w:t>
+      </w:r>
+    </w:p>
+    <w:p>
+      <w:pPr>
+        <w:pStyle w:val="liste"/>
+      </w:pPr>
+      <w:r>
+        <w:rPr>
+          <w:b/>
+        </w:rPr>
+        <w:t>AI &amp; Machine Learning</w:t>
+      </w:r>
+      <w:r>
+        <w:t xml:space="preserve"> </w:t>
+      </w:r>
+      <w:r>
+        <w:t>–</w:t>
+      </w:r>
+      <w:r>
+        <w:t xml:space="preserve"> LLM</w:t>
+      </w:r>
+      <w:r>
+        <w:t>/SLM</w:t>
+      </w:r>
+      <w:r>
+        <w:t xml:space="preserve"> integration (LangChain, LlamaIndex, OpenAI API); prompt engineering and prompt design patterns; retrieval-augmented generation (RAG) pipelines; vector databases (Pinecone, ChromaDB, FAISS); model fine-tuning and transfer learning (PyTorch, Hugging Face Transformers); natural language processing (NLP/NLM); agentic workflows and Model Context Protocol (MCP); embedding models and semantic search.</w:t>
+      </w:r>
+    </w:p>
+    <w:p>
+      <w:pPr>
+        <w:pStyle w:val="liste"/>
+      </w:pPr>
+      <w:r>
+        <w:rPr>
+          <w:b/>
+        </w:rPr>
+        <w:t>DevOps &amp; Cloud</w:t>
+      </w:r>
+      <w:r>
+        <w:t xml:space="preserve"> - CI/CD pipeline design (GitHub Actions, GitLab CI, Jenkins); Infrastructure as Code (Pulumi, AWS CDK); configuration management (Ansible); AWS automation and cloud scripting (boto3); containerisation and orchestration (Docker).</w:t>
+      </w:r>
+    </w:p>
+    <w:p>
+      <w:pPr>
+        <w:pStyle w:val="liste"/>
+      </w:pPr>
+      <w:r>
+        <w:rPr>
+          <w:b/>
+        </w:rPr>
+        <w:t>Data &amp; Systems</w:t>
+      </w:r>
+      <w:r>
+        <w:t xml:space="preserve"> - ETL and data processing (Pandas, NumPy); relational databases (Oracle, PostgreSQL) and NoSQL (CouchDB, Elasticsearch, Redis); ORM frameworks (SQLAlchemy); microservice architecture.</w:t>
+      </w:r>
+    </w:p>
+    <w:p>
+      <w:pPr>
+        <w:pStyle w:val="liste"/>
+      </w:pPr>
+      <w:r>
+        <w:rPr>
+          <w:b/>
+        </w:rPr>
+        <w:t>Networking &amp; System Administration</w:t>
+      </w:r>
+      <w:r>
+        <w:t xml:space="preserve"> - Deep knowledge of network protocols and diagnostic tooling (Wireshark, tcpdump, IXIA, Spirent); Linux system administration; Bash scripting.</w:t>
+      </w:r>
+    </w:p>
+    <w:p>
+      <w:pPr>
+        <w:pStyle w:val="liste"/>
+      </w:pPr>
+      <w:r>
+        <w:rPr>
+          <w:b/>
+        </w:rPr>
+        <w:t>IoT &amp; Embedded Systems</w:t>
+      </w:r>
+      <w:r>
+        <w:t xml:space="preserve"> - Prototyping and deploying IoT solutions on single-board computers; Zephyr RTOS, FreeRTOS, and embedded Linux.</w:t>
+      </w:r>
+    </w:p>
+    <w:p>
+      <w:pPr>
+        <w:pStyle w:val="liste"/>
+      </w:pPr>
+      <w:r>
+        <w:rPr>
+          <w:b/>
+        </w:rPr>
+        <w:t>Test Automation</w:t>
+      </w:r>
+      <w:r>
+        <w:t xml:space="preserve"> - PyTest, Robot Framework, Behave, Playwright, Selenium; CI/CD integration for QA, networking, and DevOps workflows.</w:t>
+      </w:r>
+    </w:p>
+    <w:p>
+      <w:pPr>
+        <w:pStyle w:val="titleparagraph"/>
+        <w:rPr>
+          <w:rFonts w:ascii="Arial" w:eastAsia="Times New Roman" w:hAnsi="Arial" w:cs="Arial"/>
+          <w:color w:val="auto"/>
+        </w:rPr>
+      </w:pPr>
+      <w:r>
+        <w:rPr>
+          <w:rFonts w:ascii="Arial" w:eastAsia="Times New Roman" w:hAnsi="Arial" w:cs="Arial"/>
+          <w:color w:val="auto"/>
+        </w:rPr>
+        <w:t>Employment History</w:t>
+      </w:r>
+    </w:p>
+    <w:p>
+      <w:pPr>
+        <w:rPr>
+          <w:rFonts w:cs="Arial"/>
+        </w:rPr>
+      </w:pPr>
+      <w:r>
+        <w:rPr>
+          <w:rFonts w:cs="Arial"/>
+        </w:rPr>
+        <w:pict>
+          <v:rect id="_x0000_i1027" style="width:481.9pt;height:4pt" o:hralign="center" o:hrstd="t" o:hrnoshade="t" o:hr="t" fillcolor="#0070c0" stroked="f"/>
+        </w:pict>
+      </w:r>
+    </w:p>
+    <w:p>
+      <w:pPr>
+        <w:pStyle w:val="schoolname1"/>
+        <w:rPr>
+          <w:rFonts w:ascii="Arial" w:hAnsi="Arial" w:cs="Arial"/>
+        </w:rPr>
+      </w:pPr>
+      <w:r>
+        <w:rPr>
+          <w:rFonts w:ascii="Arial" w:hAnsi="Arial" w:cs="Arial"/>
+        </w:rPr>
+        <w:t xml:space="preserve">ToFollow, </w:t>
+      </w:r>
+      <w:r>
+        <w:rPr>
+          <w:rFonts w:ascii="Arial" w:hAnsi="Arial" w:cs="Arial"/>
+        </w:rPr>
+        <w:t xml:space="preserve">Senior </w:t>
+      </w:r>
+      <w:r>
+        <w:rPr>
+          <w:rFonts w:ascii="Arial" w:hAnsi="Arial" w:cs="Arial"/>
+        </w:rPr>
+        <w:t>Python Developer</w:t>
+      </w:r>
+      <w:r>
+        <w:rPr>
+          <w:rFonts w:ascii="Arial" w:hAnsi="Arial" w:cs="Arial"/>
+        </w:rPr>
+        <w:t xml:space="preserve"> in AI</w:t>
+      </w:r>
+      <w:r>
+        <w:rPr>
+          <w:rFonts w:ascii="Arial" w:hAnsi="Arial" w:cs="Arial"/>
+        </w:rPr>
+        <w:t xml:space="preserve"> </w:t>
+      </w:r>
+      <w:r>
+        <w:rPr>
+          <w:rStyle w:val="date1Char"/>
+        </w:rPr>
+        <w:t>(</w:t>
+      </w:r>
+      <w:r>
+        <w:rPr>
+          <w:rStyle w:val="date1Char"/>
+        </w:rPr>
+        <w:t>Oct. 202</w:t>
+      </w:r>
+      <w:r>
+        <w:rPr>
+          <w:rStyle w:val="date1Char"/>
+        </w:rPr>
+        <w:t>5</w:t>
+      </w:r>
+      <w:r>
+        <w:rPr>
+          <w:rStyle w:val="date1Char"/>
+        </w:rPr>
+        <w:t xml:space="preserve"> </w:t>
+      </w:r>
+      <w:r>
+        <w:rPr>
+          <w:rStyle w:val="date1Char"/>
+        </w:rPr>
+        <w:t>–</w:t>
+      </w:r>
+      <w:r>
+        <w:rPr>
+          <w:rStyle w:val="date1Char"/>
+        </w:rPr>
+        <w:t xml:space="preserve"> </w:t>
+      </w:r>
+      <w:r>
+        <w:rPr>
+          <w:rStyle w:val="date1Char"/>
+        </w:rPr>
+        <w:t>)</w:t>
+      </w:r>
+    </w:p>
+    <w:p>
+      <w:pPr>
+        <w:pStyle w:val="liste"/>
+      </w:pPr>
+      <w:r>
+        <w:t>Developed</w:t>
+      </w:r>
+      <w:r>
+        <w:t xml:space="preserve"> end-to-end Retrieval-Augmented Generation (RAG) </w:t>
+      </w:r>
+      <w:r>
+        <w:t xml:space="preserve">and retrieval </w:t>
+      </w:r>
+      <w:r>
+        <w:t>pipelines using LangChain and LlamaIndex, spanning multi-format document ingestion and normalisation via Pandoc, adaptive chunking strategies, embedding generation, vector indexing, and retrieval orchestration with LLM response synthesis.</w:t>
+      </w:r>
+    </w:p>
+    <w:p>
+      <w:pPr>
+        <w:pStyle w:val="liste"/>
+      </w:pPr>
+      <w:r>
+        <w:t>Assisted in e</w:t>
+      </w:r>
+      <w:r>
+        <w:t>ngineer</w:t>
+      </w:r>
+      <w:r>
+        <w:t>ing</w:t>
+      </w:r>
+      <w:r>
+        <w:t xml:space="preserve"> vector database solutions and semantic search systems using Qdrant and Pinecone, implementing hybrid retrieval combining dense vector similarity with sparse keyword search to improve retrieval precision across large-scale document corpora</w:t>
+      </w:r>
+      <w:r>
+        <w:t>.</w:t>
+      </w:r>
+    </w:p>
+    <w:p>
+      <w:pPr>
+        <w:pStyle w:val="liste"/>
+      </w:pPr>
+      <w:r>
+        <w:t>Designed and deployed scalable, asynchronous REST APIs using FastAPI to expose RAG and LLM capabilities, supporting streaming responses, concurrent multi-user workloads, and clean separation between retrieval and generation layers.</w:t>
+      </w:r>
+    </w:p>
+    <w:p>
+      <w:pPr>
+        <w:pStyle w:val="liste"/>
+      </w:pPr>
+      <w:r>
+        <w:t xml:space="preserve">Applied Hugging Face Transformers and sentence-transformers to </w:t>
+      </w:r>
+      <w:r>
+        <w:t xml:space="preserve">evaluate and deploy domain-appropriate embedding models </w:t>
+      </w:r>
+      <w:r>
+        <w:t>and cross-encoder rerankers, improving contextual relevance and retrieval quality across heterogeneous data sources.</w:t>
+      </w:r>
+    </w:p>
+    <w:p>
+      <w:pPr>
+        <w:pStyle w:val="liste"/>
+      </w:pPr>
+      <w:r>
+        <w:t>Delivered cloud-native AI infrastructure on AWS using the AWS CDK, provisioning containerised services (ECS/Fargate), serverless compute (Lambda), and scalable storage (S3) to support production RAG deployments with reliable, cost-efficient scaling.</w:t>
       </w:r>
     </w:p>
     <w:p>
@@ -542,26 +869,229 @@
         </w:numPr>
         <w:ind w:left="360" w:hanging="360"/>
       </w:pPr>
-      <w:r>
-        <w:rPr>
-          <w:rFonts w:hAnsi="Symbol"/>
-        </w:rPr>
-        <w:t></w:t>
-      </w:r>
-      <w:r>
-        <w:t xml:space="preserve">  </w:t>
-      </w:r>
-      <w:r>
-        <w:rPr>
-          <w:rStyle w:val="Strong"/>
-        </w:rPr>
-        <w:t>Python Development:</w:t>
-      </w:r>
-      <w:r>
+    </w:p>
+    <w:p>
+      <w:pPr>
+        <w:pStyle w:val="schoolname1"/>
+        <w:rPr>
+          <w:rStyle w:val="date1Char"/>
+        </w:rPr>
+      </w:pPr>
+      <w:r>
+        <w:rPr>
+          <w:rFonts w:ascii="Arial" w:hAnsi="Arial" w:cs="Arial"/>
+        </w:rPr>
+        <w:t xml:space="preserve">Met Office, </w:t>
+      </w:r>
+      <w:r>
+        <w:rPr>
+          <w:rFonts w:ascii="Arial" w:hAnsi="Arial" w:cs="Arial"/>
+        </w:rPr>
+        <w:t>Senior Scientific Software Engineer</w:t>
+      </w:r>
+      <w:r>
+        <w:rPr>
+          <w:rFonts w:ascii="Arial" w:hAnsi="Arial" w:cs="Arial"/>
+        </w:rPr>
         <w:t xml:space="preserve"> </w:t>
       </w:r>
       <w:r>
-        <w:t>18+ years architecting scalable, maintainable applications with advanced Python expertise across enterprise and open-source environments.</w:t>
+        <w:rPr>
+          <w:rStyle w:val="date1Char"/>
+        </w:rPr>
+        <w:t>(</w:t>
+      </w:r>
+      <w:r>
+        <w:rPr>
+          <w:rStyle w:val="date1Char"/>
+        </w:rPr>
+        <w:t>Dec</w:t>
+      </w:r>
+      <w:r>
+        <w:rPr>
+          <w:rStyle w:val="date1Char"/>
+        </w:rPr>
+        <w:t xml:space="preserve">. </w:t>
+      </w:r>
+      <w:r>
+        <w:rPr>
+          <w:rStyle w:val="date1Char"/>
+        </w:rPr>
+        <w:t>2024</w:t>
+      </w:r>
+      <w:r>
+        <w:rPr>
+          <w:rStyle w:val="date1Char"/>
+        </w:rPr>
+        <w:t xml:space="preserve"> </w:t>
+      </w:r>
+      <w:r>
+        <w:rPr>
+          <w:rStyle w:val="date1Char"/>
+        </w:rPr>
+        <w:t>–</w:t>
+      </w:r>
+      <w:r>
+        <w:rPr>
+          <w:rStyle w:val="date1Char"/>
+        </w:rPr>
+        <w:t xml:space="preserve"> </w:t>
+      </w:r>
+      <w:r>
+        <w:rPr>
+          <w:rStyle w:val="date1Char"/>
+        </w:rPr>
+        <w:t xml:space="preserve">Jul. </w:t>
+      </w:r>
+      <w:r>
+        <w:rPr>
+          <w:rStyle w:val="date1Char"/>
+        </w:rPr>
+        <w:t>2025</w:t>
+      </w:r>
+      <w:r>
+        <w:rPr>
+          <w:rStyle w:val="date1Char"/>
+        </w:rPr>
+        <w:t>)</w:t>
+      </w:r>
+    </w:p>
+    <w:p>
+      <w:pPr>
+        <w:pStyle w:val="liste"/>
+      </w:pPr>
+      <w:r>
+        <w:t xml:space="preserve">Designed and implemented automated workflows using Cylc to replace legacy data feeds, streamlining the extraction and processing of meteorological data from </w:t>
+      </w:r>
+      <w:r>
+        <w:t>MOGREPS-UK</w:t>
+      </w:r>
+      <w:r>
+        <w:t xml:space="preserve">, </w:t>
+      </w:r>
+      <w:r>
+        <w:t>UKV</w:t>
+      </w:r>
+      <w:r>
+        <w:t xml:space="preserve">, and </w:t>
+      </w:r>
+      <w:r>
+        <w:t>G</w:t>
+      </w:r>
+      <w:r>
+        <w:t>lobal weather models.</w:t>
+      </w:r>
+    </w:p>
+    <w:p>
+      <w:pPr>
+        <w:pStyle w:val="liste"/>
+      </w:pPr>
+      <w:r>
+        <w:t>Developed data pipelines in Microsoft Azure, leveraging cloud resources for rapid prototyping and scalability, before deploying the final production workflows to the Met</w:t>
+      </w:r>
+      <w:r>
+        <w:t xml:space="preserve"> </w:t>
+      </w:r>
+      <w:r>
+        <w:t>Office supercomputer environment for operational use.</w:t>
+      </w:r>
+    </w:p>
+    <w:p>
+      <w:pPr>
+        <w:pStyle w:val="liste"/>
+      </w:pPr>
+      <w:r>
+        <w:t xml:space="preserve">Worked extensively with NetCDF formats and used </w:t>
+      </w:r>
+      <w:r>
+        <w:t>Python libraries</w:t>
+      </w:r>
+      <w:r>
+        <w:t xml:space="preserve"> like </w:t>
+      </w:r>
+      <w:r>
+        <w:t xml:space="preserve">polars, jupyter, </w:t>
+      </w:r>
+      <w:r>
+        <w:t>xarray, numpy, pandas</w:t>
+      </w:r>
+      <w:r>
+        <w:t xml:space="preserve"> and scipy</w:t>
+      </w:r>
+      <w:r>
+        <w:t xml:space="preserve"> </w:t>
+      </w:r>
+      <w:r>
+        <w:t>and visualization tools including Matplotlib and Seaborn for efficient analysis and visualisation of high-resolution, multidimensional datasets.</w:t>
+      </w:r>
+    </w:p>
+    <w:p>
+      <w:pPr>
+        <w:pStyle w:val="liste"/>
+      </w:pPr>
+      <w:r>
+        <w:lastRenderedPageBreak/>
+        <w:t>Utili</w:t>
+      </w:r>
+      <w:r>
+        <w:t>s</w:t>
+      </w:r>
+      <w:r>
+        <w:t>ed Dask to paralleli</w:t>
+      </w:r>
+      <w:r>
+        <w:t>s</w:t>
+      </w:r>
+      <w:r>
+        <w:t>e and optimi</w:t>
+      </w:r>
+      <w:r>
+        <w:t>s</w:t>
+      </w:r>
+      <w:r>
+        <w:t>e performance for large-scale data processing tasks.</w:t>
+      </w:r>
+    </w:p>
+    <w:p>
+      <w:pPr>
+        <w:pStyle w:val="liste"/>
+      </w:pPr>
+      <w:r>
+        <w:t>Managed environments with Conda/Mamba and integrated JFrog Artifactory for secur</w:t>
+      </w:r>
+      <w:r>
+        <w:t xml:space="preserve">e, versioned package management; and implemented CI/CD pipelines using </w:t>
+      </w:r>
+      <w:r>
+        <w:t>GitHub Actions</w:t>
+      </w:r>
+      <w:r>
+        <w:t>.</w:t>
+      </w:r>
+    </w:p>
+    <w:p>
+      <w:pPr>
+        <w:pStyle w:val="liste"/>
+      </w:pPr>
+      <w:r>
+        <w:t>Followed Python best practices</w:t>
+      </w:r>
+      <w:r>
+        <w:t>,</w:t>
+      </w:r>
+      <w:r>
+        <w:t xml:space="preserve"> including modular architecture, unit testing, version control (Git), documentation, and PEP 8 compliance to deliver robust and maintainable code.</w:t>
+      </w:r>
+    </w:p>
+    <w:p>
+      <w:pPr>
+        <w:pStyle w:val="liste"/>
+        <w:rPr>
+          <w:rFonts w:cs="Arial"/>
+        </w:rPr>
+      </w:pPr>
+      <w:r>
+        <w:t>Promoted high standards of scientific software development within the team, including mentoring colleagues and contributing to long-term technical strategy.</w:t>
       </w:r>
     </w:p>
     <w:p>
@@ -571,794 +1101,192 @@
           <w:ilvl w:val="0"/>
           <w:numId w:val="0"/>
         </w:numPr>
-        <w:ind w:left="360" w:hanging="360"/>
-      </w:pPr>
-      <w:r>
-        <w:rPr>
-          <w:rFonts w:hAnsi="Symbol"/>
-        </w:rPr>
-        <w:t></w:t>
-      </w:r>
-      <w:r>
+        <w:rPr>
+          <w:rFonts w:cs="Arial"/>
+        </w:rPr>
+      </w:pPr>
+    </w:p>
+    <w:p>
+      <w:pPr>
+        <w:pStyle w:val="schoolname1"/>
+        <w:rPr>
+          <w:rStyle w:val="date1Char"/>
+        </w:rPr>
+      </w:pPr>
+      <w:r>
+        <w:rPr>
+          <w:rFonts w:ascii="Arial" w:hAnsi="Arial" w:cs="Arial"/>
+        </w:rPr>
+        <w:t xml:space="preserve">Freelance, </w:t>
+      </w:r>
+      <w:r>
+        <w:rPr>
+          <w:rFonts w:ascii="Arial" w:hAnsi="Arial" w:cs="Arial"/>
+        </w:rPr>
+        <w:t xml:space="preserve">Python Developer </w:t>
+      </w:r>
+      <w:r>
+        <w:rPr>
+          <w:rStyle w:val="date1Char"/>
+        </w:rPr>
+        <w:t>(</w:t>
+      </w:r>
+      <w:r>
+        <w:rPr>
+          <w:rStyle w:val="date1Char"/>
+        </w:rPr>
+        <w:t>Sep</w:t>
+      </w:r>
+      <w:r>
+        <w:rPr>
+          <w:rStyle w:val="date1Char"/>
+        </w:rPr>
+        <w:t xml:space="preserve">. </w:t>
+      </w:r>
+      <w:r>
+        <w:rPr>
+          <w:rStyle w:val="date1Char"/>
+        </w:rPr>
+        <w:t xml:space="preserve">2023 </w:t>
+      </w:r>
+      <w:r>
+        <w:rPr>
+          <w:rStyle w:val="date1Char"/>
+        </w:rPr>
+        <w:t>–</w:t>
+      </w:r>
+      <w:r>
+        <w:rPr>
+          <w:rStyle w:val="date1Char"/>
+        </w:rPr>
+        <w:t xml:space="preserve"> </w:t>
+      </w:r>
+      <w:r>
+        <w:rPr>
+          <w:rStyle w:val="date1Char"/>
+        </w:rPr>
+        <w:t>Nov</w:t>
+      </w:r>
+      <w:r>
+        <w:rPr>
+          <w:rStyle w:val="date1Char"/>
+        </w:rPr>
+        <w:t xml:space="preserve">. </w:t>
+      </w:r>
+      <w:r>
+        <w:rPr>
+          <w:rStyle w:val="date1Char"/>
+        </w:rPr>
+        <w:t>2024</w:t>
+      </w:r>
+      <w:r>
+        <w:rPr>
+          <w:rStyle w:val="date1Char"/>
+        </w:rPr>
+        <w:t>)</w:t>
+      </w:r>
+    </w:p>
+    <w:p>
+      <w:pPr>
+        <w:pStyle w:val="liste"/>
+        <w:rPr>
+          <w:rFonts w:cs="Arial"/>
+        </w:rPr>
+      </w:pPr>
+      <w:r>
+        <w:rPr>
+          <w:rFonts w:cs="Arial"/>
+        </w:rPr>
+        <w:t>Provided</w:t>
+      </w:r>
+      <w:r>
+        <w:rPr>
+          <w:rFonts w:cs="Arial"/>
+        </w:rPr>
+        <w:t xml:space="preserve"> </w:t>
+      </w:r>
+      <w:r>
+        <w:rPr>
+          <w:rFonts w:cs="Arial"/>
+        </w:rPr>
+        <w:t xml:space="preserve">direct </w:t>
+      </w:r>
+      <w:r>
+        <w:rPr>
+          <w:rFonts w:cs="Arial"/>
+        </w:rPr>
+        <w:t xml:space="preserve">independent </w:t>
+      </w:r>
+      <w:r>
+        <w:rPr>
+          <w:rFonts w:cs="Arial"/>
+        </w:rPr>
+        <w:t xml:space="preserve">software development services to several clients, </w:t>
+      </w:r>
+      <w:r>
+        <w:rPr>
+          <w:rFonts w:cs="Arial"/>
+        </w:rPr>
+        <w:t>with recent focus on</w:t>
+      </w:r>
+      <w:r>
+        <w:rPr>
+          <w:rFonts w:cs="Arial"/>
+        </w:rPr>
+        <w:t xml:space="preserve"> start-up IoT projects</w:t>
+      </w:r>
+      <w:r>
+        <w:rPr>
+          <w:rFonts w:cs="Arial"/>
+        </w:rPr>
+        <w:t>, medical diagnostic devices</w:t>
+      </w:r>
+      <w:r>
+        <w:rPr>
+          <w:rFonts w:cs="Arial"/>
+        </w:rPr>
+        <w:t xml:space="preserve"> and </w:t>
+      </w:r>
+      <w:r>
+        <w:rPr>
+          <w:rFonts w:cs="Arial"/>
+        </w:rPr>
+        <w:t>robotic</w:t>
+      </w:r>
+      <w:r>
+        <w:rPr>
+          <w:rFonts w:cs="Arial"/>
+        </w:rPr>
+        <w:t xml:space="preserve"> SDK</w:t>
+      </w:r>
+      <w:r>
+        <w:rPr>
+          <w:rFonts w:cs="Arial"/>
+        </w:rPr>
+        <w:t>s</w:t>
+      </w:r>
+      <w:r>
+        <w:rPr>
+          <w:rFonts w:cs="Arial"/>
+        </w:rPr>
+        <w:t>.</w:t>
+      </w:r>
+      <w:r>
+        <w:rPr>
+          <w:rFonts w:cs="Arial"/>
+        </w:rPr>
         <w:t xml:space="preserve">  </w:t>
       </w:r>
-      <w:r>
-        <w:rPr>
-          <w:rStyle w:val="Strong"/>
-        </w:rPr>
-        <w:t>DevOps &amp; Cloud</w:t>
-      </w:r>
-      <w:r>
-        <w:rPr>
-          <w:rStyle w:val="Strong"/>
-        </w:rPr>
-        <w:t xml:space="preserve"> infrastructure</w:t>
-      </w:r>
-      <w:r>
-        <w:rPr>
-          <w:rStyle w:val="Strong"/>
-        </w:rPr>
-        <w:t>:</w:t>
-      </w:r>
-      <w:r>
-        <w:t xml:space="preserve"> </w:t>
-      </w:r>
-      <w:r>
-        <w:t>CI/CD pipeline design and implementation (GitHub Actions, GitLab CI, Jenkins); Infrastructure as Code with Ansible; containerization and orchestration using Docker.</w:t>
-      </w:r>
     </w:p>
     <w:p>
       <w:pPr>
         <w:pStyle w:val="liste"/>
-        <w:numPr>
-          <w:ilvl w:val="0"/>
-          <w:numId w:val="0"/>
-        </w:numPr>
-        <w:ind w:left="360" w:hanging="360"/>
-      </w:pPr>
-      <w:r>
-        <w:rPr>
-          <w:rFonts w:hAnsi="Symbol"/>
-        </w:rPr>
-        <w:t></w:t>
-      </w:r>
-      <w:r>
-        <w:t xml:space="preserve">  </w:t>
-      </w:r>
-      <w:r>
-        <w:rPr>
-          <w:rStyle w:val="Strong"/>
-        </w:rPr>
-        <w:t xml:space="preserve">Data Engineering &amp; Architecture: </w:t>
-      </w:r>
-      <w:r>
-        <w:t>ETL pipeline development with Pandas/NumPy; NoSQL database expertise (CouchDB, Elasticsearch, Redis); microservice architecture design and implementation.</w:t>
-      </w:r>
-    </w:p>
-    <w:p>
-      <w:pPr>
-        <w:pStyle w:val="liste"/>
-        <w:numPr>
-          <w:ilvl w:val="0"/>
-          <w:numId w:val="0"/>
-        </w:numPr>
-        <w:ind w:left="360" w:hanging="360"/>
-      </w:pPr>
-      <w:r>
-        <w:rPr>
-          <w:rFonts w:hAnsi="Symbol"/>
-        </w:rPr>
-        <w:t></w:t>
-      </w:r>
-      <w:r>
-        <w:t xml:space="preserve">  </w:t>
-      </w:r>
-      <w:r>
-        <w:rPr>
-          <w:rStyle w:val="Strong"/>
-        </w:rPr>
-        <w:t>Automation:</w:t>
-      </w:r>
-      <w:r>
-        <w:t xml:space="preserve"> Expertise in automation including test automation (PyTest, Robot Framework, Behave, Playwright, Selenium) and CI/CD integration for QA, networking, and DevOps workflows.</w:t>
-      </w:r>
-    </w:p>
-    <w:p>
-      <w:pPr>
-        <w:pStyle w:val="liste"/>
-        <w:numPr>
-          <w:ilvl w:val="0"/>
-          <w:numId w:val="0"/>
-        </w:numPr>
-        <w:ind w:left="360" w:hanging="360"/>
-      </w:pPr>
-      <w:r>
-        <w:rPr>
-          <w:rFonts w:hAnsi="Symbol"/>
-        </w:rPr>
-        <w:t></w:t>
-      </w:r>
-      <w:r>
-        <w:t xml:space="preserve">  </w:t>
-      </w:r>
-      <w:r>
-        <w:rPr>
-          <w:rStyle w:val="Strong"/>
-        </w:rPr>
-        <w:t xml:space="preserve">Networking &amp; System Administration: </w:t>
-      </w:r>
-      <w:r>
-        <w:t>Deep knowledge of networking protocols and diagnostic tools (Wireshark, tcpdump, IXIA, Spirent); Linux system administration and Bash scripting automation.</w:t>
-      </w:r>
-    </w:p>
-    <w:p>
-      <w:pPr>
-        <w:pStyle w:val="liste"/>
-        <w:numPr>
-          <w:ilvl w:val="0"/>
-          <w:numId w:val="0"/>
-        </w:numPr>
-        <w:ind w:left="360" w:hanging="360"/>
-      </w:pPr>
-      <w:r>
-        <w:rPr>
-          <w:rFonts w:hAnsi="Symbol"/>
-        </w:rPr>
-        <w:t></w:t>
-      </w:r>
-      <w:r>
-        <w:t xml:space="preserve">  </w:t>
-      </w:r>
-      <w:r>
-        <w:rPr>
-          <w:rStyle w:val="Strong"/>
-        </w:rPr>
-        <w:t xml:space="preserve">Leadership &amp; Collaboration: </w:t>
-      </w:r>
-      <w:r>
-        <w:t>Active open-source contributor with proven ability to produce technical documentation, mentor development teams, and drive cross-functional initiatives.</w:t>
-      </w:r>
-    </w:p>
-    <w:p>
-      <w:pPr>
-        <w:pStyle w:val="liste"/>
-        <w:numPr>
-          <w:ilvl w:val="0"/>
-          <w:numId w:val="0"/>
-        </w:numPr>
-        <w:ind w:left="360" w:hanging="360"/>
-      </w:pPr>
-      <w:r>
-        <w:rPr>
-          <w:rFonts w:hAnsi="Symbol"/>
-        </w:rPr>
-        <w:t></w:t>
-      </w:r>
-      <w:r>
-        <w:t xml:space="preserve">  </w:t>
-      </w:r>
-      <w:r>
-        <w:rPr>
-          <w:rStyle w:val="Strong"/>
-        </w:rPr>
-        <w:t xml:space="preserve">IoT &amp; Embedded Systems: </w:t>
-      </w:r>
-      <w:r>
-        <w:t xml:space="preserve">Commercial experience prototyping and deploying IoT solutions using single-board computers and embedded </w:t>
-      </w:r>
-      <w:r>
-        <w:t>software</w:t>
-      </w:r>
-      <w:r>
-        <w:t>; expertise with embedded operating systems including Zephyr RTOS, FreeRTOS, and embedded Linux.</w:t>
-      </w:r>
-    </w:p>
-    <w:p>
-      <w:pPr>
-        <w:pStyle w:val="liste"/>
-        <w:numPr>
-          <w:ilvl w:val="0"/>
-          <w:numId w:val="0"/>
-        </w:numPr>
-        <w:ind w:left="360" w:hanging="360"/>
-        <w:rPr>
-          <w:rFonts w:eastAsia="Times New Roman" w:cs="Arial"/>
-          <w:color w:val="auto"/>
-        </w:rPr>
-      </w:pPr>
-    </w:p>
-    <w:p>
-      <w:pPr>
-        <w:pStyle w:val="titleparagraph"/>
-        <w:rPr>
-          <w:rFonts w:ascii="Arial" w:eastAsia="Times New Roman" w:hAnsi="Arial" w:cs="Arial"/>
-          <w:color w:val="auto"/>
-        </w:rPr>
-      </w:pPr>
-      <w:r>
-        <w:rPr>
-          <w:rFonts w:ascii="Arial" w:eastAsia="Times New Roman" w:hAnsi="Arial" w:cs="Arial"/>
-          <w:color w:val="auto"/>
-        </w:rPr>
-        <w:t>Employment History</w:t>
-      </w:r>
-    </w:p>
-    <w:p>
-      <w:pPr>
         <w:rPr>
           <w:rFonts w:cs="Arial"/>
         </w:rPr>
       </w:pPr>
       <w:r>
-        <w:rPr>
-          <w:rFonts w:cs="Arial"/>
-        </w:rPr>
-        <w:pict>
-          <v:rect id="_x0000_i1027" style="width:481.9pt;height:4pt" o:hralign="center" o:hrstd="t" o:hrnoshade="t" o:hr="t" fillcolor="#0070c0" stroked="f"/>
-        </w:pict>
-      </w:r>
-    </w:p>
-    <w:p>
-      <w:pPr>
-        <w:pStyle w:val="schoolname1"/>
-        <w:rPr>
-          <w:rFonts w:ascii="Arial" w:hAnsi="Arial" w:cs="Arial"/>
-        </w:rPr>
-      </w:pPr>
-      <w:r>
-        <w:rPr>
-          <w:rFonts w:ascii="Arial" w:hAnsi="Arial" w:cs="Arial"/>
-        </w:rPr>
-        <w:t xml:space="preserve">ToFollow, </w:t>
-      </w:r>
-      <w:r>
-        <w:rPr>
-          <w:rFonts w:ascii="Arial" w:hAnsi="Arial" w:cs="Arial"/>
-        </w:rPr>
-        <w:t xml:space="preserve">Senior </w:t>
-      </w:r>
-      <w:r>
-        <w:rPr>
-          <w:rFonts w:ascii="Arial" w:hAnsi="Arial" w:cs="Arial"/>
-        </w:rPr>
-        <w:t xml:space="preserve">AI </w:t>
-      </w:r>
-      <w:r>
-        <w:rPr>
-          <w:rFonts w:ascii="Arial" w:hAnsi="Arial" w:cs="Arial"/>
-        </w:rPr>
-        <w:t>Python Developer</w:t>
-      </w:r>
-      <w:r>
-        <w:rPr>
-          <w:rFonts w:ascii="Arial" w:hAnsi="Arial" w:cs="Arial"/>
-        </w:rPr>
-        <w:t xml:space="preserve"> </w:t>
-      </w:r>
-      <w:r>
-        <w:rPr>
-          <w:rStyle w:val="date1Char"/>
-        </w:rPr>
-        <w:t>(</w:t>
-      </w:r>
-      <w:r>
-        <w:rPr>
-          <w:rStyle w:val="date1Char"/>
-        </w:rPr>
-        <w:t>Oct. 202</w:t>
-      </w:r>
-      <w:r>
-        <w:rPr>
-          <w:rStyle w:val="date1Char"/>
-        </w:rPr>
-        <w:t>5</w:t>
-      </w:r>
-      <w:r>
-        <w:rPr>
-          <w:rStyle w:val="date1Char"/>
-        </w:rPr>
-        <w:t xml:space="preserve"> </w:t>
-      </w:r>
-      <w:r>
-        <w:rPr>
-          <w:rStyle w:val="date1Char"/>
-        </w:rPr>
-        <w:t>–)</w:t>
-      </w:r>
-    </w:p>
-    <w:p>
-      <w:pPr>
-        <w:pStyle w:val="liste"/>
-      </w:pPr>
-      <w:r>
-        <w:t>Implemented Python-based LLM services including prompt templating, context window management, and response parsing</w:t>
-      </w:r>
-      <w:r>
-        <w:t>.</w:t>
-      </w:r>
-    </w:p>
-    <w:p>
-      <w:pPr>
-        <w:pStyle w:val="liste"/>
-      </w:pPr>
-      <w:r>
-        <w:t xml:space="preserve">Built agent-style workflows using </w:t>
-      </w:r>
-      <w:r>
-        <w:t>Fast</w:t>
-      </w:r>
-      <w:r>
-        <w:t>MCP</w:t>
-      </w:r>
-      <w:r>
-        <w:t xml:space="preserve"> </w:t>
-      </w:r>
-      <w:r>
-        <w:t>for structured function calling and task execution</w:t>
-      </w:r>
-      <w:r>
-        <w:t>.</w:t>
-      </w:r>
-    </w:p>
-    <w:p>
-      <w:pPr>
-        <w:pStyle w:val="liste"/>
-      </w:pPr>
-      <w:r>
-        <w:t>Integrated Hugging Face models for inference, embeddings, and local experimentation within backend services</w:t>
-      </w:r>
-      <w:r>
-        <w:t>.</w:t>
-      </w:r>
-    </w:p>
-    <w:p>
-      <w:pPr>
-        <w:pStyle w:val="liste"/>
-      </w:pPr>
-      <w:r>
-        <w:t>Developed model orchestration, routing, and fallback logic to support multiple LLM backends</w:t>
-      </w:r>
-      <w:r>
-        <w:t>.</w:t>
-      </w:r>
-    </w:p>
-    <w:p>
-      <w:pPr>
-        <w:pStyle w:val="liste"/>
-      </w:pPr>
-      <w:r>
-        <w:t>Used Cursor IDE for AI-assisted development, rapid prototyping, refactoring, and debugging of LLM-driven systems</w:t>
-      </w:r>
-      <w:r>
-        <w:t>.</w:t>
-      </w:r>
-    </w:p>
-    <w:p>
-      <w:pPr>
-        <w:pStyle w:val="liste"/>
-        <w:rPr>
-          <w:rFonts w:cs="Arial"/>
-        </w:rPr>
-      </w:pPr>
-      <w:r>
-        <w:t>Wrote tests and debugging utilities for LLM behavior, tool invocation, and edge-case handling</w:t>
-      </w:r>
-      <w:r>
-        <w:t>.</w:t>
-      </w:r>
-    </w:p>
-    <w:p>
-      <w:pPr>
-        <w:pStyle w:val="schoolname1"/>
-        <w:rPr>
-          <w:rFonts w:ascii="Arial" w:hAnsi="Arial" w:cs="Arial"/>
-        </w:rPr>
-      </w:pPr>
-    </w:p>
-    <w:p>
-      <w:pPr>
-        <w:pStyle w:val="schoolname1"/>
-        <w:rPr>
-          <w:rStyle w:val="date1Char"/>
-        </w:rPr>
-      </w:pPr>
-      <w:r>
-        <w:rPr>
-          <w:rFonts w:ascii="Arial" w:hAnsi="Arial" w:cs="Arial"/>
-        </w:rPr>
-        <w:t xml:space="preserve">Met Office, </w:t>
-      </w:r>
-      <w:r>
-        <w:rPr>
-          <w:rFonts w:ascii="Arial" w:hAnsi="Arial" w:cs="Arial"/>
-        </w:rPr>
-        <w:t>Senior Scientific Software Engineer</w:t>
-      </w:r>
-      <w:r>
-        <w:rPr>
-          <w:rFonts w:ascii="Arial" w:hAnsi="Arial" w:cs="Arial"/>
-        </w:rPr>
-        <w:t xml:space="preserve"> </w:t>
-      </w:r>
-      <w:r>
-        <w:rPr>
-          <w:rStyle w:val="date1Char"/>
-        </w:rPr>
-        <w:t>(</w:t>
-      </w:r>
-      <w:r>
-        <w:rPr>
-          <w:rStyle w:val="date1Char"/>
-        </w:rPr>
-        <w:t>Dec</w:t>
-      </w:r>
-      <w:r>
-        <w:rPr>
-          <w:rStyle w:val="date1Char"/>
-        </w:rPr>
-        <w:t xml:space="preserve">. </w:t>
-      </w:r>
-      <w:r>
-        <w:rPr>
-          <w:rStyle w:val="date1Char"/>
-        </w:rPr>
-        <w:t>2024</w:t>
-      </w:r>
-      <w:r>
-        <w:rPr>
-          <w:rStyle w:val="date1Char"/>
-        </w:rPr>
-        <w:t xml:space="preserve"> </w:t>
-      </w:r>
-      <w:r>
-        <w:rPr>
-          <w:rStyle w:val="date1Char"/>
-        </w:rPr>
-        <w:t>–</w:t>
-      </w:r>
-      <w:r>
-        <w:rPr>
-          <w:rStyle w:val="date1Char"/>
-        </w:rPr>
-        <w:t xml:space="preserve"> </w:t>
-      </w:r>
-      <w:r>
-        <w:rPr>
-          <w:rStyle w:val="date1Char"/>
-        </w:rPr>
-        <w:t xml:space="preserve">Jul. </w:t>
-      </w:r>
-      <w:r>
-        <w:rPr>
-          <w:rStyle w:val="date1Char"/>
-        </w:rPr>
-        <w:t>2025</w:t>
-      </w:r>
-      <w:r>
-        <w:rPr>
-          <w:rStyle w:val="date1Char"/>
-        </w:rPr>
-        <w:t>)</w:t>
-      </w:r>
-    </w:p>
-    <w:p>
-      <w:pPr>
-        <w:pStyle w:val="liste"/>
-      </w:pPr>
-      <w:r>
-        <w:t xml:space="preserve">Designed and implemented automated workflows using Cylc to replace legacy data feeds, streamlining the extraction and processing of meteorological data from </w:t>
-      </w:r>
-      <w:r>
-        <w:t>MOGREPS-UK</w:t>
-      </w:r>
-      <w:r>
-        <w:t xml:space="preserve">, </w:t>
-      </w:r>
-      <w:r>
-        <w:t>UKV</w:t>
-      </w:r>
-      <w:r>
-        <w:t xml:space="preserve">, and </w:t>
-      </w:r>
-      <w:r>
-        <w:t>G</w:t>
-      </w:r>
-      <w:r>
-        <w:t>lobal weather models.</w:t>
-      </w:r>
-    </w:p>
-    <w:p>
-      <w:pPr>
-        <w:pStyle w:val="liste"/>
-      </w:pPr>
-      <w:r>
-        <w:t>Developed data pipelines in Microsoft Azure, leveraging cloud resources for rapid prototyping and scalability, before deploying the final production workflows to the Met</w:t>
-      </w:r>
-      <w:r>
-        <w:t xml:space="preserve"> </w:t>
-      </w:r>
-      <w:r>
-        <w:t>Office supercomputer environment for operational use.</w:t>
-      </w:r>
-    </w:p>
-    <w:p>
-      <w:pPr>
-        <w:pStyle w:val="liste"/>
-      </w:pPr>
-      <w:r>
-        <w:t xml:space="preserve">Worked extensively with NetCDF formats and used </w:t>
-      </w:r>
-      <w:r>
-        <w:t>Python libraries</w:t>
-      </w:r>
-      <w:r>
-        <w:t xml:space="preserve"> like </w:t>
-      </w:r>
-      <w:r>
-        <w:t xml:space="preserve">polars, jupyter, </w:t>
-      </w:r>
-      <w:r>
-        <w:t>xarray, numpy, pandas</w:t>
-      </w:r>
-      <w:r>
-        <w:t xml:space="preserve"> and scipy</w:t>
-      </w:r>
-      <w:r>
-        <w:t xml:space="preserve"> </w:t>
-      </w:r>
-      <w:r>
-        <w:t>for efficient handling and analysis of high-resolution, multidimensional datasets.</w:t>
-      </w:r>
-    </w:p>
-    <w:p>
-      <w:pPr>
-        <w:pStyle w:val="liste"/>
-      </w:pPr>
-      <w:r>
-        <w:t>Utili</w:t>
-      </w:r>
-      <w:r>
-        <w:t>s</w:t>
-      </w:r>
-      <w:r>
-        <w:t>ed Dask to paralleli</w:t>
-      </w:r>
-      <w:r>
-        <w:t>s</w:t>
-      </w:r>
-      <w:r>
-        <w:t>e and optimi</w:t>
-      </w:r>
-      <w:r>
-        <w:t>s</w:t>
-      </w:r>
-      <w:r>
-        <w:t>e performance for large-scale data processing tasks.</w:t>
-      </w:r>
-    </w:p>
-    <w:p>
-      <w:pPr>
-        <w:pStyle w:val="liste"/>
-      </w:pPr>
-      <w:r>
-        <w:t>Managed environments with Conda/Mamba and integrated JFrog Artifactory for secur</w:t>
-      </w:r>
-      <w:r>
-        <w:t xml:space="preserve">e, versioned package management; and implemented CI/CD pipelines using </w:t>
-      </w:r>
-      <w:r>
-        <w:t>GitHub Actions</w:t>
-      </w:r>
-      <w:r>
-        <w:t>.</w:t>
-      </w:r>
-    </w:p>
-    <w:p>
-      <w:pPr>
-        <w:pStyle w:val="liste"/>
-      </w:pPr>
-      <w:r>
-        <w:t>Followed Python best practices</w:t>
-      </w:r>
-      <w:r>
-        <w:t>,</w:t>
-      </w:r>
-      <w:r>
-        <w:t xml:space="preserve"> including modular architecture, unit testing, version control (Git), documentation, and PEP 8 compliance to deliver robust and maintainable code.</w:t>
-      </w:r>
-    </w:p>
-    <w:p>
-      <w:pPr>
-        <w:pStyle w:val="liste"/>
-        <w:rPr>
-          <w:b/>
-        </w:rPr>
-      </w:pPr>
-      <w:r>
-        <w:t>Promoted high standards of scientific software development within the team, including mentoring colleagues and contributing to long-term technical strategy.</w:t>
-      </w:r>
-    </w:p>
-    <w:p>
-      <w:pPr>
-        <w:pStyle w:val="schoolname1"/>
-        <w:rPr>
-          <w:rFonts w:ascii="Arial" w:hAnsi="Arial" w:cs="Arial"/>
-        </w:rPr>
-      </w:pPr>
-    </w:p>
-    <w:p>
-      <w:pPr>
-        <w:pStyle w:val="schoolname1"/>
-        <w:rPr>
-          <w:rFonts w:ascii="Arial" w:hAnsi="Arial" w:cs="Arial"/>
-        </w:rPr>
-      </w:pPr>
-    </w:p>
-    <w:p>
-      <w:pPr>
-        <w:pStyle w:val="schoolname1"/>
-        <w:rPr>
-          <w:rStyle w:val="date1Char"/>
-        </w:rPr>
-      </w:pPr>
-      <w:r>
-        <w:rPr>
-          <w:rFonts w:ascii="Arial" w:hAnsi="Arial" w:cs="Arial"/>
-        </w:rPr>
-        <w:lastRenderedPageBreak/>
-        <w:t>Python Developer</w:t>
-      </w:r>
-      <w:r>
-        <w:rPr>
-          <w:rFonts w:ascii="Arial" w:hAnsi="Arial" w:cs="Arial"/>
-        </w:rPr>
-        <w:t xml:space="preserve">, </w:t>
-      </w:r>
-      <w:r>
-        <w:rPr>
-          <w:rFonts w:ascii="Arial" w:hAnsi="Arial" w:cs="Arial"/>
-        </w:rPr>
-        <w:t xml:space="preserve">Freelance </w:t>
-      </w:r>
-      <w:r>
-        <w:rPr>
-          <w:rStyle w:val="date1Char"/>
-        </w:rPr>
-        <w:t>(</w:t>
-      </w:r>
-      <w:r>
-        <w:rPr>
-          <w:rStyle w:val="date1Char"/>
-        </w:rPr>
-        <w:t>Sep</w:t>
-      </w:r>
-      <w:r>
-        <w:rPr>
-          <w:rStyle w:val="date1Char"/>
-        </w:rPr>
-        <w:t xml:space="preserve">. </w:t>
-      </w:r>
-      <w:r>
-        <w:rPr>
-          <w:rStyle w:val="date1Char"/>
-        </w:rPr>
-        <w:t xml:space="preserve">2023 </w:t>
-      </w:r>
-      <w:r>
-        <w:rPr>
-          <w:rStyle w:val="date1Char"/>
-        </w:rPr>
-        <w:t>–</w:t>
-      </w:r>
-      <w:r>
-        <w:rPr>
-          <w:rStyle w:val="date1Char"/>
-        </w:rPr>
-        <w:t xml:space="preserve"> </w:t>
-      </w:r>
-      <w:r>
-        <w:rPr>
-          <w:rStyle w:val="date1Char"/>
-        </w:rPr>
-        <w:t>Nov</w:t>
-      </w:r>
-      <w:r>
-        <w:rPr>
-          <w:rStyle w:val="date1Char"/>
-        </w:rPr>
-        <w:t xml:space="preserve">. </w:t>
-      </w:r>
-      <w:r>
-        <w:rPr>
-          <w:rStyle w:val="date1Char"/>
-        </w:rPr>
-        <w:t>2024</w:t>
-      </w:r>
-      <w:r>
-        <w:rPr>
-          <w:rStyle w:val="date1Char"/>
-        </w:rPr>
-        <w:t>)</w:t>
-      </w:r>
-    </w:p>
-    <w:p>
-      <w:pPr>
-        <w:pStyle w:val="liste"/>
-        <w:rPr>
-          <w:rFonts w:cs="Arial"/>
-        </w:rPr>
-      </w:pPr>
-      <w:r>
-        <w:rPr>
-          <w:rFonts w:cs="Arial"/>
-        </w:rPr>
-        <w:t>Provided</w:t>
-      </w:r>
-      <w:r>
-        <w:rPr>
-          <w:rFonts w:cs="Arial"/>
-        </w:rPr>
-        <w:t xml:space="preserve"> </w:t>
-      </w:r>
-      <w:r>
-        <w:rPr>
-          <w:rFonts w:cs="Arial"/>
-        </w:rPr>
-        <w:t xml:space="preserve">direct </w:t>
-      </w:r>
-      <w:r>
-        <w:rPr>
-          <w:rFonts w:cs="Arial"/>
-        </w:rPr>
-        <w:t xml:space="preserve">independent </w:t>
-      </w:r>
-      <w:r>
-        <w:rPr>
-          <w:rFonts w:cs="Arial"/>
-        </w:rPr>
-        <w:t xml:space="preserve">software development services to several clients, </w:t>
-      </w:r>
-      <w:r>
-        <w:rPr>
-          <w:rFonts w:cs="Arial"/>
-        </w:rPr>
-        <w:t>with recent focus on</w:t>
-      </w:r>
-      <w:r>
-        <w:rPr>
-          <w:rFonts w:cs="Arial"/>
-        </w:rPr>
-        <w:t xml:space="preserve"> start-up IoT projects</w:t>
-      </w:r>
-      <w:r>
-        <w:rPr>
-          <w:rFonts w:cs="Arial"/>
-        </w:rPr>
-        <w:t>, medical diagnostic devices</w:t>
-      </w:r>
-      <w:r>
-        <w:rPr>
-          <w:rFonts w:cs="Arial"/>
-        </w:rPr>
-        <w:t xml:space="preserve"> and </w:t>
-      </w:r>
-      <w:r>
-        <w:rPr>
-          <w:rFonts w:cs="Arial"/>
-        </w:rPr>
-        <w:t>robotic</w:t>
-      </w:r>
-      <w:r>
-        <w:rPr>
-          <w:rFonts w:cs="Arial"/>
-        </w:rPr>
-        <w:t xml:space="preserve"> SDK</w:t>
-      </w:r>
-      <w:r>
-        <w:rPr>
-          <w:rFonts w:cs="Arial"/>
-        </w:rPr>
-        <w:t>.</w:t>
+        <w:t>Engineered an end-to-end medical imaging solution using OpenCV, PyTorch, Hugging Face transfer learning, and YOLOv8 object detection to automate bacterial colony identification and antibiotic efficacy scoring, supporting faster and more accurate clinical diagnostics.</w:t>
       </w:r>
     </w:p>
     <w:p>
@@ -1491,6 +1419,14 @@
           <w:lang w:eastAsia="en-GB"/>
         </w:rPr>
         <w:t>ing Python libraries like nornir, netmiko, napalm, and fabric and employed Ansible YAML playbooks and Pulumi Python scripts as robust Infrastructure as Code (IaC) tools.</w:t>
+      </w:r>
+    </w:p>
+    <w:p>
+      <w:pPr>
+        <w:pStyle w:val="liste"/>
+      </w:pPr>
+      <w:r>
+        <w:t>Worked with both NoSQL and relational data sources where appropriate, including basic use of PostgreSQL and SQLAlchemy for service integration.</w:t>
       </w:r>
     </w:p>
     <w:p>
@@ -2029,12 +1965,18 @@
         <w:rPr>
           <w:rFonts w:ascii="Arial" w:hAnsi="Arial" w:cs="Arial"/>
         </w:rPr>
-        <w:t xml:space="preserve">SDET </w:t>
+        <w:t>Python Developer in Test</w:t>
       </w:r>
       <w:r>
         <w:rPr>
           <w:rFonts w:ascii="Arial" w:hAnsi="Arial" w:cs="Arial"/>
         </w:rPr>
+        <w:t xml:space="preserve"> </w:t>
+      </w:r>
+      <w:r>
+        <w:rPr>
+          <w:rFonts w:ascii="Arial" w:hAnsi="Arial" w:cs="Arial"/>
+        </w:rPr>
         <w:t>(DevOps)</w:t>
       </w:r>
       <w:r>
@@ -2201,6 +2143,7 @@
         <w:pStyle w:val="liste"/>
       </w:pPr>
       <w:r>
+        <w:lastRenderedPageBreak/>
         <w:t>Develop</w:t>
       </w:r>
       <w:r>
@@ -2398,19 +2341,24 @@
         <w:rPr>
           <w:rFonts w:ascii="Arial" w:hAnsi="Arial" w:cs="Arial"/>
         </w:rPr>
-        <w:lastRenderedPageBreak/>
         <w:t>Solarflare Communications</w:t>
       </w:r>
       <w:r>
         <w:rPr>
           <w:rFonts w:ascii="Arial" w:hAnsi="Arial" w:cs="Arial"/>
         </w:rPr>
-        <w:t>, SDET</w:t>
+        <w:t xml:space="preserve">, </w:t>
       </w:r>
       <w:r>
         <w:rPr>
           <w:rFonts w:ascii="Arial" w:hAnsi="Arial" w:cs="Arial"/>
         </w:rPr>
+        <w:t>Python Developer in Test</w:t>
+      </w:r>
+      <w:r>
+        <w:rPr>
+          <w:rFonts w:ascii="Arial" w:hAnsi="Arial" w:cs="Arial"/>
+        </w:rPr>
         <w:t xml:space="preserve"> </w:t>
       </w:r>
       <w:r>
@@ -2520,194 +2468,16 @@
     <w:p>
       <w:pPr>
         <w:pStyle w:val="liste"/>
+        <w:rPr>
+          <w:rFonts w:cs="Arial"/>
+          <w:lang w:eastAsia="en-GB"/>
+        </w:rPr>
       </w:pPr>
       <w:r>
         <w:t>Generated</w:t>
       </w:r>
       <w:r>
         <w:t xml:space="preserve"> product-specific test plans, ensuring comprehensive coverage aligned with precise product requirements.</w:t>
-      </w:r>
-    </w:p>
-    <w:p>
-      <w:pPr>
-        <w:pStyle w:val="schoolname1"/>
-        <w:rPr>
-          <w:rFonts w:ascii="Arial" w:hAnsi="Arial" w:cs="Arial"/>
-          <w:lang w:eastAsia="en-GB"/>
-        </w:rPr>
-      </w:pPr>
-    </w:p>
-    <w:p>
-      <w:pPr>
-        <w:pStyle w:val="schoolname1"/>
-        <w:rPr>
-          <w:rFonts w:ascii="Arial" w:hAnsi="Arial" w:cs="Arial"/>
-          <w:lang w:eastAsia="en-GB"/>
-        </w:rPr>
-      </w:pPr>
-      <w:r>
-        <w:rPr>
-          <w:rFonts w:ascii="Arial" w:hAnsi="Arial" w:cs="Arial"/>
-          <w:lang w:eastAsia="en-GB"/>
-        </w:rPr>
-        <w:t xml:space="preserve">3Com, </w:t>
-      </w:r>
-      <w:r>
-        <w:rPr>
-          <w:rFonts w:ascii="Arial" w:hAnsi="Arial" w:cs="Arial"/>
-          <w:lang w:eastAsia="en-GB"/>
-        </w:rPr>
-        <w:t xml:space="preserve">QA </w:t>
-      </w:r>
-      <w:r>
-        <w:rPr>
-          <w:rFonts w:ascii="Arial" w:hAnsi="Arial" w:cs="Arial"/>
-          <w:lang w:eastAsia="en-GB"/>
-        </w:rPr>
-        <w:t xml:space="preserve">Automation </w:t>
-      </w:r>
-      <w:r>
-        <w:rPr>
-          <w:rFonts w:ascii="Arial" w:hAnsi="Arial" w:cs="Arial"/>
-          <w:lang w:eastAsia="en-GB"/>
-        </w:rPr>
-        <w:t>Engineer</w:t>
-      </w:r>
-      <w:r>
-        <w:rPr>
-          <w:rFonts w:ascii="Arial" w:hAnsi="Arial" w:cs="Arial"/>
-          <w:lang w:eastAsia="en-GB"/>
-        </w:rPr>
-        <w:t xml:space="preserve"> </w:t>
-      </w:r>
-      <w:r>
-        <w:rPr>
-          <w:rStyle w:val="date1Char"/>
-        </w:rPr>
-        <w:t>(</w:t>
-      </w:r>
-      <w:r>
-        <w:rPr>
-          <w:rStyle w:val="date1Char"/>
-        </w:rPr>
-        <w:t>Feb.</w:t>
-      </w:r>
-      <w:r>
-        <w:rPr>
-          <w:rStyle w:val="date1Char"/>
-        </w:rPr>
-        <w:t xml:space="preserve"> 200</w:t>
-      </w:r>
-      <w:r>
-        <w:rPr>
-          <w:rStyle w:val="date1Char"/>
-        </w:rPr>
-        <w:t>9</w:t>
-      </w:r>
-      <w:r>
-        <w:rPr>
-          <w:rStyle w:val="date1Char"/>
-        </w:rPr>
-        <w:t xml:space="preserve"> –</w:t>
-      </w:r>
-      <w:r>
-        <w:rPr>
-          <w:rStyle w:val="date1Char"/>
-        </w:rPr>
-        <w:t xml:space="preserve"> Jan. 2010</w:t>
-      </w:r>
-      <w:r>
-        <w:rPr>
-          <w:rStyle w:val="date1Char"/>
-        </w:rPr>
-        <w:t>)</w:t>
-      </w:r>
-    </w:p>
-    <w:p>
-      <w:pPr>
-        <w:pStyle w:val="liste"/>
-        <w:numPr>
-          <w:ilvl w:val="0"/>
-          <w:numId w:val="0"/>
-        </w:numPr>
-        <w:rPr>
-          <w:rFonts w:cs="Arial"/>
-        </w:rPr>
-      </w:pPr>
-    </w:p>
-    <w:p>
-      <w:pPr>
-        <w:pStyle w:val="schoolname1"/>
-        <w:rPr>
-          <w:rFonts w:ascii="Arial" w:eastAsia="Times New Roman" w:hAnsi="Arial" w:cs="Arial"/>
-          <w:color w:val="auto"/>
-          <w:szCs w:val="20"/>
-          <w:lang w:eastAsia="en-GB"/>
-        </w:rPr>
-      </w:pPr>
-      <w:r>
-        <w:rPr>
-          <w:rFonts w:ascii="Arial" w:hAnsi="Arial" w:cs="Arial"/>
-          <w:lang w:eastAsia="en-GB"/>
-        </w:rPr>
-        <w:t xml:space="preserve">Citrix, </w:t>
-      </w:r>
-      <w:r>
-        <w:rPr>
-          <w:rFonts w:ascii="Arial" w:hAnsi="Arial" w:cs="Arial"/>
-          <w:lang w:eastAsia="en-GB"/>
-        </w:rPr>
-        <w:t xml:space="preserve">QA </w:t>
-      </w:r>
-      <w:r>
-        <w:rPr>
-          <w:rFonts w:ascii="Arial" w:hAnsi="Arial" w:cs="Arial"/>
-          <w:lang w:eastAsia="en-GB"/>
-        </w:rPr>
-        <w:t>Team Leader</w:t>
-      </w:r>
-      <w:r>
-        <w:rPr>
-          <w:rFonts w:ascii="Arial" w:hAnsi="Arial" w:cs="Arial"/>
-          <w:lang w:eastAsia="en-GB"/>
-        </w:rPr>
-        <w:t xml:space="preserve"> </w:t>
-      </w:r>
-      <w:r>
-        <w:rPr>
-          <w:rStyle w:val="date1Char"/>
-        </w:rPr>
-        <w:t>(</w:t>
-      </w:r>
-      <w:r>
-        <w:rPr>
-          <w:rStyle w:val="date1Char"/>
-        </w:rPr>
-        <w:t>Dec. 2005</w:t>
-      </w:r>
-      <w:r>
-        <w:rPr>
-          <w:rStyle w:val="date1Char"/>
-        </w:rPr>
-        <w:t xml:space="preserve"> – </w:t>
-      </w:r>
-      <w:r>
-        <w:rPr>
-          <w:rStyle w:val="date1Char"/>
-        </w:rPr>
-        <w:t>Dec.</w:t>
-      </w:r>
-      <w:r>
-        <w:rPr>
-          <w:rStyle w:val="date1Char"/>
-        </w:rPr>
-        <w:t xml:space="preserve"> 2008</w:t>
-      </w:r>
-      <w:r>
-        <w:rPr>
-          <w:rStyle w:val="date1Char"/>
-        </w:rPr>
-        <w:t>)</w:t>
       </w:r>
     </w:p>
     <w:p>
@@ -2759,7 +2529,7 @@
         <w:pStyle w:val="liste"/>
       </w:pPr>
       <w:r>
-        <w:t>Network Support Analyst at BT, responsible for 3rd line support of ISP Network infrastructure.</w:t>
+        <w:t>Citrix - QA Team Leader</w:t>
       </w:r>
     </w:p>
     <w:p>
@@ -2767,6 +2537,26 @@
         <w:pStyle w:val="liste"/>
       </w:pPr>
       <w:r>
+        <w:t xml:space="preserve">BT - </w:t>
+      </w:r>
+      <w:r>
+        <w:t>Network Support Analyst</w:t>
+      </w:r>
+      <w:r>
+        <w:t xml:space="preserve"> - </w:t>
+      </w:r>
+      <w:r>
+        <w:t>3rd line support of ISP Network infrastructure.</w:t>
+      </w:r>
+    </w:p>
+    <w:p>
+      <w:pPr>
+        <w:pStyle w:val="liste"/>
+      </w:pPr>
+      <w:r>
+        <w:t xml:space="preserve">3Com - QA Analyst - </w:t>
+      </w:r>
+      <w:r>
         <w:t>Network p</w:t>
       </w:r>
       <w:r>
@@ -2779,25 +2569,15 @@
         <w:t xml:space="preserve">erification </w:t>
       </w:r>
       <w:r>
-        <w:t>e</w:t>
-      </w:r>
-      <w:r>
-        <w:t xml:space="preserve">ngineer at 3Com, designing test specifications and maintaining test </w:t>
-      </w:r>
-      <w:r>
-        <w:t xml:space="preserve">automation systems for </w:t>
-      </w:r>
-      <w:r>
-        <w:t xml:space="preserve">the </w:t>
-      </w:r>
-      <w:r>
-        <w:t>verification of networking protocols</w:t>
-      </w:r>
-      <w:r>
-        <w:t xml:space="preserve"> with switch and router products</w:t>
-      </w:r>
-      <w:r>
-        <w:t>.</w:t>
+        <w:t>in switches and routers.</w:t>
+      </w:r>
+    </w:p>
+    <w:p>
+      <w:pPr>
+        <w:pStyle w:val="liste"/>
+      </w:pPr>
+      <w:r>
+        <w:t>Nokia – QA Analyst</w:t>
       </w:r>
     </w:p>
     <w:p>
@@ -3067,187 +2847,27 @@
     <w:p>
       <w:pPr>
         <w:pStyle w:val="liste"/>
-        <w:rPr>
-          <w:lang w:eastAsia="en-GB"/>
-        </w:rPr>
-      </w:pPr>
-      <w:r>
-        <w:rPr>
-          <w:lang w:eastAsia="en-GB"/>
-        </w:rPr>
-        <w:t>Designed from scratch the hardware requirements and software for an original IoT project.</w:t>
+      </w:pPr>
+      <w:r>
+        <w:t>Designed hardware and software from scratch for an original IoT product, including investigation of legal, patent, and manufacturing requirements.</w:t>
       </w:r>
     </w:p>
     <w:p>
       <w:pPr>
         <w:pStyle w:val="liste"/>
-        <w:rPr>
-          <w:lang w:eastAsia="en-GB"/>
-        </w:rPr>
-      </w:pPr>
-      <w:r>
-        <w:rPr>
-          <w:lang w:eastAsia="en-GB"/>
-        </w:rPr>
-        <w:t>Investigated the many aspects of commercial IoT projects</w:t>
-      </w:r>
-      <w:r>
-        <w:rPr>
-          <w:lang w:eastAsia="en-GB"/>
-        </w:rPr>
-        <w:t>,</w:t>
-      </w:r>
-      <w:r>
-        <w:rPr>
-          <w:lang w:eastAsia="en-GB"/>
-        </w:rPr>
-        <w:t xml:space="preserve"> including legal/patent and manufacturing requirements. Conducted performance testing of numerous </w:t>
-      </w:r>
-      <w:r>
-        <w:rPr>
-          <w:lang w:eastAsia="en-GB"/>
-        </w:rPr>
-        <w:t>s</w:t>
-      </w:r>
-      <w:r>
-        <w:rPr>
-          <w:lang w:eastAsia="en-GB"/>
-        </w:rPr>
-        <w:t>ingle</w:t>
-      </w:r>
-      <w:r>
-        <w:rPr>
-          <w:lang w:eastAsia="en-GB"/>
-        </w:rPr>
-        <w:t>-b</w:t>
-      </w:r>
-      <w:r>
-        <w:rPr>
-          <w:lang w:eastAsia="en-GB"/>
-        </w:rPr>
-        <w:t xml:space="preserve">oard </w:t>
-      </w:r>
-      <w:r>
-        <w:rPr>
-          <w:lang w:eastAsia="en-GB"/>
-        </w:rPr>
-        <w:t>co</w:t>
-      </w:r>
-      <w:r>
-        <w:rPr>
-          <w:lang w:eastAsia="en-GB"/>
-        </w:rPr>
-        <w:t>mputers to evaluate computational and power requirements.</w:t>
-      </w:r>
-    </w:p>
-    <w:p>
-      <w:pPr>
-        <w:pStyle w:val="liste"/>
-        <w:rPr>
-          <w:lang w:eastAsia="en-GB"/>
-        </w:rPr>
-      </w:pPr>
-      <w:r>
-        <w:rPr>
-          <w:lang w:eastAsia="en-GB"/>
-        </w:rPr>
-        <w:t xml:space="preserve">Fabricated a final fully operational prototype demonstrator utilising OpenCV for image recognition along with a Django management interface.  </w:t>
-      </w:r>
-      <w:r>
-        <w:t>Styling was implemented using Tailwind CSS</w:t>
-      </w:r>
-      <w:r>
-        <w:rPr>
-          <w:lang w:eastAsia="en-GB"/>
-        </w:rPr>
-        <w:t>.</w:t>
-      </w:r>
-    </w:p>
-    <w:p>
-      <w:pPr>
-        <w:pStyle w:val="liste"/>
-        <w:rPr>
-          <w:lang w:eastAsia="en-GB"/>
-        </w:rPr>
-      </w:pPr>
-      <w:r>
-        <w:rPr>
-          <w:lang w:eastAsia="en-GB"/>
-        </w:rPr>
-        <w:t>Implemented RabbitMQ for front-end and back-end separation</w:t>
-      </w:r>
-      <w:r>
-        <w:rPr>
-          <w:lang w:eastAsia="en-GB"/>
-        </w:rPr>
-        <w:t>.</w:t>
-      </w:r>
-    </w:p>
-    <w:p>
-      <w:pPr>
-        <w:pStyle w:val="liste"/>
-        <w:rPr>
-          <w:lang w:eastAsia="en-GB"/>
-        </w:rPr>
-      </w:pPr>
-      <w:r>
-        <w:rPr>
-          <w:lang w:eastAsia="en-GB"/>
-        </w:rPr>
-        <w:t>Telemetry was provided by MQTT with a Mosqui</w:t>
-      </w:r>
-      <w:r>
-        <w:rPr>
-          <w:lang w:eastAsia="en-GB"/>
-        </w:rPr>
-        <w:t>t</w:t>
-      </w:r>
-      <w:r>
-        <w:rPr>
-          <w:lang w:eastAsia="en-GB"/>
-        </w:rPr>
-        <w:t>to broker</w:t>
-      </w:r>
-      <w:r>
-        <w:rPr>
-          <w:lang w:eastAsia="en-GB"/>
-        </w:rPr>
-        <w:t>,</w:t>
-      </w:r>
-      <w:r>
-        <w:rPr>
-          <w:lang w:eastAsia="en-GB"/>
-        </w:rPr>
-        <w:t xml:space="preserve"> together with Twilio SMS alerting.</w:t>
-      </w:r>
-    </w:p>
-    <w:p>
-      <w:pPr>
-        <w:pStyle w:val="liste"/>
-        <w:numPr>
-          <w:ilvl w:val="0"/>
-          <w:numId w:val="0"/>
-        </w:numPr>
-        <w:ind w:left="360"/>
-      </w:pPr>
-      <w:r>
-        <w:rPr>
-          <w:lang w:eastAsia="en-GB"/>
-        </w:rPr>
-        <w:t>Monitored and stored sensor data in InfluxDB, visuali</w:t>
-      </w:r>
-      <w:r>
-        <w:rPr>
-          <w:lang w:eastAsia="en-GB"/>
-        </w:rPr>
-        <w:t>s</w:t>
-      </w:r>
-      <w:r>
-        <w:rPr>
-          <w:lang w:eastAsia="en-GB"/>
-        </w:rPr>
-        <w:t>ed through Grafana.</w:t>
-      </w:r>
+      </w:pPr>
+      <w:r>
+        <w:t>Built a fully operational prototype using OpenCV, Django, Tailwind CSS, RabbitMQ, MQTT/Mosquitto, Twilio SMS, InfluxDB, and Grafana.</w:t>
+      </w:r>
+    </w:p>
+    <w:p>
+      <w:pPr>
+        <w:pStyle w:val="NoSpacing"/>
+        <w:ind w:left="0"/>
+        <w:rPr>
+          <w:rFonts w:ascii="Arial" w:hAnsi="Arial" w:cs="Arial"/>
+        </w:rPr>
+      </w:pPr>
     </w:p>
     <w:p>
       <w:pPr>
@@ -3268,7 +2888,7 @@
     </w:p>
     <w:sectPr>
       <w:pgSz w:w="11906" w:h="16838" w:code="9"/>
-      <w:pgMar w:top="680" w:right="907" w:bottom="567" w:left="907" w:header="340" w:footer="227" w:gutter="0"/>
+      <w:pgMar w:top="680" w:right="907" w:bottom="737" w:left="907" w:header="340" w:footer="227" w:gutter="0"/>
       <w:cols w:space="708"/>
       <w:docGrid w:linePitch="360"/>
     </w:sectPr>
@@ -4428,7 +4048,7 @@
   <w:abstractNum w:abstractNumId="19">
     <w:nsid w:val="1EB665E7"/>
     <w:multiLevelType w:val="hybridMultilevel"/>
-    <w:tmpl w:val="7928543C"/>
+    <w:tmpl w:val="1030750C"/>
     <w:lvl w:ilvl="0" w:tplc="A630FF0C">
       <w:start w:val="1"/>
       <w:numFmt w:val="bullet"/>
@@ -7944,6 +7564,11 @@
       <w:sz w:val="28"/>
       <w:szCs w:val="28"/>
     </w:rPr>
+  </w:style>
+  <w:style w:type="character" w:customStyle="1" w:styleId="whitespace-normal">
+    <w:name w:val="whitespace-normal"/>
+    <w:basedOn w:val="DefaultParagraphFont"/>
+    <w:rsid w:val="00AE3A1D"/>
   </w:style>
 </w:styles>
 </file>

--- a/Stephen_King_CV.docx
+++ b/Stephen_King_CV.docx
@@ -525,10 +525,16 @@
         <w:t xml:space="preserve"> </w:t>
       </w:r>
       <w:r>
-        <w:t>of expertise in automation, embedded systems, and scalable software design. Skilled at moderni</w:t>
-      </w:r>
-      <w:r>
-        <w:t>z</w:t>
+        <w:t xml:space="preserve">of expertise in automation, embedded systems, and scalable software design. </w:t>
+      </w:r>
+      <w:r>
+        <w:t xml:space="preserve">Embraces AI-assisted development as a force multiplier, leveraging modern tooling to accelerate delivery while applying deep technical expertise to architectural decisions, root cause analysis, and code quality. </w:t>
+      </w:r>
+      <w:r>
+        <w:t>Skilled at moderni</w:t>
+      </w:r>
+      <w:r>
+        <w:t>s</w:t>
       </w:r>
       <w:r>
         <w:t>ing legacy systems, streamlining workflows, and building efficient, maintainable</w:t>
@@ -583,7 +589,13 @@
         <w:t>Python Development</w:t>
       </w:r>
       <w:r>
-        <w:t xml:space="preserve"> - 18+ years architecting scalable, maintainable applications; clean, efficient, testable, and well-documented code.</w:t>
+        <w:t xml:space="preserve"> - </w:t>
+      </w:r>
+      <w:r>
+        <w:t>A</w:t>
+      </w:r>
+      <w:r>
+        <w:t>rchitecting scalable, maintainable applications; clean, efficient, testable, and well-documented code.</w:t>
       </w:r>
     </w:p>
     <w:p>
@@ -609,7 +621,7 @@
         <w:t>/SLM</w:t>
       </w:r>
       <w:r>
-        <w:t xml:space="preserve"> integration (LangChain, LlamaIndex, OpenAI API); prompt engineering and prompt design patterns; retrieval-augmented generation (RAG) pipelines; vector databases (Pinecone, ChromaDB, FAISS); model fine-tuning and transfer learning (PyTorch, Hugging Face Transformers); natural language processing (NLP/NLM); agentic workflows and Model Context Protocol (MCP); embedding models and semantic search.</w:t>
+        <w:t xml:space="preserve"> integration (LangChain, LlamaIndex, OpenAI API); prompt engineering and prompt design patterns; retrieval-augmented generation (RAG) pipelines; vector databases; model fine-tuning and transfer learning (PyTorch, Hugging Face Transformers); natural language processing (NLP); agentic workflows and Model Context Protocol (MCP); embedding models and semantic search.</w:t>
       </w:r>
     </w:p>
     <w:p>
@@ -623,7 +635,10 @@
         <w:t>DevOps &amp; Cloud</w:t>
       </w:r>
       <w:r>
-        <w:t xml:space="preserve"> - CI/CD pipeline design (GitHub Actions, GitLab CI, Jenkins); Infrastructure as Code (Pulumi, AWS CDK); configuration management (Ansible); AWS automation and cloud scripting (boto3); containerisation and orchestration (Docker).</w:t>
+        <w:t xml:space="preserve"> - CI/CD pipeline design (GitHub Actions, GitLab CI, Jenkins); Infrastructure as Code (Pulumi, AWS CDK); configuration management (Ansible); AWS automati</w:t>
+      </w:r>
+      <w:r>
+        <w:t>on and cloud scripting (boto3).</w:t>
       </w:r>
     </w:p>
     <w:p>
@@ -637,7 +652,13 @@
         <w:t>Data &amp; Systems</w:t>
       </w:r>
       <w:r>
-        <w:t xml:space="preserve"> - ETL and data processing (Pandas, NumPy); relational databases (Oracle, PostgreSQL) and NoSQL (CouchDB, Elasticsearch, Redis); ORM frameworks (SQLAlchemy); microservice architecture.</w:t>
+        <w:t xml:space="preserve"> - ETL and data processing (</w:t>
+      </w:r>
+      <w:r>
+        <w:t>p</w:t>
+      </w:r>
+      <w:r>
+        <w:t>andas, NumPy); relational databases (Oracle, PostgreSQL) and NoSQL (CouchDB, Elasticsearch, Redis); ORM frameworks (SQLAlchemy); microservice architecture.</w:t>
       </w:r>
     </w:p>
     <w:p>
@@ -679,7 +700,19 @@
         <w:t>Test Automation</w:t>
       </w:r>
       <w:r>
-        <w:t xml:space="preserve"> - PyTest, Robot Framework, Behave, Playwright, Selenium; CI/CD integration for QA, networking, and DevOps workflows.</w:t>
+        <w:t xml:space="preserve"> </w:t>
+      </w:r>
+      <w:r>
+        <w:t>–</w:t>
+      </w:r>
+      <w:r>
+        <w:t xml:space="preserve"> </w:t>
+      </w:r>
+      <w:r>
+        <w:t xml:space="preserve">pytest, </w:t>
+      </w:r>
+      <w:r>
+        <w:t>Robot Framework, Behave, Playwright, Selenium; CI/CD integration for QA, networking, and DevOps workflows.</w:t>
       </w:r>
     </w:p>
     <w:p>
@@ -858,6 +891,14 @@
       </w:pPr>
       <w:r>
         <w:t>Delivered cloud-native AI infrastructure on AWS using the AWS CDK, provisioning containerised services (ECS/Fargate), serverless compute (Lambda), and scalable storage (S3) to support production RAG deployments with reliable, cost-efficient scaling.</w:t>
+      </w:r>
+    </w:p>
+    <w:p>
+      <w:pPr>
+        <w:pStyle w:val="liste"/>
+      </w:pPr>
+      <w:r>
+        <w:t>Built interactive Streamlit frontends to surface RAG pipeline capabilities, enabling real-time document upload, query input with streaming LLM response rendering, retrieval transparency (source citation and chunk inspection), and configurable pipeline parameters.</w:t>
       </w:r>
     </w:p>
     <w:p>
@@ -961,7 +1002,33 @@
         <w:pStyle w:val="liste"/>
       </w:pPr>
       <w:r>
-        <w:t xml:space="preserve">Designed and implemented automated workflows using Cylc to replace legacy data feeds, streamlining the extraction and processing of meteorological data from </w:t>
+        <w:t>Contributed to the next-generation Forecasting system, replacing the legacy Fortran-based MORST model with a modern Python and Cylc-based post-processing pipeline centred around JULES (Joint UK Land Environment Simulator)</w:t>
+      </w:r>
+      <w:r>
+        <w:t>.</w:t>
+      </w:r>
+    </w:p>
+    <w:p>
+      <w:pPr>
+        <w:pStyle w:val="liste"/>
+      </w:pPr>
+      <w:r>
+        <w:lastRenderedPageBreak/>
+        <w:t>Migrated three legacy Fortran datafeeds to Python, improving maintainability and aligning with the Met Office's strategy to separate post-processing from core modelling infrastructure.</w:t>
+      </w:r>
+    </w:p>
+    <w:p>
+      <w:pPr>
+        <w:pStyle w:val="liste"/>
+      </w:pPr>
+      <w:r>
+        <w:t>D</w:t>
+      </w:r>
+      <w:r>
+        <w:t xml:space="preserve">eveloped Directed Acyclic/Cyclic Graph (DAG/DCG) workflows using the Cylc workflow scheduling engine, </w:t>
+      </w:r>
+      <w:r>
+        <w:t xml:space="preserve">streamlining the extraction and processing of meteorological data from </w:t>
       </w:r>
       <w:r>
         <w:t>MOGREPS-UK</w:t>
@@ -979,7 +1046,10 @@
         <w:t>G</w:t>
       </w:r>
       <w:r>
-        <w:t>lobal weather models.</w:t>
+        <w:t>lobal weather models</w:t>
+      </w:r>
+      <w:r>
+        <w:t>.</w:t>
       </w:r>
     </w:p>
     <w:p>
@@ -987,13 +1057,7 @@
         <w:pStyle w:val="liste"/>
       </w:pPr>
       <w:r>
-        <w:t>Developed data pipelines in Microsoft Azure, leveraging cloud resources for rapid prototyping and scalability, before deploying the final production workflows to the Met</w:t>
-      </w:r>
-      <w:r>
-        <w:t xml:space="preserve"> </w:t>
-      </w:r>
-      <w:r>
-        <w:t>Office supercomputer environment for operational use.</w:t>
+        <w:t>Processed and analysed high-resolution, multidimensional meteorological datasets in NetCDF format using Jupyter notebooks and Python libraries including Polars, xarray, NumPy, pandas, and SciPy, with Matplotlib and Seaborn for visualisation.</w:t>
       </w:r>
     </w:p>
     <w:p>
@@ -1001,28 +1065,7 @@
         <w:pStyle w:val="liste"/>
       </w:pPr>
       <w:r>
-        <w:t xml:space="preserve">Worked extensively with NetCDF formats and used </w:t>
-      </w:r>
-      <w:r>
-        <w:t>Python libraries</w:t>
-      </w:r>
-      <w:r>
-        <w:t xml:space="preserve"> like </w:t>
-      </w:r>
-      <w:r>
-        <w:t xml:space="preserve">polars, jupyter, </w:t>
-      </w:r>
-      <w:r>
-        <w:t>xarray, numpy, pandas</w:t>
-      </w:r>
-      <w:r>
-        <w:t xml:space="preserve"> and scipy</w:t>
-      </w:r>
-      <w:r>
-        <w:t xml:space="preserve"> </w:t>
-      </w:r>
-      <w:r>
-        <w:t>and visualization tools including Matplotlib and Seaborn for efficient analysis and visualisation of high-resolution, multidimensional datasets.</w:t>
+        <w:t>Managed Python environments with Conda/Mamba and integrated JFrog Artifactory for secure, versioned package distribution across the team.</w:t>
       </w:r>
     </w:p>
     <w:p>
@@ -1030,79 +1073,14 @@
         <w:pStyle w:val="liste"/>
       </w:pPr>
       <w:r>
-        <w:lastRenderedPageBreak/>
-        <w:t>Utili</w:t>
-      </w:r>
-      <w:r>
-        <w:t>s</w:t>
-      </w:r>
-      <w:r>
-        <w:t>ed Dask to paralleli</w:t>
-      </w:r>
-      <w:r>
-        <w:t>s</w:t>
-      </w:r>
-      <w:r>
-        <w:t>e and optimi</w:t>
-      </w:r>
-      <w:r>
-        <w:t>s</w:t>
-      </w:r>
-      <w:r>
-        <w:t>e performance for large-scale data processing tasks.</w:t>
-      </w:r>
-    </w:p>
-    <w:p>
-      <w:pPr>
-        <w:pStyle w:val="liste"/>
-      </w:pPr>
-      <w:r>
-        <w:t>Managed environments with Conda/Mamba and integrated JFrog Artifactory for secur</w:t>
-      </w:r>
-      <w:r>
-        <w:t xml:space="preserve">e, versioned package management; and implemented CI/CD pipelines using </w:t>
-      </w:r>
-      <w:r>
-        <w:t>GitHub Actions</w:t>
-      </w:r>
-      <w:r>
-        <w:t>.</w:t>
-      </w:r>
-    </w:p>
-    <w:p>
-      <w:pPr>
-        <w:pStyle w:val="liste"/>
-      </w:pPr>
-      <w:r>
-        <w:t>Followed Python best practices</w:t>
-      </w:r>
-      <w:r>
-        <w:t>,</w:t>
-      </w:r>
-      <w:r>
-        <w:t xml:space="preserve"> including modular architecture, unit testing, version control (Git), documentation, and PEP 8 compliance to deliver robust and maintainable code.</w:t>
-      </w:r>
-    </w:p>
-    <w:p>
-      <w:pPr>
-        <w:pStyle w:val="liste"/>
-        <w:rPr>
-          <w:rFonts w:cs="Arial"/>
-        </w:rPr>
-      </w:pPr>
-      <w:r>
-        <w:t>Promoted high standards of scientific software development within the team, including mentoring colleagues and contributing to long-term technical strategy.</w:t>
-      </w:r>
-    </w:p>
-    <w:p>
-      <w:pPr>
-        <w:pStyle w:val="liste"/>
-        <w:numPr>
-          <w:ilvl w:val="0"/>
-          <w:numId w:val="0"/>
-        </w:numPr>
-        <w:rPr>
-          <w:rFonts w:cs="Arial"/>
+        <w:t>Implemented CI/CD pipelines using GitHub Actions to automate testing and deployment of the post-processing pipeline.</w:t>
+      </w:r>
+    </w:p>
+    <w:p>
+      <w:pPr>
+        <w:pStyle w:val="schoolname1"/>
+        <w:rPr>
+          <w:rFonts w:ascii="Arial" w:hAnsi="Arial" w:cs="Arial"/>
         </w:rPr>
       </w:pPr>
     </w:p>
@@ -1368,7 +1346,13 @@
         </w:rPr>
       </w:pPr>
       <w:r>
-        <w:t>Led a team to design and implement a fully automated CI testing framework using FastAPI on AWS (EC2, S3, SQS, SNS) and MongoDB. Leveraged Python Lambda functions and Boto3 for orchestration</w:t>
+        <w:t xml:space="preserve">Led a team to design and implement a fully automated CI testing framework using FastAPI on AWS (EC2, S3, SQS, SNS) and MongoDB. Leveraged Python Lambda functions and </w:t>
+      </w:r>
+      <w:r>
+        <w:t>b</w:t>
+      </w:r>
+      <w:r>
+        <w:t>oto3 for orchestration</w:t>
       </w:r>
       <w:r>
         <w:rPr>
@@ -1426,7 +1410,7 @@
         <w:pStyle w:val="liste"/>
       </w:pPr>
       <w:r>
-        <w:t>Worked with both NoSQL and relational data sources where appropriate, including basic use of PostgreSQL and SQLAlchemy for service integration.</w:t>
+        <w:t>Worked with both NoSQL and relational data sources where appropriate, including use of PostgreSQL and SQLAlchemy for service integration.</w:t>
       </w:r>
     </w:p>
     <w:p>
@@ -1710,232 +1694,226 @@
     </w:p>
     <w:p>
       <w:pPr>
-        <w:pStyle w:val="liste"/>
-        <w:rPr>
+        <w:pStyle w:val="schoolname1"/>
+        <w:numPr>
+          <w:ilvl w:val="0"/>
+          <w:numId w:val="31"/>
+        </w:numPr>
+        <w:rPr>
+          <w:rFonts w:ascii="Arial" w:eastAsiaTheme="minorHAnsi" w:hAnsi="Arial" w:cstheme="minorBidi"/>
+          <w:b w:val="0"/>
+          <w:color w:val="000000" w:themeColor="text1"/>
+          <w:sz w:val="20"/>
+          <w:szCs w:val="22"/>
           <w:lang w:eastAsia="en-GB"/>
         </w:rPr>
       </w:pPr>
       <w:r>
         <w:rPr>
+          <w:rFonts w:ascii="Arial" w:eastAsiaTheme="minorHAnsi" w:hAnsi="Arial" w:cstheme="minorBidi"/>
+          <w:b w:val="0"/>
+          <w:color w:val="000000" w:themeColor="text1"/>
+          <w:sz w:val="20"/>
+          <w:szCs w:val="22"/>
           <w:lang w:eastAsia="en-GB"/>
         </w:rPr>
-        <w:t>Resolved issues within the Python framework and test code; identified and remedied bugs discovered.</w:t>
-      </w:r>
-      <w:r>
-        <w:rPr>
+        <w:t>Maintained and extended the Python automation framework, resolving bugs and engineering new features aligned with CI/CD principles.</w:t>
+      </w:r>
+    </w:p>
+    <w:p>
+      <w:pPr>
+        <w:pStyle w:val="schoolname1"/>
+        <w:numPr>
+          <w:ilvl w:val="0"/>
+          <w:numId w:val="31"/>
+        </w:numPr>
+        <w:rPr>
+          <w:rFonts w:ascii="Arial" w:eastAsiaTheme="minorHAnsi" w:hAnsi="Arial" w:cstheme="minorBidi"/>
+          <w:b w:val="0"/>
+          <w:color w:val="000000" w:themeColor="text1"/>
+          <w:sz w:val="20"/>
+          <w:szCs w:val="22"/>
           <w:lang w:eastAsia="en-GB"/>
         </w:rPr>
-        <w:t xml:space="preserve"> Engineered infrastructure automation software following CI/CD principles.</w:t>
-      </w:r>
-    </w:p>
-    <w:p>
-      <w:pPr>
-        <w:pStyle w:val="liste"/>
-        <w:rPr>
+      </w:pPr>
+      <w:r>
+        <w:rPr>
+          <w:rFonts w:ascii="Arial" w:eastAsiaTheme="minorHAnsi" w:hAnsi="Arial" w:cstheme="minorBidi"/>
+          <w:b w:val="0"/>
+          <w:color w:val="000000" w:themeColor="text1"/>
+          <w:sz w:val="20"/>
+          <w:szCs w:val="22"/>
           <w:lang w:eastAsia="en-GB"/>
         </w:rPr>
-      </w:pPr>
-      <w:r>
-        <w:rPr>
+        <w:t>Led the migration of the Python 2 codebase to Python 3, developing and implementing the conversion strategy end-to-end.</w:t>
+      </w:r>
+    </w:p>
+    <w:p>
+      <w:pPr>
+        <w:pStyle w:val="schoolname1"/>
+        <w:numPr>
+          <w:ilvl w:val="0"/>
+          <w:numId w:val="31"/>
+        </w:numPr>
+        <w:rPr>
+          <w:rFonts w:ascii="Arial" w:eastAsiaTheme="minorHAnsi" w:hAnsi="Arial" w:cstheme="minorBidi"/>
+          <w:b w:val="0"/>
+          <w:color w:val="000000" w:themeColor="text1"/>
+          <w:sz w:val="20"/>
+          <w:szCs w:val="22"/>
           <w:lang w:eastAsia="en-GB"/>
         </w:rPr>
-        <w:t xml:space="preserve">Developed and implemented a strategy for </w:t>
-      </w:r>
-      <w:r>
-        <w:rPr>
+      </w:pPr>
+      <w:r>
+        <w:rPr>
+          <w:rFonts w:ascii="Arial" w:eastAsiaTheme="minorHAnsi" w:hAnsi="Arial" w:cstheme="minorBidi"/>
+          <w:b w:val="0"/>
+          <w:color w:val="000000" w:themeColor="text1"/>
+          <w:sz w:val="20"/>
+          <w:szCs w:val="22"/>
           <w:lang w:eastAsia="en-GB"/>
         </w:rPr>
-        <w:t>c</w:t>
-      </w:r>
-      <w:r>
-        <w:rPr>
+        <w:t>Built PyQt5 desktop tools and utilities to support testing and debugging workflows.</w:t>
+      </w:r>
+    </w:p>
+    <w:p>
+      <w:pPr>
+        <w:pStyle w:val="schoolname1"/>
+        <w:numPr>
+          <w:ilvl w:val="0"/>
+          <w:numId w:val="31"/>
+        </w:numPr>
+        <w:rPr>
+          <w:rFonts w:ascii="Arial" w:eastAsiaTheme="minorHAnsi" w:hAnsi="Arial" w:cstheme="minorBidi"/>
+          <w:b w:val="0"/>
+          <w:color w:val="000000" w:themeColor="text1"/>
+          <w:sz w:val="20"/>
+          <w:szCs w:val="22"/>
           <w:lang w:eastAsia="en-GB"/>
         </w:rPr>
-        <w:t>onvert</w:t>
-      </w:r>
-      <w:r>
-        <w:rPr>
+      </w:pPr>
+      <w:r>
+        <w:rPr>
+          <w:rFonts w:ascii="Arial" w:eastAsiaTheme="minorHAnsi" w:hAnsi="Arial" w:cstheme="minorBidi"/>
+          <w:b w:val="0"/>
+          <w:color w:val="000000" w:themeColor="text1"/>
+          <w:sz w:val="20"/>
+          <w:szCs w:val="22"/>
           <w:lang w:eastAsia="en-GB"/>
         </w:rPr>
-        <w:t>ing</w:t>
-      </w:r>
-      <w:r>
-        <w:rPr>
+        <w:t>Achieved 100% unit test coverage using pytest.</w:t>
+      </w:r>
+    </w:p>
+    <w:p>
+      <w:pPr>
+        <w:pStyle w:val="schoolname1"/>
+        <w:numPr>
+          <w:ilvl w:val="0"/>
+          <w:numId w:val="31"/>
+        </w:numPr>
+        <w:rPr>
+          <w:rFonts w:ascii="Arial" w:eastAsiaTheme="minorHAnsi" w:hAnsi="Arial" w:cstheme="minorBidi"/>
+          <w:b w:val="0"/>
+          <w:color w:val="000000" w:themeColor="text1"/>
+          <w:sz w:val="20"/>
+          <w:szCs w:val="22"/>
           <w:lang w:eastAsia="en-GB"/>
         </w:rPr>
-        <w:t xml:space="preserve"> </w:t>
-      </w:r>
-      <w:r>
-        <w:rPr>
+      </w:pPr>
+      <w:r>
+        <w:rPr>
+          <w:rFonts w:ascii="Arial" w:eastAsiaTheme="minorHAnsi" w:hAnsi="Arial" w:cstheme="minorBidi"/>
+          <w:b w:val="0"/>
+          <w:color w:val="000000" w:themeColor="text1"/>
+          <w:sz w:val="20"/>
+          <w:szCs w:val="22"/>
           <w:lang w:eastAsia="en-GB"/>
         </w:rPr>
-        <w:t>P</w:t>
-      </w:r>
-      <w:r>
-        <w:rPr>
+        <w:t>Extended automation tooling for Software Configuration Management, release, and code control in a complex engineering environment.</w:t>
+      </w:r>
+    </w:p>
+    <w:p>
+      <w:pPr>
+        <w:pStyle w:val="schoolname1"/>
+        <w:numPr>
+          <w:ilvl w:val="0"/>
+          <w:numId w:val="31"/>
+        </w:numPr>
+        <w:rPr>
+          <w:rFonts w:ascii="Arial" w:eastAsiaTheme="minorHAnsi" w:hAnsi="Arial" w:cstheme="minorBidi"/>
+          <w:b w:val="0"/>
+          <w:color w:val="000000" w:themeColor="text1"/>
+          <w:sz w:val="20"/>
+          <w:szCs w:val="22"/>
           <w:lang w:eastAsia="en-GB"/>
         </w:rPr>
-        <w:t xml:space="preserve">ython 2 scripts to </w:t>
-      </w:r>
-      <w:r>
-        <w:rPr>
+      </w:pPr>
+      <w:r>
+        <w:rPr>
+          <w:rFonts w:ascii="Arial" w:eastAsiaTheme="minorHAnsi" w:hAnsi="Arial" w:cstheme="minorBidi"/>
+          <w:b w:val="0"/>
+          <w:color w:val="000000" w:themeColor="text1"/>
+          <w:sz w:val="20"/>
+          <w:szCs w:val="22"/>
           <w:lang w:eastAsia="en-GB"/>
         </w:rPr>
-        <w:t>P</w:t>
-      </w:r>
-      <w:r>
-        <w:rPr>
+        <w:t>Managed source code across a distributed Git/Gerrit infrastructure.</w:t>
+      </w:r>
+    </w:p>
+    <w:p>
+      <w:pPr>
+        <w:pStyle w:val="schoolname1"/>
+        <w:numPr>
+          <w:ilvl w:val="0"/>
+          <w:numId w:val="31"/>
+        </w:numPr>
+        <w:rPr>
+          <w:rFonts w:ascii="Arial" w:eastAsiaTheme="minorHAnsi" w:hAnsi="Arial" w:cstheme="minorBidi"/>
+          <w:b w:val="0"/>
+          <w:color w:val="000000" w:themeColor="text1"/>
+          <w:sz w:val="20"/>
+          <w:szCs w:val="22"/>
           <w:lang w:eastAsia="en-GB"/>
         </w:rPr>
-        <w:t>ython 3.</w:t>
-      </w:r>
-    </w:p>
-    <w:p>
-      <w:pPr>
-        <w:pStyle w:val="liste"/>
-        <w:rPr>
+      </w:pPr>
+      <w:r>
+        <w:rPr>
+          <w:rFonts w:ascii="Arial" w:eastAsiaTheme="minorHAnsi" w:hAnsi="Arial" w:cstheme="minorBidi"/>
+          <w:b w:val="0"/>
+          <w:color w:val="000000" w:themeColor="text1"/>
+          <w:sz w:val="20"/>
+          <w:szCs w:val="22"/>
           <w:lang w:eastAsia="en-GB"/>
         </w:rPr>
-      </w:pPr>
-      <w:r>
-        <w:rPr>
+        <w:t>Mentored colleagues in Python development and delivered training for new framework users.</w:t>
+      </w:r>
+    </w:p>
+    <w:p>
+      <w:pPr>
+        <w:pStyle w:val="schoolname1"/>
+        <w:numPr>
+          <w:ilvl w:val="0"/>
+          <w:numId w:val="31"/>
+        </w:numPr>
+        <w:rPr>
+          <w:rFonts w:ascii="Arial" w:eastAsiaTheme="minorHAnsi" w:hAnsi="Arial" w:cstheme="minorBidi"/>
+          <w:b w:val="0"/>
+          <w:color w:val="000000" w:themeColor="text1"/>
+          <w:sz w:val="20"/>
+          <w:szCs w:val="22"/>
           <w:lang w:eastAsia="en-GB"/>
         </w:rPr>
-        <w:t>Innovated and crafted new features for the automation framework.</w:t>
-      </w:r>
-    </w:p>
-    <w:p>
-      <w:pPr>
-        <w:pStyle w:val="liste"/>
-        <w:rPr>
+      </w:pPr>
+      <w:r>
+        <w:rPr>
+          <w:rFonts w:ascii="Arial" w:eastAsiaTheme="minorHAnsi" w:hAnsi="Arial" w:cstheme="minorBidi"/>
+          <w:b w:val="0"/>
+          <w:color w:val="000000" w:themeColor="text1"/>
+          <w:sz w:val="20"/>
+          <w:szCs w:val="22"/>
           <w:lang w:eastAsia="en-GB"/>
         </w:rPr>
-      </w:pPr>
-      <w:r>
-        <w:rPr>
-          <w:lang w:eastAsia="en-GB"/>
-        </w:rPr>
-        <w:t>Assisted colleagues in Python code development; delivered training for new users.</w:t>
-      </w:r>
-    </w:p>
-    <w:p>
-      <w:pPr>
-        <w:pStyle w:val="liste"/>
-        <w:rPr>
-          <w:lang w:eastAsia="en-GB"/>
-        </w:rPr>
-      </w:pPr>
-      <w:r>
-        <w:rPr>
-          <w:lang w:eastAsia="en-GB"/>
-        </w:rPr>
-        <w:t>Defined and engineered novel automation tools to optimi</w:t>
-      </w:r>
-      <w:r>
-        <w:rPr>
-          <w:lang w:eastAsia="en-GB"/>
-        </w:rPr>
-        <w:t>s</w:t>
-      </w:r>
-      <w:r>
-        <w:rPr>
-          <w:lang w:eastAsia="en-GB"/>
-        </w:rPr>
-        <w:t>e testing and debugging efficiency.</w:t>
-      </w:r>
-    </w:p>
-    <w:p>
-      <w:pPr>
-        <w:pStyle w:val="liste"/>
-        <w:rPr>
-          <w:lang w:eastAsia="en-GB"/>
-        </w:rPr>
-      </w:pPr>
-      <w:r>
-        <w:rPr>
-          <w:lang w:eastAsia="en-GB"/>
-        </w:rPr>
-        <w:t xml:space="preserve">Designed and developed various PyQT6 </w:t>
-      </w:r>
-      <w:r>
-        <w:rPr>
-          <w:lang w:eastAsia="en-GB"/>
-        </w:rPr>
-        <w:t>tools and utilities</w:t>
-      </w:r>
-      <w:r>
-        <w:rPr>
-          <w:lang w:eastAsia="en-GB"/>
-        </w:rPr>
-        <w:t>.</w:t>
-      </w:r>
-    </w:p>
-    <w:p>
-      <w:pPr>
-        <w:pStyle w:val="liste"/>
-        <w:rPr>
-          <w:lang w:eastAsia="en-GB"/>
-        </w:rPr>
-      </w:pPr>
-      <w:r>
-        <w:rPr>
-          <w:lang w:eastAsia="en-GB"/>
-        </w:rPr>
-        <w:t>Attained 100%</w:t>
-      </w:r>
-      <w:r>
-        <w:rPr>
-          <w:lang w:eastAsia="en-GB"/>
-        </w:rPr>
-        <w:t xml:space="preserve"> unit test coverage leveraging p</w:t>
-      </w:r>
-      <w:r>
-        <w:rPr>
-          <w:lang w:eastAsia="en-GB"/>
-        </w:rPr>
-        <w:t>ytest.</w:t>
-      </w:r>
-    </w:p>
-    <w:p>
-      <w:pPr>
-        <w:pStyle w:val="liste"/>
-        <w:rPr>
-          <w:lang w:eastAsia="en-GB"/>
-        </w:rPr>
-      </w:pPr>
-      <w:r>
-        <w:rPr>
-          <w:lang w:eastAsia="en-GB"/>
-        </w:rPr>
-        <w:t>Bolstered and expanded the Automation for Software Configuration Management, Release, and Code Control tools in a complex Engineering setting.</w:t>
-      </w:r>
-    </w:p>
-    <w:p>
-      <w:pPr>
-        <w:pStyle w:val="liste"/>
-        <w:rPr>
-          <w:lang w:eastAsia="en-GB"/>
-        </w:rPr>
-      </w:pPr>
-      <w:r>
-        <w:rPr>
-          <w:lang w:eastAsia="en-GB"/>
-        </w:rPr>
-        <w:t>Managed source code within a distributed Git/Gerrit infrastructure.</w:t>
-      </w:r>
-    </w:p>
-    <w:p>
-      <w:pPr>
-        <w:pStyle w:val="liste"/>
-        <w:rPr>
-          <w:lang w:eastAsia="en-GB"/>
-        </w:rPr>
-      </w:pPr>
-      <w:r>
-        <w:rPr>
-          <w:lang w:eastAsia="en-GB"/>
-        </w:rPr>
-        <w:t>Orchestrated the integration of diverse tools in the toolchain, elevating team velocity while upholding top-notch quality and consistency.</w:t>
+        <w:t>Streamlined the toolchain by integrating disparate tools, improving team velocity and consistency.</w:t>
       </w:r>
     </w:p>
     <w:p>
@@ -2033,34 +2011,7 @@
         <w:pStyle w:val="liste"/>
       </w:pPr>
       <w:r>
-        <w:t>Designed, developed and maintained robust automated test suites using Python scripts, Selenium (Python bindings), and other relevant tools to validate software functionality across various platforms and environments.</w:t>
-      </w:r>
-      <w:r>
-        <w:t xml:space="preserve">  </w:t>
-      </w:r>
-      <w:r>
-        <w:t>C</w:t>
-      </w:r>
-      <w:r>
-        <w:t>reate</w:t>
-      </w:r>
-      <w:r>
-        <w:t>d</w:t>
-      </w:r>
-      <w:r>
-        <w:t xml:space="preserve"> and maintain</w:t>
-      </w:r>
-      <w:r>
-        <w:t>ed</w:t>
-      </w:r>
-      <w:r>
-        <w:t xml:space="preserve"> the test infrastructure, frameworks, and tools required for automated testing. This involve</w:t>
-      </w:r>
-      <w:r>
-        <w:t>d</w:t>
-      </w:r>
-      <w:r>
-        <w:t xml:space="preserve"> writing code to automate tests, ensuring they are scalable, maintainable, and integrated into the development process.</w:t>
+        <w:t>Built and maintained automated test suites in Python and Selenium to validate software functionality across multiple platforms and environments.</w:t>
       </w:r>
     </w:p>
     <w:p>
@@ -2068,40 +2019,7 @@
         <w:pStyle w:val="liste"/>
       </w:pPr>
       <w:r>
-        <w:t>W</w:t>
-      </w:r>
-      <w:r>
-        <w:t>ork</w:t>
-      </w:r>
-      <w:r>
-        <w:t>ed</w:t>
-      </w:r>
-      <w:r>
-        <w:t xml:space="preserve"> closely with developers to understand the software architecture, design, and implementation. </w:t>
-      </w:r>
-      <w:r>
-        <w:t>P</w:t>
-      </w:r>
-      <w:r>
-        <w:t>articipate</w:t>
-      </w:r>
-      <w:r>
-        <w:t>d</w:t>
-      </w:r>
-      <w:r>
-        <w:t xml:space="preserve"> in code reviews, offer</w:t>
-      </w:r>
-      <w:r>
-        <w:t>ed</w:t>
-      </w:r>
-      <w:r>
-        <w:t xml:space="preserve"> insights into testability concerns, and advocate</w:t>
-      </w:r>
-      <w:r>
-        <w:t>d</w:t>
-      </w:r>
-      <w:r>
-        <w:t xml:space="preserve"> for best practices in testing.</w:t>
+        <w:t>Designed scalable, maintainable test infrastructure and frameworks integrated into the full development lifecycle.</w:t>
       </w:r>
     </w:p>
     <w:p>
@@ -2109,13 +2027,7 @@
         <w:pStyle w:val="liste"/>
       </w:pPr>
       <w:r>
-        <w:t>Collaborate</w:t>
-      </w:r>
-      <w:r>
-        <w:t>d</w:t>
-      </w:r>
-      <w:r>
-        <w:t xml:space="preserve"> with cross-functional teams to integrate automated tests into the CI/CD pipelines using Jenkins, ensuring continuous and reliable software delivery.</w:t>
+        <w:t>Integrated automated tests into CI/CD pipelines using Jenkins, supporting continuous and reliable software delivery.</w:t>
       </w:r>
     </w:p>
     <w:p>
@@ -2123,19 +2035,7 @@
         <w:pStyle w:val="liste"/>
       </w:pPr>
       <w:r>
-        <w:t>Implement</w:t>
-      </w:r>
-      <w:r>
-        <w:t>ed</w:t>
-      </w:r>
-      <w:r>
-        <w:t xml:space="preserve"> and manage</w:t>
-      </w:r>
-      <w:r>
-        <w:t>d</w:t>
-      </w:r>
-      <w:r>
-        <w:t xml:space="preserve"> configuration management tools such as Ansible playbooks and Puppet manifests to automate deployment and maintain consistency across environments.</w:t>
+        <w:t>Automated deployment and environment consistency using Ansible playbooks and Puppet manifests.</w:t>
       </w:r>
     </w:p>
     <w:p>
@@ -2144,19 +2044,7 @@
       </w:pPr>
       <w:r>
         <w:lastRenderedPageBreak/>
-        <w:t>Develop</w:t>
-      </w:r>
-      <w:r>
-        <w:t>ed</w:t>
-      </w:r>
-      <w:r>
-        <w:t xml:space="preserve"> and maintain</w:t>
-      </w:r>
-      <w:r>
-        <w:t>ed</w:t>
-      </w:r>
-      <w:r>
-        <w:t xml:space="preserve"> Linux shell scripts for various automation tasks and system configurations.</w:t>
+        <w:t>Performed system integration testing of microservice architectures using CouchDB, Memcached, ActiveMQ, Redis, and Squid.</w:t>
       </w:r>
     </w:p>
     <w:p>
@@ -2164,34 +2052,7 @@
         <w:pStyle w:val="liste"/>
       </w:pPr>
       <w:r>
-        <w:t>Utili</w:t>
-      </w:r>
-      <w:r>
-        <w:t>s</w:t>
-      </w:r>
-      <w:r>
-        <w:t>e</w:t>
-      </w:r>
-      <w:r>
-        <w:t>d</w:t>
-      </w:r>
-      <w:r>
-        <w:t xml:space="preserve"> CouchDB, Memcached, Squid, ETL, ActiveMQ, Redis, and other relevant technologies to create comprehensive test scenarios and perform </w:t>
-      </w:r>
-      <w:r>
-        <w:t>system integration</w:t>
-      </w:r>
-      <w:r>
-        <w:t xml:space="preserve"> testing</w:t>
-      </w:r>
-      <w:r>
-        <w:t xml:space="preserve"> of microservice architecture</w:t>
-      </w:r>
-      <w:r>
-        <w:t>s</w:t>
-      </w:r>
-      <w:r>
-        <w:t>.</w:t>
+        <w:t>Managed virtualised test environments with VMware, VirtualBox, and KVM; adopted Docker for consistent development environments.</w:t>
       </w:r>
     </w:p>
     <w:p>
@@ -2199,25 +2060,7 @@
         <w:pStyle w:val="liste"/>
       </w:pPr>
       <w:r>
-        <w:t>Manage</w:t>
-      </w:r>
-      <w:r>
-        <w:t>d</w:t>
-      </w:r>
-      <w:r>
-        <w:t xml:space="preserve"> and orchestrate</w:t>
-      </w:r>
-      <w:r>
-        <w:t>d</w:t>
-      </w:r>
-      <w:r>
-        <w:t xml:space="preserve"> virtuali</w:t>
-      </w:r>
-      <w:r>
-        <w:t>s</w:t>
-      </w:r>
-      <w:r>
-        <w:t>ed environments using VMware, VirtualBox, and KVM for testing purposes.</w:t>
+        <w:t>Conducted performance and load testing with JMeter to validate scalability and efficiency.</w:t>
       </w:r>
     </w:p>
     <w:p>
@@ -2225,13 +2068,7 @@
         <w:pStyle w:val="liste"/>
       </w:pPr>
       <w:r>
-        <w:t>U</w:t>
-      </w:r>
-      <w:r>
-        <w:t>tilised</w:t>
-      </w:r>
-      <w:r>
-        <w:t xml:space="preserve"> containerization in the form of Docker to provide consistent development environments.  </w:t>
+        <w:t>Monitored and analysed system metrics using the ELK stack, Grafana, Graphite, and Prometheus.</w:t>
       </w:r>
     </w:p>
     <w:p>
@@ -2239,85 +2076,7 @@
         <w:pStyle w:val="liste"/>
       </w:pPr>
       <w:r>
-        <w:t>Conduct</w:t>
-      </w:r>
-      <w:r>
-        <w:t>ed</w:t>
-      </w:r>
-      <w:r>
-        <w:t xml:space="preserve"> performance testing using tools like JMeter, ensuring software scalability and efficiency.</w:t>
-      </w:r>
-    </w:p>
-    <w:p>
-      <w:pPr>
-        <w:pStyle w:val="liste"/>
-      </w:pPr>
-      <w:r>
-        <w:t>Utili</w:t>
-      </w:r>
-      <w:r>
-        <w:t>s</w:t>
-      </w:r>
-      <w:r>
-        <w:t>e</w:t>
-      </w:r>
-      <w:r>
-        <w:t>d</w:t>
-      </w:r>
-      <w:r>
-        <w:t xml:space="preserve"> </w:t>
-      </w:r>
-      <w:r>
-        <w:t>Elasticsearch Stack</w:t>
-      </w:r>
-      <w:r>
-        <w:t xml:space="preserve"> (ELK)</w:t>
-      </w:r>
-      <w:r>
-        <w:t>,</w:t>
-      </w:r>
-      <w:r>
-        <w:t xml:space="preserve"> Grafana, Graphite, and Prometheus for log management, monitoring, and analysis of system metrics.</w:t>
-      </w:r>
-    </w:p>
-    <w:p>
-      <w:pPr>
-        <w:pStyle w:val="liste"/>
-      </w:pPr>
-      <w:r>
-        <w:t xml:space="preserve">Diagnosed and remediated complex network issues with the aid of </w:t>
-      </w:r>
-      <w:r>
-        <w:t>W</w:t>
-      </w:r>
-      <w:r>
-        <w:t>ireshark, tcpdump, and nmap.</w:t>
-      </w:r>
-    </w:p>
-    <w:p>
-      <w:pPr>
-        <w:pStyle w:val="liste"/>
-      </w:pPr>
-      <w:r>
-        <w:t>Actively contribute</w:t>
-      </w:r>
-      <w:r>
-        <w:t>d</w:t>
-      </w:r>
-      <w:r>
-        <w:t xml:space="preserve"> to the identification and implementation of best practices for software testing and quality assurance.</w:t>
-      </w:r>
-      <w:r>
-        <w:t xml:space="preserve"> </w:t>
-      </w:r>
-      <w:r>
-        <w:t>Projec</w:t>
-      </w:r>
-      <w:r>
-        <w:t>t management and bug tracking were</w:t>
-      </w:r>
-      <w:r>
-        <w:t xml:space="preserve"> accomplished with the aid of Jira.</w:t>
+        <w:t>Diagnosed complex network issues using Wireshark, tcpdump, and nmap.</w:t>
       </w:r>
     </w:p>
     <w:p>
@@ -2327,157 +2086,10 @@
           <w:ilvl w:val="0"/>
           <w:numId w:val="0"/>
         </w:numPr>
-        <w:ind w:left="720"/>
-      </w:pPr>
-    </w:p>
-    <w:p>
-      <w:pPr>
-        <w:pStyle w:val="schoolname1"/>
-        <w:rPr>
-          <w:rFonts w:ascii="Arial" w:hAnsi="Arial" w:cs="Arial"/>
-        </w:rPr>
-      </w:pPr>
-      <w:r>
-        <w:rPr>
-          <w:rFonts w:ascii="Arial" w:hAnsi="Arial" w:cs="Arial"/>
-        </w:rPr>
-        <w:t>Solarflare Communications</w:t>
-      </w:r>
-      <w:r>
-        <w:rPr>
-          <w:rFonts w:ascii="Arial" w:hAnsi="Arial" w:cs="Arial"/>
-        </w:rPr>
-        <w:t xml:space="preserve">, </w:t>
-      </w:r>
-      <w:r>
-        <w:rPr>
-          <w:rFonts w:ascii="Arial" w:hAnsi="Arial" w:cs="Arial"/>
-        </w:rPr>
-        <w:t>Python Developer in Test</w:t>
-      </w:r>
-      <w:r>
-        <w:rPr>
-          <w:rFonts w:ascii="Arial" w:hAnsi="Arial" w:cs="Arial"/>
-        </w:rPr>
-        <w:t xml:space="preserve"> </w:t>
-      </w:r>
-      <w:r>
-        <w:rPr>
-          <w:rStyle w:val="date1Char"/>
-        </w:rPr>
-        <w:t>(</w:t>
-      </w:r>
-      <w:r>
-        <w:rPr>
-          <w:rStyle w:val="date1Char"/>
-        </w:rPr>
-        <w:t>Mar. 2010</w:t>
-      </w:r>
-      <w:r>
-        <w:rPr>
-          <w:rStyle w:val="date1Char"/>
-        </w:rPr>
-        <w:t xml:space="preserve"> – </w:t>
-      </w:r>
-      <w:r>
-        <w:rPr>
-          <w:rStyle w:val="date1Char"/>
-        </w:rPr>
-        <w:t>Jun</w:t>
-      </w:r>
-      <w:r>
-        <w:rPr>
-          <w:rStyle w:val="date1Char"/>
-        </w:rPr>
-        <w:t xml:space="preserve">. </w:t>
-      </w:r>
-      <w:r>
-        <w:rPr>
-          <w:rStyle w:val="date1Char"/>
-        </w:rPr>
-        <w:t>201</w:t>
-      </w:r>
-      <w:r>
-        <w:rPr>
-          <w:rStyle w:val="date1Char"/>
-        </w:rPr>
-        <w:t>1</w:t>
-      </w:r>
-      <w:r>
-        <w:rPr>
-          <w:rStyle w:val="date1Char"/>
-        </w:rPr>
-        <w:t>)</w:t>
-      </w:r>
-    </w:p>
-    <w:p>
-      <w:pPr>
-        <w:pStyle w:val="liste"/>
-      </w:pPr>
-      <w:r>
-        <w:t>Engineered and implemented an automated test framework in Python, integrating open source and commercial tools to validate the performance and protocol functionality of 10Gb network devices.</w:t>
-      </w:r>
-    </w:p>
-    <w:p>
-      <w:pPr>
-        <w:pStyle w:val="liste"/>
-      </w:pPr>
-      <w:r>
-        <w:t>Conducted meticulous comparative performance tests against competitors' products, leveraging Matplotlib to visuali</w:t>
-      </w:r>
-      <w:r>
-        <w:t>s</w:t>
-      </w:r>
-      <w:r>
-        <w:t>e and interpret the results graphically.</w:t>
-      </w:r>
-    </w:p>
-    <w:p>
-      <w:pPr>
-        <w:pStyle w:val="liste"/>
-      </w:pPr>
-      <w:r>
-        <w:t xml:space="preserve">Crafted test specifications based on IETF RFC and IEEE standards, facilitating protocol verification by automating processes </w:t>
-      </w:r>
-      <w:r>
-        <w:t>with</w:t>
-      </w:r>
-      <w:r>
-        <w:t xml:space="preserve"> Ixia packet generators.</w:t>
-      </w:r>
-    </w:p>
-    <w:p>
-      <w:pPr>
-        <w:pStyle w:val="liste"/>
-      </w:pPr>
-      <w:r>
-        <w:t>Orchestrated the creation and maintenance of rep</w:t>
-      </w:r>
-      <w:r>
-        <w:t>orting dashboards using Django.</w:t>
-      </w:r>
-    </w:p>
-    <w:p>
-      <w:pPr>
-        <w:pStyle w:val="liste"/>
-      </w:pPr>
-      <w:r>
-        <w:t>Resolved intricate automation and product-testing challenges, collaborating closely with cross-functional product teams to deploy robust test strategies, plans, and processes.</w:t>
-      </w:r>
-    </w:p>
-    <w:p>
-      <w:pPr>
-        <w:pStyle w:val="liste"/>
-        <w:rPr>
-          <w:rFonts w:cs="Arial"/>
-          <w:lang w:eastAsia="en-GB"/>
-        </w:rPr>
-      </w:pPr>
-      <w:r>
-        <w:t>Generated</w:t>
-      </w:r>
-      <w:r>
-        <w:t xml:space="preserve"> product-specific test plans, ensuring comprehensive coverage aligned with precise product requirements.</w:t>
+        <w:ind w:left="360"/>
+      </w:pPr>
+      <w:r>
+        <w:t>Participated in code reviews, advocated for testing best practices, and tracked issues in Jira.</w:t>
       </w:r>
     </w:p>
     <w:p>
@@ -2487,7 +2099,136 @@
           <w:ilvl w:val="0"/>
           <w:numId w:val="0"/>
         </w:numPr>
-        <w:ind w:left="720" w:hanging="360"/>
+        <w:ind w:left="360"/>
+      </w:pPr>
+    </w:p>
+    <w:p>
+      <w:pPr>
+        <w:pStyle w:val="schoolname1"/>
+        <w:rPr>
+          <w:rFonts w:ascii="Arial" w:hAnsi="Arial" w:cs="Arial"/>
+        </w:rPr>
+      </w:pPr>
+      <w:r>
+        <w:rPr>
+          <w:rFonts w:ascii="Arial" w:hAnsi="Arial" w:cs="Arial"/>
+        </w:rPr>
+        <w:t>Solarflare Communications</w:t>
+      </w:r>
+      <w:r>
+        <w:rPr>
+          <w:rFonts w:ascii="Arial" w:hAnsi="Arial" w:cs="Arial"/>
+        </w:rPr>
+        <w:t xml:space="preserve">, </w:t>
+      </w:r>
+      <w:r>
+        <w:rPr>
+          <w:rFonts w:ascii="Arial" w:hAnsi="Arial" w:cs="Arial"/>
+        </w:rPr>
+        <w:t>Python Developer in Test</w:t>
+      </w:r>
+      <w:r>
+        <w:rPr>
+          <w:rFonts w:ascii="Arial" w:hAnsi="Arial" w:cs="Arial"/>
+        </w:rPr>
+        <w:t xml:space="preserve"> </w:t>
+      </w:r>
+      <w:r>
+        <w:rPr>
+          <w:rStyle w:val="date1Char"/>
+        </w:rPr>
+        <w:t>(</w:t>
+      </w:r>
+      <w:r>
+        <w:rPr>
+          <w:rStyle w:val="date1Char"/>
+        </w:rPr>
+        <w:t>Mar. 2010</w:t>
+      </w:r>
+      <w:r>
+        <w:rPr>
+          <w:rStyle w:val="date1Char"/>
+        </w:rPr>
+        <w:t xml:space="preserve"> – </w:t>
+      </w:r>
+      <w:r>
+        <w:rPr>
+          <w:rStyle w:val="date1Char"/>
+        </w:rPr>
+        <w:t>Jun</w:t>
+      </w:r>
+      <w:r>
+        <w:rPr>
+          <w:rStyle w:val="date1Char"/>
+        </w:rPr>
+        <w:t xml:space="preserve">. </w:t>
+      </w:r>
+      <w:r>
+        <w:rPr>
+          <w:rStyle w:val="date1Char"/>
+        </w:rPr>
+        <w:t>201</w:t>
+      </w:r>
+      <w:r>
+        <w:rPr>
+          <w:rStyle w:val="date1Char"/>
+        </w:rPr>
+        <w:t>1</w:t>
+      </w:r>
+      <w:r>
+        <w:rPr>
+          <w:rStyle w:val="date1Char"/>
+        </w:rPr>
+        <w:t>)</w:t>
+      </w:r>
+    </w:p>
+    <w:p>
+      <w:pPr>
+        <w:pStyle w:val="liste"/>
+      </w:pPr>
+      <w:r>
+        <w:t>Built an automated test framework in Python combining open source and commercial tools to validate the performance and protocol functionality of 10Gb network devices.</w:t>
+      </w:r>
+    </w:p>
+    <w:p>
+      <w:pPr>
+        <w:pStyle w:val="liste"/>
+      </w:pPr>
+      <w:r>
+        <w:t>Ran comparative performance tests against competitor products, visualising results with Matplotlib to support product positioning decisions.</w:t>
+      </w:r>
+    </w:p>
+    <w:p>
+      <w:pPr>
+        <w:pStyle w:val="liste"/>
+      </w:pPr>
+      <w:r>
+        <w:t>Developed test specifications based on IETF RFC and IEEE standards, automating protocol verification using IXIA packet generators.</w:t>
+      </w:r>
+    </w:p>
+    <w:p>
+      <w:pPr>
+        <w:pStyle w:val="liste"/>
+      </w:pPr>
+      <w:r>
+        <w:t>Built and maintained reporting dashboards using Django.</w:t>
+      </w:r>
+    </w:p>
+    <w:p>
+      <w:pPr>
+        <w:pStyle w:val="liste"/>
+      </w:pPr>
+      <w:r>
+        <w:t>Collaborated with cross-functional product teams to define test strategies, plans, and processes.</w:t>
+      </w:r>
+    </w:p>
+    <w:p>
+      <w:pPr>
+        <w:pStyle w:val="liste"/>
+        <w:numPr>
+          <w:ilvl w:val="0"/>
+          <w:numId w:val="0"/>
+        </w:numPr>
       </w:pPr>
     </w:p>
     <w:p>
@@ -2776,40 +2517,60 @@
           <w:rFonts w:ascii="Arial" w:hAnsi="Arial" w:cs="Arial"/>
         </w:rPr>
         <w:pict>
-          <v:rect id="_x0000_i1031" style="width:510.2pt;height:4pt" o:hralign="center" o:hrstd="t" o:hrnoshade="t" o:hr="t" fillcolor="#0070c0" stroked="f"/>
+          <v:rect id="_x0000_i1032" style="width:510.2pt;height:4pt" o:hralign="center" o:hrstd="t" o:hrnoshade="t" o:hr="t" fillcolor="#0070c0" stroked="f"/>
         </w:pict>
       </w:r>
     </w:p>
     <w:p>
       <w:pPr>
-        <w:pStyle w:val="liste"/>
-      </w:pPr>
-      <w:r>
-        <w:t>Cisco: CCNA, CCNP, CCDA, CCDP</w:t>
-      </w:r>
-    </w:p>
-    <w:p>
-      <w:pPr>
-        <w:pStyle w:val="liste"/>
-      </w:pPr>
-      <w:r>
-        <w:t>Citrix: CCA, CCEA</w:t>
-      </w:r>
-    </w:p>
-    <w:p>
-      <w:pPr>
-        <w:pStyle w:val="titleparagraph"/>
-        <w:rPr>
-          <w:rFonts w:ascii="Arial" w:eastAsia="Times New Roman" w:hAnsi="Arial" w:cs="Arial"/>
-          <w:color w:val="auto"/>
-        </w:rPr>
-      </w:pPr>
-      <w:r>
-        <w:rPr>
-          <w:rFonts w:ascii="Arial" w:eastAsia="Times New Roman" w:hAnsi="Arial" w:cs="Arial"/>
-          <w:color w:val="auto"/>
-        </w:rPr>
-        <w:t>Projects</w:t>
+        <w:pStyle w:val="NoSpacing"/>
+        <w:numPr>
+          <w:ilvl w:val="0"/>
+          <w:numId w:val="32"/>
+        </w:numPr>
+        <w:rPr>
+          <w:rFonts w:ascii="Arial" w:hAnsi="Arial" w:cs="Arial"/>
+        </w:rPr>
+      </w:pPr>
+      <w:r>
+        <w:rPr>
+          <w:rFonts w:ascii="Arial" w:hAnsi="Arial"/>
+          <w:color w:val="000000" w:themeColor="text1"/>
+        </w:rPr>
+        <w:t>Cisco: CCNA, CCNP, CCDA, CCDP (obtained ~2008–2010, not actively renewed)</w:t>
+      </w:r>
+    </w:p>
+    <w:p>
+      <w:pPr>
+        <w:pStyle w:val="NoSpacing"/>
+        <w:numPr>
+          <w:ilvl w:val="0"/>
+          <w:numId w:val="32"/>
+        </w:numPr>
+        <w:rPr>
+          <w:rFonts w:ascii="Arial" w:hAnsi="Arial" w:cs="Arial"/>
+        </w:rPr>
+      </w:pPr>
+      <w:r>
+        <w:rPr>
+          <w:rFonts w:ascii="Arial" w:hAnsi="Arial"/>
+          <w:color w:val="000000" w:themeColor="text1"/>
+        </w:rPr>
+        <w:t>Citrix: CCA, CCEA (obtained ~200</w:t>
+      </w:r>
+      <w:r>
+        <w:rPr>
+          <w:rFonts w:ascii="Arial" w:hAnsi="Arial"/>
+          <w:color w:val="000000" w:themeColor="text1"/>
+        </w:rPr>
+        <w:t>6</w:t>
+      </w:r>
+      <w:r>
+        <w:rPr>
+          <w:rFonts w:ascii="Arial" w:hAnsi="Arial"/>
+          <w:color w:val="000000" w:themeColor="text1"/>
+        </w:rPr>
+        <w:t>–2008, not actively renewed)</w:t>
       </w:r>
     </w:p>
     <w:p>
@@ -2820,45 +2581,6 @@
           <w:rFonts w:ascii="Arial" w:hAnsi="Arial" w:cs="Arial"/>
         </w:rPr>
       </w:pPr>
-      <w:r>
-        <w:rPr>
-          <w:rFonts w:ascii="Arial" w:hAnsi="Arial" w:cs="Arial"/>
-          <w:color w:val="C00000"/>
-        </w:rPr>
-        <w:pict>
-          <v:rect id="_x0000_i1032" style="width:481.9pt;height:4pt" o:hralign="center" o:hrstd="t" o:hrnoshade="t" o:hr="t" fillcolor="#0070c0" stroked="f"/>
-        </w:pict>
-      </w:r>
-    </w:p>
-    <w:p>
-      <w:pPr>
-        <w:pStyle w:val="schoolname1"/>
-        <w:rPr>
-          <w:rFonts w:ascii="Arial" w:hAnsi="Arial" w:cs="Arial"/>
-        </w:rPr>
-      </w:pPr>
-      <w:r>
-        <w:rPr>
-          <w:rFonts w:ascii="Arial" w:hAnsi="Arial" w:cs="Arial"/>
-        </w:rPr>
-        <w:t>Commercially viable IoT product</w:t>
-      </w:r>
-    </w:p>
-    <w:p>
-      <w:pPr>
-        <w:pStyle w:val="liste"/>
-      </w:pPr>
-      <w:r>
-        <w:t>Designed hardware and software from scratch for an original IoT product, including investigation of legal, patent, and manufacturing requirements.</w:t>
-      </w:r>
-    </w:p>
-    <w:p>
-      <w:pPr>
-        <w:pStyle w:val="liste"/>
-      </w:pPr>
-      <w:r>
-        <w:t>Built a fully operational prototype using OpenCV, Django, Tailwind CSS, RabbitMQ, MQTT/Mosquitto, Twilio SMS, InfluxDB, and Grafana.</w:t>
-      </w:r>
     </w:p>
     <w:p>
       <w:pPr>
@@ -2868,21 +2590,12 @@
           <w:rFonts w:ascii="Arial" w:hAnsi="Arial" w:cs="Arial"/>
         </w:rPr>
       </w:pPr>
-    </w:p>
-    <w:p>
-      <w:pPr>
-        <w:pStyle w:val="NoSpacing"/>
-        <w:ind w:left="0"/>
+      <w:r>
         <w:rPr>
           <w:rFonts w:ascii="Arial" w:hAnsi="Arial" w:cs="Arial"/>
         </w:rPr>
-      </w:pPr>
-      <w:r>
-        <w:rPr>
-          <w:rFonts w:ascii="Arial" w:hAnsi="Arial" w:cs="Arial"/>
-        </w:rPr>
         <w:pict>
-          <v:rect id="_x0000_i1033" style="width:481.9pt;height:4pt" o:hralign="center" o:hrstd="t" o:hrnoshade="t" o:hr="t" fillcolor="#0070c0" stroked="f"/>
+          <v:rect id="_x0000_i1031" style="width:481.9pt;height:4pt" o:hralign="center" o:hrstd="t" o:hrnoshade="t" o:hr="t" fillcolor="#0070c0" stroked="f"/>
         </w:pict>
       </w:r>
     </w:p>
@@ -4048,7 +3761,7 @@
   <w:abstractNum w:abstractNumId="19">
     <w:nsid w:val="1EB665E7"/>
     <w:multiLevelType w:val="hybridMultilevel"/>
-    <w:tmpl w:val="1030750C"/>
+    <w:tmpl w:val="14BCD226"/>
     <w:lvl w:ilvl="0" w:tplc="A630FF0C">
       <w:start w:val="1"/>
       <w:numFmt w:val="bullet"/>
@@ -4309,6 +4022,119 @@
     </w:lvl>
   </w:abstractNum>
   <w:abstractNum w:abstractNumId="21">
+    <w:nsid w:val="26FB3613"/>
+    <w:multiLevelType w:val="hybridMultilevel"/>
+    <w:tmpl w:val="6632297A"/>
+    <w:lvl w:ilvl="0" w:tplc="04090001">
+      <w:start w:val="1"/>
+      <w:numFmt w:val="bullet"/>
+      <w:lvlText w:val=""/>
+      <w:lvlJc w:val="left"/>
+      <w:pPr>
+        <w:ind w:left="360" w:hanging="360"/>
+      </w:pPr>
+      <w:rPr>
+        <w:rFonts w:ascii="Symbol" w:hAnsi="Symbol" w:hint="default"/>
+      </w:rPr>
+    </w:lvl>
+    <w:lvl w:ilvl="1" w:tplc="04090003" w:tentative="1">
+      <w:start w:val="1"/>
+      <w:numFmt w:val="bullet"/>
+      <w:lvlText w:val="o"/>
+      <w:lvlJc w:val="left"/>
+      <w:pPr>
+        <w:ind w:left="1080" w:hanging="360"/>
+      </w:pPr>
+      <w:rPr>
+        <w:rFonts w:ascii="Courier New" w:hAnsi="Courier New" w:cs="Courier New" w:hint="default"/>
+      </w:rPr>
+    </w:lvl>
+    <w:lvl w:ilvl="2" w:tplc="04090005" w:tentative="1">
+      <w:start w:val="1"/>
+      <w:numFmt w:val="bullet"/>
+      <w:lvlText w:val=""/>
+      <w:lvlJc w:val="left"/>
+      <w:pPr>
+        <w:ind w:left="1800" w:hanging="360"/>
+      </w:pPr>
+      <w:rPr>
+        <w:rFonts w:ascii="Wingdings" w:hAnsi="Wingdings" w:hint="default"/>
+      </w:rPr>
+    </w:lvl>
+    <w:lvl w:ilvl="3" w:tplc="04090001" w:tentative="1">
+      <w:start w:val="1"/>
+      <w:numFmt w:val="bullet"/>
+      <w:lvlText w:val=""/>
+      <w:lvlJc w:val="left"/>
+      <w:pPr>
+        <w:ind w:left="2520" w:hanging="360"/>
+      </w:pPr>
+      <w:rPr>
+        <w:rFonts w:ascii="Symbol" w:hAnsi="Symbol" w:hint="default"/>
+      </w:rPr>
+    </w:lvl>
+    <w:lvl w:ilvl="4" w:tplc="04090003" w:tentative="1">
+      <w:start w:val="1"/>
+      <w:numFmt w:val="bullet"/>
+      <w:lvlText w:val="o"/>
+      <w:lvlJc w:val="left"/>
+      <w:pPr>
+        <w:ind w:left="3240" w:hanging="360"/>
+      </w:pPr>
+      <w:rPr>
+        <w:rFonts w:ascii="Courier New" w:hAnsi="Courier New" w:cs="Courier New" w:hint="default"/>
+      </w:rPr>
+    </w:lvl>
+    <w:lvl w:ilvl="5" w:tplc="04090005" w:tentative="1">
+      <w:start w:val="1"/>
+      <w:numFmt w:val="bullet"/>
+      <w:lvlText w:val=""/>
+      <w:lvlJc w:val="left"/>
+      <w:pPr>
+        <w:ind w:left="3960" w:hanging="360"/>
+      </w:pPr>
+      <w:rPr>
+        <w:rFonts w:ascii="Wingdings" w:hAnsi="Wingdings" w:hint="default"/>
+      </w:rPr>
+    </w:lvl>
+    <w:lvl w:ilvl="6" w:tplc="04090001" w:tentative="1">
+      <w:start w:val="1"/>
+      <w:numFmt w:val="bullet"/>
+      <w:lvlText w:val=""/>
+      <w:lvlJc w:val="left"/>
+      <w:pPr>
+        <w:ind w:left="4680" w:hanging="360"/>
+      </w:pPr>
+      <w:rPr>
+        <w:rFonts w:ascii="Symbol" w:hAnsi="Symbol" w:hint="default"/>
+      </w:rPr>
+    </w:lvl>
+    <w:lvl w:ilvl="7" w:tplc="04090003" w:tentative="1">
+      <w:start w:val="1"/>
+      <w:numFmt w:val="bullet"/>
+      <w:lvlText w:val="o"/>
+      <w:lvlJc w:val="left"/>
+      <w:pPr>
+        <w:ind w:left="5400" w:hanging="360"/>
+      </w:pPr>
+      <w:rPr>
+        <w:rFonts w:ascii="Courier New" w:hAnsi="Courier New" w:cs="Courier New" w:hint="default"/>
+      </w:rPr>
+    </w:lvl>
+    <w:lvl w:ilvl="8" w:tplc="04090005" w:tentative="1">
+      <w:start w:val="1"/>
+      <w:numFmt w:val="bullet"/>
+      <w:lvlText w:val=""/>
+      <w:lvlJc w:val="left"/>
+      <w:pPr>
+        <w:ind w:left="6120" w:hanging="360"/>
+      </w:pPr>
+      <w:rPr>
+        <w:rFonts w:ascii="Wingdings" w:hAnsi="Wingdings" w:hint="default"/>
+      </w:rPr>
+    </w:lvl>
+  </w:abstractNum>
+  <w:abstractNum w:abstractNumId="22">
     <w:nsid w:val="27F069C9"/>
     <w:multiLevelType w:val="hybridMultilevel"/>
     <w:tmpl w:val="2D0EF44C"/>
@@ -4421,7 +4247,7 @@
       </w:rPr>
     </w:lvl>
   </w:abstractNum>
-  <w:abstractNum w:abstractNumId="22">
+  <w:abstractNum w:abstractNumId="23">
     <w:nsid w:val="329A0C38"/>
     <w:multiLevelType w:val="hybridMultilevel"/>
     <w:tmpl w:val="E0606844"/>
@@ -4534,7 +4360,120 @@
       </w:rPr>
     </w:lvl>
   </w:abstractNum>
-  <w:abstractNum w:abstractNumId="23">
+  <w:abstractNum w:abstractNumId="24">
+    <w:nsid w:val="3EBA2164"/>
+    <w:multiLevelType w:val="hybridMultilevel"/>
+    <w:tmpl w:val="51F2057E"/>
+    <w:lvl w:ilvl="0" w:tplc="04090001">
+      <w:start w:val="1"/>
+      <w:numFmt w:val="bullet"/>
+      <w:lvlText w:val=""/>
+      <w:lvlJc w:val="left"/>
+      <w:pPr>
+        <w:ind w:left="360" w:hanging="360"/>
+      </w:pPr>
+      <w:rPr>
+        <w:rFonts w:ascii="Symbol" w:hAnsi="Symbol" w:hint="default"/>
+      </w:rPr>
+    </w:lvl>
+    <w:lvl w:ilvl="1" w:tplc="04090003" w:tentative="1">
+      <w:start w:val="1"/>
+      <w:numFmt w:val="bullet"/>
+      <w:lvlText w:val="o"/>
+      <w:lvlJc w:val="left"/>
+      <w:pPr>
+        <w:ind w:left="1080" w:hanging="360"/>
+      </w:pPr>
+      <w:rPr>
+        <w:rFonts w:ascii="Courier New" w:hAnsi="Courier New" w:cs="Courier New" w:hint="default"/>
+      </w:rPr>
+    </w:lvl>
+    <w:lvl w:ilvl="2" w:tplc="04090005" w:tentative="1">
+      <w:start w:val="1"/>
+      <w:numFmt w:val="bullet"/>
+      <w:lvlText w:val=""/>
+      <w:lvlJc w:val="left"/>
+      <w:pPr>
+        <w:ind w:left="1800" w:hanging="360"/>
+      </w:pPr>
+      <w:rPr>
+        <w:rFonts w:ascii="Wingdings" w:hAnsi="Wingdings" w:hint="default"/>
+      </w:rPr>
+    </w:lvl>
+    <w:lvl w:ilvl="3" w:tplc="04090001" w:tentative="1">
+      <w:start w:val="1"/>
+      <w:numFmt w:val="bullet"/>
+      <w:lvlText w:val=""/>
+      <w:lvlJc w:val="left"/>
+      <w:pPr>
+        <w:ind w:left="2520" w:hanging="360"/>
+      </w:pPr>
+      <w:rPr>
+        <w:rFonts w:ascii="Symbol" w:hAnsi="Symbol" w:hint="default"/>
+      </w:rPr>
+    </w:lvl>
+    <w:lvl w:ilvl="4" w:tplc="04090003" w:tentative="1">
+      <w:start w:val="1"/>
+      <w:numFmt w:val="bullet"/>
+      <w:lvlText w:val="o"/>
+      <w:lvlJc w:val="left"/>
+      <w:pPr>
+        <w:ind w:left="3240" w:hanging="360"/>
+      </w:pPr>
+      <w:rPr>
+        <w:rFonts w:ascii="Courier New" w:hAnsi="Courier New" w:cs="Courier New" w:hint="default"/>
+      </w:rPr>
+    </w:lvl>
+    <w:lvl w:ilvl="5" w:tplc="04090005" w:tentative="1">
+      <w:start w:val="1"/>
+      <w:numFmt w:val="bullet"/>
+      <w:lvlText w:val=""/>
+      <w:lvlJc w:val="left"/>
+      <w:pPr>
+        <w:ind w:left="3960" w:hanging="360"/>
+      </w:pPr>
+      <w:rPr>
+        <w:rFonts w:ascii="Wingdings" w:hAnsi="Wingdings" w:hint="default"/>
+      </w:rPr>
+    </w:lvl>
+    <w:lvl w:ilvl="6" w:tplc="04090001" w:tentative="1">
+      <w:start w:val="1"/>
+      <w:numFmt w:val="bullet"/>
+      <w:lvlText w:val=""/>
+      <w:lvlJc w:val="left"/>
+      <w:pPr>
+        <w:ind w:left="4680" w:hanging="360"/>
+      </w:pPr>
+      <w:rPr>
+        <w:rFonts w:ascii="Symbol" w:hAnsi="Symbol" w:hint="default"/>
+      </w:rPr>
+    </w:lvl>
+    <w:lvl w:ilvl="7" w:tplc="04090003" w:tentative="1">
+      <w:start w:val="1"/>
+      <w:numFmt w:val="bullet"/>
+      <w:lvlText w:val="o"/>
+      <w:lvlJc w:val="left"/>
+      <w:pPr>
+        <w:ind w:left="5400" w:hanging="360"/>
+      </w:pPr>
+      <w:rPr>
+        <w:rFonts w:ascii="Courier New" w:hAnsi="Courier New" w:cs="Courier New" w:hint="default"/>
+      </w:rPr>
+    </w:lvl>
+    <w:lvl w:ilvl="8" w:tplc="04090005" w:tentative="1">
+      <w:start w:val="1"/>
+      <w:numFmt w:val="bullet"/>
+      <w:lvlText w:val=""/>
+      <w:lvlJc w:val="left"/>
+      <w:pPr>
+        <w:ind w:left="6120" w:hanging="360"/>
+      </w:pPr>
+      <w:rPr>
+        <w:rFonts w:ascii="Wingdings" w:hAnsi="Wingdings" w:hint="default"/>
+      </w:rPr>
+    </w:lvl>
+  </w:abstractNum>
+  <w:abstractNum w:abstractNumId="25">
     <w:nsid w:val="4D533B32"/>
     <w:multiLevelType w:val="hybridMultilevel"/>
     <w:tmpl w:val="335015A6"/>
@@ -4647,7 +4586,7 @@
       </w:rPr>
     </w:lvl>
   </w:abstractNum>
-  <w:abstractNum w:abstractNumId="24">
+  <w:abstractNum w:abstractNumId="26">
     <w:nsid w:val="5B8B2318"/>
     <w:multiLevelType w:val="hybridMultilevel"/>
     <w:tmpl w:val="1F242E58"/>
@@ -4760,7 +4699,7 @@
       </w:rPr>
     </w:lvl>
   </w:abstractNum>
-  <w:abstractNum w:abstractNumId="25">
+  <w:abstractNum w:abstractNumId="27">
     <w:nsid w:val="6F3C0E0F"/>
     <w:multiLevelType w:val="hybridMultilevel"/>
     <w:tmpl w:val="FAF65100"/>
@@ -4873,7 +4812,7 @@
       </w:rPr>
     </w:lvl>
   </w:abstractNum>
-  <w:abstractNum w:abstractNumId="26">
+  <w:abstractNum w:abstractNumId="28">
     <w:nsid w:val="77F6752F"/>
     <w:multiLevelType w:val="hybridMultilevel"/>
     <w:tmpl w:val="DA5A5FDE"/>
@@ -4963,31 +4902,31 @@
     </w:lvl>
   </w:abstractNum>
   <w:num w:numId="1">
-    <w:abstractNumId w:val="25"/>
+    <w:abstractNumId w:val="27"/>
   </w:num>
   <w:num w:numId="2">
-    <w:abstractNumId w:val="25"/>
+    <w:abstractNumId w:val="27"/>
   </w:num>
   <w:num w:numId="3">
     <w:abstractNumId w:val="19"/>
   </w:num>
   <w:num w:numId="4">
-    <w:abstractNumId w:val="24"/>
+    <w:abstractNumId w:val="26"/>
   </w:num>
   <w:num w:numId="5">
     <w:abstractNumId w:val="18"/>
   </w:num>
   <w:num w:numId="6">
-    <w:abstractNumId w:val="22"/>
+    <w:abstractNumId w:val="23"/>
   </w:num>
   <w:num w:numId="7">
     <w:abstractNumId w:val="12"/>
   </w:num>
   <w:num w:numId="8">
-    <w:abstractNumId w:val="26"/>
+    <w:abstractNumId w:val="28"/>
   </w:num>
   <w:num w:numId="9">
-    <w:abstractNumId w:val="21"/>
+    <w:abstractNumId w:val="22"/>
   </w:num>
   <w:num w:numId="10">
     <w:abstractNumId w:val="17"/>
@@ -5002,7 +4941,7 @@
     <w:abstractNumId w:val="16"/>
   </w:num>
   <w:num w:numId="14">
-    <w:abstractNumId w:val="23"/>
+    <w:abstractNumId w:val="25"/>
   </w:num>
   <w:num w:numId="15">
     <w:abstractNumId w:val="13"/>
@@ -5096,6 +5035,12 @@
   </w:num>
   <w:num w:numId="30">
     <w:abstractNumId w:val="0"/>
+  </w:num>
+  <w:num w:numId="31">
+    <w:abstractNumId w:val="24"/>
+  </w:num>
+  <w:num w:numId="32">
+    <w:abstractNumId w:val="21"/>
   </w:num>
 </w:numbering>
 </file>

--- a/Stephen_King_CV.docx
+++ b/Stephen_King_CV.docx
@@ -6,20 +6,16 @@
       <w:pPr>
         <w:jc w:val="left"/>
         <w:rPr>
-          <w:rFonts w:eastAsia="Times New Roman" w:cs="Arial"/>
-          <w:color w:val="808080" w:themeColor="background1" w:themeShade="80"/>
-          <w:sz w:val="32"/>
-          <w:szCs w:val="32"/>
-          <w:lang w:eastAsia="en-GB"/>
-        </w:rPr>
-      </w:pPr>
-      <w:r>
-        <w:rPr>
-          <w:rFonts w:eastAsia="Times New Roman" w:cs="Arial"/>
+          <w:sz w:val="80"/>
+          <w:szCs w:val="80"/>
+        </w:rPr>
+      </w:pPr>
+      <w:r>
+        <w:rPr>
+          <w:b/>
           <w:noProof/>
-          <w:color w:val="808080" w:themeColor="background1" w:themeShade="80"/>
-          <w:sz w:val="32"/>
-          <w:szCs w:val="32"/>
+          <w:sz w:val="80"/>
+          <w:szCs w:val="80"/>
           <w:lang w:eastAsia="zh-TW"/>
         </w:rPr>
         <w:pict>
@@ -52,445 +48,376 @@
       </w:r>
       <w:r>
         <w:rPr>
+          <w:b/>
+          <w:sz w:val="80"/>
+          <w:szCs w:val="80"/>
+        </w:rPr>
+        <w:t>Stephen</w:t>
+      </w:r>
+      <w:r>
+        <w:rPr>
+          <w:sz w:val="80"/>
+          <w:szCs w:val="80"/>
+        </w:rPr>
+        <w:t xml:space="preserve"> </w:t>
+      </w:r>
+      <w:r>
+        <w:rPr>
+          <w:color w:val="0070C0"/>
+          <w:sz w:val="80"/>
+          <w:szCs w:val="80"/>
+        </w:rPr>
+        <w:t>King</w:t>
+      </w:r>
+    </w:p>
+    <w:p>
+      <w:pPr>
+        <w:jc w:val="left"/>
+        <w:rPr>
+          <w:rFonts w:eastAsia="Times New Roman" w:cs="Arial"/>
+          <w:lang w:eastAsia="en-GB"/>
+        </w:rPr>
+      </w:pPr>
+      <w:r>
+        <w:rPr>
+          <w:rFonts w:cs="Arial"/>
+          <w:noProof/>
+          <w:sz w:val="20"/>
+          <w:szCs w:val="20"/>
+          <w:lang w:val="en-US"/>
+        </w:rPr>
+        <w:drawing>
+          <wp:inline distT="0" distB="0" distL="0" distR="0">
+            <wp:extent cx="160020" cy="131019"/>
+            <wp:effectExtent l="19050" t="0" r="0" b="0"/>
+            <wp:docPr id="1" name="Picture 1" descr="email(1).png">
+              <a:hlinkClick xmlns:a="http://schemas.openxmlformats.org/drawingml/2006/main" r:id="rId7"/>
+            </wp:docPr>
+            <wp:cNvGraphicFramePr>
+              <a:graphicFrameLocks xmlns:a="http://schemas.openxmlformats.org/drawingml/2006/main" noChangeAspect="1"/>
+            </wp:cNvGraphicFramePr>
+            <a:graphic xmlns:a="http://schemas.openxmlformats.org/drawingml/2006/main">
+              <a:graphicData uri="http://schemas.openxmlformats.org/drawingml/2006/picture">
+                <pic:pic xmlns:pic="http://schemas.openxmlformats.org/drawingml/2006/picture">
+                  <pic:nvPicPr>
+                    <pic:cNvPr id="0" name="email(1).png"/>
+                    <pic:cNvPicPr/>
+                  </pic:nvPicPr>
+                  <pic:blipFill>
+                    <a:blip r:embed="rId8" cstate="print"/>
+                    <a:stretch>
+                      <a:fillRect/>
+                    </a:stretch>
+                  </pic:blipFill>
+                  <pic:spPr>
+                    <a:xfrm>
+                      <a:off x="0" y="0"/>
+                      <a:ext cx="164035" cy="134306"/>
+                    </a:xfrm>
+                    <a:prstGeom prst="rect">
+                      <a:avLst/>
+                    </a:prstGeom>
+                  </pic:spPr>
+                </pic:pic>
+              </a:graphicData>
+            </a:graphic>
+          </wp:inline>
+        </w:drawing>
+      </w:r>
+      <w:r>
+        <w:rPr>
+          <w:sz w:val="20"/>
+          <w:szCs w:val="20"/>
+        </w:rPr>
+        <w:t xml:space="preserve"> </w:t>
+      </w:r>
+      <w:hyperlink r:id="rId9" w:history="1">
+        <w:r>
+          <w:rPr>
+            <w:rStyle w:val="Hyperlink"/>
+            <w:rFonts w:eastAsia="Times New Roman" w:cs="Arial"/>
+            <w:color w:val="000000" w:themeColor="text1"/>
+            <w:sz w:val="20"/>
+            <w:szCs w:val="20"/>
+            <w:u w:val="none"/>
+            <w:lang w:eastAsia="en-GB"/>
+          </w:rPr>
+          <w:t>sking.jobsite@gmail.com</w:t>
+        </w:r>
+      </w:hyperlink>
+      <w:r>
+        <w:rPr>
+          <w:rFonts w:cs="Arial"/>
+          <w:color w:val="000000" w:themeColor="text1"/>
+          <w:sz w:val="20"/>
+          <w:szCs w:val="20"/>
+        </w:rPr>
+        <w:t xml:space="preserve"> </w:t>
+      </w:r>
+      <w:r>
+        <w:rPr>
+          <w:rFonts w:cs="Arial"/>
+          <w:noProof/>
+          <w:sz w:val="20"/>
+          <w:szCs w:val="20"/>
+          <w:lang w:val="en-US"/>
+        </w:rPr>
+        <w:drawing>
+          <wp:inline distT="0" distB="0" distL="0" distR="0">
+            <wp:extent cx="107342" cy="107342"/>
+            <wp:effectExtent l="19050" t="0" r="6958" b="0"/>
+            <wp:docPr id="5" name="Picture 1" descr="cell-phone.png"/>
+            <wp:cNvGraphicFramePr>
+              <a:graphicFrameLocks xmlns:a="http://schemas.openxmlformats.org/drawingml/2006/main" noChangeAspect="1"/>
+            </wp:cNvGraphicFramePr>
+            <a:graphic xmlns:a="http://schemas.openxmlformats.org/drawingml/2006/main">
+              <a:graphicData uri="http://schemas.openxmlformats.org/drawingml/2006/picture">
+                <pic:pic xmlns:pic="http://schemas.openxmlformats.org/drawingml/2006/picture">
+                  <pic:nvPicPr>
+                    <pic:cNvPr id="0" name="cell-phone.png"/>
+                    <pic:cNvPicPr/>
+                  </pic:nvPicPr>
+                  <pic:blipFill>
+                    <a:blip r:embed="rId10" cstate="print"/>
+                    <a:stretch>
+                      <a:fillRect/>
+                    </a:stretch>
+                  </pic:blipFill>
+                  <pic:spPr>
+                    <a:xfrm>
+                      <a:off x="0" y="0"/>
+                      <a:ext cx="107541" cy="107541"/>
+                    </a:xfrm>
+                    <a:prstGeom prst="rect">
+                      <a:avLst/>
+                    </a:prstGeom>
+                  </pic:spPr>
+                </pic:pic>
+              </a:graphicData>
+            </a:graphic>
+          </wp:inline>
+        </w:drawing>
+      </w:r>
+      <w:r>
+        <w:rPr>
+          <w:rFonts w:cs="Arial"/>
+          <w:color w:val="000000" w:themeColor="text1"/>
+          <w:sz w:val="20"/>
+          <w:szCs w:val="20"/>
+        </w:rPr>
+        <w:t xml:space="preserve"> </w:t>
+      </w:r>
+      <w:r>
+        <w:rPr>
+          <w:rFonts w:cs="Arial"/>
+          <w:sz w:val="20"/>
+          <w:szCs w:val="20"/>
+        </w:rPr>
+        <w:t>07356080682</w:t>
+      </w:r>
+      <w:r>
+        <w:rPr>
+          <w:rFonts w:eastAsia="Times New Roman" w:cs="Arial"/>
+          <w:color w:val="auto"/>
+          <w:sz w:val="20"/>
+          <w:szCs w:val="20"/>
+          <w:lang w:eastAsia="en-GB"/>
+        </w:rPr>
+        <w:t xml:space="preserve">  </w:t>
+      </w:r>
+      <w:r>
+        <w:rPr>
+          <w:rFonts w:cs="Arial"/>
+          <w:sz w:val="20"/>
+          <w:szCs w:val="20"/>
+        </w:rPr>
+        <w:t xml:space="preserve"> </w:t>
+      </w:r>
+      <w:r>
+        <w:rPr>
           <w:rFonts w:eastAsia="Times New Roman" w:cs="Arial"/>
           <w:noProof/>
-          <w:color w:val="808080" w:themeColor="background1" w:themeShade="80"/>
-          <w:sz w:val="32"/>
-          <w:szCs w:val="32"/>
-          <w:lang w:val="en-US" w:eastAsia="zh-TW"/>
-        </w:rPr>
+          <w:color w:val="FFC000"/>
+          <w:sz w:val="20"/>
+          <w:szCs w:val="20"/>
+          <w:lang w:val="en-US"/>
+        </w:rPr>
+        <w:drawing>
+          <wp:inline distT="0" distB="0" distL="0" distR="0">
+            <wp:extent cx="111578" cy="111578"/>
+            <wp:effectExtent l="19050" t="0" r="2722" b="0"/>
+            <wp:docPr id="6" name="Picture 3" descr="linkedin.png">
+              <a:hlinkClick xmlns:a="http://schemas.openxmlformats.org/drawingml/2006/main" r:id="rId11"/>
+            </wp:docPr>
+            <wp:cNvGraphicFramePr>
+              <a:graphicFrameLocks xmlns:a="http://schemas.openxmlformats.org/drawingml/2006/main" noChangeAspect="1"/>
+            </wp:cNvGraphicFramePr>
+            <a:graphic xmlns:a="http://schemas.openxmlformats.org/drawingml/2006/main">
+              <a:graphicData uri="http://schemas.openxmlformats.org/drawingml/2006/picture">
+                <pic:pic xmlns:pic="http://schemas.openxmlformats.org/drawingml/2006/picture">
+                  <pic:nvPicPr>
+                    <pic:cNvPr id="0" name="linkedin.png"/>
+                    <pic:cNvPicPr/>
+                  </pic:nvPicPr>
+                  <pic:blipFill>
+                    <a:blip r:embed="rId12" cstate="print"/>
+                    <a:stretch>
+                      <a:fillRect/>
+                    </a:stretch>
+                  </pic:blipFill>
+                  <pic:spPr>
+                    <a:xfrm>
+                      <a:off x="0" y="0"/>
+                      <a:ext cx="113476" cy="113476"/>
+                    </a:xfrm>
+                    <a:prstGeom prst="rect">
+                      <a:avLst/>
+                    </a:prstGeom>
+                  </pic:spPr>
+                </pic:pic>
+              </a:graphicData>
+            </a:graphic>
+          </wp:inline>
+        </w:drawing>
+      </w:r>
+      <w:r>
+        <w:rPr>
+          <w:rFonts w:cs="Arial"/>
+          <w:color w:val="FFC000"/>
+          <w:sz w:val="20"/>
+          <w:szCs w:val="20"/>
+        </w:rPr>
+        <w:t xml:space="preserve"> </w:t>
+      </w:r>
+      <w:hyperlink r:id="rId13" w:history="1">
+        <w:r>
+          <w:rPr>
+            <w:rStyle w:val="Hyperlink"/>
+            <w:rFonts w:cs="Arial"/>
+            <w:color w:val="auto"/>
+            <w:sz w:val="20"/>
+            <w:szCs w:val="20"/>
+            <w:u w:val="none"/>
+          </w:rPr>
+          <w:t>linkedin.com/in/sr-king</w:t>
+        </w:r>
+      </w:hyperlink>
+      <w:r>
+        <w:rPr>
+          <w:sz w:val="20"/>
+          <w:szCs w:val="20"/>
+        </w:rPr>
+        <w:t xml:space="preserve">  </w:t>
+      </w:r>
+      <w:r>
+        <w:rPr>
+          <w:rFonts w:eastAsia="Times New Roman" w:cs="Arial"/>
+          <w:noProof/>
+          <w:sz w:val="20"/>
+          <w:szCs w:val="20"/>
+          <w:lang w:val="en-US"/>
+        </w:rPr>
+        <w:drawing>
+          <wp:inline distT="0" distB="0" distL="0" distR="0">
+            <wp:extent cx="109413" cy="109413"/>
+            <wp:effectExtent l="19050" t="0" r="4887" b="0"/>
+            <wp:docPr id="7" name="Picture 2" descr="github.png">
+              <a:hlinkClick xmlns:a="http://schemas.openxmlformats.org/drawingml/2006/main" r:id="rId14"/>
+            </wp:docPr>
+            <wp:cNvGraphicFramePr>
+              <a:graphicFrameLocks xmlns:a="http://schemas.openxmlformats.org/drawingml/2006/main" noChangeAspect="1"/>
+            </wp:cNvGraphicFramePr>
+            <a:graphic xmlns:a="http://schemas.openxmlformats.org/drawingml/2006/main">
+              <a:graphicData uri="http://schemas.openxmlformats.org/drawingml/2006/picture">
+                <pic:pic xmlns:pic="http://schemas.openxmlformats.org/drawingml/2006/picture">
+                  <pic:nvPicPr>
+                    <pic:cNvPr id="0" name="github.png"/>
+                    <pic:cNvPicPr/>
+                  </pic:nvPicPr>
+                  <pic:blipFill>
+                    <a:blip r:embed="rId15" cstate="print"/>
+                    <a:stretch>
+                      <a:fillRect/>
+                    </a:stretch>
+                  </pic:blipFill>
+                  <pic:spPr>
+                    <a:xfrm>
+                      <a:off x="0" y="0"/>
+                      <a:ext cx="109521" cy="109521"/>
+                    </a:xfrm>
+                    <a:prstGeom prst="rect">
+                      <a:avLst/>
+                    </a:prstGeom>
+                  </pic:spPr>
+                </pic:pic>
+              </a:graphicData>
+            </a:graphic>
+          </wp:inline>
+        </w:drawing>
+      </w:r>
+      <w:r>
+        <w:rPr>
+          <w:rFonts w:eastAsia="Times New Roman" w:cs="Arial"/>
+          <w:color w:val="auto"/>
+          <w:sz w:val="20"/>
+          <w:szCs w:val="20"/>
+          <w:lang w:eastAsia="en-GB"/>
+        </w:rPr>
+        <w:t xml:space="preserve"> </w:t>
+      </w:r>
+      <w:hyperlink r:id="rId16" w:history="1">
+        <w:r>
+          <w:rPr>
+            <w:rStyle w:val="Hyperlink"/>
+            <w:rFonts w:cs="Arial"/>
+            <w:color w:val="auto"/>
+            <w:sz w:val="20"/>
+            <w:szCs w:val="20"/>
+            <w:u w:val="none"/>
+            <w:lang w:val="en-US"/>
+          </w:rPr>
+          <w:t>github.com/stephen-ra-king</w:t>
+        </w:r>
+      </w:hyperlink>
+    </w:p>
+    <w:p>
+      <w:pPr>
+        <w:pStyle w:val="titleparagraph"/>
+      </w:pPr>
+      <w:r>
         <w:pict>
-          <v:shape id="_x0000_s1031" type="#_x0000_t202" style="position:absolute;margin-left:81.95pt;margin-top:-11pt;width:342.2pt;height:46.4pt;z-index:251660288;mso-width-relative:margin;mso-height-relative:margin" stroked="f" strokecolor="white [3212]">
-            <v:textbox style="mso-next-textbox:#_x0000_s1031">
-              <w:txbxContent>
-                <w:p>
-                  <w:pPr>
-                    <w:rPr>
-                      <w:rFonts w:cs="Arial"/>
-                      <w:sz w:val="72"/>
-                      <w:szCs w:val="72"/>
-                    </w:rPr>
-                  </w:pPr>
-                  <w:r>
-                    <w:rPr>
-                      <w:rFonts w:cs="Arial"/>
-                      <w:b/>
-                      <w:sz w:val="72"/>
-                      <w:szCs w:val="72"/>
-                    </w:rPr>
-                    <w:t>Stephen</w:t>
-                  </w:r>
-                  <w:r>
-                    <w:rPr>
-                      <w:rFonts w:cs="Arial"/>
-                      <w:sz w:val="72"/>
-                      <w:szCs w:val="72"/>
-                    </w:rPr>
-                    <w:t xml:space="preserve"> </w:t>
-                  </w:r>
-                  <w:r>
-                    <w:rPr>
-                      <w:rFonts w:cs="Arial"/>
-                      <w:color w:val="0070C0"/>
-                      <w:sz w:val="72"/>
-                      <w:szCs w:val="72"/>
-                    </w:rPr>
-                    <w:t>King</w:t>
-                  </w:r>
-                </w:p>
-              </w:txbxContent>
-            </v:textbox>
-          </v:shape>
+          <v:rect id="_x0000_i1025" style="width:504.6pt;height:3pt;mso-position-horizontal:absolute" o:hralign="center" o:hrstd="t" o:hrnoshade="t" o:hr="t" fillcolor="#0070c0" stroked="f"/>
         </w:pict>
       </w:r>
     </w:p>
     <w:p>
       <w:pPr>
+        <w:pStyle w:val="titleparagraph"/>
+      </w:pPr>
+      <w:r>
+        <w:t>PROFESSIONAL</w:t>
+      </w:r>
+      <w:r>
+        <w:t xml:space="preserve"> SUMMARY</w:t>
+      </w:r>
+    </w:p>
+    <w:p>
+      <w:pPr>
         <w:jc w:val="left"/>
-        <w:rPr>
-          <w:rFonts w:eastAsia="Times New Roman" w:cs="Arial"/>
-          <w:color w:val="808080" w:themeColor="background1" w:themeShade="80"/>
-          <w:sz w:val="32"/>
-          <w:szCs w:val="32"/>
-          <w:lang w:eastAsia="en-GB"/>
-        </w:rPr>
-      </w:pPr>
-    </w:p>
-    <w:p>
-      <w:pPr>
-        <w:jc w:val="left"/>
-        <w:rPr>
-          <w:rFonts w:eastAsia="Times New Roman" w:cs="Arial"/>
-          <w:lang w:eastAsia="en-GB"/>
-        </w:rPr>
-      </w:pPr>
-    </w:p>
-    <w:tbl>
-      <w:tblPr>
-        <w:tblStyle w:val="TableGrid"/>
-        <w:tblW w:w="5724" w:type="pct"/>
-        <w:tblInd w:w="-743" w:type="dxa"/>
-        <w:tblBorders>
-          <w:top w:val="none" w:sz="0" w:space="0" w:color="auto"/>
-          <w:left w:val="none" w:sz="0" w:space="0" w:color="auto"/>
-          <w:bottom w:val="none" w:sz="0" w:space="0" w:color="auto"/>
-          <w:right w:val="none" w:sz="0" w:space="0" w:color="auto"/>
-        </w:tblBorders>
-        <w:shd w:val="clear" w:color="auto" w:fill="D9D9D9" w:themeFill="background1" w:themeFillShade="D9"/>
-        <w:tblLook w:val="04A0"/>
-      </w:tblPr>
-      <w:tblGrid>
-        <w:gridCol w:w="11801"/>
-      </w:tblGrid>
-      <w:tr>
-        <w:trPr>
-          <w:trHeight w:val="263"/>
-        </w:trPr>
-        <w:tc>
-          <w:tcPr>
-            <w:tcW w:w="5000" w:type="pct"/>
-            <w:tcBorders>
-              <w:bottom w:val="nil"/>
-            </w:tcBorders>
-            <w:shd w:val="clear" w:color="auto" w:fill="D9D9D9" w:themeFill="background1" w:themeFillShade="D9"/>
-            <w:vAlign w:val="center"/>
-          </w:tcPr>
-          <w:p>
-            <w:pPr>
-              <w:rPr>
-                <w:rFonts w:eastAsia="Times New Roman" w:cs="Arial"/>
-                <w:sz w:val="24"/>
-                <w:szCs w:val="24"/>
-                <w:lang w:eastAsia="en-GB"/>
-              </w:rPr>
-            </w:pPr>
-            <w:r>
-              <w:rPr>
-                <w:rFonts w:cs="Arial"/>
-                <w:noProof/>
-                <w:sz w:val="24"/>
-                <w:szCs w:val="24"/>
-                <w:lang w:val="en-US"/>
-              </w:rPr>
-              <w:drawing>
-                <wp:inline distT="0" distB="0" distL="0" distR="0">
-                  <wp:extent cx="160020" cy="131019"/>
-                  <wp:effectExtent l="19050" t="0" r="0" b="0"/>
-                  <wp:docPr id="2" name="Picture 1" descr="email(1).png">
-                    <a:hlinkClick xmlns:a="http://schemas.openxmlformats.org/drawingml/2006/main" r:id="rId7"/>
-                  </wp:docPr>
-                  <wp:cNvGraphicFramePr>
-                    <a:graphicFrameLocks xmlns:a="http://schemas.openxmlformats.org/drawingml/2006/main" noChangeAspect="1"/>
-                  </wp:cNvGraphicFramePr>
-                  <a:graphic xmlns:a="http://schemas.openxmlformats.org/drawingml/2006/main">
-                    <a:graphicData uri="http://schemas.openxmlformats.org/drawingml/2006/picture">
-                      <pic:pic xmlns:pic="http://schemas.openxmlformats.org/drawingml/2006/picture">
-                        <pic:nvPicPr>
-                          <pic:cNvPr id="0" name="email(1).png"/>
-                          <pic:cNvPicPr/>
-                        </pic:nvPicPr>
-                        <pic:blipFill>
-                          <a:blip r:embed="rId8" cstate="print"/>
-                          <a:stretch>
-                            <a:fillRect/>
-                          </a:stretch>
-                        </pic:blipFill>
-                        <pic:spPr>
-                          <a:xfrm>
-                            <a:off x="0" y="0"/>
-                            <a:ext cx="164035" cy="134306"/>
-                          </a:xfrm>
-                          <a:prstGeom prst="rect">
-                            <a:avLst/>
-                          </a:prstGeom>
-                        </pic:spPr>
-                      </pic:pic>
-                    </a:graphicData>
-                  </a:graphic>
-                </wp:inline>
-              </w:drawing>
-            </w:r>
-            <w:r>
-              <w:t xml:space="preserve">  </w:t>
-            </w:r>
-            <w:hyperlink r:id="rId9" w:history="1">
-              <w:r>
-                <w:rPr>
-                  <w:rStyle w:val="Hyperlink"/>
-                  <w:rFonts w:eastAsia="Times New Roman" w:cs="Arial"/>
-                  <w:color w:val="000000" w:themeColor="text1"/>
-                  <w:sz w:val="24"/>
-                  <w:szCs w:val="24"/>
-                  <w:u w:val="none"/>
-                  <w:lang w:eastAsia="en-GB"/>
-                </w:rPr>
-                <w:t>sking.jobsite@gmail.com</w:t>
-              </w:r>
-            </w:hyperlink>
-            <w:r>
-              <w:rPr>
-                <w:rFonts w:cs="Arial"/>
-                <w:color w:val="000000" w:themeColor="text1"/>
-                <w:sz w:val="24"/>
-                <w:szCs w:val="24"/>
-              </w:rPr>
-              <w:t xml:space="preserve"> </w:t>
-            </w:r>
-            <w:r>
-              <w:rPr>
-                <w:rFonts w:cs="Arial"/>
-                <w:noProof/>
-                <w:sz w:val="24"/>
-                <w:szCs w:val="24"/>
-                <w:lang w:val="en-US"/>
-              </w:rPr>
-              <w:drawing>
-                <wp:inline distT="0" distB="0" distL="0" distR="0">
-                  <wp:extent cx="107342" cy="107342"/>
-                  <wp:effectExtent l="19050" t="0" r="6958" b="0"/>
-                  <wp:docPr id="3" name="Picture 1" descr="cell-phone.png"/>
-                  <wp:cNvGraphicFramePr>
-                    <a:graphicFrameLocks xmlns:a="http://schemas.openxmlformats.org/drawingml/2006/main" noChangeAspect="1"/>
-                  </wp:cNvGraphicFramePr>
-                  <a:graphic xmlns:a="http://schemas.openxmlformats.org/drawingml/2006/main">
-                    <a:graphicData uri="http://schemas.openxmlformats.org/drawingml/2006/picture">
-                      <pic:pic xmlns:pic="http://schemas.openxmlformats.org/drawingml/2006/picture">
-                        <pic:nvPicPr>
-                          <pic:cNvPr id="0" name="cell-phone.png"/>
-                          <pic:cNvPicPr/>
-                        </pic:nvPicPr>
-                        <pic:blipFill>
-                          <a:blip r:embed="rId10" cstate="print"/>
-                          <a:stretch>
-                            <a:fillRect/>
-                          </a:stretch>
-                        </pic:blipFill>
-                        <pic:spPr>
-                          <a:xfrm>
-                            <a:off x="0" y="0"/>
-                            <a:ext cx="107541" cy="107541"/>
-                          </a:xfrm>
-                          <a:prstGeom prst="rect">
-                            <a:avLst/>
-                          </a:prstGeom>
-                        </pic:spPr>
-                      </pic:pic>
-                    </a:graphicData>
-                  </a:graphic>
-                </wp:inline>
-              </w:drawing>
-            </w:r>
-            <w:r>
-              <w:rPr>
-                <w:rFonts w:cs="Arial"/>
-                <w:color w:val="000000" w:themeColor="text1"/>
-                <w:sz w:val="24"/>
-                <w:szCs w:val="24"/>
-              </w:rPr>
-              <w:t xml:space="preserve"> </w:t>
-            </w:r>
-            <w:r>
-              <w:rPr>
-                <w:rFonts w:asciiTheme="minorHAnsi" w:hAnsiTheme="minorHAnsi" w:cstheme="minorHAnsi"/>
-                <w:sz w:val="24"/>
-                <w:szCs w:val="24"/>
-              </w:rPr>
-              <w:t>07356080682</w:t>
-            </w:r>
-            <w:r>
-              <w:rPr>
-                <w:rFonts w:eastAsia="Times New Roman" w:cs="Arial"/>
-                <w:color w:val="auto"/>
-                <w:sz w:val="24"/>
-                <w:szCs w:val="24"/>
-                <w:lang w:eastAsia="en-GB"/>
-              </w:rPr>
-              <w:t xml:space="preserve">  </w:t>
-            </w:r>
-            <w:r>
-              <w:rPr>
-                <w:rFonts w:cs="Arial"/>
-                <w:sz w:val="24"/>
-                <w:szCs w:val="24"/>
-              </w:rPr>
-              <w:t xml:space="preserve"> </w:t>
-            </w:r>
-            <w:r>
-              <w:rPr>
-                <w:rFonts w:eastAsia="Times New Roman" w:cs="Arial"/>
-                <w:noProof/>
-                <w:sz w:val="24"/>
-                <w:szCs w:val="24"/>
-                <w:lang w:val="en-US"/>
-              </w:rPr>
-              <w:drawing>
-                <wp:inline distT="0" distB="0" distL="0" distR="0">
-                  <wp:extent cx="111578" cy="111578"/>
-                  <wp:effectExtent l="19050" t="0" r="2722" b="0"/>
-                  <wp:docPr id="8" name="Picture 3" descr="linkedin.png">
-                    <a:hlinkClick xmlns:a="http://schemas.openxmlformats.org/drawingml/2006/main" r:id="rId11"/>
-                  </wp:docPr>
-                  <wp:cNvGraphicFramePr>
-                    <a:graphicFrameLocks xmlns:a="http://schemas.openxmlformats.org/drawingml/2006/main" noChangeAspect="1"/>
-                  </wp:cNvGraphicFramePr>
-                  <a:graphic xmlns:a="http://schemas.openxmlformats.org/drawingml/2006/main">
-                    <a:graphicData uri="http://schemas.openxmlformats.org/drawingml/2006/picture">
-                      <pic:pic xmlns:pic="http://schemas.openxmlformats.org/drawingml/2006/picture">
-                        <pic:nvPicPr>
-                          <pic:cNvPr id="0" name="linkedin.png"/>
-                          <pic:cNvPicPr/>
-                        </pic:nvPicPr>
-                        <pic:blipFill>
-                          <a:blip r:embed="rId12" cstate="print"/>
-                          <a:stretch>
-                            <a:fillRect/>
-                          </a:stretch>
-                        </pic:blipFill>
-                        <pic:spPr>
-                          <a:xfrm>
-                            <a:off x="0" y="0"/>
-                            <a:ext cx="113476" cy="113476"/>
-                          </a:xfrm>
-                          <a:prstGeom prst="rect">
-                            <a:avLst/>
-                          </a:prstGeom>
-                        </pic:spPr>
-                      </pic:pic>
-                    </a:graphicData>
-                  </a:graphic>
-                </wp:inline>
-              </w:drawing>
-            </w:r>
-            <w:r>
-              <w:rPr>
-                <w:rFonts w:cs="Arial"/>
-                <w:sz w:val="24"/>
-                <w:szCs w:val="24"/>
-              </w:rPr>
-              <w:t xml:space="preserve"> </w:t>
-            </w:r>
-            <w:hyperlink r:id="rId13" w:history="1">
-              <w:r>
-                <w:rPr>
-                  <w:rStyle w:val="Hyperlink"/>
-                  <w:rFonts w:cs="Arial"/>
-                  <w:color w:val="auto"/>
-                  <w:sz w:val="24"/>
-                  <w:szCs w:val="24"/>
-                  <w:u w:val="none"/>
-                </w:rPr>
-                <w:t>linkedin.com/in/sr-king</w:t>
-              </w:r>
-            </w:hyperlink>
-            <w:r>
-              <w:t xml:space="preserve">  </w:t>
-            </w:r>
-            <w:r>
-              <w:rPr>
-                <w:rFonts w:eastAsia="Times New Roman" w:cs="Arial"/>
-                <w:noProof/>
-                <w:sz w:val="24"/>
-                <w:szCs w:val="24"/>
-                <w:lang w:val="en-US"/>
-              </w:rPr>
-              <w:drawing>
-                <wp:inline distT="0" distB="0" distL="0" distR="0">
-                  <wp:extent cx="109413" cy="109413"/>
-                  <wp:effectExtent l="19050" t="0" r="4887" b="0"/>
-                  <wp:docPr id="4" name="Picture 2" descr="github.png">
-                    <a:hlinkClick xmlns:a="http://schemas.openxmlformats.org/drawingml/2006/main" r:id="rId14"/>
-                  </wp:docPr>
-                  <wp:cNvGraphicFramePr>
-                    <a:graphicFrameLocks xmlns:a="http://schemas.openxmlformats.org/drawingml/2006/main" noChangeAspect="1"/>
-                  </wp:cNvGraphicFramePr>
-                  <a:graphic xmlns:a="http://schemas.openxmlformats.org/drawingml/2006/main">
-                    <a:graphicData uri="http://schemas.openxmlformats.org/drawingml/2006/picture">
-                      <pic:pic xmlns:pic="http://schemas.openxmlformats.org/drawingml/2006/picture">
-                        <pic:nvPicPr>
-                          <pic:cNvPr id="0" name="github.png"/>
-                          <pic:cNvPicPr/>
-                        </pic:nvPicPr>
-                        <pic:blipFill>
-                          <a:blip r:embed="rId15" cstate="print"/>
-                          <a:stretch>
-                            <a:fillRect/>
-                          </a:stretch>
-                        </pic:blipFill>
-                        <pic:spPr>
-                          <a:xfrm>
-                            <a:off x="0" y="0"/>
-                            <a:ext cx="109521" cy="109521"/>
-                          </a:xfrm>
-                          <a:prstGeom prst="rect">
-                            <a:avLst/>
-                          </a:prstGeom>
-                        </pic:spPr>
-                      </pic:pic>
-                    </a:graphicData>
-                  </a:graphic>
-                </wp:inline>
-              </w:drawing>
-            </w:r>
-            <w:r>
-              <w:rPr>
-                <w:rFonts w:eastAsia="Times New Roman" w:cs="Arial"/>
-                <w:color w:val="auto"/>
-                <w:sz w:val="24"/>
-                <w:szCs w:val="24"/>
-                <w:lang w:eastAsia="en-GB"/>
-              </w:rPr>
-              <w:t xml:space="preserve"> </w:t>
-            </w:r>
-            <w:hyperlink r:id="rId16" w:history="1">
-              <w:r>
-                <w:rPr>
-                  <w:rStyle w:val="Hyperlink"/>
-                  <w:rFonts w:cs="Arial"/>
-                  <w:color w:val="auto"/>
-                  <w:sz w:val="24"/>
-                  <w:szCs w:val="24"/>
-                  <w:u w:val="none"/>
-                  <w:lang w:val="en-US"/>
-                </w:rPr>
-                <w:t>github.com/stephen-ra-king</w:t>
-              </w:r>
-            </w:hyperlink>
-          </w:p>
-        </w:tc>
-      </w:tr>
-    </w:tbl>
-    <w:p>
-      <w:pPr>
-        <w:pStyle w:val="titleparagraph"/>
-        <w:rPr>
-          <w:rFonts w:ascii="Arial" w:eastAsia="Times New Roman" w:hAnsi="Arial" w:cs="Arial"/>
-          <w:color w:val="auto"/>
-        </w:rPr>
-      </w:pPr>
-      <w:r>
-        <w:rPr>
-          <w:rFonts w:ascii="Arial" w:eastAsia="Times New Roman" w:hAnsi="Arial" w:cs="Arial"/>
-          <w:color w:val="auto"/>
-        </w:rPr>
-        <w:t>Summary</w:t>
-      </w:r>
-    </w:p>
-    <w:p>
-      <w:pPr>
-        <w:jc w:val="left"/>
-        <w:rPr>
-          <w:rFonts w:cs="Arial"/>
-        </w:rPr>
-      </w:pPr>
-      <w:r>
         <w:rPr>
           <w:rFonts w:cs="Arial"/>
           <w:color w:val="C00000"/>
         </w:rPr>
-        <w:pict>
-          <v:rect id="_x0000_i1025" style="width:481.9pt;height:4pt" o:hralign="center" o:hrstd="t" o:hrnoshade="t" o:hr="t" fillcolor="#0070c0" stroked="f"/>
-        </w:pict>
-      </w:r>
+      </w:pPr>
+    </w:p>
+    <w:p>
+      <w:pPr>
+        <w:jc w:val="left"/>
+        <w:rPr>
+          <w:rFonts w:cs="Arial"/>
+          <w:color w:val="auto"/>
+        </w:rPr>
+      </w:pPr>
       <w:r>
         <w:rPr>
           <w:b/>
@@ -528,10 +455,19 @@
         <w:t xml:space="preserve">of expertise in automation, embedded systems, and scalable software design. </w:t>
       </w:r>
       <w:r>
-        <w:t xml:space="preserve">Embraces AI-assisted development as a force multiplier, leveraging modern tooling to accelerate delivery while applying deep technical expertise to architectural decisions, root cause analysis, and code quality. </w:t>
-      </w:r>
-      <w:r>
-        <w:t>Skilled at moderni</w:t>
+        <w:t>Embraces AI-assisted development as a force multiplier, leveraging modern tooling to accelerate delivery</w:t>
+      </w:r>
+      <w:r>
+        <w:t xml:space="preserve">. </w:t>
+      </w:r>
+      <w:r>
+        <w:t xml:space="preserve"> </w:t>
+      </w:r>
+      <w:r>
+        <w:t>Proficient</w:t>
+      </w:r>
+      <w:r>
+        <w:t xml:space="preserve"> at moderni</w:t>
       </w:r>
       <w:r>
         <w:t>s</w:t>
@@ -549,33 +485,323 @@
     <w:p>
       <w:pPr>
         <w:pStyle w:val="titleparagraph"/>
+      </w:pPr>
+      <w:r>
+        <w:t xml:space="preserve">CORE TECHNICAL </w:t>
+      </w:r>
+      <w:r>
+        <w:t>SKILLS</w:t>
+      </w:r>
+    </w:p>
+    <w:p>
+      <w:pPr>
+        <w:jc w:val="left"/>
+        <w:rPr>
+          <w:rFonts w:cs="Arial"/>
+        </w:rPr>
+      </w:pPr>
+    </w:p>
+    <w:p>
+      <w:pPr>
+        <w:pStyle w:val="liste"/>
+      </w:pPr>
+      <w:r>
+        <w:rPr>
+          <w:b/>
+        </w:rPr>
+        <w:t>Python Development</w:t>
+      </w:r>
+      <w:r>
+        <w:t xml:space="preserve"> - </w:t>
+      </w:r>
+      <w:r>
+        <w:t>A</w:t>
+      </w:r>
+      <w:r>
+        <w:t>rchitecting scalable, maintainable applications; clean, efficient, testable, and well-documented code.</w:t>
+      </w:r>
+    </w:p>
+    <w:p>
+      <w:pPr>
+        <w:pStyle w:val="liste"/>
+      </w:pPr>
+      <w:r>
+        <w:rPr>
+          <w:b/>
+        </w:rPr>
+        <w:t>AI &amp; Machine Learning</w:t>
+      </w:r>
+      <w:r>
+        <w:t xml:space="preserve"> – LLM integration (LangChain, LlamaIndex, OpenAI API); prompt engineering; RAG pipelines and vector databases; agentic workflows and Model Context Protocol (MCP); fine-tuning and transfer learning (PyTorch, Hugging Face Transformers).</w:t>
+      </w:r>
+    </w:p>
+    <w:p>
+      <w:pPr>
+        <w:pStyle w:val="liste"/>
+      </w:pPr>
+      <w:r>
+        <w:rPr>
+          <w:b/>
+        </w:rPr>
+        <w:t>DevOps &amp; Cloud</w:t>
+      </w:r>
+      <w:r>
+        <w:t xml:space="preserve"> - CI/CD pipeline design (GitHub Actions, GitLab CI, Jenkins); </w:t>
+      </w:r>
+      <w:r>
+        <w:rPr>
+          <w:rStyle w:val="Strong"/>
+          <w:b w:val="0"/>
+        </w:rPr>
+        <w:t>containerisation and</w:t>
+      </w:r>
+      <w:r>
+        <w:rPr>
+          <w:rStyle w:val="Strong"/>
+        </w:rPr>
+        <w:t xml:space="preserve"> </w:t>
+      </w:r>
+      <w:r>
+        <w:rPr>
+          <w:rStyle w:val="Strong"/>
+          <w:b w:val="0"/>
+        </w:rPr>
+        <w:t>deployment (Docker, Amazon ECR, Amazon ECS/Fargate)</w:t>
+      </w:r>
+      <w:r>
+        <w:rPr>
+          <w:b/>
+        </w:rPr>
+        <w:t>;</w:t>
+      </w:r>
+      <w:r>
+        <w:t xml:space="preserve"> Infrastructure as Code (Terraform, Pulumi, AWS CDK); configuration management (Ansible); AWS automation and cloud scripting (boto3 SDK).</w:t>
+      </w:r>
+    </w:p>
+    <w:p>
+      <w:pPr>
+        <w:pStyle w:val="liste"/>
+      </w:pPr>
+      <w:r>
+        <w:rPr>
+          <w:b/>
+        </w:rPr>
+        <w:t>Data &amp; Systems</w:t>
+      </w:r>
+      <w:r>
+        <w:t xml:space="preserve"> - ETL and data processing (</w:t>
+      </w:r>
+      <w:r>
+        <w:t>p</w:t>
+      </w:r>
+      <w:r>
+        <w:t>andas, NumPy); relational databases (Oracle, PostgreSQL) and NoSQL (CouchDB, Elasticsearch, Redis); ORM frameworks (SQLAlchemy); microservice architecture.</w:t>
+      </w:r>
+    </w:p>
+    <w:p>
+      <w:pPr>
+        <w:pStyle w:val="liste"/>
+      </w:pPr>
+      <w:r>
+        <w:rPr>
+          <w:b/>
+        </w:rPr>
+        <w:t>Networking &amp; System Administration</w:t>
+      </w:r>
+      <w:r>
+        <w:t xml:space="preserve"> - Deep knowledge of network protocols and </w:t>
+      </w:r>
+      <w:r>
+        <w:t>analytic</w:t>
+      </w:r>
+      <w:r>
+        <w:t xml:space="preserve"> tooling (Wireshark, tcpdump, IXIA, Spirent); Linux system administration; Bash scripting.</w:t>
+      </w:r>
+    </w:p>
+    <w:p>
+      <w:pPr>
+        <w:pStyle w:val="liste"/>
+      </w:pPr>
+      <w:r>
+        <w:rPr>
+          <w:b/>
+        </w:rPr>
+        <w:t>IoT &amp; Embedded Systems</w:t>
+      </w:r>
+      <w:r>
+        <w:t xml:space="preserve"> - Prototyping and deploying IoT solutions on single-board computers; Zephyr RTOS, FreeRTOS, and embedded Linux.</w:t>
+      </w:r>
+    </w:p>
+    <w:p>
+      <w:pPr>
+        <w:pStyle w:val="liste"/>
+        <w:rPr>
+          <w:rFonts w:eastAsia="Times New Roman" w:cs="Arial"/>
+          <w:color w:val="auto"/>
+        </w:rPr>
+      </w:pPr>
+      <w:r>
+        <w:rPr>
+          <w:b/>
+        </w:rPr>
+        <w:t>Test Automation</w:t>
+      </w:r>
+      <w:r>
+        <w:t xml:space="preserve"> </w:t>
+      </w:r>
+      <w:r>
+        <w:t>–</w:t>
+      </w:r>
+      <w:r>
+        <w:t xml:space="preserve"> </w:t>
+      </w:r>
+      <w:r>
+        <w:t xml:space="preserve">pytest, </w:t>
+      </w:r>
+      <w:r>
+        <w:t>Robot Framework, Behave, Playwright, Selenium; CI/CD integration for QA, networking, and DevOps workflows.</w:t>
+      </w:r>
+    </w:p>
+    <w:p>
+      <w:pPr>
+        <w:pStyle w:val="liste"/>
+        <w:numPr>
+          <w:ilvl w:val="0"/>
+          <w:numId w:val="0"/>
+        </w:numPr>
+        <w:rPr>
+          <w:rFonts w:eastAsia="Times New Roman" w:cs="Arial"/>
+          <w:color w:val="auto"/>
+        </w:rPr>
+      </w:pPr>
+    </w:p>
+    <w:p>
+      <w:pPr>
+        <w:pStyle w:val="titleparagraph"/>
+      </w:pPr>
+      <w:r>
+        <w:t>CAREER</w:t>
+      </w:r>
+      <w:r>
+        <w:t xml:space="preserve"> HISTORY</w:t>
+      </w:r>
+    </w:p>
+    <w:p>
+      <w:pPr>
+        <w:jc w:val="left"/>
+      </w:pPr>
+    </w:p>
+    <w:p>
+      <w:pPr>
+        <w:pStyle w:val="schoolname1"/>
         <w:rPr>
           <w:rFonts w:ascii="Arial" w:hAnsi="Arial" w:cs="Arial"/>
+        </w:rPr>
+      </w:pPr>
+      <w:r>
+        <w:rPr>
+          <w:rFonts w:ascii="Arial" w:hAnsi="Arial" w:cs="Arial"/>
+        </w:rPr>
+        <w:t>ToFollow</w:t>
+      </w:r>
+      <w:r>
+        <w:rPr>
+          <w:rFonts w:ascii="Arial" w:hAnsi="Arial" w:cs="Arial"/>
+        </w:rPr>
+        <w:t xml:space="preserve"> </w:t>
+      </w:r>
+      <w:r>
+        <w:rPr>
+          <w:rFonts w:ascii="Arial" w:eastAsia="Arial" w:hAnsi="Arial" w:cs="Arial"/>
+          <w:color w:val="555555"/>
+          <w:sz w:val="22"/>
+          <w:szCs w:val="22"/>
+        </w:rPr>
+        <w:t xml:space="preserve"> </w:t>
+      </w:r>
+      <w:r>
+        <w:rPr>
+          <w:rFonts w:ascii="Arial" w:eastAsia="Arial" w:hAnsi="Arial" w:cs="Arial"/>
+          <w:color w:val="555555"/>
+          <w:sz w:val="22"/>
+          <w:szCs w:val="22"/>
+        </w:rPr>
+        <w:t xml:space="preserve">| </w:t>
+      </w:r>
+      <w:r>
+        <w:rPr>
+          <w:rFonts w:ascii="Arial" w:eastAsia="Arial" w:hAnsi="Arial" w:cs="Arial"/>
+          <w:color w:val="555555"/>
+          <w:sz w:val="22"/>
+          <w:szCs w:val="22"/>
+        </w:rPr>
+        <w:t xml:space="preserve"> </w:t>
+      </w:r>
+      <w:r>
+        <w:rPr>
+          <w:rFonts w:ascii="Arial" w:eastAsia="Arial" w:hAnsi="Arial" w:cs="Arial"/>
+          <w:bCs/>
+          <w:color w:val="2E75B6"/>
+          <w:szCs w:val="24"/>
+        </w:rPr>
+        <w:t>Senior Python Developer in AI</w:t>
+      </w:r>
+      <w:r>
+        <w:rPr>
+          <w:rFonts w:ascii="Arial" w:eastAsia="Arial" w:hAnsi="Arial" w:cs="Arial"/>
+          <w:bCs/>
+          <w:color w:val="2E75B6"/>
+          <w:szCs w:val="24"/>
+        </w:rPr>
+        <w:t xml:space="preserve">  </w:t>
+      </w:r>
+      <w:r>
+        <w:rPr>
+          <w:rFonts w:ascii="Arial" w:eastAsia="Arial" w:hAnsi="Arial" w:cs="Arial"/>
+          <w:color w:val="555555"/>
+          <w:sz w:val="22"/>
+          <w:szCs w:val="22"/>
+        </w:rPr>
+        <w:t>|</w:t>
+      </w:r>
+      <w:r>
+        <w:rPr>
+          <w:rFonts w:ascii="Arial" w:eastAsia="Arial" w:hAnsi="Arial" w:cs="Arial"/>
+          <w:color w:val="555555"/>
+          <w:sz w:val="22"/>
+          <w:szCs w:val="22"/>
+        </w:rPr>
+        <w:t xml:space="preserve">  </w:t>
+      </w:r>
+      <w:r>
+        <w:rPr>
+          <w:rStyle w:val="date1Char"/>
+          <w:rFonts w:ascii="Arial" w:hAnsi="Arial" w:cs="Arial"/>
+          <w:b w:val="0"/>
           <w:color w:val="auto"/>
-        </w:rPr>
-      </w:pPr>
-      <w:r>
-        <w:rPr>
+          <w:szCs w:val="20"/>
+        </w:rPr>
+        <w:t>Oct. 202</w:t>
+      </w:r>
+      <w:r>
+        <w:rPr>
+          <w:rStyle w:val="date1Char"/>
           <w:rFonts w:ascii="Arial" w:hAnsi="Arial" w:cs="Arial"/>
+          <w:b w:val="0"/>
           <w:color w:val="auto"/>
-        </w:rPr>
-        <w:t xml:space="preserve">Key Skills </w:t>
-      </w:r>
-    </w:p>
-    <w:p>
-      <w:pPr>
-        <w:rPr>
-          <w:rFonts w:cs="Arial"/>
-        </w:rPr>
-      </w:pPr>
-      <w:r>
-        <w:rPr>
-          <w:rFonts w:cs="Arial"/>
-          <w:color w:val="0070C0"/>
-        </w:rPr>
-        <w:pict>
-          <v:rect id="_x0000_i1026" style="width:481.9pt;height:4pt" o:hralign="center" o:hrstd="t" o:hrnoshade="t" o:hr="t" fillcolor="#0070c0" stroked="f"/>
-        </w:pict>
+          <w:szCs w:val="20"/>
+        </w:rPr>
+        <w:t>5</w:t>
+      </w:r>
+      <w:r>
+        <w:rPr>
+          <w:rStyle w:val="date1Char"/>
+          <w:rFonts w:ascii="Arial" w:hAnsi="Arial" w:cs="Arial"/>
+          <w:b w:val="0"/>
+          <w:color w:val="auto"/>
+          <w:szCs w:val="20"/>
+        </w:rPr>
+        <w:t xml:space="preserve"> –</w:t>
       </w:r>
     </w:p>
     <w:p>
@@ -583,19 +809,16 @@
         <w:pStyle w:val="liste"/>
       </w:pPr>
       <w:r>
-        <w:rPr>
-          <w:b/>
-        </w:rPr>
-        <w:t>Python Development</w:t>
-      </w:r>
-      <w:r>
-        <w:t xml:space="preserve"> - </w:t>
-      </w:r>
-      <w:r>
-        <w:t>A</w:t>
-      </w:r>
-      <w:r>
-        <w:t>rchitecting scalable, maintainable applications; clean, efficient, testable, and well-documented code.</w:t>
+        <w:t>Developed</w:t>
+      </w:r>
+      <w:r>
+        <w:t xml:space="preserve"> end-to-end Retrieval-Augmented Generation (RAG) </w:t>
+      </w:r>
+      <w:r>
+        <w:t xml:space="preserve">and retrieval </w:t>
+      </w:r>
+      <w:r>
+        <w:t>pipelines using LangChain and LlamaIndex, spanning multi-format document ingestion and normalisation, adaptive chunking strategies, embedding generation, vector indexing, and retrieval orchestration with LLM response synthesis.</w:t>
       </w:r>
     </w:p>
     <w:p>
@@ -603,25 +826,19 @@
         <w:pStyle w:val="liste"/>
       </w:pPr>
       <w:r>
-        <w:rPr>
-          <w:b/>
-        </w:rPr>
-        <w:t>AI &amp; Machine Learning</w:t>
-      </w:r>
-      <w:r>
-        <w:t xml:space="preserve"> </w:t>
-      </w:r>
-      <w:r>
-        <w:t>–</w:t>
-      </w:r>
-      <w:r>
-        <w:t xml:space="preserve"> LLM</w:t>
-      </w:r>
-      <w:r>
-        <w:t>/SLM</w:t>
-      </w:r>
-      <w:r>
-        <w:t xml:space="preserve"> integration (LangChain, LlamaIndex, OpenAI API); prompt engineering and prompt design patterns; retrieval-augmented generation (RAG) pipelines; vector databases; model fine-tuning and transfer learning (PyTorch, Hugging Face Transformers); natural language processing (NLP); agentic workflows and Model Context Protocol (MCP); embedding models and semantic search.</w:t>
+        <w:t>Assisted in e</w:t>
+      </w:r>
+      <w:r>
+        <w:t>ngineer</w:t>
+      </w:r>
+      <w:r>
+        <w:t>ing</w:t>
+      </w:r>
+      <w:r>
+        <w:t xml:space="preserve"> vector database solutions and semantic search systems using Qdrant and Pinecone, implementing hybrid retrieval combining dense vector similarity with sparse keyword search to improve retrieval precision across large-scale document corpora</w:t>
+      </w:r>
+      <w:r>
+        <w:t>.</w:t>
       </w:r>
     </w:p>
     <w:p>
@@ -629,16 +846,7 @@
         <w:pStyle w:val="liste"/>
       </w:pPr>
       <w:r>
-        <w:rPr>
-          <w:b/>
-        </w:rPr>
-        <w:t>DevOps &amp; Cloud</w:t>
-      </w:r>
-      <w:r>
-        <w:t xml:space="preserve"> - CI/CD pipeline design (GitHub Actions, GitLab CI, Jenkins); Infrastructure as Code (Pulumi, AWS CDK); configuration management (Ansible); AWS automati</w:t>
-      </w:r>
-      <w:r>
-        <w:t>on and cloud scripting (boto3).</w:t>
+        <w:t>Designed and deployed scalable, asynchronous REST APIs using FastAPI to expose RAG and LLM capabilities, supporting streaming responses, concurrent multi-user workloads, and clean separation between retrieval and generation layers.</w:t>
       </w:r>
     </w:p>
     <w:p>
@@ -646,19 +854,13 @@
         <w:pStyle w:val="liste"/>
       </w:pPr>
       <w:r>
-        <w:rPr>
-          <w:b/>
-        </w:rPr>
-        <w:t>Data &amp; Systems</w:t>
-      </w:r>
-      <w:r>
-        <w:t xml:space="preserve"> - ETL and data processing (</w:t>
-      </w:r>
-      <w:r>
-        <w:t>p</w:t>
-      </w:r>
-      <w:r>
-        <w:t>andas, NumPy); relational databases (Oracle, PostgreSQL) and NoSQL (CouchDB, Elasticsearch, Redis); ORM frameworks (SQLAlchemy); microservice architecture.</w:t>
+        <w:t xml:space="preserve">Applied Hugging Face Transformers and sentence-transformers to </w:t>
+      </w:r>
+      <w:r>
+        <w:t xml:space="preserve">evaluate and deploy domain-appropriate embedding models </w:t>
+      </w:r>
+      <w:r>
+        <w:t>and cross-encoder rerankers, improving contextual relevance and retrieval quality across heterogeneous data sources.</w:t>
       </w:r>
     </w:p>
     <w:p>
@@ -666,231 +868,22 @@
         <w:pStyle w:val="liste"/>
       </w:pPr>
       <w:r>
-        <w:rPr>
-          <w:b/>
-        </w:rPr>
-        <w:t>Networking &amp; System Administration</w:t>
-      </w:r>
-      <w:r>
-        <w:t xml:space="preserve"> - Deep knowledge of network protocols and diagnostic tooling (Wireshark, tcpdump, IXIA, Spirent); Linux system administration; Bash scripting.</w:t>
-      </w:r>
-    </w:p>
-    <w:p>
-      <w:pPr>
-        <w:pStyle w:val="liste"/>
-      </w:pPr>
-      <w:r>
-        <w:rPr>
-          <w:b/>
-        </w:rPr>
-        <w:t>IoT &amp; Embedded Systems</w:t>
-      </w:r>
-      <w:r>
-        <w:t xml:space="preserve"> - Prototyping and deploying IoT solutions on single-board computers; Zephyr RTOS, FreeRTOS, and embedded Linux.</w:t>
-      </w:r>
-    </w:p>
-    <w:p>
-      <w:pPr>
-        <w:pStyle w:val="liste"/>
-      </w:pPr>
-      <w:r>
-        <w:rPr>
-          <w:b/>
-        </w:rPr>
-        <w:t>Test Automation</w:t>
-      </w:r>
-      <w:r>
-        <w:t xml:space="preserve"> </w:t>
-      </w:r>
-      <w:r>
-        <w:t>–</w:t>
-      </w:r>
-      <w:r>
-        <w:t xml:space="preserve"> </w:t>
-      </w:r>
-      <w:r>
-        <w:t xml:space="preserve">pytest, </w:t>
-      </w:r>
-      <w:r>
-        <w:t>Robot Framework, Behave, Playwright, Selenium; CI/CD integration for QA, networking, and DevOps workflows.</w:t>
-      </w:r>
-    </w:p>
-    <w:p>
-      <w:pPr>
-        <w:pStyle w:val="titleparagraph"/>
-        <w:rPr>
-          <w:rFonts w:ascii="Arial" w:eastAsia="Times New Roman" w:hAnsi="Arial" w:cs="Arial"/>
-          <w:color w:val="auto"/>
-        </w:rPr>
-      </w:pPr>
-      <w:r>
-        <w:rPr>
-          <w:rFonts w:ascii="Arial" w:eastAsia="Times New Roman" w:hAnsi="Arial" w:cs="Arial"/>
-          <w:color w:val="auto"/>
-        </w:rPr>
-        <w:t>Employment History</w:t>
-      </w:r>
-    </w:p>
-    <w:p>
-      <w:pPr>
-        <w:rPr>
-          <w:rFonts w:cs="Arial"/>
-        </w:rPr>
-      </w:pPr>
-      <w:r>
-        <w:rPr>
-          <w:rFonts w:cs="Arial"/>
-        </w:rPr>
-        <w:pict>
-          <v:rect id="_x0000_i1027" style="width:481.9pt;height:4pt" o:hralign="center" o:hrstd="t" o:hrnoshade="t" o:hr="t" fillcolor="#0070c0" stroked="f"/>
-        </w:pict>
-      </w:r>
-    </w:p>
-    <w:p>
-      <w:pPr>
-        <w:pStyle w:val="schoolname1"/>
-        <w:rPr>
-          <w:rFonts w:ascii="Arial" w:hAnsi="Arial" w:cs="Arial"/>
-        </w:rPr>
-      </w:pPr>
-      <w:r>
-        <w:rPr>
-          <w:rFonts w:ascii="Arial" w:hAnsi="Arial" w:cs="Arial"/>
-        </w:rPr>
-        <w:t xml:space="preserve">ToFollow, </w:t>
-      </w:r>
-      <w:r>
-        <w:rPr>
-          <w:rFonts w:ascii="Arial" w:hAnsi="Arial" w:cs="Arial"/>
-        </w:rPr>
-        <w:t xml:space="preserve">Senior </w:t>
-      </w:r>
-      <w:r>
-        <w:rPr>
-          <w:rFonts w:ascii="Arial" w:hAnsi="Arial" w:cs="Arial"/>
-        </w:rPr>
-        <w:t>Python Developer</w:t>
-      </w:r>
-      <w:r>
-        <w:rPr>
-          <w:rFonts w:ascii="Arial" w:hAnsi="Arial" w:cs="Arial"/>
-        </w:rPr>
-        <w:t xml:space="preserve"> in AI</w:t>
-      </w:r>
-      <w:r>
-        <w:rPr>
-          <w:rFonts w:ascii="Arial" w:hAnsi="Arial" w:cs="Arial"/>
-        </w:rPr>
-        <w:t xml:space="preserve"> </w:t>
-      </w:r>
-      <w:r>
-        <w:rPr>
-          <w:rStyle w:val="date1Char"/>
-        </w:rPr>
-        <w:t>(</w:t>
-      </w:r>
-      <w:r>
-        <w:rPr>
-          <w:rStyle w:val="date1Char"/>
-        </w:rPr>
-        <w:t>Oct. 202</w:t>
-      </w:r>
-      <w:r>
-        <w:rPr>
-          <w:rStyle w:val="date1Char"/>
-        </w:rPr>
-        <w:t>5</w:t>
-      </w:r>
-      <w:r>
-        <w:rPr>
-          <w:rStyle w:val="date1Char"/>
-        </w:rPr>
-        <w:t xml:space="preserve"> </w:t>
-      </w:r>
-      <w:r>
-        <w:rPr>
-          <w:rStyle w:val="date1Char"/>
-        </w:rPr>
-        <w:t>–</w:t>
-      </w:r>
-      <w:r>
-        <w:rPr>
-          <w:rStyle w:val="date1Char"/>
-        </w:rPr>
-        <w:t xml:space="preserve"> </w:t>
-      </w:r>
-      <w:r>
-        <w:rPr>
-          <w:rStyle w:val="date1Char"/>
-        </w:rPr>
-        <w:t>)</w:t>
-      </w:r>
-    </w:p>
-    <w:p>
-      <w:pPr>
-        <w:pStyle w:val="liste"/>
-      </w:pPr>
-      <w:r>
-        <w:t>Developed</w:t>
-      </w:r>
-      <w:r>
-        <w:t xml:space="preserve"> end-to-end Retrieval-Augmented Generation (RAG) </w:t>
-      </w:r>
-      <w:r>
-        <w:t xml:space="preserve">and retrieval </w:t>
-      </w:r>
-      <w:r>
-        <w:t>pipelines using LangChain and LlamaIndex, spanning multi-format document ingestion and normalisation via Pandoc, adaptive chunking strategies, embedding generation, vector indexing, and retrieval orchestration with LLM response synthesis.</w:t>
-      </w:r>
-    </w:p>
-    <w:p>
-      <w:pPr>
-        <w:pStyle w:val="liste"/>
-      </w:pPr>
-      <w:r>
-        <w:t>Assisted in e</w:t>
-      </w:r>
-      <w:r>
-        <w:t>ngineer</w:t>
-      </w:r>
-      <w:r>
-        <w:t>ing</w:t>
-      </w:r>
-      <w:r>
-        <w:t xml:space="preserve"> vector database solutions and semantic search systems using Qdrant and Pinecone, implementing hybrid retrieval combining dense vector similarity with sparse keyword search to improve retrieval precision across large-scale document corpora</w:t>
+        <w:t xml:space="preserve">Implemented end-to-end CI/CD pipelines using GitHub Actions to test, build, and containerise applications with Docker, push images to Amazon ECR, and deploy </w:t>
+      </w:r>
+      <w:r>
+        <w:t>using</w:t>
+      </w:r>
+      <w:r>
+        <w:t xml:space="preserve"> ECS </w:t>
+      </w:r>
+      <w:r>
+        <w:t>to</w:t>
+      </w:r>
+      <w:r>
+        <w:t xml:space="preserve"> custom EC2 instances</w:t>
       </w:r>
       <w:r>
         <w:t>.</w:t>
-      </w:r>
-    </w:p>
-    <w:p>
-      <w:pPr>
-        <w:pStyle w:val="liste"/>
-      </w:pPr>
-      <w:r>
-        <w:t>Designed and deployed scalable, asynchronous REST APIs using FastAPI to expose RAG and LLM capabilities, supporting streaming responses, concurrent multi-user workloads, and clean separation between retrieval and generation layers.</w:t>
-      </w:r>
-    </w:p>
-    <w:p>
-      <w:pPr>
-        <w:pStyle w:val="liste"/>
-      </w:pPr>
-      <w:r>
-        <w:t xml:space="preserve">Applied Hugging Face Transformers and sentence-transformers to </w:t>
-      </w:r>
-      <w:r>
-        <w:t xml:space="preserve">evaluate and deploy domain-appropriate embedding models </w:t>
-      </w:r>
-      <w:r>
-        <w:t>and cross-encoder rerankers, improving contextual relevance and retrieval quality across heterogeneous data sources.</w:t>
-      </w:r>
-    </w:p>
-    <w:p>
-      <w:pPr>
-        <w:pStyle w:val="liste"/>
-      </w:pPr>
-      <w:r>
-        <w:t>Delivered cloud-native AI infrastructure on AWS using the AWS CDK, provisioning containerised services (ECS/Fargate), serverless compute (Lambda), and scalable storage (S3) to support production RAG deployments with reliable, cost-efficient scaling.</w:t>
       </w:r>
     </w:p>
     <w:p>
@@ -916,85 +909,80 @@
         <w:pStyle w:val="schoolname1"/>
         <w:rPr>
           <w:rStyle w:val="date1Char"/>
+          <w:b w:val="0"/>
+          <w:i w:val="0"/>
         </w:rPr>
       </w:pPr>
       <w:r>
         <w:rPr>
           <w:rFonts w:ascii="Arial" w:hAnsi="Arial" w:cs="Arial"/>
         </w:rPr>
-        <w:t xml:space="preserve">Met Office, </w:t>
-      </w:r>
-      <w:r>
-        <w:rPr>
-          <w:rFonts w:ascii="Arial" w:hAnsi="Arial" w:cs="Arial"/>
+        <w:t>Met Office</w:t>
+      </w:r>
+      <w:r>
+        <w:rPr>
+          <w:rFonts w:ascii="Arial" w:eastAsia="Arial" w:hAnsi="Arial" w:cs="Arial"/>
+          <w:color w:val="555555"/>
+          <w:sz w:val="22"/>
+          <w:szCs w:val="22"/>
+        </w:rPr>
+        <w:t xml:space="preserve">  | </w:t>
+      </w:r>
+      <w:r>
+        <w:rPr>
+          <w:rFonts w:ascii="Arial" w:eastAsia="Arial" w:hAnsi="Arial" w:cs="Arial"/>
+          <w:color w:val="555555"/>
+          <w:sz w:val="22"/>
+          <w:szCs w:val="22"/>
+        </w:rPr>
+        <w:t xml:space="preserve"> </w:t>
+      </w:r>
+      <w:r>
+        <w:rPr>
+          <w:rFonts w:ascii="Arial" w:eastAsia="Arial" w:hAnsi="Arial" w:cs="Arial"/>
+          <w:bCs/>
+          <w:color w:val="2E75B6"/>
+          <w:szCs w:val="24"/>
         </w:rPr>
         <w:t>Senior Scientific Software Engineer</w:t>
       </w:r>
       <w:r>
         <w:rPr>
-          <w:rFonts w:ascii="Arial" w:hAnsi="Arial" w:cs="Arial"/>
+          <w:rFonts w:ascii="Arial" w:eastAsia="Arial" w:hAnsi="Arial" w:cs="Arial"/>
+          <w:bCs/>
+          <w:color w:val="2E75B6"/>
+          <w:szCs w:val="24"/>
         </w:rPr>
         <w:t xml:space="preserve"> </w:t>
       </w:r>
       <w:r>
         <w:rPr>
-          <w:rStyle w:val="date1Char"/>
-        </w:rPr>
-        <w:t>(</w:t>
-      </w:r>
-      <w:r>
-        <w:rPr>
-          <w:rStyle w:val="date1Char"/>
-        </w:rPr>
-        <w:t>Dec</w:t>
-      </w:r>
-      <w:r>
-        <w:rPr>
-          <w:rStyle w:val="date1Char"/>
-        </w:rPr>
-        <w:t xml:space="preserve">. </w:t>
-      </w:r>
-      <w:r>
-        <w:rPr>
-          <w:rStyle w:val="date1Char"/>
-        </w:rPr>
-        <w:t>2024</w:t>
-      </w:r>
-      <w:r>
-        <w:rPr>
-          <w:rStyle w:val="date1Char"/>
+          <w:rFonts w:ascii="Arial" w:eastAsia="Arial" w:hAnsi="Arial" w:cs="Arial"/>
+          <w:color w:val="555555"/>
+          <w:sz w:val="22"/>
+          <w:szCs w:val="22"/>
+        </w:rPr>
+        <w:t xml:space="preserve"> | </w:t>
+      </w:r>
+      <w:r>
+        <w:rPr>
+          <w:rFonts w:ascii="Arial" w:eastAsia="Arial" w:hAnsi="Arial" w:cs="Arial"/>
+          <w:color w:val="555555"/>
+          <w:sz w:val="22"/>
+          <w:szCs w:val="22"/>
         </w:rPr>
         <w:t xml:space="preserve"> </w:t>
       </w:r>
       <w:r>
         <w:rPr>
-          <w:rStyle w:val="date1Char"/>
-        </w:rPr>
-        <w:t>–</w:t>
-      </w:r>
-      <w:r>
-        <w:rPr>
-          <w:rStyle w:val="date1Char"/>
-        </w:rPr>
-        <w:t xml:space="preserve"> </w:t>
-      </w:r>
-      <w:r>
-        <w:rPr>
-          <w:rStyle w:val="date1Char"/>
-        </w:rPr>
-        <w:t xml:space="preserve">Jul. </w:t>
-      </w:r>
-      <w:r>
-        <w:rPr>
-          <w:rStyle w:val="date1Char"/>
-        </w:rPr>
-        <w:t>2025</w:t>
-      </w:r>
-      <w:r>
-        <w:rPr>
-          <w:rStyle w:val="date1Char"/>
-        </w:rPr>
-        <w:t>)</w:t>
+          <w:rFonts w:ascii="Arial" w:eastAsia="Arial" w:hAnsi="Arial" w:cs="Arial"/>
+          <w:b w:val="0"/>
+          <w:i/>
+          <w:color w:val="555555"/>
+          <w:sz w:val="20"/>
+          <w:szCs w:val="20"/>
+        </w:rPr>
+        <w:t>Dec. 2024 – Jul. 2025</w:t>
       </w:r>
     </w:p>
     <w:p>
@@ -1057,7 +1045,7 @@
         <w:pStyle w:val="liste"/>
       </w:pPr>
       <w:r>
-        <w:t>Processed and analysed high-resolution, multidimensional meteorological datasets in NetCDF format using Jupyter notebooks and Python libraries including Polars, xarray, NumPy, pandas, and SciPy, with Matplotlib and Seaborn for visualisation.</w:t>
+        <w:t>Processed and analysed high-resolution, multidimensional meteorological datasets in NetCDF format using Jupyter notebooks and Python libraries including xarray, NumPy, pandas, and SciPy, with Matplotlib and Seaborn for visualisation.</w:t>
       </w:r>
     </w:p>
     <w:p>
@@ -1095,246 +1083,230 @@
         <w:rPr>
           <w:rFonts w:ascii="Arial" w:hAnsi="Arial" w:cs="Arial"/>
         </w:rPr>
-        <w:t xml:space="preserve">Freelance, </w:t>
-      </w:r>
-      <w:r>
+        <w:t>Freelance</w:t>
+      </w:r>
+      <w:r>
+        <w:rPr>
+          <w:rFonts w:ascii="Arial" w:eastAsia="Arial" w:hAnsi="Arial" w:cs="Arial"/>
+          <w:color w:val="555555"/>
+          <w:sz w:val="22"/>
+          <w:szCs w:val="22"/>
+        </w:rPr>
+        <w:t xml:space="preserve">  |  </w:t>
+      </w:r>
+      <w:r>
+        <w:rPr>
+          <w:rFonts w:ascii="Arial" w:eastAsia="Arial" w:hAnsi="Arial" w:cs="Arial"/>
+          <w:bCs/>
+          <w:color w:val="2E75B6"/>
+          <w:szCs w:val="24"/>
+        </w:rPr>
+        <w:t xml:space="preserve">Python Developer </w:t>
+      </w:r>
+      <w:r>
+        <w:rPr>
+          <w:rFonts w:ascii="Arial" w:eastAsia="Arial" w:hAnsi="Arial" w:cs="Arial"/>
+          <w:color w:val="555555"/>
+          <w:sz w:val="22"/>
+          <w:szCs w:val="22"/>
+        </w:rPr>
+        <w:t xml:space="preserve"> |  </w:t>
+      </w:r>
+      <w:r>
+        <w:rPr>
+          <w:rFonts w:ascii="Arial" w:eastAsia="Arial" w:hAnsi="Arial" w:cs="Arial"/>
+          <w:b w:val="0"/>
+          <w:i/>
+          <w:color w:val="555555"/>
+          <w:sz w:val="20"/>
+          <w:szCs w:val="20"/>
+        </w:rPr>
+        <w:t>Sep. 2023 – Nov. 2024</w:t>
+      </w:r>
+    </w:p>
+    <w:p>
+      <w:pPr>
+        <w:pStyle w:val="liste"/>
+        <w:rPr>
+          <w:rFonts w:cs="Arial"/>
+        </w:rPr>
+      </w:pPr>
+      <w:r>
+        <w:rPr>
+          <w:rFonts w:cs="Arial"/>
+        </w:rPr>
+        <w:t>Provided</w:t>
+      </w:r>
+      <w:r>
+        <w:rPr>
+          <w:rFonts w:cs="Arial"/>
+        </w:rPr>
+        <w:t xml:space="preserve"> </w:t>
+      </w:r>
+      <w:r>
+        <w:rPr>
+          <w:rFonts w:cs="Arial"/>
+        </w:rPr>
+        <w:t xml:space="preserve">direct </w:t>
+      </w:r>
+      <w:r>
+        <w:rPr>
+          <w:rFonts w:cs="Arial"/>
+        </w:rPr>
+        <w:t xml:space="preserve">independent </w:t>
+      </w:r>
+      <w:r>
+        <w:rPr>
+          <w:rFonts w:cs="Arial"/>
+        </w:rPr>
+        <w:t xml:space="preserve">software development services to several clients, </w:t>
+      </w:r>
+      <w:r>
+        <w:rPr>
+          <w:rFonts w:cs="Arial"/>
+        </w:rPr>
+        <w:t>with recent focus on</w:t>
+      </w:r>
+      <w:r>
+        <w:rPr>
+          <w:rFonts w:cs="Arial"/>
+        </w:rPr>
+        <w:t xml:space="preserve"> start-up IoT projects</w:t>
+      </w:r>
+      <w:r>
+        <w:rPr>
+          <w:rFonts w:cs="Arial"/>
+        </w:rPr>
+        <w:t>, medical diagnostic devices</w:t>
+      </w:r>
+      <w:r>
+        <w:rPr>
+          <w:rFonts w:cs="Arial"/>
+        </w:rPr>
+        <w:t xml:space="preserve"> and </w:t>
+      </w:r>
+      <w:r>
+        <w:rPr>
+          <w:rFonts w:cs="Arial"/>
+        </w:rPr>
+        <w:t>robotic</w:t>
+      </w:r>
+      <w:r>
+        <w:rPr>
+          <w:rFonts w:cs="Arial"/>
+        </w:rPr>
+        <w:t xml:space="preserve"> SDK</w:t>
+      </w:r>
+      <w:r>
+        <w:rPr>
+          <w:rFonts w:cs="Arial"/>
+        </w:rPr>
+        <w:t>s</w:t>
+      </w:r>
+      <w:r>
+        <w:rPr>
+          <w:rFonts w:cs="Arial"/>
+        </w:rPr>
+        <w:t>.</w:t>
+      </w:r>
+      <w:r>
+        <w:rPr>
+          <w:rFonts w:cs="Arial"/>
+        </w:rPr>
+        <w:t xml:space="preserve">  </w:t>
+      </w:r>
+    </w:p>
+    <w:p>
+      <w:pPr>
+        <w:pStyle w:val="liste"/>
+        <w:rPr>
+          <w:rFonts w:cs="Arial"/>
+        </w:rPr>
+      </w:pPr>
+      <w:r>
+        <w:t>Implemented a CI/CD pipeline using GitHub Actions to build, test, and package Python applications, publishing artefacts to Amazon S3 and orchestrating deployment to EC2 instances via Ansible, delivering a fully automated, repeatable release process.</w:t>
+      </w:r>
+    </w:p>
+    <w:p>
+      <w:pPr>
+        <w:pStyle w:val="liste"/>
+        <w:rPr>
+          <w:rFonts w:cs="Arial"/>
+        </w:rPr>
+      </w:pPr>
+      <w:r>
+        <w:t>Operated within a GitOps workflow, leveraging ArgoCD as the continuous delivery tool for declarative, Git-driven application deployment.</w:t>
+      </w:r>
+    </w:p>
+    <w:p>
+      <w:pPr>
+        <w:pStyle w:val="liste"/>
+        <w:rPr>
+          <w:rFonts w:cs="Arial"/>
+        </w:rPr>
+      </w:pPr>
+      <w:r>
+        <w:t>Engineered an end-to-end medical imaging solution using OpenCV, PyTorch, Hugging Face transfer learning, and YOLOv8 object detection to automate bacterial colony identification and antibiotic efficacy scoring, supporting faster and more accurate clinical diagnostics.</w:t>
+      </w:r>
+    </w:p>
+    <w:p>
+      <w:pPr>
+        <w:pStyle w:val="schoolname1"/>
         <w:rPr>
           <w:rFonts w:ascii="Arial" w:hAnsi="Arial" w:cs="Arial"/>
         </w:rPr>
-        <w:t xml:space="preserve">Python Developer </w:t>
-      </w:r>
-      <w:r>
+      </w:pPr>
+    </w:p>
+    <w:p>
+      <w:pPr>
+        <w:pStyle w:val="schoolname1"/>
         <w:rPr>
           <w:rStyle w:val="date1Char"/>
         </w:rPr>
-        <w:t>(</w:t>
-      </w:r>
-      <w:r>
-        <w:rPr>
-          <w:rStyle w:val="date1Char"/>
-        </w:rPr>
-        <w:t>Sep</w:t>
-      </w:r>
-      <w:r>
-        <w:rPr>
-          <w:rStyle w:val="date1Char"/>
-        </w:rPr>
-        <w:t xml:space="preserve">. </w:t>
-      </w:r>
-      <w:r>
-        <w:rPr>
-          <w:rStyle w:val="date1Char"/>
-        </w:rPr>
-        <w:t xml:space="preserve">2023 </w:t>
-      </w:r>
-      <w:r>
-        <w:rPr>
-          <w:rStyle w:val="date1Char"/>
-        </w:rPr>
-        <w:t>–</w:t>
-      </w:r>
-      <w:r>
-        <w:rPr>
-          <w:rStyle w:val="date1Char"/>
-        </w:rPr>
-        <w:t xml:space="preserve"> </w:t>
-      </w:r>
-      <w:r>
-        <w:rPr>
-          <w:rStyle w:val="date1Char"/>
-        </w:rPr>
-        <w:t>Nov</w:t>
-      </w:r>
-      <w:r>
-        <w:rPr>
-          <w:rStyle w:val="date1Char"/>
-        </w:rPr>
-        <w:t xml:space="preserve">. </w:t>
-      </w:r>
-      <w:r>
-        <w:rPr>
-          <w:rStyle w:val="date1Char"/>
-        </w:rPr>
-        <w:t>2024</w:t>
-      </w:r>
-      <w:r>
-        <w:rPr>
-          <w:rStyle w:val="date1Char"/>
-        </w:rPr>
-        <w:t>)</w:t>
-      </w:r>
-    </w:p>
-    <w:p>
-      <w:pPr>
-        <w:pStyle w:val="liste"/>
-        <w:rPr>
-          <w:rFonts w:cs="Arial"/>
-        </w:rPr>
-      </w:pPr>
-      <w:r>
-        <w:rPr>
-          <w:rFonts w:cs="Arial"/>
-        </w:rPr>
-        <w:t>Provided</w:t>
-      </w:r>
-      <w:r>
-        <w:rPr>
-          <w:rFonts w:cs="Arial"/>
-        </w:rPr>
-        <w:t xml:space="preserve"> </w:t>
-      </w:r>
-      <w:r>
-        <w:rPr>
-          <w:rFonts w:cs="Arial"/>
-        </w:rPr>
-        <w:t xml:space="preserve">direct </w:t>
-      </w:r>
-      <w:r>
-        <w:rPr>
-          <w:rFonts w:cs="Arial"/>
-        </w:rPr>
-        <w:t xml:space="preserve">independent </w:t>
-      </w:r>
-      <w:r>
-        <w:rPr>
-          <w:rFonts w:cs="Arial"/>
-        </w:rPr>
-        <w:t xml:space="preserve">software development services to several clients, </w:t>
-      </w:r>
-      <w:r>
-        <w:rPr>
-          <w:rFonts w:cs="Arial"/>
-        </w:rPr>
-        <w:t>with recent focus on</w:t>
-      </w:r>
-      <w:r>
-        <w:rPr>
-          <w:rFonts w:cs="Arial"/>
-        </w:rPr>
-        <w:t xml:space="preserve"> start-up IoT projects</w:t>
-      </w:r>
-      <w:r>
-        <w:rPr>
-          <w:rFonts w:cs="Arial"/>
-        </w:rPr>
-        <w:t>, medical diagnostic devices</w:t>
-      </w:r>
-      <w:r>
-        <w:rPr>
-          <w:rFonts w:cs="Arial"/>
-        </w:rPr>
-        <w:t xml:space="preserve"> and </w:t>
-      </w:r>
-      <w:r>
-        <w:rPr>
-          <w:rFonts w:cs="Arial"/>
-        </w:rPr>
-        <w:t>robotic</w:t>
-      </w:r>
-      <w:r>
-        <w:rPr>
-          <w:rFonts w:cs="Arial"/>
-        </w:rPr>
-        <w:t xml:space="preserve"> SDK</w:t>
-      </w:r>
-      <w:r>
-        <w:rPr>
-          <w:rFonts w:cs="Arial"/>
-        </w:rPr>
-        <w:t>s</w:t>
-      </w:r>
-      <w:r>
-        <w:rPr>
-          <w:rFonts w:cs="Arial"/>
-        </w:rPr>
-        <w:t>.</w:t>
-      </w:r>
-      <w:r>
-        <w:rPr>
-          <w:rFonts w:cs="Arial"/>
-        </w:rPr>
-        <w:t xml:space="preserve">  </w:t>
-      </w:r>
-    </w:p>
-    <w:p>
-      <w:pPr>
-        <w:pStyle w:val="liste"/>
-        <w:rPr>
-          <w:rFonts w:cs="Arial"/>
-        </w:rPr>
-      </w:pPr>
-      <w:r>
-        <w:t>Engineered an end-to-end medical imaging solution using OpenCV, PyTorch, Hugging Face transfer learning, and YOLOv8 object detection to automate bacterial colony identification and antibiotic efficacy scoring, supporting faster and more accurate clinical diagnostics.</w:t>
-      </w:r>
-    </w:p>
-    <w:p>
-      <w:pPr>
-        <w:pStyle w:val="schoolname1"/>
+      </w:pPr>
+      <w:r>
         <w:rPr>
           <w:rFonts w:ascii="Arial" w:hAnsi="Arial" w:cs="Arial"/>
         </w:rPr>
-      </w:pPr>
-    </w:p>
-    <w:p>
-      <w:pPr>
-        <w:pStyle w:val="schoolname1"/>
-        <w:rPr>
-          <w:rStyle w:val="date1Char"/>
-        </w:rPr>
-      </w:pPr>
-      <w:r>
-        <w:rPr>
-          <w:rFonts w:ascii="Arial" w:hAnsi="Arial" w:cs="Arial"/>
-        </w:rPr>
-        <w:t xml:space="preserve">AMD, </w:t>
-      </w:r>
-      <w:r>
-        <w:rPr>
-          <w:rFonts w:ascii="Arial" w:hAnsi="Arial" w:cs="Arial"/>
+        <w:t>AMD</w:t>
+      </w:r>
+      <w:r>
+        <w:rPr>
+          <w:rFonts w:ascii="Arial" w:eastAsia="Arial" w:hAnsi="Arial" w:cs="Arial"/>
+          <w:color w:val="555555"/>
+          <w:sz w:val="22"/>
+          <w:szCs w:val="22"/>
+        </w:rPr>
+        <w:t xml:space="preserve">  |   </w:t>
+      </w:r>
+      <w:r>
+        <w:rPr>
+          <w:rFonts w:ascii="Arial" w:eastAsia="Arial" w:hAnsi="Arial" w:cs="Arial"/>
+          <w:bCs/>
+          <w:color w:val="2E75B6"/>
+          <w:szCs w:val="24"/>
         </w:rPr>
         <w:t xml:space="preserve">Senior Python Developer </w:t>
       </w:r>
       <w:r>
         <w:rPr>
-          <w:rStyle w:val="date1Char"/>
-        </w:rPr>
-        <w:t>(</w:t>
-      </w:r>
-      <w:r>
-        <w:rPr>
-          <w:rStyle w:val="date1Char"/>
-        </w:rPr>
-        <w:t>Jan</w:t>
-      </w:r>
-      <w:r>
-        <w:rPr>
-          <w:rStyle w:val="date1Char"/>
-        </w:rPr>
-        <w:t>.</w:t>
-      </w:r>
-      <w:r>
-        <w:rPr>
-          <w:rStyle w:val="date1Char"/>
-        </w:rPr>
-        <w:t xml:space="preserve"> 2020 </w:t>
-      </w:r>
-      <w:r>
-        <w:rPr>
-          <w:rStyle w:val="date1Char"/>
-        </w:rPr>
-        <w:t>–</w:t>
-      </w:r>
-      <w:r>
-        <w:rPr>
-          <w:rStyle w:val="date1Char"/>
-        </w:rPr>
-        <w:t xml:space="preserve"> Jul. 2023</w:t>
-      </w:r>
-      <w:r>
-        <w:rPr>
-          <w:rStyle w:val="date1Char"/>
-        </w:rPr>
-        <w:t>)</w:t>
+          <w:rFonts w:ascii="Arial" w:eastAsia="Arial" w:hAnsi="Arial" w:cs="Arial"/>
+          <w:color w:val="555555"/>
+          <w:sz w:val="22"/>
+          <w:szCs w:val="22"/>
+        </w:rPr>
+        <w:t xml:space="preserve"> |  </w:t>
+      </w:r>
+      <w:r>
+        <w:rPr>
+          <w:rFonts w:ascii="Arial" w:eastAsia="Arial" w:hAnsi="Arial" w:cs="Arial"/>
+          <w:b w:val="0"/>
+          <w:i/>
+          <w:color w:val="555555"/>
+          <w:sz w:val="20"/>
+          <w:szCs w:val="20"/>
+        </w:rPr>
+        <w:t>Jan. 2020  - Jul. 2023</w:t>
       </w:r>
     </w:p>
     <w:p>
@@ -1346,63 +1318,15 @@
         </w:rPr>
       </w:pPr>
       <w:r>
-        <w:t xml:space="preserve">Led a team to design and implement a fully automated CI testing framework using FastAPI on AWS (EC2, S3, SQS, SNS) and MongoDB. Leveraged Python Lambda functions and </w:t>
-      </w:r>
-      <w:r>
-        <w:t>b</w:t>
-      </w:r>
-      <w:r>
-        <w:t>oto3 for orchestration</w:t>
-      </w:r>
-      <w:r>
-        <w:rPr>
-          <w:rFonts w:cs="Arial"/>
-        </w:rPr>
-        <w:t>.</w:t>
+        <w:t>Led a team to design and implement a fully automated CI testing framework, exposing results and controls via a FastAPI service hosted on AWS with MongoDB as the data store. Leveraged AWS Lambda functions and boto3 for pipeline orchestration and event-driven automation.</w:t>
       </w:r>
     </w:p>
     <w:p>
       <w:pPr>
         <w:pStyle w:val="liste"/>
-        <w:rPr>
-          <w:rFonts w:cs="Arial"/>
-          <w:lang w:eastAsia="en-GB"/>
-        </w:rPr>
-      </w:pPr>
-      <w:r>
-        <w:rPr>
-          <w:rFonts w:cs="Arial"/>
-          <w:lang w:eastAsia="en-GB"/>
-        </w:rPr>
-        <w:t xml:space="preserve">Automated the </w:t>
-      </w:r>
-      <w:r>
-        <w:rPr>
-          <w:rFonts w:cs="Arial"/>
-          <w:lang w:eastAsia="en-GB"/>
-        </w:rPr>
-        <w:t>extensive test</w:t>
-      </w:r>
-      <w:r>
-        <w:rPr>
-          <w:rFonts w:cs="Arial"/>
-          <w:lang w:eastAsia="en-GB"/>
-        </w:rPr>
-        <w:t xml:space="preserve"> network infrastructure operations by utili</w:t>
-      </w:r>
-      <w:r>
-        <w:rPr>
-          <w:rFonts w:cs="Arial"/>
-          <w:lang w:eastAsia="en-GB"/>
-        </w:rPr>
-        <w:t>s</w:t>
-      </w:r>
-      <w:r>
-        <w:rPr>
-          <w:rFonts w:cs="Arial"/>
-          <w:lang w:eastAsia="en-GB"/>
-        </w:rPr>
-        <w:t>ing Python libraries like nornir, netmiko, napalm, and fabric and employed Ansible YAML playbooks and Pulumi Python scripts as robust Infrastructure as Code (IaC) tools.</w:t>
+      </w:pPr>
+      <w:r>
+        <w:t>Automated network infrastructure provisioning and configuration across the test estate using Python network automation libraries (nornir, netmiko, napalm, fabric), Ansible playbooks for configuration management, and Pulumi for Infrastructure as Code.</w:t>
       </w:r>
     </w:p>
     <w:p>
@@ -1524,49 +1448,27 @@
         <w:rPr>
           <w:rFonts w:ascii="Arial" w:hAnsi="Arial" w:cs="Arial"/>
         </w:rPr>
-        <w:t xml:space="preserve">Career Break </w:t>
-      </w:r>
-      <w:r>
-        <w:rPr>
-          <w:rStyle w:val="date1Char"/>
-        </w:rPr>
-        <w:t>(</w:t>
-      </w:r>
-      <w:r>
-        <w:rPr>
-          <w:rStyle w:val="date1Char"/>
-        </w:rPr>
-        <w:t>Jan</w:t>
-      </w:r>
-      <w:r>
-        <w:rPr>
-          <w:rStyle w:val="date1Char"/>
-        </w:rPr>
-        <w:t>. 2019</w:t>
-      </w:r>
-      <w:r>
-        <w:rPr>
-          <w:rStyle w:val="date1Char"/>
-        </w:rPr>
-        <w:t xml:space="preserve"> - </w:t>
-      </w:r>
-      <w:r>
-        <w:rPr>
-          <w:rStyle w:val="date1Char"/>
-        </w:rPr>
-        <w:t xml:space="preserve">Nov. </w:t>
-      </w:r>
-      <w:r>
-        <w:rPr>
-          <w:rStyle w:val="date1Char"/>
-        </w:rPr>
-        <w:t>2019</w:t>
-      </w:r>
-      <w:r>
-        <w:rPr>
-          <w:rStyle w:val="date1Char"/>
-        </w:rPr>
-        <w:t>)</w:t>
+        <w:t>Career Break</w:t>
+      </w:r>
+      <w:r>
+        <w:rPr>
+          <w:rFonts w:ascii="Arial" w:eastAsia="Arial" w:hAnsi="Arial" w:cs="Arial"/>
+          <w:color w:val="555555"/>
+          <w:sz w:val="22"/>
+          <w:szCs w:val="22"/>
+        </w:rPr>
+        <w:t xml:space="preserve">  |   </w:t>
+      </w:r>
+      <w:r>
+        <w:rPr>
+          <w:rFonts w:ascii="Arial" w:eastAsia="Arial" w:hAnsi="Arial" w:cs="Arial"/>
+          <w:b w:val="0"/>
+          <w:i/>
+          <w:color w:val="555555"/>
+          <w:sz w:val="20"/>
+          <w:szCs w:val="20"/>
+        </w:rPr>
+        <w:t>Jan. 2019 – Nov. 2019</w:t>
       </w:r>
     </w:p>
     <w:p>
@@ -1617,79 +1519,45 @@
         <w:rPr>
           <w:rFonts w:ascii="Arial" w:hAnsi="Arial" w:cs="Arial"/>
         </w:rPr>
-        <w:t xml:space="preserve">Qualcomm, </w:t>
-      </w:r>
-      <w:r>
-        <w:rPr>
-          <w:rFonts w:ascii="Arial" w:hAnsi="Arial" w:cs="Arial"/>
-        </w:rPr>
-        <w:t>Automation</w:t>
-      </w:r>
-      <w:r>
-        <w:rPr>
-          <w:rFonts w:ascii="Arial" w:hAnsi="Arial" w:cs="Arial"/>
-        </w:rPr>
-        <w:t xml:space="preserve"> </w:t>
-      </w:r>
-      <w:r>
-        <w:rPr>
-          <w:rFonts w:ascii="Arial" w:hAnsi="Arial" w:cs="Arial"/>
-        </w:rPr>
-        <w:t>Engineer (</w:t>
-      </w:r>
-      <w:r>
-        <w:rPr>
-          <w:rStyle w:val="date1Char"/>
-        </w:rPr>
-        <w:t>Aug</w:t>
-      </w:r>
-      <w:r>
-        <w:rPr>
-          <w:rStyle w:val="date1Char"/>
-        </w:rPr>
-        <w:t>. 201</w:t>
-      </w:r>
-      <w:r>
-        <w:rPr>
-          <w:rStyle w:val="date1Char"/>
-        </w:rPr>
-        <w:t>6</w:t>
-      </w:r>
-      <w:r>
-        <w:rPr>
-          <w:rStyle w:val="date1Char"/>
-        </w:rPr>
-        <w:t xml:space="preserve"> </w:t>
-      </w:r>
-      <w:r>
-        <w:rPr>
-          <w:rStyle w:val="date1Char"/>
-        </w:rPr>
-        <w:t xml:space="preserve">– </w:t>
-      </w:r>
-      <w:r>
-        <w:rPr>
-          <w:rStyle w:val="date1Char"/>
-        </w:rPr>
-        <w:t>Dec</w:t>
-      </w:r>
-      <w:r>
-        <w:rPr>
-          <w:rStyle w:val="date1Char"/>
-        </w:rPr>
-        <w:t>. 201</w:t>
-      </w:r>
-      <w:r>
-        <w:rPr>
-          <w:rStyle w:val="date1Char"/>
-        </w:rPr>
-        <w:t>8</w:t>
-      </w:r>
-      <w:r>
-        <w:rPr>
-          <w:rStyle w:val="date1Char"/>
-        </w:rPr>
-        <w:t>)</w:t>
+        <w:t>Qualcomm</w:t>
+      </w:r>
+      <w:r>
+        <w:rPr>
+          <w:rFonts w:ascii="Arial" w:eastAsia="Arial" w:hAnsi="Arial" w:cs="Arial"/>
+          <w:color w:val="555555"/>
+          <w:sz w:val="22"/>
+          <w:szCs w:val="22"/>
+        </w:rPr>
+        <w:t xml:space="preserve">  |   </w:t>
+      </w:r>
+      <w:r>
+        <w:rPr>
+          <w:rFonts w:ascii="Arial" w:eastAsia="Arial" w:hAnsi="Arial" w:cs="Arial"/>
+          <w:bCs/>
+          <w:color w:val="2E75B6"/>
+          <w:szCs w:val="24"/>
+        </w:rPr>
+        <w:t xml:space="preserve">Automation Engineer </w:t>
+      </w:r>
+      <w:r>
+        <w:rPr>
+          <w:rFonts w:ascii="Arial" w:eastAsia="Arial" w:hAnsi="Arial" w:cs="Arial"/>
+          <w:color w:val="555555"/>
+          <w:sz w:val="22"/>
+          <w:szCs w:val="22"/>
+        </w:rPr>
+        <w:t xml:space="preserve"> |  </w:t>
+      </w:r>
+      <w:r>
+        <w:rPr>
+          <w:rFonts w:ascii="Arial" w:eastAsia="Arial" w:hAnsi="Arial" w:cs="Arial"/>
+          <w:b w:val="0"/>
+          <w:i/>
+          <w:color w:val="555555"/>
+          <w:sz w:val="20"/>
+          <w:szCs w:val="20"/>
+        </w:rPr>
+        <w:t>Aug. 2016 – Dec. 2018</w:t>
       </w:r>
     </w:p>
     <w:p>
@@ -1937,73 +1805,45 @@
         <w:rPr>
           <w:rFonts w:ascii="Arial" w:hAnsi="Arial" w:cs="Arial"/>
         </w:rPr>
-        <w:t xml:space="preserve">Cisco, </w:t>
-      </w:r>
-      <w:r>
-        <w:rPr>
-          <w:rFonts w:ascii="Arial" w:hAnsi="Arial" w:cs="Arial"/>
-        </w:rPr>
-        <w:t>Python Developer in Test</w:t>
-      </w:r>
-      <w:r>
-        <w:rPr>
-          <w:rFonts w:ascii="Arial" w:hAnsi="Arial" w:cs="Arial"/>
-        </w:rPr>
-        <w:t xml:space="preserve"> </w:t>
-      </w:r>
-      <w:r>
-        <w:rPr>
-          <w:rFonts w:ascii="Arial" w:hAnsi="Arial" w:cs="Arial"/>
-        </w:rPr>
-        <w:t>(DevOps)</w:t>
-      </w:r>
-      <w:r>
-        <w:rPr>
-          <w:rFonts w:ascii="Arial" w:hAnsi="Arial" w:cs="Arial"/>
-        </w:rPr>
-        <w:t xml:space="preserve"> </w:t>
-      </w:r>
-      <w:r>
-        <w:rPr>
-          <w:rStyle w:val="date1Char"/>
-        </w:rPr>
-        <w:t>(</w:t>
-      </w:r>
-      <w:r>
-        <w:rPr>
-          <w:rStyle w:val="date1Char"/>
-        </w:rPr>
-        <w:t>Jul</w:t>
-      </w:r>
-      <w:r>
-        <w:rPr>
-          <w:rStyle w:val="date1Char"/>
-        </w:rPr>
-        <w:t xml:space="preserve">. 2011 </w:t>
-      </w:r>
-      <w:r>
-        <w:rPr>
-          <w:rStyle w:val="date1Char"/>
-        </w:rPr>
-        <w:t xml:space="preserve">– </w:t>
-      </w:r>
-      <w:r>
-        <w:rPr>
-          <w:rStyle w:val="date1Char"/>
-        </w:rPr>
-        <w:t>Aug.</w:t>
-      </w:r>
-      <w:r>
-        <w:rPr>
-          <w:rStyle w:val="date1Char"/>
-        </w:rPr>
-        <w:t xml:space="preserve"> 2016</w:t>
-      </w:r>
-      <w:r>
-        <w:rPr>
-          <w:rStyle w:val="date1Char"/>
-        </w:rPr>
-        <w:t>)</w:t>
+        <w:t>Cisco</w:t>
+      </w:r>
+      <w:r>
+        <w:rPr>
+          <w:rFonts w:ascii="Arial" w:eastAsia="Arial" w:hAnsi="Arial" w:cs="Arial"/>
+          <w:color w:val="555555"/>
+          <w:sz w:val="22"/>
+          <w:szCs w:val="22"/>
+        </w:rPr>
+        <w:t xml:space="preserve">  |   </w:t>
+      </w:r>
+      <w:r>
+        <w:rPr>
+          <w:rFonts w:ascii="Arial" w:eastAsia="Arial" w:hAnsi="Arial" w:cs="Arial"/>
+          <w:bCs/>
+          <w:color w:val="2E75B6"/>
+          <w:szCs w:val="24"/>
+        </w:rPr>
+        <w:t xml:space="preserve">Python Developer in Test </w:t>
+      </w:r>
+      <w:r>
+        <w:rPr>
+          <w:rFonts w:ascii="Arial" w:eastAsia="Arial" w:hAnsi="Arial" w:cs="Arial"/>
+          <w:color w:val="555555"/>
+          <w:sz w:val="22"/>
+          <w:szCs w:val="22"/>
+        </w:rPr>
+        <w:t xml:space="preserve"> |  </w:t>
+      </w:r>
+      <w:r>
+        <w:rPr>
+          <w:rFonts w:ascii="Arial" w:eastAsia="Arial" w:hAnsi="Arial" w:cs="Arial"/>
+          <w:b w:val="0"/>
+          <w:i/>
+          <w:color w:val="555555"/>
+          <w:sz w:val="20"/>
+          <w:szCs w:val="20"/>
+        </w:rPr>
+        <w:t>Jul. 2011 – Aug. 2016</w:t>
       </w:r>
     </w:p>
     <w:p>
@@ -2019,6 +1859,7 @@
         <w:pStyle w:val="liste"/>
       </w:pPr>
       <w:r>
+        <w:lastRenderedPageBreak/>
         <w:t>Designed scalable, maintainable test infrastructure and frameworks integrated into the full development lifecycle.</w:t>
       </w:r>
     </w:p>
@@ -2043,7 +1884,6 @@
         <w:pStyle w:val="liste"/>
       </w:pPr>
       <w:r>
-        <w:lastRenderedPageBreak/>
         <w:t>Performed system integration testing of microservice architectures using CouchDB, Memcached, ActiveMQ, Redis, and Squid.</w:t>
       </w:r>
     </w:p>
@@ -2117,69 +1957,41 @@
       </w:r>
       <w:r>
         <w:rPr>
-          <w:rFonts w:ascii="Arial" w:hAnsi="Arial" w:cs="Arial"/>
-        </w:rPr>
-        <w:t xml:space="preserve">, </w:t>
-      </w:r>
-      <w:r>
-        <w:rPr>
-          <w:rFonts w:ascii="Arial" w:hAnsi="Arial" w:cs="Arial"/>
-        </w:rPr>
-        <w:t>Python Developer in Test</w:t>
-      </w:r>
-      <w:r>
-        <w:rPr>
-          <w:rFonts w:ascii="Arial" w:hAnsi="Arial" w:cs="Arial"/>
-        </w:rPr>
-        <w:t xml:space="preserve"> </w:t>
-      </w:r>
-      <w:r>
-        <w:rPr>
-          <w:rStyle w:val="date1Char"/>
-        </w:rPr>
-        <w:t>(</w:t>
-      </w:r>
-      <w:r>
-        <w:rPr>
-          <w:rStyle w:val="date1Char"/>
-        </w:rPr>
-        <w:t>Mar. 2010</w:t>
-      </w:r>
-      <w:r>
-        <w:rPr>
-          <w:rStyle w:val="date1Char"/>
-        </w:rPr>
-        <w:t xml:space="preserve"> – </w:t>
-      </w:r>
-      <w:r>
-        <w:rPr>
-          <w:rStyle w:val="date1Char"/>
-        </w:rPr>
-        <w:t>Jun</w:t>
-      </w:r>
-      <w:r>
-        <w:rPr>
-          <w:rStyle w:val="date1Char"/>
-        </w:rPr>
-        <w:t xml:space="preserve">. </w:t>
-      </w:r>
-      <w:r>
-        <w:rPr>
-          <w:rStyle w:val="date1Char"/>
-        </w:rPr>
-        <w:t>201</w:t>
-      </w:r>
-      <w:r>
-        <w:rPr>
-          <w:rStyle w:val="date1Char"/>
-        </w:rPr>
-        <w:t>1</w:t>
-      </w:r>
-      <w:r>
-        <w:rPr>
-          <w:rStyle w:val="date1Char"/>
-        </w:rPr>
-        <w:t>)</w:t>
+          <w:rFonts w:ascii="Arial" w:eastAsia="Arial" w:hAnsi="Arial" w:cs="Arial"/>
+          <w:color w:val="555555"/>
+          <w:sz w:val="22"/>
+          <w:szCs w:val="22"/>
+        </w:rPr>
+        <w:t xml:space="preserve">  |   </w:t>
+      </w:r>
+      <w:r>
+        <w:rPr>
+          <w:rFonts w:ascii="Arial" w:eastAsia="Arial" w:hAnsi="Arial" w:cs="Arial"/>
+          <w:bCs/>
+          <w:color w:val="2E75B6"/>
+          <w:szCs w:val="24"/>
+        </w:rPr>
+        <w:t xml:space="preserve">Python Developer in Test </w:t>
+      </w:r>
+      <w:r>
+        <w:rPr>
+          <w:rFonts w:ascii="Arial" w:eastAsia="Arial" w:hAnsi="Arial" w:cs="Arial"/>
+          <w:color w:val="555555"/>
+          <w:sz w:val="22"/>
+          <w:szCs w:val="22"/>
+        </w:rPr>
+        <w:t xml:space="preserve"> |  </w:t>
+      </w:r>
+      <w:r>
+        <w:rPr>
+          <w:rFonts w:ascii="Arial" w:eastAsia="Arial" w:hAnsi="Arial" w:cs="Arial"/>
+          <w:b w:val="0"/>
+          <w:i/>
+          <w:color w:val="555555"/>
+          <w:sz w:val="20"/>
+          <w:szCs w:val="20"/>
+        </w:rPr>
+        <w:t>Mar. 2010 – Jun. 2011</w:t>
       </w:r>
     </w:p>
     <w:p>
@@ -2234,35 +2046,9 @@
     <w:p>
       <w:pPr>
         <w:pStyle w:val="titleparagraph"/>
-        <w:rPr>
-          <w:rFonts w:ascii="Arial" w:eastAsia="Times New Roman" w:hAnsi="Arial" w:cs="Arial"/>
-          <w:color w:val="auto"/>
-        </w:rPr>
-      </w:pPr>
-      <w:r>
-        <w:rPr>
-          <w:rFonts w:ascii="Arial" w:eastAsia="Times New Roman" w:hAnsi="Arial" w:cs="Arial"/>
-          <w:color w:val="auto"/>
-        </w:rPr>
-        <w:t>Additional Experience</w:t>
-      </w:r>
-    </w:p>
-    <w:p>
-      <w:pPr>
-        <w:pStyle w:val="NoSpacing"/>
-        <w:ind w:left="0"/>
-        <w:rPr>
-          <w:rFonts w:ascii="Arial" w:hAnsi="Arial" w:cs="Arial"/>
-        </w:rPr>
-      </w:pPr>
-      <w:r>
-        <w:rPr>
-          <w:rFonts w:ascii="Arial" w:hAnsi="Arial" w:cs="Arial"/>
-          <w:color w:val="C00000"/>
-        </w:rPr>
-        <w:pict>
-          <v:rect id="_x0000_i1028" style="width:481.9pt;height:4pt" o:hralign="center" o:hrstd="t" o:hrnoshade="t" o:hr="t" fillcolor="#0070c0" stroked="f"/>
-        </w:pict>
+      </w:pPr>
+      <w:r>
+        <w:t>ADDITIONAL EXPERIENCE</w:t>
       </w:r>
     </w:p>
     <w:p>
@@ -2323,202 +2109,152 @@
     </w:p>
     <w:p>
       <w:pPr>
+        <w:pStyle w:val="liste"/>
+        <w:numPr>
+          <w:ilvl w:val="0"/>
+          <w:numId w:val="0"/>
+        </w:numPr>
+      </w:pPr>
+    </w:p>
+    <w:p>
+      <w:pPr>
         <w:pStyle w:val="titleparagraph"/>
-        <w:rPr>
-          <w:rFonts w:ascii="Arial" w:eastAsia="Times New Roman" w:hAnsi="Arial" w:cs="Arial"/>
-          <w:color w:val="auto"/>
-        </w:rPr>
-      </w:pPr>
-      <w:r>
-        <w:rPr>
-          <w:rFonts w:ascii="Arial" w:eastAsia="Times New Roman" w:hAnsi="Arial" w:cs="Arial"/>
-          <w:color w:val="auto"/>
-        </w:rPr>
-        <w:t>Security Clearance</w:t>
-      </w:r>
-    </w:p>
-    <w:p>
-      <w:pPr>
+      </w:pPr>
+      <w:r>
+        <w:t>SECURITY CLEARANCE</w:t>
+      </w:r>
+    </w:p>
+    <w:p>
+      <w:pPr>
+        <w:pStyle w:val="liste"/>
+      </w:pPr>
+      <w:r>
+        <w:t>SC (</w:t>
+      </w:r>
+      <w:r>
+        <w:t>Security Check</w:t>
+      </w:r>
+      <w:r>
+        <w:t xml:space="preserve">): </w:t>
+      </w:r>
+      <w:r>
+        <w:t>Current</w:t>
+      </w:r>
+      <w:r>
+        <w:t>.</w:t>
+      </w:r>
+    </w:p>
+    <w:p>
+      <w:pPr>
+        <w:pStyle w:val="liste"/>
         <w:rPr>
           <w:rFonts w:cs="Arial"/>
-          <w:lang w:eastAsia="en-GB"/>
-        </w:rPr>
-      </w:pPr>
-      <w:r>
+        </w:rPr>
+      </w:pPr>
+      <w:r>
+        <w:t>BPSS (</w:t>
+      </w:r>
+      <w:r>
+        <w:t>Baseline Personnel Security Standard)</w:t>
+      </w:r>
+      <w:r>
+        <w:t>: Current</w:t>
+      </w:r>
+    </w:p>
+    <w:p>
+      <w:pPr>
+        <w:pStyle w:val="liste"/>
+      </w:pPr>
+      <w:r>
+        <w:t>DBS (</w:t>
+      </w:r>
+      <w:r>
+        <w:t>Disclosure and Barring check</w:t>
+      </w:r>
+      <w:r>
+        <w:t>): Current</w:t>
+      </w:r>
+    </w:p>
+    <w:p>
+      <w:pPr>
+        <w:pStyle w:val="liste"/>
+        <w:numPr>
+          <w:ilvl w:val="0"/>
+          <w:numId w:val="0"/>
+        </w:numPr>
+      </w:pPr>
+    </w:p>
+    <w:p>
+      <w:pPr>
+        <w:pStyle w:val="titleparagraph"/>
+      </w:pPr>
+      <w:r>
+        <w:t>EDUCATION</w:t>
+      </w:r>
+    </w:p>
+    <w:p>
+      <w:pPr>
+        <w:pStyle w:val="liste"/>
+      </w:pPr>
+      <w:r>
+        <w:t>MSc. Biochemistry, University of Reading</w:t>
+      </w:r>
+      <w:r>
+        <w:t>.</w:t>
+      </w:r>
+    </w:p>
+    <w:p>
+      <w:pPr>
+        <w:pStyle w:val="liste"/>
+      </w:pPr>
+      <w:r>
+        <w:t>BSc. Biochemistry with Chemistry, University of Reading</w:t>
+      </w:r>
+      <w:r>
+        <w:t>.</w:t>
+      </w:r>
+    </w:p>
+    <w:p>
+      <w:pPr>
+        <w:pStyle w:val="liste"/>
         <w:rPr>
           <w:rFonts w:cs="Arial"/>
         </w:rPr>
-        <w:pict>
-          <v:rect id="_x0000_i1029" style="width:510.2pt;height:4pt" o:hralign="center" o:hrstd="t" o:hrnoshade="t" o:hr="t" fillcolor="#0070c0" stroked="f"/>
-        </w:pict>
+      </w:pPr>
+      <w:r>
+        <w:t>'A' Levels: Physics,</w:t>
+      </w:r>
+      <w:r>
+        <w:t xml:space="preserve"> </w:t>
+      </w:r>
+      <w:r>
+        <w:t>Chemistry,</w:t>
+      </w:r>
+      <w:r>
+        <w:t xml:space="preserve"> </w:t>
+      </w:r>
+      <w:r>
+        <w:t xml:space="preserve">Pure Mathematics and Biology. </w:t>
       </w:r>
     </w:p>
     <w:p>
       <w:pPr>
         <w:pStyle w:val="liste"/>
-      </w:pPr>
-      <w:r>
-        <w:t>SC (</w:t>
-      </w:r>
-      <w:r>
-        <w:t>Security Check</w:t>
-      </w:r>
-      <w:r>
-        <w:t xml:space="preserve">): </w:t>
-      </w:r>
-      <w:r>
-        <w:t>Current</w:t>
-      </w:r>
-      <w:r>
-        <w:t>.</w:t>
-      </w:r>
-    </w:p>
-    <w:p>
-      <w:pPr>
-        <w:pStyle w:val="liste"/>
+        <w:numPr>
+          <w:ilvl w:val="0"/>
+          <w:numId w:val="0"/>
+        </w:numPr>
         <w:rPr>
           <w:rFonts w:cs="Arial"/>
         </w:rPr>
       </w:pPr>
-      <w:r>
-        <w:t>BPSS (</w:t>
-      </w:r>
-      <w:r>
-        <w:t>Baseline Personnel Security Standard)</w:t>
-      </w:r>
-      <w:r>
-        <w:t>: Current</w:t>
-      </w:r>
-    </w:p>
-    <w:p>
-      <w:pPr>
-        <w:pStyle w:val="liste"/>
-      </w:pPr>
-      <w:r>
-        <w:t>DBS (</w:t>
-      </w:r>
-      <w:r>
-        <w:t>Disclosure and Barring check</w:t>
-      </w:r>
-      <w:r>
-        <w:t>): Current</w:t>
-      </w:r>
     </w:p>
     <w:p>
       <w:pPr>
         <w:pStyle w:val="titleparagraph"/>
-        <w:rPr>
-          <w:rFonts w:ascii="Arial" w:eastAsia="Times New Roman" w:hAnsi="Arial" w:cs="Arial"/>
-          <w:color w:val="auto"/>
-        </w:rPr>
-      </w:pPr>
-      <w:r>
-        <w:rPr>
-          <w:rFonts w:ascii="Arial" w:eastAsia="Times New Roman" w:hAnsi="Arial" w:cs="Arial"/>
-          <w:color w:val="auto"/>
-        </w:rPr>
-        <w:t>Education</w:t>
-      </w:r>
-    </w:p>
-    <w:p>
-      <w:pPr>
-        <w:rPr>
-          <w:rFonts w:cs="Arial"/>
-          <w:lang w:eastAsia="en-GB"/>
-        </w:rPr>
-      </w:pPr>
-      <w:r>
-        <w:rPr>
-          <w:rFonts w:cs="Arial"/>
-        </w:rPr>
-        <w:pict>
-          <v:rect id="_x0000_i1030" style="width:510.2pt;height:4pt" o:hralign="center" o:hrstd="t" o:hrnoshade="t" o:hr="t" fillcolor="#0070c0" stroked="f"/>
-        </w:pict>
-      </w:r>
-    </w:p>
-    <w:p>
-      <w:pPr>
-        <w:pStyle w:val="liste"/>
-      </w:pPr>
-      <w:r>
-        <w:t>MSc. Biochemistry, University of Reading</w:t>
-      </w:r>
-      <w:r>
-        <w:t>.</w:t>
-      </w:r>
-    </w:p>
-    <w:p>
-      <w:pPr>
-        <w:pStyle w:val="liste"/>
-      </w:pPr>
-      <w:r>
-        <w:t>BSc. Biochemistry with Chemistry, University of Reading</w:t>
-      </w:r>
-      <w:r>
-        <w:t>.</w:t>
-      </w:r>
-    </w:p>
-    <w:p>
-      <w:pPr>
-        <w:pStyle w:val="liste"/>
-        <w:rPr>
-          <w:rFonts w:cs="Arial"/>
-        </w:rPr>
-      </w:pPr>
-      <w:r>
-        <w:t>'A' Levels: Physics,</w:t>
-      </w:r>
-      <w:r>
-        <w:t xml:space="preserve"> </w:t>
-      </w:r>
-      <w:r>
-        <w:t>Chemistry,</w:t>
-      </w:r>
-      <w:r>
-        <w:t xml:space="preserve"> </w:t>
-      </w:r>
-      <w:r>
-        <w:t xml:space="preserve">Pure Mathematics and Biology. </w:t>
-      </w:r>
-    </w:p>
-    <w:p>
-      <w:pPr>
-        <w:pStyle w:val="titleparagraph"/>
-        <w:rPr>
-          <w:rFonts w:ascii="Arial" w:eastAsia="Times New Roman" w:hAnsi="Arial" w:cs="Arial"/>
-          <w:color w:val="auto"/>
-        </w:rPr>
-      </w:pPr>
-      <w:r>
-        <w:rPr>
-          <w:rFonts w:ascii="Arial" w:eastAsia="Times New Roman" w:hAnsi="Arial" w:cs="Arial"/>
-          <w:color w:val="auto"/>
-        </w:rPr>
-        <w:t xml:space="preserve">Professional </w:t>
-      </w:r>
-      <w:r>
-        <w:rPr>
-          <w:rFonts w:ascii="Arial" w:eastAsia="Times New Roman" w:hAnsi="Arial" w:cs="Arial"/>
-          <w:color w:val="auto"/>
-        </w:rPr>
-        <w:t>Certifications</w:t>
-      </w:r>
-    </w:p>
-    <w:p>
-      <w:pPr>
-        <w:pStyle w:val="NoSpacing"/>
-        <w:ind w:left="0"/>
-        <w:rPr>
-          <w:rFonts w:ascii="Arial" w:hAnsi="Arial" w:cs="Arial"/>
-        </w:rPr>
-      </w:pPr>
-      <w:r>
-        <w:rPr>
-          <w:rFonts w:ascii="Arial" w:hAnsi="Arial" w:cs="Arial"/>
-        </w:rPr>
-        <w:pict>
-          <v:rect id="_x0000_i1032" style="width:510.2pt;height:4pt" o:hralign="center" o:hrstd="t" o:hrnoshade="t" o:hr="t" fillcolor="#0070c0" stroked="f"/>
-        </w:pict>
+      </w:pPr>
+      <w:r>
+        <w:t>PROFESSIONAL CERTIFICATIONS</w:t>
       </w:r>
     </w:p>
     <w:p>
@@ -2590,14 +2326,15 @@
           <w:rFonts w:ascii="Arial" w:hAnsi="Arial" w:cs="Arial"/>
         </w:rPr>
       </w:pPr>
-      <w:r>
+    </w:p>
+    <w:p>
+      <w:pPr>
+        <w:pStyle w:val="NoSpacing"/>
+        <w:ind w:left="0"/>
         <w:rPr>
           <w:rFonts w:ascii="Arial" w:hAnsi="Arial" w:cs="Arial"/>
         </w:rPr>
-        <w:pict>
-          <v:rect id="_x0000_i1031" style="width:481.9pt;height:4pt" o:hralign="center" o:hrstd="t" o:hrnoshade="t" o:hr="t" fillcolor="#0070c0" stroked="f"/>
-        </w:pict>
-      </w:r>
+      </w:pPr>
     </w:p>
     <w:sectPr>
       <w:pgSz w:w="11906" w:h="16838" w:code="9"/>
@@ -3761,7 +3498,7 @@
   <w:abstractNum w:abstractNumId="19">
     <w:nsid w:val="1EB665E7"/>
     <w:multiLevelType w:val="hybridMultilevel"/>
-    <w:tmpl w:val="14BCD226"/>
+    <w:tmpl w:val="CEA05C40"/>
     <w:lvl w:ilvl="0" w:tplc="A630FF0C">
       <w:start w:val="1"/>
       <w:numFmt w:val="bullet"/>
@@ -5712,14 +5449,17 @@
     <w:next w:val="Normal"/>
     <w:link w:val="titleparagraphChar"/>
     <w:qFormat/>
-    <w:rsid w:val="00104F0C"/>
-    <w:pPr>
+    <w:rsid w:val="009D79FE"/>
+    <w:pPr>
+      <w:pBdr>
+        <w:bottom w:val="single" w:sz="8" w:space="1" w:color="0070C0"/>
+      </w:pBdr>
       <w:spacing w:before="200"/>
     </w:pPr>
     <w:rPr>
-      <w:rFonts w:ascii="Noto Sans" w:hAnsi="Noto Sans"/>
+      <w:rFonts w:ascii="Arial" w:eastAsia="Times New Roman" w:hAnsi="Arial" w:cs="Arial"/>
       <w:iCs/>
-      <w:color w:val="3374AB"/>
+      <w:color w:val="auto"/>
       <w:sz w:val="26"/>
       <w:szCs w:val="32"/>
       <w:lang w:eastAsia="en-GB"/>
@@ -5745,16 +5485,12 @@
     <w:name w:val="title paragraph Char"/>
     <w:basedOn w:val="Heading4Char"/>
     <w:link w:val="titleparagraph"/>
-    <w:rsid w:val="00104F0C"/>
-    <w:rPr>
-      <w:rFonts w:ascii="Noto Sans" w:eastAsiaTheme="majorEastAsia" w:hAnsi="Noto Sans" w:cstheme="majorBidi"/>
+    <w:rsid w:val="009D79FE"/>
+    <w:rPr>
+      <w:rFonts w:ascii="Arial" w:eastAsia="Times New Roman" w:hAnsi="Arial" w:cs="Arial"/>
       <w:b/>
-      <w:i w:val="0"/>
       <w:iCs/>
-      <w:color w:val="3374AB"/>
       <w:sz w:val="26"/>
-      <w:szCs w:val="32"/>
-      <w:lang w:eastAsia="en-GB"/>
     </w:rPr>
   </w:style>
   <w:style w:type="paragraph" w:customStyle="1" w:styleId="date1">
